--- a/CASA_MSc_Dissertation_draft_XinyiZeng_24038680.docx
+++ b/CASA_MSc_Dissertation_draft_XinyiZeng_24038680.docx
@@ -251,7 +251,7 @@
       <w:pPr>
         <w:jc w:val="center"/>
         <w:rPr>
-          <w:rFonts w:eastAsia="宋体" w:hint="eastAsia"/>
+          <w:rFonts w:eastAsia="宋体"/>
           <w:lang w:eastAsia="zh-CN"/>
         </w:rPr>
       </w:pPr>
@@ -288,15 +288,7 @@
             <w:rFonts w:eastAsia="宋体" w:hint="eastAsia"/>
             <w:lang w:eastAsia="zh-CN"/>
           </w:rPr>
-          <w:t xml:space="preserve"> Lin</w:t>
-        </w:r>
-        <w:r>
-          <w:rPr>
-            <w:rStyle w:val="affe"/>
-            <w:rFonts w:eastAsia="宋体" w:hint="eastAsia"/>
-            <w:lang w:eastAsia="zh-CN"/>
-          </w:rPr>
-          <w:t>k</w:t>
+          <w:t xml:space="preserve"> Link</w:t>
         </w:r>
       </w:hyperlink>
     </w:p>
@@ -410,25 +402,69 @@
           <w:lang w:eastAsia="zh-CN"/>
         </w:rPr>
       </w:pPr>
+      <w:r>
+        <w:rPr>
+          <w:rFonts w:eastAsia="宋体"/>
+          <w:lang w:eastAsia="zh-CN"/>
+        </w:rPr>
+        <w:t xml:space="preserve">I hereby declare that this dissertation is all my own original work and that all sources have been acknowledged. It is </w:t>
+      </w:r>
+      <w:commentRangeStart w:id="2"/>
+      <w:r>
+        <w:rPr>
+          <w:rFonts w:eastAsia="宋体"/>
+          <w:lang w:eastAsia="zh-CN"/>
+        </w:rPr>
+        <w:t xml:space="preserve">xxx words </w:t>
+      </w:r>
+      <w:commentRangeEnd w:id="2"/>
+      <w:r>
+        <w:rPr>
+          <w:rStyle w:val="aff9"/>
+        </w:rPr>
+        <w:commentReference w:id="2"/>
+      </w:r>
+      <w:r>
+        <w:rPr>
+          <w:rFonts w:eastAsia="宋体"/>
+          <w:lang w:eastAsia="zh-CN"/>
+        </w:rPr>
+        <w:t>in length</w:t>
+      </w:r>
+      <w:r>
+        <w:rPr>
+          <w:rFonts w:eastAsia="宋体" w:hint="eastAsia"/>
+          <w:lang w:eastAsia="zh-CN"/>
+        </w:rPr>
+        <w:t>.</w:t>
+      </w:r>
     </w:p>
     <w:p>
       <w:pPr>
-        <w:jc w:val="left"/>
-        <w:rPr>
-          <w:rFonts w:eastAsia="宋体" w:hint="eastAsia"/>
-          <w:lang w:eastAsia="zh-CN"/>
-        </w:rPr>
-      </w:pPr>
-      <w:r>
-        <w:rPr>
-          <w:rFonts w:eastAsia="宋体"/>
-          <w:lang w:eastAsia="zh-CN"/>
-        </w:rPr>
-        <w:br w:type="page"/>
-      </w:r>
+        <w:rPr>
+          <w:rFonts w:eastAsia="宋体"/>
+          <w:lang w:eastAsia="zh-CN"/>
+        </w:rPr>
+      </w:pPr>
     </w:p>
     <w:p>
       <w:pPr>
+        <w:jc w:val="left"/>
+        <w:rPr>
+          <w:rFonts w:eastAsia="宋体"/>
+          <w:lang w:eastAsia="zh-CN"/>
+        </w:rPr>
+      </w:pPr>
+      <w:r>
+        <w:rPr>
+          <w:rFonts w:eastAsia="宋体"/>
+          <w:lang w:eastAsia="zh-CN"/>
+        </w:rPr>
+        <w:br w:type="page"/>
+      </w:r>
+    </w:p>
+    <w:p>
+      <w:pPr>
         <w:pStyle w:val="4"/>
         <w:rPr>
           <w:rFonts w:eastAsia="宋体"/>
@@ -438,21 +474,6 @@
       <w:r>
         <w:lastRenderedPageBreak/>
         <w:t>Acknowledgements</w:t>
-      </w:r>
-    </w:p>
-    <w:p>
-      <w:pPr>
-        <w:rPr>
-          <w:rFonts w:eastAsia="宋体" w:hint="eastAsia"/>
-          <w:lang w:eastAsia="zh-CN"/>
-        </w:rPr>
-      </w:pPr>
-      <w:r>
-        <w:rPr>
-          <w:rFonts w:eastAsia="宋体"/>
-          <w:lang w:eastAsia="zh-CN"/>
-        </w:rPr>
-        <w:t>I hereby declare that this dissertation is all my own original work and that all sources have been acknowledged. It is xxx words in length</w:t>
       </w:r>
     </w:p>
     <w:p>
@@ -526,7 +547,7 @@
           <w:r>
             <w:fldChar w:fldCharType="separate"/>
           </w:r>
-          <w:hyperlink w:anchor="_Toc206074758" w:history="1">
+          <w:hyperlink w:anchor="_Toc206085062" w:history="1">
             <w:r>
               <w:rPr>
                 <w:rStyle w:val="affe"/>
@@ -572,7 +593,7 @@
                 <w:noProof/>
                 <w:webHidden/>
               </w:rPr>
-              <w:instrText xml:space="preserve"> PAGEREF _Toc206074758 \h </w:instrText>
+              <w:instrText xml:space="preserve"> PAGEREF _Toc206085062 \h </w:instrText>
             </w:r>
             <w:r>
               <w:rPr>
@@ -619,7 +640,7 @@
               <w14:ligatures w14:val="standardContextual"/>
             </w:rPr>
           </w:pPr>
-          <w:hyperlink w:anchor="_Toc206074759" w:history="1">
+          <w:hyperlink w:anchor="_Toc206085063" w:history="1">
             <w:r>
               <w:rPr>
                 <w:rStyle w:val="affe"/>
@@ -666,7 +687,7 @@
                 <w:noProof/>
                 <w:webHidden/>
               </w:rPr>
-              <w:instrText xml:space="preserve"> PAGEREF _Toc206074759 \h </w:instrText>
+              <w:instrText xml:space="preserve"> PAGEREF _Toc206085063 \h </w:instrText>
             </w:r>
             <w:r>
               <w:rPr>
@@ -713,7 +734,7 @@
               <w14:ligatures w14:val="standardContextual"/>
             </w:rPr>
           </w:pPr>
-          <w:hyperlink w:anchor="_Toc206074760" w:history="1">
+          <w:hyperlink w:anchor="_Toc206085064" w:history="1">
             <w:r>
               <w:rPr>
                 <w:rStyle w:val="affe"/>
@@ -760,7 +781,7 @@
                 <w:noProof/>
                 <w:webHidden/>
               </w:rPr>
-              <w:instrText xml:space="preserve"> PAGEREF _Toc206074760 \h </w:instrText>
+              <w:instrText xml:space="preserve"> PAGEREF _Toc206085064 \h </w:instrText>
             </w:r>
             <w:r>
               <w:rPr>
@@ -807,7 +828,7 @@
               <w14:ligatures w14:val="standardContextual"/>
             </w:rPr>
           </w:pPr>
-          <w:hyperlink w:anchor="_Toc206074761" w:history="1">
+          <w:hyperlink w:anchor="_Toc206085065" w:history="1">
             <w:r>
               <w:rPr>
                 <w:rStyle w:val="affe"/>
@@ -854,7 +875,7 @@
                 <w:noProof/>
                 <w:webHidden/>
               </w:rPr>
-              <w:instrText xml:space="preserve"> PAGEREF _Toc206074761 \h </w:instrText>
+              <w:instrText xml:space="preserve"> PAGEREF _Toc206085065 \h </w:instrText>
             </w:r>
             <w:r>
               <w:rPr>
@@ -901,7 +922,7 @@
               <w14:ligatures w14:val="standardContextual"/>
             </w:rPr>
           </w:pPr>
-          <w:hyperlink w:anchor="_Toc206074762" w:history="1">
+          <w:hyperlink w:anchor="_Toc206085066" w:history="1">
             <w:r>
               <w:rPr>
                 <w:rStyle w:val="affe"/>
@@ -948,7 +969,7 @@
                 <w:noProof/>
                 <w:webHidden/>
               </w:rPr>
-              <w:instrText xml:space="preserve"> PAGEREF _Toc206074762 \h </w:instrText>
+              <w:instrText xml:space="preserve"> PAGEREF _Toc206085066 \h </w:instrText>
             </w:r>
             <w:r>
               <w:rPr>
@@ -995,7 +1016,7 @@
               <w14:ligatures w14:val="standardContextual"/>
             </w:rPr>
           </w:pPr>
-          <w:hyperlink w:anchor="_Toc206074763" w:history="1">
+          <w:hyperlink w:anchor="_Toc206085067" w:history="1">
             <w:r>
               <w:rPr>
                 <w:rStyle w:val="affe"/>
@@ -1040,7 +1061,7 @@
                 <w:noProof/>
                 <w:webHidden/>
               </w:rPr>
-              <w:instrText xml:space="preserve"> PAGEREF _Toc206074763 \h </w:instrText>
+              <w:instrText xml:space="preserve"> PAGEREF _Toc206085067 \h </w:instrText>
             </w:r>
             <w:r>
               <w:rPr>
@@ -1087,7 +1108,7 @@
               <w14:ligatures w14:val="standardContextual"/>
             </w:rPr>
           </w:pPr>
-          <w:hyperlink w:anchor="_Toc206074766" w:history="1">
+          <w:hyperlink w:anchor="_Toc206085070" w:history="1">
             <w:r>
               <w:rPr>
                 <w:rStyle w:val="affe"/>
@@ -1132,7 +1153,7 @@
                 <w:noProof/>
                 <w:webHidden/>
               </w:rPr>
-              <w:instrText xml:space="preserve"> PAGEREF _Toc206074766 \h </w:instrText>
+              <w:instrText xml:space="preserve"> PAGEREF _Toc206085070 \h </w:instrText>
             </w:r>
             <w:r>
               <w:rPr>
@@ -1179,7 +1200,7 @@
               <w14:ligatures w14:val="standardContextual"/>
             </w:rPr>
           </w:pPr>
-          <w:hyperlink w:anchor="_Toc206074767" w:history="1">
+          <w:hyperlink w:anchor="_Toc206085071" w:history="1">
             <w:r>
               <w:rPr>
                 <w:rStyle w:val="affe"/>
@@ -1224,7 +1245,7 @@
                 <w:noProof/>
                 <w:webHidden/>
               </w:rPr>
-              <w:instrText xml:space="preserve"> PAGEREF _Toc206074767 \h </w:instrText>
+              <w:instrText xml:space="preserve"> PAGEREF _Toc206085071 \h </w:instrText>
             </w:r>
             <w:r>
               <w:rPr>
@@ -1271,7 +1292,7 @@
               <w14:ligatures w14:val="standardContextual"/>
             </w:rPr>
           </w:pPr>
-          <w:hyperlink w:anchor="_Toc206074768" w:history="1">
+          <w:hyperlink w:anchor="_Toc206085072" w:history="1">
             <w:r>
               <w:rPr>
                 <w:rStyle w:val="affe"/>
@@ -1316,7 +1337,7 @@
                 <w:noProof/>
                 <w:webHidden/>
               </w:rPr>
-              <w:instrText xml:space="preserve"> PAGEREF _Toc206074768 \h </w:instrText>
+              <w:instrText xml:space="preserve"> PAGEREF _Toc206085072 \h </w:instrText>
             </w:r>
             <w:r>
               <w:rPr>
@@ -1363,7 +1384,7 @@
               <w14:ligatures w14:val="standardContextual"/>
             </w:rPr>
           </w:pPr>
-          <w:hyperlink w:anchor="_Toc206074769" w:history="1">
+          <w:hyperlink w:anchor="_Toc206085073" w:history="1">
             <w:r>
               <w:rPr>
                 <w:rStyle w:val="affe"/>
@@ -1408,7 +1429,7 @@
                 <w:noProof/>
                 <w:webHidden/>
               </w:rPr>
-              <w:instrText xml:space="preserve"> PAGEREF _Toc206074769 \h </w:instrText>
+              <w:instrText xml:space="preserve"> PAGEREF _Toc206085073 \h </w:instrText>
             </w:r>
             <w:r>
               <w:rPr>
@@ -1455,7 +1476,7 @@
               <w14:ligatures w14:val="standardContextual"/>
             </w:rPr>
           </w:pPr>
-          <w:hyperlink w:anchor="_Toc206074770" w:history="1">
+          <w:hyperlink w:anchor="_Toc206085074" w:history="1">
             <w:r>
               <w:rPr>
                 <w:rStyle w:val="affe"/>
@@ -1500,7 +1521,7 @@
                 <w:noProof/>
                 <w:webHidden/>
               </w:rPr>
-              <w:instrText xml:space="preserve"> PAGEREF _Toc206074770 \h </w:instrText>
+              <w:instrText xml:space="preserve"> PAGEREF _Toc206085074 \h </w:instrText>
             </w:r>
             <w:r>
               <w:rPr>
@@ -1547,7 +1568,7 @@
               <w14:ligatures w14:val="standardContextual"/>
             </w:rPr>
           </w:pPr>
-          <w:hyperlink w:anchor="_Toc206074771" w:history="1">
+          <w:hyperlink w:anchor="_Toc206085075" w:history="1">
             <w:r>
               <w:rPr>
                 <w:rStyle w:val="affe"/>
@@ -1608,7 +1629,7 @@
                 <w:noProof/>
                 <w:webHidden/>
               </w:rPr>
-              <w:instrText xml:space="preserve"> PAGEREF _Toc206074771 \h </w:instrText>
+              <w:instrText xml:space="preserve"> PAGEREF _Toc206085075 \h </w:instrText>
             </w:r>
             <w:r>
               <w:rPr>
@@ -1655,7 +1676,7 @@
               <w14:ligatures w14:val="standardContextual"/>
             </w:rPr>
           </w:pPr>
-          <w:hyperlink w:anchor="_Toc206074773" w:history="1">
+          <w:hyperlink w:anchor="_Toc206085077" w:history="1">
             <w:r>
               <w:rPr>
                 <w:rStyle w:val="affe"/>
@@ -1700,7 +1721,7 @@
                 <w:noProof/>
                 <w:webHidden/>
               </w:rPr>
-              <w:instrText xml:space="preserve"> PAGEREF _Toc206074773 \h </w:instrText>
+              <w:instrText xml:space="preserve"> PAGEREF _Toc206085077 \h </w:instrText>
             </w:r>
             <w:r>
               <w:rPr>
@@ -1747,7 +1768,7 @@
               <w14:ligatures w14:val="standardContextual"/>
             </w:rPr>
           </w:pPr>
-          <w:hyperlink w:anchor="_Toc206074774" w:history="1">
+          <w:hyperlink w:anchor="_Toc206085078" w:history="1">
             <w:r>
               <w:rPr>
                 <w:rStyle w:val="affe"/>
@@ -1792,7 +1813,7 @@
                 <w:noProof/>
                 <w:webHidden/>
               </w:rPr>
-              <w:instrText xml:space="preserve"> PAGEREF _Toc206074774 \h </w:instrText>
+              <w:instrText xml:space="preserve"> PAGEREF _Toc206085078 \h </w:instrText>
             </w:r>
             <w:r>
               <w:rPr>
@@ -1839,7 +1860,7 @@
               <w14:ligatures w14:val="standardContextual"/>
             </w:rPr>
           </w:pPr>
-          <w:hyperlink w:anchor="_Toc206074775" w:history="1">
+          <w:hyperlink w:anchor="_Toc206085079" w:history="1">
             <w:r>
               <w:rPr>
                 <w:rStyle w:val="affe"/>
@@ -1884,7 +1905,7 @@
                 <w:noProof/>
                 <w:webHidden/>
               </w:rPr>
-              <w:instrText xml:space="preserve"> PAGEREF _Toc206074775 \h </w:instrText>
+              <w:instrText xml:space="preserve"> PAGEREF _Toc206085079 \h </w:instrText>
             </w:r>
             <w:r>
               <w:rPr>
@@ -1931,7 +1952,7 @@
               <w14:ligatures w14:val="standardContextual"/>
             </w:rPr>
           </w:pPr>
-          <w:hyperlink w:anchor="_Toc206074776" w:history="1">
+          <w:hyperlink w:anchor="_Toc206085080" w:history="1">
             <w:r>
               <w:rPr>
                 <w:rStyle w:val="affe"/>
@@ -1977,7 +1998,7 @@
                 <w:noProof/>
                 <w:webHidden/>
               </w:rPr>
-              <w:instrText xml:space="preserve"> PAGEREF _Toc206074776 \h </w:instrText>
+              <w:instrText xml:space="preserve"> PAGEREF _Toc206085080 \h </w:instrText>
             </w:r>
             <w:r>
               <w:rPr>
@@ -2024,7 +2045,7 @@
               <w14:ligatures w14:val="standardContextual"/>
             </w:rPr>
           </w:pPr>
-          <w:hyperlink w:anchor="_Toc206074778" w:history="1">
+          <w:hyperlink w:anchor="_Toc206085082" w:history="1">
             <w:r>
               <w:rPr>
                 <w:rStyle w:val="affe"/>
@@ -2070,7 +2091,7 @@
                 <w:noProof/>
                 <w:webHidden/>
               </w:rPr>
-              <w:instrText xml:space="preserve"> PAGEREF _Toc206074778 \h </w:instrText>
+              <w:instrText xml:space="preserve"> PAGEREF _Toc206085082 \h </w:instrText>
             </w:r>
             <w:r>
               <w:rPr>
@@ -2117,7 +2138,7 @@
               <w14:ligatures w14:val="standardContextual"/>
             </w:rPr>
           </w:pPr>
-          <w:hyperlink w:anchor="_Toc206074779" w:history="1">
+          <w:hyperlink w:anchor="_Toc206085083" w:history="1">
             <w:r>
               <w:rPr>
                 <w:rStyle w:val="affe"/>
@@ -2162,7 +2183,7 @@
                 <w:noProof/>
                 <w:webHidden/>
               </w:rPr>
-              <w:instrText xml:space="preserve"> PAGEREF _Toc206074779 \h </w:instrText>
+              <w:instrText xml:space="preserve"> PAGEREF _Toc206085083 \h </w:instrText>
             </w:r>
             <w:r>
               <w:rPr>
@@ -2209,7 +2230,7 @@
               <w14:ligatures w14:val="standardContextual"/>
             </w:rPr>
           </w:pPr>
-          <w:hyperlink w:anchor="_Toc206074780" w:history="1">
+          <w:hyperlink w:anchor="_Toc206085084" w:history="1">
             <w:r>
               <w:rPr>
                 <w:rStyle w:val="affe"/>
@@ -2254,7 +2275,7 @@
                 <w:noProof/>
                 <w:webHidden/>
               </w:rPr>
-              <w:instrText xml:space="preserve"> PAGEREF _Toc206074780 \h </w:instrText>
+              <w:instrText xml:space="preserve"> PAGEREF _Toc206085084 \h </w:instrText>
             </w:r>
             <w:r>
               <w:rPr>
@@ -2301,7 +2322,7 @@
               <w14:ligatures w14:val="standardContextual"/>
             </w:rPr>
           </w:pPr>
-          <w:hyperlink w:anchor="_Toc206074781" w:history="1">
+          <w:hyperlink w:anchor="_Toc206085085" w:history="1">
             <w:r>
               <w:rPr>
                 <w:rStyle w:val="affe"/>
@@ -2347,7 +2368,7 @@
                 <w:noProof/>
                 <w:webHidden/>
               </w:rPr>
-              <w:instrText xml:space="preserve"> PAGEREF _Toc206074781 \h </w:instrText>
+              <w:instrText xml:space="preserve"> PAGEREF _Toc206085085 \h </w:instrText>
             </w:r>
             <w:r>
               <w:rPr>
@@ -2394,7 +2415,7 @@
               <w14:ligatures w14:val="standardContextual"/>
             </w:rPr>
           </w:pPr>
-          <w:hyperlink w:anchor="_Toc206074790" w:history="1">
+          <w:hyperlink w:anchor="_Toc206085094" w:history="1">
             <w:r>
               <w:rPr>
                 <w:rStyle w:val="affe"/>
@@ -2441,7 +2462,7 @@
                 <w:noProof/>
                 <w:webHidden/>
               </w:rPr>
-              <w:instrText xml:space="preserve"> PAGEREF _Toc206074790 \h </w:instrText>
+              <w:instrText xml:space="preserve"> PAGEREF _Toc206085094 \h </w:instrText>
             </w:r>
             <w:r>
               <w:rPr>
@@ -2488,7 +2509,7 @@
               <w14:ligatures w14:val="standardContextual"/>
             </w:rPr>
           </w:pPr>
-          <w:hyperlink w:anchor="_Toc206074791" w:history="1">
+          <w:hyperlink w:anchor="_Toc206085095" w:history="1">
             <w:r>
               <w:rPr>
                 <w:rStyle w:val="affe"/>
@@ -2536,7 +2557,7 @@
                 <w:noProof/>
                 <w:webHidden/>
               </w:rPr>
-              <w:instrText xml:space="preserve"> PAGEREF _Toc206074791 \h </w:instrText>
+              <w:instrText xml:space="preserve"> PAGEREF _Toc206085095 \h </w:instrText>
             </w:r>
             <w:r>
               <w:rPr>
@@ -2583,7 +2604,7 @@
               <w14:ligatures w14:val="standardContextual"/>
             </w:rPr>
           </w:pPr>
-          <w:hyperlink w:anchor="_Toc206074792" w:history="1">
+          <w:hyperlink w:anchor="_Toc206085096" w:history="1">
             <w:r>
               <w:rPr>
                 <w:rStyle w:val="affe"/>
@@ -2631,7 +2652,7 @@
                 <w:noProof/>
                 <w:webHidden/>
               </w:rPr>
-              <w:instrText xml:space="preserve"> PAGEREF _Toc206074792 \h </w:instrText>
+              <w:instrText xml:space="preserve"> PAGEREF _Toc206085096 \h </w:instrText>
             </w:r>
             <w:r>
               <w:rPr>
@@ -2678,7 +2699,7 @@
               <w14:ligatures w14:val="standardContextual"/>
             </w:rPr>
           </w:pPr>
-          <w:hyperlink w:anchor="_Toc206074793" w:history="1">
+          <w:hyperlink w:anchor="_Toc206085097" w:history="1">
             <w:r>
               <w:rPr>
                 <w:rStyle w:val="affe"/>
@@ -2724,7 +2745,7 @@
                 <w:noProof/>
                 <w:webHidden/>
               </w:rPr>
-              <w:instrText xml:space="preserve"> PAGEREF _Toc206074793 \h </w:instrText>
+              <w:instrText xml:space="preserve"> PAGEREF _Toc206085097 \h </w:instrText>
             </w:r>
             <w:r>
               <w:rPr>
@@ -2771,7 +2792,7 @@
               <w14:ligatures w14:val="standardContextual"/>
             </w:rPr>
           </w:pPr>
-          <w:hyperlink w:anchor="_Toc206074794" w:history="1">
+          <w:hyperlink w:anchor="_Toc206085098" w:history="1">
             <w:r>
               <w:rPr>
                 <w:rStyle w:val="affe"/>
@@ -2796,7 +2817,7 @@
                 <w:rStyle w:val="affe"/>
                 <w:noProof/>
               </w:rPr>
-              <w:t>Interpretation &amp; Mechanism Exploration (200–250 words)</w:t>
+              <w:t>Interpretation &amp; Mechanism Exploration</w:t>
             </w:r>
             <w:r>
               <w:rPr>
@@ -2817,7 +2838,7 @@
                 <w:noProof/>
                 <w:webHidden/>
               </w:rPr>
-              <w:instrText xml:space="preserve"> PAGEREF _Toc206074794 \h </w:instrText>
+              <w:instrText xml:space="preserve"> PAGEREF _Toc206085098 \h </w:instrText>
             </w:r>
             <w:r>
               <w:rPr>
@@ -2864,7 +2885,7 @@
               <w14:ligatures w14:val="standardContextual"/>
             </w:rPr>
           </w:pPr>
-          <w:hyperlink w:anchor="_Toc206074795" w:history="1">
+          <w:hyperlink w:anchor="_Toc206085099" w:history="1">
             <w:r>
               <w:rPr>
                 <w:rStyle w:val="affe"/>
@@ -2910,7 +2931,7 @@
                 <w:noProof/>
                 <w:webHidden/>
               </w:rPr>
-              <w:instrText xml:space="preserve"> PAGEREF _Toc206074795 \h </w:instrText>
+              <w:instrText xml:space="preserve"> PAGEREF _Toc206085099 \h </w:instrText>
             </w:r>
             <w:r>
               <w:rPr>
@@ -2957,7 +2978,7 @@
               <w14:ligatures w14:val="standardContextual"/>
             </w:rPr>
           </w:pPr>
-          <w:hyperlink w:anchor="_Toc206074796" w:history="1">
+          <w:hyperlink w:anchor="_Toc206085100" w:history="1">
             <w:r>
               <w:rPr>
                 <w:rStyle w:val="affe"/>
@@ -3003,7 +3024,7 @@
                 <w:noProof/>
                 <w:webHidden/>
               </w:rPr>
-              <w:instrText xml:space="preserve"> PAGEREF _Toc206074796 \h </w:instrText>
+              <w:instrText xml:space="preserve"> PAGEREF _Toc206085100 \h </w:instrText>
             </w:r>
             <w:r>
               <w:rPr>
@@ -3050,7 +3071,7 @@
               <w14:ligatures w14:val="standardContextual"/>
             </w:rPr>
           </w:pPr>
-          <w:hyperlink w:anchor="_Toc206074798" w:history="1">
+          <w:hyperlink w:anchor="_Toc206085102" w:history="1">
             <w:r>
               <w:rPr>
                 <w:rStyle w:val="affe"/>
@@ -3075,7 +3096,7 @@
                 <w:rStyle w:val="affe"/>
                 <w:noProof/>
               </w:rPr>
-              <w:t>Main Effects (500–600 words)</w:t>
+              <w:t>Main Effects</w:t>
             </w:r>
             <w:r>
               <w:rPr>
@@ -3096,7 +3117,7 @@
                 <w:noProof/>
                 <w:webHidden/>
               </w:rPr>
-              <w:instrText xml:space="preserve"> PAGEREF _Toc206074798 \h </w:instrText>
+              <w:instrText xml:space="preserve"> PAGEREF _Toc206085102 \h </w:instrText>
             </w:r>
             <w:r>
               <w:rPr>
@@ -3117,6 +3138,288 @@
                 <w:webHidden/>
               </w:rPr>
               <w:t>- 29 -</w:t>
+            </w:r>
+            <w:r>
+              <w:rPr>
+                <w:noProof/>
+                <w:webHidden/>
+              </w:rPr>
+              <w:fldChar w:fldCharType="end"/>
+            </w:r>
+          </w:hyperlink>
+        </w:p>
+        <w:p>
+          <w:pPr>
+            <w:pStyle w:val="TOC3"/>
+            <w:tabs>
+              <w:tab w:val="left" w:pos="1440"/>
+              <w:tab w:val="right" w:leader="dot" w:pos="8630"/>
+            </w:tabs>
+            <w:rPr>
+              <w:rFonts w:asciiTheme="minorHAnsi" w:hAnsiTheme="minorHAnsi"/>
+              <w:noProof/>
+              <w:kern w:val="2"/>
+              <w:szCs w:val="24"/>
+              <w:lang w:val="en-GB" w:eastAsia="zh-CN"/>
+              <w14:ligatures w14:val="standardContextual"/>
+            </w:rPr>
+          </w:pPr>
+          <w:hyperlink w:anchor="_Toc206085109" w:history="1">
+            <w:r>
+              <w:rPr>
+                <w:rStyle w:val="affe"/>
+                <w:noProof/>
+                <w:lang w:eastAsia="zh-CN"/>
+              </w:rPr>
+              <w:t>5.1.1</w:t>
+            </w:r>
+            <w:r>
+              <w:rPr>
+                <w:rFonts w:asciiTheme="minorHAnsi" w:hAnsiTheme="minorHAnsi"/>
+                <w:noProof/>
+                <w:kern w:val="2"/>
+                <w:szCs w:val="24"/>
+                <w:lang w:val="en-GB" w:eastAsia="zh-CN"/>
+                <w14:ligatures w14:val="standardContextual"/>
+              </w:rPr>
+              <w:tab/>
+            </w:r>
+            <w:r>
+              <w:rPr>
+                <w:rStyle w:val="affe"/>
+                <w:noProof/>
+                <w:lang w:eastAsia="zh-CN"/>
+              </w:rPr>
+              <w:t>Cropland NDVI</w:t>
+            </w:r>
+            <w:r>
+              <w:rPr>
+                <w:noProof/>
+                <w:webHidden/>
+              </w:rPr>
+              <w:tab/>
+            </w:r>
+            <w:r>
+              <w:rPr>
+                <w:noProof/>
+                <w:webHidden/>
+              </w:rPr>
+              <w:fldChar w:fldCharType="begin"/>
+            </w:r>
+            <w:r>
+              <w:rPr>
+                <w:noProof/>
+                <w:webHidden/>
+              </w:rPr>
+              <w:instrText xml:space="preserve"> PAGEREF _Toc206085109 \h </w:instrText>
+            </w:r>
+            <w:r>
+              <w:rPr>
+                <w:noProof/>
+                <w:webHidden/>
+              </w:rPr>
+            </w:r>
+            <w:r>
+              <w:rPr>
+                <w:noProof/>
+                <w:webHidden/>
+              </w:rPr>
+              <w:fldChar w:fldCharType="separate"/>
+            </w:r>
+            <w:r>
+              <w:rPr>
+                <w:noProof/>
+                <w:webHidden/>
+              </w:rPr>
+              <w:t>- 30 -</w:t>
+            </w:r>
+            <w:r>
+              <w:rPr>
+                <w:noProof/>
+                <w:webHidden/>
+              </w:rPr>
+              <w:fldChar w:fldCharType="end"/>
+            </w:r>
+          </w:hyperlink>
+        </w:p>
+        <w:p>
+          <w:pPr>
+            <w:pStyle w:val="TOC3"/>
+            <w:tabs>
+              <w:tab w:val="left" w:pos="1440"/>
+              <w:tab w:val="right" w:leader="dot" w:pos="8630"/>
+            </w:tabs>
+            <w:rPr>
+              <w:rFonts w:asciiTheme="minorHAnsi" w:hAnsiTheme="minorHAnsi"/>
+              <w:noProof/>
+              <w:kern w:val="2"/>
+              <w:szCs w:val="24"/>
+              <w:lang w:val="en-GB" w:eastAsia="zh-CN"/>
+              <w14:ligatures w14:val="standardContextual"/>
+            </w:rPr>
+          </w:pPr>
+          <w:hyperlink w:anchor="_Toc206085110" w:history="1">
+            <w:r>
+              <w:rPr>
+                <w:rStyle w:val="affe"/>
+                <w:noProof/>
+                <w:lang w:eastAsia="zh-CN"/>
+              </w:rPr>
+              <w:t>5.1.2</w:t>
+            </w:r>
+            <w:r>
+              <w:rPr>
+                <w:rFonts w:asciiTheme="minorHAnsi" w:hAnsiTheme="minorHAnsi"/>
+                <w:noProof/>
+                <w:kern w:val="2"/>
+                <w:szCs w:val="24"/>
+                <w:lang w:val="en-GB" w:eastAsia="zh-CN"/>
+                <w14:ligatures w14:val="standardContextual"/>
+              </w:rPr>
+              <w:tab/>
+            </w:r>
+            <w:r>
+              <w:rPr>
+                <w:rStyle w:val="affe"/>
+                <w:noProof/>
+                <w:lang w:eastAsia="zh-CN"/>
+              </w:rPr>
+              <w:t>Net Migration Rate</w:t>
+            </w:r>
+            <w:r>
+              <w:rPr>
+                <w:noProof/>
+                <w:webHidden/>
+              </w:rPr>
+              <w:tab/>
+            </w:r>
+            <w:r>
+              <w:rPr>
+                <w:noProof/>
+                <w:webHidden/>
+              </w:rPr>
+              <w:fldChar w:fldCharType="begin"/>
+            </w:r>
+            <w:r>
+              <w:rPr>
+                <w:noProof/>
+                <w:webHidden/>
+              </w:rPr>
+              <w:instrText xml:space="preserve"> PAGEREF _Toc206085110 \h </w:instrText>
+            </w:r>
+            <w:r>
+              <w:rPr>
+                <w:noProof/>
+                <w:webHidden/>
+              </w:rPr>
+            </w:r>
+            <w:r>
+              <w:rPr>
+                <w:noProof/>
+                <w:webHidden/>
+              </w:rPr>
+              <w:fldChar w:fldCharType="separate"/>
+            </w:r>
+            <w:r>
+              <w:rPr>
+                <w:noProof/>
+                <w:webHidden/>
+              </w:rPr>
+              <w:t>- 30 -</w:t>
+            </w:r>
+            <w:r>
+              <w:rPr>
+                <w:noProof/>
+                <w:webHidden/>
+              </w:rPr>
+              <w:fldChar w:fldCharType="end"/>
+            </w:r>
+          </w:hyperlink>
+        </w:p>
+        <w:p>
+          <w:pPr>
+            <w:pStyle w:val="TOC3"/>
+            <w:tabs>
+              <w:tab w:val="left" w:pos="1440"/>
+              <w:tab w:val="right" w:leader="dot" w:pos="8630"/>
+            </w:tabs>
+            <w:rPr>
+              <w:rFonts w:asciiTheme="minorHAnsi" w:hAnsiTheme="minorHAnsi"/>
+              <w:noProof/>
+              <w:kern w:val="2"/>
+              <w:szCs w:val="24"/>
+              <w:lang w:val="en-GB" w:eastAsia="zh-CN"/>
+              <w14:ligatures w14:val="standardContextual"/>
+            </w:rPr>
+          </w:pPr>
+          <w:hyperlink w:anchor="_Toc206085111" w:history="1">
+            <w:r>
+              <w:rPr>
+                <w:rStyle w:val="affe"/>
+                <w:noProof/>
+                <w:lang w:eastAsia="zh-CN"/>
+              </w:rPr>
+              <w:t>5.1.3</w:t>
+            </w:r>
+            <w:r>
+              <w:rPr>
+                <w:rFonts w:asciiTheme="minorHAnsi" w:hAnsiTheme="minorHAnsi"/>
+                <w:noProof/>
+                <w:kern w:val="2"/>
+                <w:szCs w:val="24"/>
+                <w:lang w:val="en-GB" w:eastAsia="zh-CN"/>
+                <w14:ligatures w14:val="standardContextual"/>
+              </w:rPr>
+              <w:tab/>
+            </w:r>
+            <w:r>
+              <w:rPr>
+                <w:rStyle w:val="affe"/>
+                <w:noProof/>
+                <w:lang w:eastAsia="zh-CN"/>
+              </w:rPr>
+              <w:t>Comparative Insights</w:t>
+            </w:r>
+            <w:r>
+              <w:rPr>
+                <w:noProof/>
+                <w:webHidden/>
+              </w:rPr>
+              <w:tab/>
+            </w:r>
+            <w:r>
+              <w:rPr>
+                <w:noProof/>
+                <w:webHidden/>
+              </w:rPr>
+              <w:fldChar w:fldCharType="begin"/>
+            </w:r>
+            <w:r>
+              <w:rPr>
+                <w:noProof/>
+                <w:webHidden/>
+              </w:rPr>
+              <w:instrText xml:space="preserve"> PAGEREF _Toc206085111 \h </w:instrText>
+            </w:r>
+            <w:r>
+              <w:rPr>
+                <w:noProof/>
+                <w:webHidden/>
+              </w:rPr>
+            </w:r>
+            <w:r>
+              <w:rPr>
+                <w:noProof/>
+                <w:webHidden/>
+              </w:rPr>
+              <w:fldChar w:fldCharType="separate"/>
+            </w:r>
+            <w:r>
+              <w:rPr>
+                <w:noProof/>
+                <w:webHidden/>
+              </w:rPr>
+              <w:t>- 30 -</w:t>
             </w:r>
             <w:r>
               <w:rPr>
@@ -3143,7 +3446,7 @@
               <w14:ligatures w14:val="standardContextual"/>
             </w:rPr>
           </w:pPr>
-          <w:hyperlink w:anchor="_Toc206074799" w:history="1">
+          <w:hyperlink w:anchor="_Toc206085112" w:history="1">
             <w:r>
               <w:rPr>
                 <w:rStyle w:val="affe"/>
@@ -3168,7 +3471,7 @@
                 <w:rStyle w:val="affe"/>
                 <w:noProof/>
               </w:rPr>
-              <w:t>Dynamic Effects (400–500 words)</w:t>
+              <w:t>Dynamic Effects</w:t>
             </w:r>
             <w:r>
               <w:rPr>
@@ -3189,7 +3492,7 @@
                 <w:noProof/>
                 <w:webHidden/>
               </w:rPr>
-              <w:instrText xml:space="preserve"> PAGEREF _Toc206074799 \h </w:instrText>
+              <w:instrText xml:space="preserve"> PAGEREF _Toc206085112 \h </w:instrText>
             </w:r>
             <w:r>
               <w:rPr>
@@ -3209,7 +3512,289 @@
                 <w:noProof/>
                 <w:webHidden/>
               </w:rPr>
-              <w:t>- 30 -</w:t>
+              <w:t>- 31 -</w:t>
+            </w:r>
+            <w:r>
+              <w:rPr>
+                <w:noProof/>
+                <w:webHidden/>
+              </w:rPr>
+              <w:fldChar w:fldCharType="end"/>
+            </w:r>
+          </w:hyperlink>
+        </w:p>
+        <w:p>
+          <w:pPr>
+            <w:pStyle w:val="TOC3"/>
+            <w:tabs>
+              <w:tab w:val="left" w:pos="1440"/>
+              <w:tab w:val="right" w:leader="dot" w:pos="8630"/>
+            </w:tabs>
+            <w:rPr>
+              <w:rFonts w:asciiTheme="minorHAnsi" w:hAnsiTheme="minorHAnsi"/>
+              <w:noProof/>
+              <w:kern w:val="2"/>
+              <w:szCs w:val="24"/>
+              <w:lang w:val="en-GB" w:eastAsia="zh-CN"/>
+              <w14:ligatures w14:val="standardContextual"/>
+            </w:rPr>
+          </w:pPr>
+          <w:hyperlink w:anchor="_Toc206085113" w:history="1">
+            <w:r>
+              <w:rPr>
+                <w:rStyle w:val="affe"/>
+                <w:noProof/>
+                <w:lang w:eastAsia="zh-CN"/>
+              </w:rPr>
+              <w:t>5.1.4</w:t>
+            </w:r>
+            <w:r>
+              <w:rPr>
+                <w:rFonts w:asciiTheme="minorHAnsi" w:hAnsiTheme="minorHAnsi"/>
+                <w:noProof/>
+                <w:kern w:val="2"/>
+                <w:szCs w:val="24"/>
+                <w:lang w:val="en-GB" w:eastAsia="zh-CN"/>
+                <w14:ligatures w14:val="standardContextual"/>
+              </w:rPr>
+              <w:tab/>
+            </w:r>
+            <w:r>
+              <w:rPr>
+                <w:rStyle w:val="affe"/>
+                <w:noProof/>
+                <w:lang w:eastAsia="zh-CN"/>
+              </w:rPr>
+              <w:t>NDVI Responses over Time</w:t>
+            </w:r>
+            <w:r>
+              <w:rPr>
+                <w:noProof/>
+                <w:webHidden/>
+              </w:rPr>
+              <w:tab/>
+            </w:r>
+            <w:r>
+              <w:rPr>
+                <w:noProof/>
+                <w:webHidden/>
+              </w:rPr>
+              <w:fldChar w:fldCharType="begin"/>
+            </w:r>
+            <w:r>
+              <w:rPr>
+                <w:noProof/>
+                <w:webHidden/>
+              </w:rPr>
+              <w:instrText xml:space="preserve"> PAGEREF _Toc206085113 \h </w:instrText>
+            </w:r>
+            <w:r>
+              <w:rPr>
+                <w:noProof/>
+                <w:webHidden/>
+              </w:rPr>
+            </w:r>
+            <w:r>
+              <w:rPr>
+                <w:noProof/>
+                <w:webHidden/>
+              </w:rPr>
+              <w:fldChar w:fldCharType="separate"/>
+            </w:r>
+            <w:r>
+              <w:rPr>
+                <w:noProof/>
+                <w:webHidden/>
+              </w:rPr>
+              <w:t>- 32 -</w:t>
+            </w:r>
+            <w:r>
+              <w:rPr>
+                <w:noProof/>
+                <w:webHidden/>
+              </w:rPr>
+              <w:fldChar w:fldCharType="end"/>
+            </w:r>
+          </w:hyperlink>
+        </w:p>
+        <w:p>
+          <w:pPr>
+            <w:pStyle w:val="TOC3"/>
+            <w:tabs>
+              <w:tab w:val="left" w:pos="1440"/>
+              <w:tab w:val="right" w:leader="dot" w:pos="8630"/>
+            </w:tabs>
+            <w:rPr>
+              <w:rFonts w:asciiTheme="minorHAnsi" w:hAnsiTheme="minorHAnsi"/>
+              <w:noProof/>
+              <w:kern w:val="2"/>
+              <w:szCs w:val="24"/>
+              <w:lang w:val="en-GB" w:eastAsia="zh-CN"/>
+              <w14:ligatures w14:val="standardContextual"/>
+            </w:rPr>
+          </w:pPr>
+          <w:hyperlink w:anchor="_Toc206085114" w:history="1">
+            <w:r>
+              <w:rPr>
+                <w:rStyle w:val="affe"/>
+                <w:noProof/>
+                <w:lang w:eastAsia="zh-CN"/>
+              </w:rPr>
+              <w:t>5.1.5</w:t>
+            </w:r>
+            <w:r>
+              <w:rPr>
+                <w:rFonts w:asciiTheme="minorHAnsi" w:hAnsiTheme="minorHAnsi"/>
+                <w:noProof/>
+                <w:kern w:val="2"/>
+                <w:szCs w:val="24"/>
+                <w:lang w:val="en-GB" w:eastAsia="zh-CN"/>
+                <w14:ligatures w14:val="standardContextual"/>
+              </w:rPr>
+              <w:tab/>
+            </w:r>
+            <w:r>
+              <w:rPr>
+                <w:rStyle w:val="affe"/>
+                <w:noProof/>
+                <w:lang w:eastAsia="zh-CN"/>
+              </w:rPr>
+              <w:t>Migration Dynamics</w:t>
+            </w:r>
+            <w:r>
+              <w:rPr>
+                <w:noProof/>
+                <w:webHidden/>
+              </w:rPr>
+              <w:tab/>
+            </w:r>
+            <w:r>
+              <w:rPr>
+                <w:noProof/>
+                <w:webHidden/>
+              </w:rPr>
+              <w:fldChar w:fldCharType="begin"/>
+            </w:r>
+            <w:r>
+              <w:rPr>
+                <w:noProof/>
+                <w:webHidden/>
+              </w:rPr>
+              <w:instrText xml:space="preserve"> PAGEREF _Toc206085114 \h </w:instrText>
+            </w:r>
+            <w:r>
+              <w:rPr>
+                <w:noProof/>
+                <w:webHidden/>
+              </w:rPr>
+            </w:r>
+            <w:r>
+              <w:rPr>
+                <w:noProof/>
+                <w:webHidden/>
+              </w:rPr>
+              <w:fldChar w:fldCharType="separate"/>
+            </w:r>
+            <w:r>
+              <w:rPr>
+                <w:noProof/>
+                <w:webHidden/>
+              </w:rPr>
+              <w:t>- 32 -</w:t>
+            </w:r>
+            <w:r>
+              <w:rPr>
+                <w:noProof/>
+                <w:webHidden/>
+              </w:rPr>
+              <w:fldChar w:fldCharType="end"/>
+            </w:r>
+          </w:hyperlink>
+        </w:p>
+        <w:p>
+          <w:pPr>
+            <w:pStyle w:val="TOC3"/>
+            <w:tabs>
+              <w:tab w:val="left" w:pos="1440"/>
+              <w:tab w:val="right" w:leader="dot" w:pos="8630"/>
+            </w:tabs>
+            <w:rPr>
+              <w:rFonts w:asciiTheme="minorHAnsi" w:hAnsiTheme="minorHAnsi"/>
+              <w:noProof/>
+              <w:kern w:val="2"/>
+              <w:szCs w:val="24"/>
+              <w:lang w:val="en-GB" w:eastAsia="zh-CN"/>
+              <w14:ligatures w14:val="standardContextual"/>
+            </w:rPr>
+          </w:pPr>
+          <w:hyperlink w:anchor="_Toc206085115" w:history="1">
+            <w:r>
+              <w:rPr>
+                <w:rStyle w:val="affe"/>
+                <w:noProof/>
+                <w:lang w:eastAsia="zh-CN"/>
+              </w:rPr>
+              <w:t>5.1.6</w:t>
+            </w:r>
+            <w:r>
+              <w:rPr>
+                <w:rFonts w:asciiTheme="minorHAnsi" w:hAnsiTheme="minorHAnsi"/>
+                <w:noProof/>
+                <w:kern w:val="2"/>
+                <w:szCs w:val="24"/>
+                <w:lang w:val="en-GB" w:eastAsia="zh-CN"/>
+                <w14:ligatures w14:val="standardContextual"/>
+              </w:rPr>
+              <w:tab/>
+            </w:r>
+            <w:r>
+              <w:rPr>
+                <w:rStyle w:val="affe"/>
+                <w:noProof/>
+                <w:lang w:eastAsia="zh-CN"/>
+              </w:rPr>
+              <w:t>Comparison and Implications</w:t>
+            </w:r>
+            <w:r>
+              <w:rPr>
+                <w:noProof/>
+                <w:webHidden/>
+              </w:rPr>
+              <w:tab/>
+            </w:r>
+            <w:r>
+              <w:rPr>
+                <w:noProof/>
+                <w:webHidden/>
+              </w:rPr>
+              <w:fldChar w:fldCharType="begin"/>
+            </w:r>
+            <w:r>
+              <w:rPr>
+                <w:noProof/>
+                <w:webHidden/>
+              </w:rPr>
+              <w:instrText xml:space="preserve"> PAGEREF _Toc206085115 \h </w:instrText>
+            </w:r>
+            <w:r>
+              <w:rPr>
+                <w:noProof/>
+                <w:webHidden/>
+              </w:rPr>
+            </w:r>
+            <w:r>
+              <w:rPr>
+                <w:noProof/>
+                <w:webHidden/>
+              </w:rPr>
+              <w:fldChar w:fldCharType="separate"/>
+            </w:r>
+            <w:r>
+              <w:rPr>
+                <w:noProof/>
+                <w:webHidden/>
+              </w:rPr>
+              <w:t>- 32 -</w:t>
             </w:r>
             <w:r>
               <w:rPr>
@@ -3236,12 +3821,11 @@
               <w14:ligatures w14:val="standardContextual"/>
             </w:rPr>
           </w:pPr>
-          <w:hyperlink w:anchor="_Toc206074800" w:history="1">
+          <w:hyperlink w:anchor="_Toc206085116" w:history="1">
             <w:r>
               <w:rPr>
                 <w:rStyle w:val="affe"/>
                 <w:noProof/>
-                <w:lang w:eastAsia="zh-CN"/>
               </w:rPr>
               <w:t>5.3</w:t>
             </w:r>
@@ -3282,7 +3866,7 @@
                 <w:noProof/>
                 <w:webHidden/>
               </w:rPr>
-              <w:instrText xml:space="preserve"> PAGEREF _Toc206074800 \h </w:instrText>
+              <w:instrText xml:space="preserve"> PAGEREF _Toc206085116 \h </w:instrText>
             </w:r>
             <w:r>
               <w:rPr>
@@ -3302,7 +3886,7 @@
                 <w:noProof/>
                 <w:webHidden/>
               </w:rPr>
-              <w:t>- 30 -</w:t>
+              <w:t>- 33 -</w:t>
             </w:r>
             <w:r>
               <w:rPr>
@@ -3329,7 +3913,7 @@
               <w14:ligatures w14:val="standardContextual"/>
             </w:rPr>
           </w:pPr>
-          <w:hyperlink w:anchor="_Toc206074801" w:history="1">
+          <w:hyperlink w:anchor="_Toc206085117" w:history="1">
             <w:r>
               <w:rPr>
                 <w:rStyle w:val="affe"/>
@@ -3375,7 +3959,7 @@
                 <w:noProof/>
                 <w:webHidden/>
               </w:rPr>
-              <w:instrText xml:space="preserve"> PAGEREF _Toc206074801 \h </w:instrText>
+              <w:instrText xml:space="preserve"> PAGEREF _Toc206085117 \h </w:instrText>
             </w:r>
             <w:r>
               <w:rPr>
@@ -3395,7 +3979,7 @@
                 <w:noProof/>
                 <w:webHidden/>
               </w:rPr>
-              <w:t>- 31 -</w:t>
+              <w:t>- 33 -</w:t>
             </w:r>
             <w:r>
               <w:rPr>
@@ -3422,7 +4006,7 @@
               <w14:ligatures w14:val="standardContextual"/>
             </w:rPr>
           </w:pPr>
-          <w:hyperlink w:anchor="_Toc206074802" w:history="1">
+          <w:hyperlink w:anchor="_Toc206085118" w:history="1">
             <w:r>
               <w:rPr>
                 <w:rStyle w:val="affe"/>
@@ -3468,7 +4052,7 @@
                 <w:noProof/>
                 <w:webHidden/>
               </w:rPr>
-              <w:instrText xml:space="preserve"> PAGEREF _Toc206074802 \h </w:instrText>
+              <w:instrText xml:space="preserve"> PAGEREF _Toc206085118 \h </w:instrText>
             </w:r>
             <w:r>
               <w:rPr>
@@ -3488,7 +4072,7 @@
                 <w:noProof/>
                 <w:webHidden/>
               </w:rPr>
-              <w:t>- 32 -</w:t>
+              <w:t>- 34 -</w:t>
             </w:r>
             <w:r>
               <w:rPr>
@@ -3515,7 +4099,7 @@
               <w14:ligatures w14:val="standardContextual"/>
             </w:rPr>
           </w:pPr>
-          <w:hyperlink w:anchor="_Toc206074803" w:history="1">
+          <w:hyperlink w:anchor="_Toc206085119" w:history="1">
             <w:r>
               <w:rPr>
                 <w:rStyle w:val="affe"/>
@@ -3561,7 +4145,7 @@
                 <w:noProof/>
                 <w:webHidden/>
               </w:rPr>
-              <w:instrText xml:space="preserve"> PAGEREF _Toc206074803 \h </w:instrText>
+              <w:instrText xml:space="preserve"> PAGEREF _Toc206085119 \h </w:instrText>
             </w:r>
             <w:r>
               <w:rPr>
@@ -3581,7 +4165,7 @@
                 <w:noProof/>
                 <w:webHidden/>
               </w:rPr>
-              <w:t>- 33 -</w:t>
+              <w:t>- 35 -</w:t>
             </w:r>
             <w:r>
               <w:rPr>
@@ -3608,7 +4192,7 @@
               <w14:ligatures w14:val="standardContextual"/>
             </w:rPr>
           </w:pPr>
-          <w:hyperlink w:anchor="_Toc206074805" w:history="1">
+          <w:hyperlink w:anchor="_Toc206085121" w:history="1">
             <w:r>
               <w:rPr>
                 <w:rStyle w:val="affe"/>
@@ -3678,7 +4262,7 @@
                 <w:noProof/>
                 <w:webHidden/>
               </w:rPr>
-              <w:instrText xml:space="preserve"> PAGEREF _Toc206074805 \h </w:instrText>
+              <w:instrText xml:space="preserve"> PAGEREF _Toc206085121 \h </w:instrText>
             </w:r>
             <w:r>
               <w:rPr>
@@ -3698,7 +4282,7 @@
                 <w:noProof/>
                 <w:webHidden/>
               </w:rPr>
-              <w:t>- 33 -</w:t>
+              <w:t>- 35 -</w:t>
             </w:r>
             <w:r>
               <w:rPr>
@@ -3725,7 +4309,7 @@
               <w14:ligatures w14:val="standardContextual"/>
             </w:rPr>
           </w:pPr>
-          <w:hyperlink w:anchor="_Toc206074806" w:history="1">
+          <w:hyperlink w:anchor="_Toc206085122" w:history="1">
             <w:r>
               <w:rPr>
                 <w:rStyle w:val="affe"/>
@@ -3795,7 +4379,7 @@
                 <w:noProof/>
                 <w:webHidden/>
               </w:rPr>
-              <w:instrText xml:space="preserve"> PAGEREF _Toc206074806 \h </w:instrText>
+              <w:instrText xml:space="preserve"> PAGEREF _Toc206085122 \h </w:instrText>
             </w:r>
             <w:r>
               <w:rPr>
@@ -3815,7 +4399,7 @@
                 <w:noProof/>
                 <w:webHidden/>
               </w:rPr>
-              <w:t>- 33 -</w:t>
+              <w:t>- 35 -</w:t>
             </w:r>
             <w:r>
               <w:rPr>
@@ -3842,7 +4426,7 @@
               <w14:ligatures w14:val="standardContextual"/>
             </w:rPr>
           </w:pPr>
-          <w:hyperlink w:anchor="_Toc206074807" w:history="1">
+          <w:hyperlink w:anchor="_Toc206085123" w:history="1">
             <w:r>
               <w:rPr>
                 <w:rStyle w:val="affe"/>
@@ -3906,7 +4490,7 @@
                 <w:noProof/>
                 <w:webHidden/>
               </w:rPr>
-              <w:instrText xml:space="preserve"> PAGEREF _Toc206074807 \h </w:instrText>
+              <w:instrText xml:space="preserve"> PAGEREF _Toc206085123 \h </w:instrText>
             </w:r>
             <w:r>
               <w:rPr>
@@ -3926,7 +4510,7 @@
                 <w:noProof/>
                 <w:webHidden/>
               </w:rPr>
-              <w:t>- 33 -</w:t>
+              <w:t>- 35 -</w:t>
             </w:r>
             <w:r>
               <w:rPr>
@@ -3953,7 +4537,7 @@
               <w14:ligatures w14:val="standardContextual"/>
             </w:rPr>
           </w:pPr>
-          <w:hyperlink w:anchor="_Toc206074808" w:history="1">
+          <w:hyperlink w:anchor="_Toc206085124" w:history="1">
             <w:r>
               <w:rPr>
                 <w:rStyle w:val="affe"/>
@@ -4017,7 +4601,7 @@
                 <w:noProof/>
                 <w:webHidden/>
               </w:rPr>
-              <w:instrText xml:space="preserve"> PAGEREF _Toc206074808 \h </w:instrText>
+              <w:instrText xml:space="preserve"> PAGEREF _Toc206085124 \h </w:instrText>
             </w:r>
             <w:r>
               <w:rPr>
@@ -4037,7 +4621,7 @@
                 <w:noProof/>
                 <w:webHidden/>
               </w:rPr>
-              <w:t>- 34 -</w:t>
+              <w:t>- 36 -</w:t>
             </w:r>
             <w:r>
               <w:rPr>
@@ -4064,7 +4648,7 @@
               <w14:ligatures w14:val="standardContextual"/>
             </w:rPr>
           </w:pPr>
-          <w:hyperlink w:anchor="_Toc206074809" w:history="1">
+          <w:hyperlink w:anchor="_Toc206085125" w:history="1">
             <w:r>
               <w:rPr>
                 <w:rStyle w:val="affe"/>
@@ -4128,7 +4712,7 @@
                 <w:noProof/>
                 <w:webHidden/>
               </w:rPr>
-              <w:instrText xml:space="preserve"> PAGEREF _Toc206074809 \h </w:instrText>
+              <w:instrText xml:space="preserve"> PAGEREF _Toc206085125 \h </w:instrText>
             </w:r>
             <w:r>
               <w:rPr>
@@ -4148,7 +4732,7 @@
                 <w:noProof/>
                 <w:webHidden/>
               </w:rPr>
-              <w:t>- 34 -</w:t>
+              <w:t>- 36 -</w:t>
             </w:r>
             <w:r>
               <w:rPr>
@@ -4175,7 +4759,7 @@
               <w14:ligatures w14:val="standardContextual"/>
             </w:rPr>
           </w:pPr>
-          <w:hyperlink w:anchor="_Toc206074810" w:history="1">
+          <w:hyperlink w:anchor="_Toc206085126" w:history="1">
             <w:r>
               <w:rPr>
                 <w:rStyle w:val="affe"/>
@@ -4239,7 +4823,7 @@
                 <w:noProof/>
                 <w:webHidden/>
               </w:rPr>
-              <w:instrText xml:space="preserve"> PAGEREF _Toc206074810 \h </w:instrText>
+              <w:instrText xml:space="preserve"> PAGEREF _Toc206085126 \h </w:instrText>
             </w:r>
             <w:r>
               <w:rPr>
@@ -4259,7 +4843,7 @@
                 <w:noProof/>
                 <w:webHidden/>
               </w:rPr>
-              <w:t>- 34 -</w:t>
+              <w:t>- 36 -</w:t>
             </w:r>
             <w:r>
               <w:rPr>
@@ -4286,7 +4870,7 @@
               <w14:ligatures w14:val="standardContextual"/>
             </w:rPr>
           </w:pPr>
-          <w:hyperlink w:anchor="_Toc206074811" w:history="1">
+          <w:hyperlink w:anchor="_Toc206085127" w:history="1">
             <w:r>
               <w:rPr>
                 <w:rStyle w:val="affe"/>
@@ -4341,7 +4925,7 @@
                 <w:noProof/>
                 <w:webHidden/>
               </w:rPr>
-              <w:instrText xml:space="preserve"> PAGEREF _Toc206074811 \h </w:instrText>
+              <w:instrText xml:space="preserve"> PAGEREF _Toc206085127 \h </w:instrText>
             </w:r>
             <w:r>
               <w:rPr>
@@ -4361,7 +4945,7 @@
                 <w:noProof/>
                 <w:webHidden/>
               </w:rPr>
-              <w:t>- 35 -</w:t>
+              <w:t>- 37 -</w:t>
             </w:r>
             <w:r>
               <w:rPr>
@@ -4387,7 +4971,7 @@
               <w14:ligatures w14:val="standardContextual"/>
             </w:rPr>
           </w:pPr>
-          <w:hyperlink w:anchor="_Toc206074812" w:history="1">
+          <w:hyperlink w:anchor="_Toc206085128" w:history="1">
             <w:r>
               <w:rPr>
                 <w:rStyle w:val="affe"/>
@@ -4415,7 +4999,7 @@
                 <w:noProof/>
                 <w:webHidden/>
               </w:rPr>
-              <w:instrText xml:space="preserve"> PAGEREF _Toc206074812 \h </w:instrText>
+              <w:instrText xml:space="preserve"> PAGEREF _Toc206085128 \h </w:instrText>
             </w:r>
             <w:r>
               <w:rPr>
@@ -4435,7 +5019,7 @@
                 <w:noProof/>
                 <w:webHidden/>
               </w:rPr>
-              <w:t>- 36 -</w:t>
+              <w:t>- 38 -</w:t>
             </w:r>
             <w:r>
               <w:rPr>
@@ -4461,7 +5045,7 @@
               <w14:ligatures w14:val="standardContextual"/>
             </w:rPr>
           </w:pPr>
-          <w:hyperlink w:anchor="_Toc206074813" w:history="1">
+          <w:hyperlink w:anchor="_Toc206085129" w:history="1">
             <w:r>
               <w:rPr>
                 <w:rStyle w:val="affe"/>
@@ -4488,7 +5072,7 @@
                 <w:noProof/>
                 <w:webHidden/>
               </w:rPr>
-              <w:instrText xml:space="preserve"> PAGEREF _Toc206074813 \h </w:instrText>
+              <w:instrText xml:space="preserve"> PAGEREF _Toc206085129 \h </w:instrText>
             </w:r>
             <w:r>
               <w:rPr>
@@ -4508,7 +5092,7 @@
                 <w:noProof/>
                 <w:webHidden/>
               </w:rPr>
-              <w:t>- 39 -</w:t>
+              <w:t>- 41 -</w:t>
             </w:r>
             <w:r>
               <w:rPr>
@@ -4602,7 +5186,7 @@
         </w:rPr>
         <w:fldChar w:fldCharType="separate"/>
       </w:r>
-      <w:hyperlink w:anchor="_Toc205814138" w:history="1">
+      <w:hyperlink w:anchor="_Toc206084082" w:history="1">
         <w:r>
           <w:rPr>
             <w:rStyle w:val="affe"/>
@@ -4617,7 +5201,7 @@
             <w:noProof/>
             <w:lang w:eastAsia="zh-CN"/>
           </w:rPr>
-          <w:t xml:space="preserve"> Location of the study area in Guizhou Province, China, showing county-level boundaries, mean elevation, and drought treatment status in 2010. Treatment counties are defined as those in the top quartile of median drought frequency (SPEI &lt; –1.5, February–June 2010). Data sources: SRTM DEM, SPEIbase v2.10, Guizhou county boundaries.</w:t>
+          <w:t xml:space="preserve"> Location of the study area in Guizhou Province, China, showing county-level boundaries, mean elevation, and drought treatment status in 2010. Treatment counties are defined as those in the top quartile of median drought frequency (SPEI &lt;-1.5, February–June 2010). Data sources: SRTM DEM, SPEIbase v2.10, Guizhou county boundaries.</w:t>
         </w:r>
         <w:r>
           <w:rPr>
@@ -4638,7 +5222,7 @@
             <w:noProof/>
             <w:webHidden/>
           </w:rPr>
-          <w:instrText xml:space="preserve"> PAGEREF _Toc205814138 \h </w:instrText>
+          <w:instrText xml:space="preserve"> PAGEREF _Toc206084082 \h </w:instrText>
         </w:r>
         <w:r>
           <w:rPr>
@@ -4658,7 +5242,7 @@
             <w:noProof/>
             <w:webHidden/>
           </w:rPr>
-          <w:t>- 16 -</w:t>
+          <w:t>- 17 -</w:t>
         </w:r>
         <w:r>
           <w:rPr>
@@ -4684,7 +5268,7 @@
           <w14:ligatures w14:val="standardContextual"/>
         </w:rPr>
       </w:pPr>
-      <w:hyperlink w:anchor="_Toc205814139" w:history="1">
+      <w:hyperlink w:anchor="_Toc206084083" w:history="1">
         <w:r>
           <w:rPr>
             <w:rStyle w:val="affe"/>
@@ -4720,7 +5304,7 @@
             <w:noProof/>
             <w:webHidden/>
           </w:rPr>
-          <w:instrText xml:space="preserve"> PAGEREF _Toc205814139 \h </w:instrText>
+          <w:instrText xml:space="preserve"> PAGEREF _Toc206084083 \h </w:instrText>
         </w:r>
         <w:r>
           <w:rPr>
@@ -4740,7 +5324,7 @@
             <w:noProof/>
             <w:webHidden/>
           </w:rPr>
-          <w:t>- 17 -</w:t>
+          <w:t>- 18 -</w:t>
         </w:r>
         <w:r>
           <w:rPr>
@@ -4766,7 +5350,7 @@
           <w14:ligatures w14:val="standardContextual"/>
         </w:rPr>
       </w:pPr>
-      <w:hyperlink w:anchor="_Toc205814140" w:history="1">
+      <w:hyperlink w:anchor="_Toc206084084" w:history="1">
         <w:r>
           <w:rPr>
             <w:rStyle w:val="affe"/>
@@ -4802,7 +5386,7 @@
             <w:noProof/>
             <w:webHidden/>
           </w:rPr>
-          <w:instrText xml:space="preserve"> PAGEREF _Toc205814140 \h </w:instrText>
+          <w:instrText xml:space="preserve"> PAGEREF _Toc206084084 \h </w:instrText>
         </w:r>
         <w:r>
           <w:rPr>
@@ -4822,7 +5406,7 @@
             <w:noProof/>
             <w:webHidden/>
           </w:rPr>
-          <w:t>- 19 -</w:t>
+          <w:t>- 20 -</w:t>
         </w:r>
         <w:r>
           <w:rPr>
@@ -4848,7 +5432,7 @@
           <w14:ligatures w14:val="standardContextual"/>
         </w:rPr>
       </w:pPr>
-      <w:hyperlink w:anchor="_Toc205814141" w:history="1">
+      <w:hyperlink w:anchor="_Toc206084085" w:history="1">
         <w:r>
           <w:rPr>
             <w:rStyle w:val="affe"/>
@@ -4884,7 +5468,7 @@
             <w:noProof/>
             <w:webHidden/>
           </w:rPr>
-          <w:instrText xml:space="preserve"> PAGEREF _Toc205814141 \h </w:instrText>
+          <w:instrText xml:space="preserve"> PAGEREF _Toc206084085 \h </w:instrText>
         </w:r>
         <w:r>
           <w:rPr>
@@ -4904,7 +5488,7 @@
             <w:noProof/>
             <w:webHidden/>
           </w:rPr>
-          <w:t>- 21 -</w:t>
+          <w:t>- 22 -</w:t>
         </w:r>
         <w:r>
           <w:rPr>
@@ -4916,6 +5500,200 @@
       </w:hyperlink>
     </w:p>
     <w:p>
+      <w:pPr>
+        <w:pStyle w:val="afff0"/>
+        <w:tabs>
+          <w:tab w:val="left" w:pos="8606"/>
+          <w:tab w:val="right" w:leader="dot" w:pos="8630"/>
+        </w:tabs>
+        <w:rPr>
+          <w:rFonts w:asciiTheme="minorHAnsi" w:hAnsiTheme="minorHAnsi"/>
+          <w:noProof/>
+          <w:kern w:val="2"/>
+          <w:szCs w:val="24"/>
+          <w:lang w:val="en-GB" w:eastAsia="zh-CN"/>
+          <w14:ligatures w14:val="standardContextual"/>
+        </w:rPr>
+      </w:pPr>
+      <w:hyperlink w:anchor="_Toc206084086" w:history="1">
+        <w:r>
+          <w:rPr>
+            <w:rStyle w:val="affe"/>
+            <w:noProof/>
+            <w:color w:val="auto"/>
+          </w:rPr>
+          <w:t>Figure 5.1</w:t>
+        </w:r>
+        <w:r>
+          <w:rPr>
+            <w:rStyle w:val="affe"/>
+            <w:rFonts w:eastAsia="宋体"/>
+            <w:noProof/>
+            <w:color w:val="auto"/>
+            <w:lang w:eastAsia="zh-CN"/>
+          </w:rPr>
+          <w:t xml:space="preserve"> Average Pre- and Post-Drough</w:t>
+        </w:r>
+        <w:r>
+          <w:rPr>
+            <w:rStyle w:val="affe"/>
+            <w:rFonts w:eastAsia="宋体"/>
+            <w:noProof/>
+            <w:color w:val="auto"/>
+            <w:lang w:eastAsia="zh-CN"/>
+          </w:rPr>
+          <w:t>t</w:t>
+        </w:r>
+        <w:r>
+          <w:rPr>
+            <w:rStyle w:val="affe"/>
+            <w:rFonts w:eastAsia="宋体"/>
+            <w:noProof/>
+            <w:color w:val="auto"/>
+            <w:lang w:eastAsia="zh-CN"/>
+          </w:rPr>
+          <w:t xml:space="preserve"> Trends in NDVI and Net Migration Rate (Two-panel plot comparing the pre- and post-2010 averages for treated (drought-affected) and control counties. Top: Average cropland NDVI during the growing season. Bottom: Net migration rate per 1,000 people. Error bars represent 95% confidence intervals.)</w:t>
+        </w:r>
+        <w:r>
+          <w:rPr>
+            <w:noProof/>
+            <w:webHidden/>
+          </w:rPr>
+          <w:tab/>
+        </w:r>
+        <w:r>
+          <w:rPr>
+            <w:noProof/>
+            <w:webHidden/>
+          </w:rPr>
+          <w:fldChar w:fldCharType="begin"/>
+        </w:r>
+        <w:r>
+          <w:rPr>
+            <w:noProof/>
+            <w:webHidden/>
+          </w:rPr>
+          <w:instrText xml:space="preserve"> PAGEREF _Toc206084086 \h </w:instrText>
+        </w:r>
+        <w:r>
+          <w:rPr>
+            <w:noProof/>
+            <w:webHidden/>
+          </w:rPr>
+        </w:r>
+        <w:r>
+          <w:rPr>
+            <w:noProof/>
+            <w:webHidden/>
+          </w:rPr>
+          <w:fldChar w:fldCharType="separate"/>
+        </w:r>
+        <w:r>
+          <w:rPr>
+            <w:noProof/>
+            <w:webHidden/>
+          </w:rPr>
+          <w:t>- 29 -</w:t>
+        </w:r>
+        <w:r>
+          <w:rPr>
+            <w:noProof/>
+            <w:webHidden/>
+          </w:rPr>
+          <w:fldChar w:fldCharType="end"/>
+        </w:r>
+      </w:hyperlink>
+    </w:p>
+    <w:p>
+      <w:pPr>
+        <w:pStyle w:val="afff0"/>
+        <w:tabs>
+          <w:tab w:val="right" w:leader="dot" w:pos="8630"/>
+        </w:tabs>
+        <w:rPr>
+          <w:rFonts w:asciiTheme="minorHAnsi" w:hAnsiTheme="minorHAnsi"/>
+          <w:noProof/>
+          <w:kern w:val="2"/>
+          <w:szCs w:val="24"/>
+          <w:lang w:val="en-GB" w:eastAsia="zh-CN"/>
+          <w14:ligatures w14:val="standardContextual"/>
+        </w:rPr>
+      </w:pPr>
+      <w:hyperlink w:anchor="_Toc206084087" w:history="1">
+        <w:r>
+          <w:rPr>
+            <w:rStyle w:val="affe"/>
+            <w:noProof/>
+            <w:color w:val="auto"/>
+          </w:rPr>
+          <w:t>Figure 5.2</w:t>
+        </w:r>
+        <w:r>
+          <w:rPr>
+            <w:rStyle w:val="affe"/>
+            <w:rFonts w:eastAsia="宋体"/>
+            <w:noProof/>
+            <w:color w:val="auto"/>
+            <w:lang w:eastAsia="zh-CN"/>
+          </w:rPr>
+          <w:t xml:space="preserve"> Event study estimates for cropland NDVI and net migration rates before and after the 2010 drought in Guizhou (Top panel shows βτ coefficients and 95% confidence intervals from the event study regression for cropland NDVI during the growing season; bottom panel shows corresponding estimates for net migration rates per 1,000 persons. The vertical dashed line indicates the 2010 drought onset (Year 0). The analysis covers a three-year window around the drought event (2008–2012) and assesses both the presence of pre-drought parallel trends and post-drought effects.)</w:t>
+        </w:r>
+        <w:r>
+          <w:rPr>
+            <w:noProof/>
+            <w:webHidden/>
+          </w:rPr>
+          <w:tab/>
+        </w:r>
+        <w:r>
+          <w:rPr>
+            <w:noProof/>
+            <w:webHidden/>
+          </w:rPr>
+          <w:fldChar w:fldCharType="begin"/>
+        </w:r>
+        <w:r>
+          <w:rPr>
+            <w:noProof/>
+            <w:webHidden/>
+          </w:rPr>
+          <w:instrText xml:space="preserve"> PAGEREF _Toc206084087 \h </w:instrText>
+        </w:r>
+        <w:r>
+          <w:rPr>
+            <w:noProof/>
+            <w:webHidden/>
+          </w:rPr>
+        </w:r>
+        <w:r>
+          <w:rPr>
+            <w:noProof/>
+            <w:webHidden/>
+          </w:rPr>
+          <w:fldChar w:fldCharType="separate"/>
+        </w:r>
+        <w:r>
+          <w:rPr>
+            <w:noProof/>
+            <w:webHidden/>
+          </w:rPr>
+          <w:t>- 31 -</w:t>
+        </w:r>
+        <w:r>
+          <w:rPr>
+            <w:noProof/>
+            <w:webHidden/>
+          </w:rPr>
+          <w:fldChar w:fldCharType="end"/>
+        </w:r>
+      </w:hyperlink>
+    </w:p>
+    <w:p>
+      <w:pPr>
+        <w:rPr>
+          <w:color w:val="000000" w:themeColor="text1"/>
+        </w:rPr>
+      </w:pPr>
       <w:r>
         <w:rPr>
           <w:rFonts w:eastAsia="宋体"/>
@@ -4924,6 +5702,9 @@
         <w:fldChar w:fldCharType="end"/>
       </w:r>
       <w:r>
+        <w:rPr>
+          <w:color w:val="000000" w:themeColor="text1"/>
+        </w:rPr>
         <w:br w:type="page"/>
       </w:r>
     </w:p>
@@ -4960,13 +5741,13 @@
           <w:lang w:eastAsia="zh-CN"/>
         </w:rPr>
       </w:pPr>
-      <w:bookmarkStart w:id="2" w:name="_Toc206074758"/>
-      <w:commentRangeStart w:id="3"/>
+      <w:bookmarkStart w:id="3" w:name="_Toc206085062"/>
+      <w:commentRangeStart w:id="4"/>
       <w:r>
         <w:lastRenderedPageBreak/>
         <w:t>Introduction</w:t>
       </w:r>
-      <w:commentRangeEnd w:id="3"/>
+      <w:commentRangeEnd w:id="4"/>
       <w:r>
         <w:rPr>
           <w:rStyle w:val="aff9"/>
@@ -4975,9 +5756,9 @@
           <w:bCs w:val="0"/>
           <w:color w:val="auto"/>
         </w:rPr>
-        <w:commentReference w:id="3"/>
-      </w:r>
-      <w:bookmarkEnd w:id="2"/>
+        <w:commentReference w:id="4"/>
+      </w:r>
+      <w:bookmarkEnd w:id="3"/>
     </w:p>
     <w:p>
       <w:pPr>
@@ -4991,7 +5772,7 @@
           <w:lang w:eastAsia="zh-CN"/>
         </w:rPr>
       </w:pPr>
-      <w:bookmarkStart w:id="4" w:name="_Toc206074759"/>
+      <w:bookmarkStart w:id="5" w:name="_Toc206085063"/>
       <w:r>
         <w:rPr>
           <w:rFonts w:hint="eastAsia"/>
@@ -4999,7 +5780,7 @@
         </w:rPr>
         <w:t>Background</w:t>
       </w:r>
-      <w:bookmarkEnd w:id="4"/>
+      <w:bookmarkEnd w:id="5"/>
     </w:p>
     <w:p>
       <w:pPr>
@@ -5788,14 +6569,14 @@
           <w:lang w:eastAsia="zh-CN"/>
         </w:rPr>
       </w:pPr>
-      <w:bookmarkStart w:id="5" w:name="_Toc206074760"/>
+      <w:bookmarkStart w:id="6" w:name="_Toc206085064"/>
       <w:r>
         <w:rPr>
           <w:lang w:eastAsia="zh-CN"/>
         </w:rPr>
         <w:t>Knowledge Gap and Research Motivation</w:t>
       </w:r>
-      <w:bookmarkEnd w:id="5"/>
+      <w:bookmarkEnd w:id="6"/>
     </w:p>
     <w:p>
       <w:pPr>
@@ -6101,14 +6882,14 @@
           <w:lang w:eastAsia="zh-CN"/>
         </w:rPr>
       </w:pPr>
-      <w:bookmarkStart w:id="6" w:name="_Toc206074761"/>
+      <w:bookmarkStart w:id="7" w:name="_Toc206085065"/>
       <w:r>
         <w:rPr>
           <w:lang w:eastAsia="zh-CN"/>
         </w:rPr>
         <w:t>Research Aim and Questions</w:t>
       </w:r>
-      <w:bookmarkEnd w:id="6"/>
+      <w:bookmarkEnd w:id="7"/>
     </w:p>
     <w:p>
       <w:pPr>
@@ -6124,7 +6905,7 @@
         </w:rPr>
         <w:t xml:space="preserve">This study aims to explore the socio-spatial impacts of the extreme drought in Guizhou Province in 2010, focusing on agricultural productivity, rural population migration, and the moderating effects of local geographical and socio-economic characteristics. </w:t>
       </w:r>
-      <w:commentRangeStart w:id="7"/>
+      <w:commentRangeStart w:id="8"/>
       <w:r>
         <w:rPr>
           <w:rFonts w:eastAsia="宋体"/>
@@ -6153,12 +6934,12 @@
         </w:rPr>
         <w:t xml:space="preserve"> the context of spatial heterogeneity.</w:t>
       </w:r>
-      <w:commentRangeEnd w:id="7"/>
+      <w:commentRangeEnd w:id="8"/>
       <w:r>
         <w:rPr>
           <w:rStyle w:val="aff9"/>
         </w:rPr>
-        <w:commentReference w:id="7"/>
+        <w:commentReference w:id="8"/>
       </w:r>
     </w:p>
     <w:p>
@@ -6340,7 +7121,7 @@
           <w:lang w:eastAsia="zh-CN"/>
         </w:rPr>
       </w:pPr>
-      <w:bookmarkStart w:id="8" w:name="_Toc206074762"/>
+      <w:bookmarkStart w:id="9" w:name="_Toc206085066"/>
       <w:r>
         <w:rPr>
           <w:lang w:eastAsia="zh-CN"/>
@@ -6353,7 +7134,7 @@
         </w:rPr>
         <w:t>Study</w:t>
       </w:r>
-      <w:bookmarkEnd w:id="8"/>
+      <w:bookmarkEnd w:id="9"/>
     </w:p>
     <w:p>
       <w:pPr>
@@ -6692,15 +7473,15 @@
           <w:numId w:val="19"/>
         </w:numPr>
       </w:pPr>
-      <w:bookmarkStart w:id="9" w:name="_Toc206074763"/>
-      <w:commentRangeStart w:id="10"/>
+      <w:bookmarkStart w:id="10" w:name="_Toc206085067"/>
+      <w:commentRangeStart w:id="11"/>
       <w:r>
         <w:rPr>
           <w:rFonts w:hint="eastAsia"/>
         </w:rPr>
         <w:t>Literature Review</w:t>
       </w:r>
-      <w:commentRangeEnd w:id="10"/>
+      <w:commentRangeEnd w:id="11"/>
       <w:r>
         <w:rPr>
           <w:rStyle w:val="aff9"/>
@@ -6709,9 +7490,9 @@
           <w:bCs w:val="0"/>
           <w:color w:val="auto"/>
         </w:rPr>
-        <w:commentReference w:id="10"/>
-      </w:r>
-      <w:bookmarkEnd w:id="9"/>
+        <w:commentReference w:id="11"/>
+      </w:r>
+      <w:bookmarkEnd w:id="10"/>
     </w:p>
     <w:p>
       <w:pPr>
@@ -6735,18 +7516,18 @@
           <w:szCs w:val="26"/>
         </w:rPr>
       </w:pPr>
-      <w:bookmarkStart w:id="11" w:name="_Toc205575908"/>
-      <w:bookmarkStart w:id="12" w:name="_Toc205743227"/>
-      <w:bookmarkStart w:id="13" w:name="_Toc205748306"/>
-      <w:bookmarkStart w:id="14" w:name="_Toc205748849"/>
-      <w:bookmarkStart w:id="15" w:name="_Toc205813546"/>
-      <w:bookmarkStart w:id="16" w:name="_Toc205997578"/>
-      <w:bookmarkStart w:id="17" w:name="_Toc206004922"/>
-      <w:bookmarkStart w:id="18" w:name="_Toc206004978"/>
-      <w:bookmarkStart w:id="19" w:name="_Toc206074651"/>
-      <w:bookmarkStart w:id="20" w:name="_Toc206074709"/>
-      <w:bookmarkStart w:id="21" w:name="_Toc206074764"/>
-      <w:bookmarkEnd w:id="11"/>
+      <w:bookmarkStart w:id="12" w:name="_Toc205575908"/>
+      <w:bookmarkStart w:id="13" w:name="_Toc205743227"/>
+      <w:bookmarkStart w:id="14" w:name="_Toc205748306"/>
+      <w:bookmarkStart w:id="15" w:name="_Toc205748849"/>
+      <w:bookmarkStart w:id="16" w:name="_Toc205813546"/>
+      <w:bookmarkStart w:id="17" w:name="_Toc205997578"/>
+      <w:bookmarkStart w:id="18" w:name="_Toc206004922"/>
+      <w:bookmarkStart w:id="19" w:name="_Toc206004978"/>
+      <w:bookmarkStart w:id="20" w:name="_Toc206074651"/>
+      <w:bookmarkStart w:id="21" w:name="_Toc206074709"/>
+      <w:bookmarkStart w:id="22" w:name="_Toc206074764"/>
+      <w:bookmarkStart w:id="23" w:name="_Toc206085068"/>
       <w:bookmarkEnd w:id="12"/>
       <w:bookmarkEnd w:id="13"/>
       <w:bookmarkEnd w:id="14"/>
@@ -6757,6 +7538,8 @@
       <w:bookmarkEnd w:id="19"/>
       <w:bookmarkEnd w:id="20"/>
       <w:bookmarkEnd w:id="21"/>
+      <w:bookmarkEnd w:id="22"/>
+      <w:bookmarkEnd w:id="23"/>
     </w:p>
     <w:p>
       <w:pPr>
@@ -6780,19 +7563,18 @@
           <w:szCs w:val="26"/>
         </w:rPr>
       </w:pPr>
-      <w:bookmarkStart w:id="22" w:name="_Toc205575909"/>
-      <w:bookmarkStart w:id="23" w:name="_Toc205743228"/>
-      <w:bookmarkStart w:id="24" w:name="_Toc205748307"/>
-      <w:bookmarkStart w:id="25" w:name="_Toc205748850"/>
-      <w:bookmarkStart w:id="26" w:name="_Toc205813547"/>
-      <w:bookmarkStart w:id="27" w:name="_Toc205997579"/>
-      <w:bookmarkStart w:id="28" w:name="_Toc206004923"/>
-      <w:bookmarkStart w:id="29" w:name="_Toc206004979"/>
-      <w:bookmarkStart w:id="30" w:name="_Toc206074652"/>
-      <w:bookmarkStart w:id="31" w:name="_Toc206074710"/>
-      <w:bookmarkStart w:id="32" w:name="_Toc206074765"/>
-      <w:bookmarkEnd w:id="22"/>
-      <w:bookmarkEnd w:id="23"/>
+      <w:bookmarkStart w:id="24" w:name="_Toc205575909"/>
+      <w:bookmarkStart w:id="25" w:name="_Toc205743228"/>
+      <w:bookmarkStart w:id="26" w:name="_Toc205748307"/>
+      <w:bookmarkStart w:id="27" w:name="_Toc205748850"/>
+      <w:bookmarkStart w:id="28" w:name="_Toc205813547"/>
+      <w:bookmarkStart w:id="29" w:name="_Toc205997579"/>
+      <w:bookmarkStart w:id="30" w:name="_Toc206004923"/>
+      <w:bookmarkStart w:id="31" w:name="_Toc206004979"/>
+      <w:bookmarkStart w:id="32" w:name="_Toc206074652"/>
+      <w:bookmarkStart w:id="33" w:name="_Toc206074710"/>
+      <w:bookmarkStart w:id="34" w:name="_Toc206074765"/>
+      <w:bookmarkStart w:id="35" w:name="_Toc206085069"/>
       <w:bookmarkEnd w:id="24"/>
       <w:bookmarkEnd w:id="25"/>
       <w:bookmarkEnd w:id="26"/>
@@ -6802,6 +7584,9 @@
       <w:bookmarkEnd w:id="30"/>
       <w:bookmarkEnd w:id="31"/>
       <w:bookmarkEnd w:id="32"/>
+      <w:bookmarkEnd w:id="33"/>
+      <w:bookmarkEnd w:id="34"/>
+      <w:bookmarkEnd w:id="35"/>
     </w:p>
     <w:p>
       <w:pPr>
@@ -6811,14 +7596,14 @@
           <w:numId w:val="22"/>
         </w:numPr>
       </w:pPr>
-      <w:bookmarkStart w:id="33" w:name="_Toc206074766"/>
+      <w:bookmarkStart w:id="36" w:name="_Toc206085070"/>
       <w:r>
         <w:t>Climate-Agriculture-Migration</w:t>
       </w:r>
       <w:r>
         <w:t xml:space="preserve"> Relations: Theoretical Foundations</w:t>
       </w:r>
-      <w:bookmarkEnd w:id="33"/>
+      <w:bookmarkEnd w:id="36"/>
     </w:p>
     <w:p>
       <w:pPr>
@@ -7222,7 +8007,7 @@
           <w:numId w:val="22"/>
         </w:numPr>
       </w:pPr>
-      <w:bookmarkStart w:id="34" w:name="_Toc206074767"/>
+      <w:bookmarkStart w:id="37" w:name="_Toc206085071"/>
       <w:r>
         <w:t xml:space="preserve">Climate </w:t>
       </w:r>
@@ -7253,7 +8038,7 @@
       <w:r>
         <w:t>roductivity</w:t>
       </w:r>
-      <w:bookmarkEnd w:id="34"/>
+      <w:bookmarkEnd w:id="37"/>
     </w:p>
     <w:p>
       <w:pPr>
@@ -7513,7 +8298,7 @@
           <w:numId w:val="22"/>
         </w:numPr>
       </w:pPr>
-      <w:bookmarkStart w:id="35" w:name="_Toc206074768"/>
+      <w:bookmarkStart w:id="38" w:name="_Toc206085072"/>
       <w:r>
         <w:t xml:space="preserve">Climate </w:t>
       </w:r>
@@ -7535,7 +8320,7 @@
       <w:r>
         <w:t>igration</w:t>
       </w:r>
-      <w:bookmarkEnd w:id="35"/>
+      <w:bookmarkEnd w:id="38"/>
     </w:p>
     <w:p>
       <w:pPr>
@@ -7785,11 +8570,11 @@
           <w:numId w:val="22"/>
         </w:numPr>
       </w:pPr>
-      <w:bookmarkStart w:id="36" w:name="_Toc206074769"/>
+      <w:bookmarkStart w:id="39" w:name="_Toc206085073"/>
       <w:r>
         <w:t>Methodological Approaches and Data Integration</w:t>
       </w:r>
-      <w:bookmarkEnd w:id="36"/>
+      <w:bookmarkEnd w:id="39"/>
     </w:p>
     <w:p>
       <w:pPr>
@@ -8004,7 +8789,7 @@
           <w:numId w:val="22"/>
         </w:numPr>
       </w:pPr>
-      <w:bookmarkStart w:id="37" w:name="_Toc206074770"/>
+      <w:bookmarkStart w:id="40" w:name="_Toc206085074"/>
       <w:r>
         <w:rPr>
           <w:rFonts w:hint="eastAsia"/>
@@ -8012,7 +8797,7 @@
         <w:lastRenderedPageBreak/>
         <w:t>Research Gaps</w:t>
       </w:r>
-      <w:bookmarkEnd w:id="37"/>
+      <w:bookmarkEnd w:id="40"/>
     </w:p>
     <w:p>
       <w:pPr>
@@ -8189,8 +8974,8 @@
           <w:numId w:val="19"/>
         </w:numPr>
       </w:pPr>
-      <w:bookmarkStart w:id="38" w:name="_Toc206074771"/>
-      <w:commentRangeStart w:id="39"/>
+      <w:bookmarkStart w:id="41" w:name="_Toc206085075"/>
+      <w:commentRangeStart w:id="42"/>
       <w:r>
         <w:rPr>
           <w:rFonts w:hint="eastAsia"/>
@@ -8211,7 +8996,7 @@
         </w:rPr>
         <w:t xml:space="preserve"> Research Area</w:t>
       </w:r>
-      <w:commentRangeEnd w:id="39"/>
+      <w:commentRangeEnd w:id="42"/>
       <w:r>
         <w:rPr>
           <w:rStyle w:val="aff9"/>
@@ -8220,9 +9005,9 @@
           <w:bCs w:val="0"/>
           <w:color w:val="auto"/>
         </w:rPr>
-        <w:commentReference w:id="39"/>
-      </w:r>
-      <w:bookmarkEnd w:id="38"/>
+        <w:commentReference w:id="42"/>
+      </w:r>
+      <w:bookmarkEnd w:id="41"/>
     </w:p>
     <w:p>
       <w:pPr>
@@ -8246,20 +9031,18 @@
           <w:szCs w:val="26"/>
         </w:rPr>
       </w:pPr>
-      <w:bookmarkStart w:id="40" w:name="_Toc205575916"/>
-      <w:bookmarkStart w:id="41" w:name="_Toc205743235"/>
-      <w:bookmarkStart w:id="42" w:name="_Toc205748314"/>
-      <w:bookmarkStart w:id="43" w:name="_Toc205748857"/>
-      <w:bookmarkStart w:id="44" w:name="_Toc205813554"/>
-      <w:bookmarkStart w:id="45" w:name="_Toc205997586"/>
-      <w:bookmarkStart w:id="46" w:name="_Toc206004930"/>
-      <w:bookmarkStart w:id="47" w:name="_Toc206004986"/>
-      <w:bookmarkStart w:id="48" w:name="_Toc206074659"/>
-      <w:bookmarkStart w:id="49" w:name="_Toc206074717"/>
-      <w:bookmarkStart w:id="50" w:name="_Toc206074772"/>
-      <w:bookmarkEnd w:id="40"/>
-      <w:bookmarkEnd w:id="41"/>
-      <w:bookmarkEnd w:id="42"/>
+      <w:bookmarkStart w:id="43" w:name="_Toc205575916"/>
+      <w:bookmarkStart w:id="44" w:name="_Toc205743235"/>
+      <w:bookmarkStart w:id="45" w:name="_Toc205748314"/>
+      <w:bookmarkStart w:id="46" w:name="_Toc205748857"/>
+      <w:bookmarkStart w:id="47" w:name="_Toc205813554"/>
+      <w:bookmarkStart w:id="48" w:name="_Toc205997586"/>
+      <w:bookmarkStart w:id="49" w:name="_Toc206004930"/>
+      <w:bookmarkStart w:id="50" w:name="_Toc206004986"/>
+      <w:bookmarkStart w:id="51" w:name="_Toc206074659"/>
+      <w:bookmarkStart w:id="52" w:name="_Toc206074717"/>
+      <w:bookmarkStart w:id="53" w:name="_Toc206074772"/>
+      <w:bookmarkStart w:id="54" w:name="_Toc206085076"/>
       <w:bookmarkEnd w:id="43"/>
       <w:bookmarkEnd w:id="44"/>
       <w:bookmarkEnd w:id="45"/>
@@ -8268,6 +9051,10 @@
       <w:bookmarkEnd w:id="48"/>
       <w:bookmarkEnd w:id="49"/>
       <w:bookmarkEnd w:id="50"/>
+      <w:bookmarkEnd w:id="51"/>
+      <w:bookmarkEnd w:id="52"/>
+      <w:bookmarkEnd w:id="53"/>
+      <w:bookmarkEnd w:id="54"/>
     </w:p>
     <w:p>
       <w:pPr>
@@ -8277,11 +9064,11 @@
           <w:numId w:val="22"/>
         </w:numPr>
       </w:pPr>
-      <w:bookmarkStart w:id="51" w:name="_Toc206074773"/>
+      <w:bookmarkStart w:id="55" w:name="_Toc206085077"/>
       <w:r>
         <w:t>Study Area and Overview</w:t>
       </w:r>
-      <w:bookmarkEnd w:id="51"/>
+      <w:bookmarkEnd w:id="55"/>
     </w:p>
     <w:p>
       <w:pPr>
@@ -9103,9 +9890,12 @@
       <w:pPr>
         <w:pStyle w:val="af7"/>
         <w:jc w:val="center"/>
-      </w:pPr>
-      <w:bookmarkStart w:id="52" w:name="_Ref205576354"/>
-      <w:bookmarkStart w:id="53" w:name="_Toc205814138"/>
+        <w:rPr>
+          <w:rFonts w:eastAsia="宋体" w:hint="eastAsia"/>
+          <w:lang w:eastAsia="zh-CN"/>
+        </w:rPr>
+      </w:pPr>
+      <w:bookmarkStart w:id="56" w:name="_Toc206084082"/>
       <w:r>
         <w:t xml:space="preserve">Figure </w:t>
       </w:r>
@@ -9128,7 +9918,6 @@
           <w:t>1</w:t>
         </w:r>
       </w:fldSimple>
-      <w:bookmarkEnd w:id="52"/>
       <w:r>
         <w:rPr>
           <w:rFonts w:eastAsia="宋体" w:hint="eastAsia"/>
@@ -9136,13 +9925,30 @@
         </w:rPr>
         <w:t xml:space="preserve"> </w:t>
       </w:r>
+      <w:commentRangeStart w:id="57"/>
       <w:r>
         <w:rPr>
           <w:rFonts w:eastAsia="宋体"/>
           <w:color w:val="595959" w:themeColor="text1" w:themeTint="A6"/>
           <w:lang w:eastAsia="zh-CN"/>
         </w:rPr>
-        <w:t xml:space="preserve">Location of the study area in Guizhou Province, China, showing county-level boundaries, mean elevation, and drought treatment status in 2010. Treatment counties are defined as those in the top quartile of median drought frequency (SPEI &lt; –1.5, February–June 2010). Data sources: SRTM DEM, </w:t>
+        <w:t xml:space="preserve">Location of the study area in Guizhou Province, China, showing county-level boundaries, mean elevation, and drought treatment status in 2010. Treatment counties are defined as those in the top quartile of median drought frequency (SPEI </w:t>
+      </w:r>
+      <w:r>
+        <w:rPr>
+          <w:rFonts w:eastAsia="宋体"/>
+          <w:color w:val="595959" w:themeColor="text1" w:themeTint="A6"/>
+          <w:lang w:eastAsia="zh-CN"/>
+        </w:rPr>
+        <w:t>&lt;-1.5</w:t>
+      </w:r>
+      <w:r>
+        <w:rPr>
+          <w:rFonts w:eastAsia="宋体"/>
+          <w:color w:val="595959" w:themeColor="text1" w:themeTint="A6"/>
+          <w:lang w:eastAsia="zh-CN"/>
+        </w:rPr>
+        <w:t xml:space="preserve">, February–June 2010). Data sources: SRTM DEM, </w:t>
       </w:r>
       <w:proofErr w:type="spellStart"/>
       <w:r>
@@ -9180,7 +9986,17 @@
         </w:rPr>
         <w:t xml:space="preserve"> boundaries.</w:t>
       </w:r>
-      <w:bookmarkEnd w:id="53"/>
+      <w:bookmarkEnd w:id="56"/>
+      <w:commentRangeEnd w:id="57"/>
+      <w:r>
+        <w:rPr>
+          <w:rStyle w:val="aff9"/>
+          <w:b w:val="0"/>
+          <w:bCs w:val="0"/>
+          <w:color w:val="auto"/>
+        </w:rPr>
+        <w:commentReference w:id="57"/>
+      </w:r>
     </w:p>
     <w:p>
       <w:pPr>
@@ -9190,11 +10006,11 @@
           <w:numId w:val="22"/>
         </w:numPr>
       </w:pPr>
-      <w:bookmarkStart w:id="54" w:name="_Toc206074774"/>
+      <w:bookmarkStart w:id="58" w:name="_Toc206085078"/>
       <w:r>
         <w:t>Data Sources and Processing</w:t>
       </w:r>
-      <w:bookmarkEnd w:id="54"/>
+      <w:bookmarkEnd w:id="58"/>
     </w:p>
     <w:p>
       <w:pPr>
@@ -9403,9 +10219,7 @@
           <w:lang w:eastAsia="zh-CN"/>
         </w:rPr>
       </w:pPr>
-      <w:bookmarkStart w:id="55" w:name="_Ref205740412"/>
-      <w:bookmarkStart w:id="56" w:name="_Ref205740406"/>
-      <w:bookmarkStart w:id="57" w:name="_Toc205814139"/>
+      <w:bookmarkStart w:id="59" w:name="_Toc206084083"/>
       <w:r>
         <w:t xml:space="preserve">Figure </w:t>
       </w:r>
@@ -9428,7 +10242,6 @@
           <w:t>2</w:t>
         </w:r>
       </w:fldSimple>
-      <w:bookmarkEnd w:id="55"/>
       <w:r>
         <w:rPr>
           <w:rFonts w:eastAsia="宋体" w:hint="eastAsia"/>
@@ -9444,8 +10257,7 @@
         </w:rPr>
         <w:t>Simplified workflow for the construction of the county-level panel dataset (2008–2012), integrating climate (SPEI), vegetation (MODIS NDVI), land cover (MODIS MCD12Q1), demographic (Guizhou Statistical Yearbook, Population Census), and topographic (SRTM DEM) datasets. All geospatial processing was conducted in Google Earth Engine (GEE); statistical integration and cleaning were implemented in Python.</w:t>
       </w:r>
-      <w:bookmarkEnd w:id="56"/>
-      <w:bookmarkEnd w:id="57"/>
+      <w:bookmarkEnd w:id="59"/>
     </w:p>
     <w:p>
       <w:pPr>
@@ -9950,12 +10762,12 @@
           <w:numId w:val="22"/>
         </w:numPr>
       </w:pPr>
-      <w:bookmarkStart w:id="58" w:name="_Toc206074775"/>
+      <w:bookmarkStart w:id="60" w:name="_Toc206085079"/>
       <w:r>
         <w:lastRenderedPageBreak/>
         <w:t>Descriptive Statistics and Spatial Patterns</w:t>
       </w:r>
-      <w:bookmarkEnd w:id="58"/>
+      <w:bookmarkEnd w:id="60"/>
     </w:p>
     <w:p>
       <w:pPr>
@@ -10111,12 +10923,11 @@
         <w:pStyle w:val="af7"/>
         <w:jc w:val="center"/>
         <w:rPr>
-          <w:rFonts w:eastAsia="宋体"/>
-          <w:lang w:eastAsia="zh-CN"/>
-        </w:rPr>
-      </w:pPr>
-      <w:bookmarkStart w:id="59" w:name="_Ref205742298"/>
-      <w:bookmarkStart w:id="60" w:name="_Toc205814140"/>
+          <w:rFonts w:eastAsia="宋体" w:hint="eastAsia"/>
+          <w:lang w:eastAsia="zh-CN"/>
+        </w:rPr>
+      </w:pPr>
+      <w:bookmarkStart w:id="61" w:name="_Toc206084084"/>
       <w:r>
         <w:t xml:space="preserve">Figure </w:t>
       </w:r>
@@ -10139,7 +10950,6 @@
           <w:t>3</w:t>
         </w:r>
       </w:fldSimple>
-      <w:bookmarkEnd w:id="59"/>
       <w:r>
         <w:rPr>
           <w:rFonts w:eastAsia="宋体" w:hint="eastAsia"/>
@@ -10147,6 +10957,7 @@
         </w:rPr>
         <w:t xml:space="preserve"> </w:t>
       </w:r>
+      <w:commentRangeStart w:id="62"/>
       <w:r>
         <w:rPr>
           <w:rFonts w:eastAsia="宋体"/>
@@ -10173,7 +10984,17 @@
         </w:rPr>
         <w:t xml:space="preserve"> Difference Vegetation Index (NDVI) during the growing season (upper panel) and net migration rates per 1,000 persons (lower panel) for treatment and control counties, 2008–2012. Shaded areas represent ±1 standard error. The vertical dashed line marks the 2010 drought year. Data sources: MODIS MOD13Q1, MODIS MCD12Q1, Guizhou Statistical Yearbook.</w:t>
       </w:r>
-      <w:bookmarkEnd w:id="60"/>
+      <w:bookmarkEnd w:id="61"/>
+      <w:commentRangeEnd w:id="62"/>
+      <w:r>
+        <w:rPr>
+          <w:rStyle w:val="aff9"/>
+          <w:b w:val="0"/>
+          <w:bCs w:val="0"/>
+          <w:color w:val="auto"/>
+        </w:rPr>
+        <w:commentReference w:id="62"/>
+      </w:r>
     </w:p>
     <w:p>
       <w:pPr>
@@ -10388,17 +11209,17 @@
         <w:lastRenderedPageBreak/>
         <w:t xml:space="preserve"> </w:t>
       </w:r>
-      <w:bookmarkStart w:id="61" w:name="_Ref205576428"/>
-      <w:bookmarkStart w:id="62" w:name="_Ref205576437"/>
-      <w:bookmarkStart w:id="63" w:name="_Ref205576442"/>
-      <w:bookmarkStart w:id="64" w:name="_Toc206074776"/>
+      <w:bookmarkStart w:id="63" w:name="_Ref205576428"/>
+      <w:bookmarkStart w:id="64" w:name="_Ref205576437"/>
+      <w:bookmarkStart w:id="65" w:name="_Ref205576442"/>
+      <w:bookmarkStart w:id="66" w:name="_Toc206085080"/>
       <w:r>
         <w:t>Methodology</w:t>
       </w:r>
-      <w:bookmarkEnd w:id="61"/>
-      <w:bookmarkEnd w:id="62"/>
       <w:bookmarkEnd w:id="63"/>
       <w:bookmarkEnd w:id="64"/>
+      <w:bookmarkEnd w:id="65"/>
+      <w:bookmarkEnd w:id="66"/>
     </w:p>
     <w:p>
       <w:pPr>
@@ -10410,9 +11231,9 @@
           <w:noProof/>
         </w:rPr>
         <w:drawing>
-          <wp:inline distT="0" distB="0" distL="0" distR="0" wp14:anchorId="0404D46F" wp14:editId="55D49469">
-            <wp:extent cx="5330211" cy="5979157"/>
-            <wp:effectExtent l="0" t="0" r="3810" b="3175"/>
+          <wp:inline distT="0" distB="0" distL="0" distR="0" wp14:anchorId="0404D46F" wp14:editId="16E23160">
+            <wp:extent cx="5329648" cy="5636618"/>
+            <wp:effectExtent l="0" t="0" r="4445" b="2540"/>
             <wp:docPr id="1502195229" name="图片 3"/>
             <wp:cNvGraphicFramePr>
               <a:graphicFrameLocks xmlns:a="http://schemas.openxmlformats.org/drawingml/2006/main" noChangeAspect="1"/>
@@ -10436,7 +11257,7 @@
                   <pic:spPr bwMode="auto">
                     <a:xfrm>
                       <a:off x="0" y="0"/>
-                      <a:ext cx="5331620" cy="5980737"/>
+                      <a:ext cx="5329648" cy="5636618"/>
                     </a:xfrm>
                     <a:prstGeom prst="rect">
                       <a:avLst/>
@@ -10463,13 +11284,11 @@
         <w:pStyle w:val="af7"/>
         <w:jc w:val="center"/>
         <w:rPr>
-          <w:rFonts w:eastAsia="宋体"/>
-          <w:color w:val="595959" w:themeColor="text1" w:themeTint="A6"/>
-          <w:lang w:eastAsia="zh-CN"/>
-        </w:rPr>
-      </w:pPr>
-      <w:bookmarkStart w:id="65" w:name="_Ref205814183"/>
-      <w:bookmarkStart w:id="66" w:name="_Toc205814141"/>
+          <w:rFonts w:eastAsia="宋体" w:hint="eastAsia"/>
+          <w:lang w:eastAsia="zh-CN"/>
+        </w:rPr>
+      </w:pPr>
+      <w:bookmarkStart w:id="67" w:name="_Toc206084085"/>
       <w:r>
         <w:t xml:space="preserve">Figure </w:t>
       </w:r>
@@ -10492,7 +11311,6 @@
           <w:t>1</w:t>
         </w:r>
       </w:fldSimple>
-      <w:bookmarkEnd w:id="65"/>
       <w:r>
         <w:rPr>
           <w:rFonts w:eastAsia="宋体" w:hint="eastAsia"/>
@@ -10500,7 +11318,7 @@
         </w:rPr>
         <w:t xml:space="preserve"> </w:t>
       </w:r>
-      <w:bookmarkStart w:id="67" w:name="_Ref205994818"/>
+      <w:bookmarkStart w:id="68" w:name="_Ref205994818"/>
       <w:r>
         <w:rPr>
           <w:rFonts w:eastAsia="宋体"/>
@@ -10509,8 +11327,8 @@
         </w:rPr>
         <w:t>Methodological Framework for Assessing the Socio-Spatial Impacts of the 2010 Guizhou Drought</w:t>
       </w:r>
-      <w:bookmarkEnd w:id="66"/>
       <w:bookmarkEnd w:id="67"/>
+      <w:bookmarkEnd w:id="68"/>
     </w:p>
     <w:p>
       <w:pPr>
@@ -10534,18 +11352,20 @@
           <w:szCs w:val="26"/>
         </w:rPr>
       </w:pPr>
-      <w:bookmarkStart w:id="68" w:name="_Toc205997591"/>
-      <w:bookmarkStart w:id="69" w:name="_Toc206004935"/>
-      <w:bookmarkStart w:id="70" w:name="_Toc206004991"/>
-      <w:bookmarkStart w:id="71" w:name="_Toc206074664"/>
-      <w:bookmarkStart w:id="72" w:name="_Toc206074722"/>
-      <w:bookmarkStart w:id="73" w:name="_Toc206074777"/>
-      <w:bookmarkEnd w:id="68"/>
+      <w:bookmarkStart w:id="69" w:name="_Toc205997591"/>
+      <w:bookmarkStart w:id="70" w:name="_Toc206004935"/>
+      <w:bookmarkStart w:id="71" w:name="_Toc206004991"/>
+      <w:bookmarkStart w:id="72" w:name="_Toc206074664"/>
+      <w:bookmarkStart w:id="73" w:name="_Toc206074722"/>
+      <w:bookmarkStart w:id="74" w:name="_Toc206074777"/>
+      <w:bookmarkStart w:id="75" w:name="_Toc206085081"/>
       <w:bookmarkEnd w:id="69"/>
       <w:bookmarkEnd w:id="70"/>
       <w:bookmarkEnd w:id="71"/>
       <w:bookmarkEnd w:id="72"/>
       <w:bookmarkEnd w:id="73"/>
+      <w:bookmarkEnd w:id="74"/>
+      <w:bookmarkEnd w:id="75"/>
     </w:p>
     <w:p>
       <w:pPr>
@@ -10559,15 +11379,15 @@
           <w:lang w:eastAsia="zh-CN"/>
         </w:rPr>
       </w:pPr>
-      <w:bookmarkStart w:id="74" w:name="_Ref205998562"/>
-      <w:bookmarkStart w:id="75" w:name="_Ref205998563"/>
-      <w:bookmarkStart w:id="76" w:name="_Toc206074778"/>
+      <w:bookmarkStart w:id="76" w:name="_Ref205998562"/>
+      <w:bookmarkStart w:id="77" w:name="_Ref205998563"/>
+      <w:bookmarkStart w:id="78" w:name="_Toc206085082"/>
       <w:r>
         <w:t>Data Acquisition &amp; Preprocessing</w:t>
       </w:r>
-      <w:bookmarkEnd w:id="74"/>
-      <w:bookmarkEnd w:id="75"/>
       <w:bookmarkEnd w:id="76"/>
+      <w:bookmarkEnd w:id="77"/>
+      <w:bookmarkEnd w:id="78"/>
       <w:r>
         <w:t xml:space="preserve"> </w:t>
       </w:r>
@@ -10721,7 +11541,7 @@
           <w:rFonts w:eastAsia="宋体"/>
           <w:lang w:eastAsia="zh-CN"/>
         </w:rPr>
-        <w:t xml:space="preserve"> </w:t>
+        <w:t xml:space="preserve"> measures of drought intensity. To reflect the peak of the drought in southwestern China </w:t>
       </w:r>
       <w:r>
         <w:rPr>
@@ -10729,7 +11549,7 @@
           <w:lang w:eastAsia="zh-CN"/>
         </w:rPr>
         <w:lastRenderedPageBreak/>
-        <w:t>measures of drought intensity. To reflect the peak of the drought in southwestern China during 2009–2010, the study selected three months of SPEI data from February to June 2010</w:t>
+        <w:t>during 2009–2010, the study selected three months of SPEI data from February to June 2010</w:t>
       </w:r>
       <w:r>
         <w:rPr>
@@ -10928,13 +11748,13 @@
           <w:numId w:val="22"/>
         </w:numPr>
       </w:pPr>
-      <w:bookmarkStart w:id="77" w:name="_Ref205998582"/>
-      <w:bookmarkStart w:id="78" w:name="_Toc206074779"/>
+      <w:bookmarkStart w:id="79" w:name="_Ref205998582"/>
+      <w:bookmarkStart w:id="80" w:name="_Toc206085083"/>
       <w:r>
         <w:t>Dataset Construction</w:t>
       </w:r>
-      <w:bookmarkEnd w:id="77"/>
-      <w:bookmarkEnd w:id="78"/>
+      <w:bookmarkEnd w:id="79"/>
+      <w:bookmarkEnd w:id="80"/>
     </w:p>
     <w:p>
       <w:pPr>
@@ -11445,11 +12265,11 @@
           <w:numId w:val="22"/>
         </w:numPr>
       </w:pPr>
-      <w:bookmarkStart w:id="79" w:name="_Toc206074780"/>
+      <w:bookmarkStart w:id="81" w:name="_Toc206085084"/>
       <w:r>
         <w:t>Variable Definitions and Transformations</w:t>
       </w:r>
-      <w:bookmarkEnd w:id="79"/>
+      <w:bookmarkEnd w:id="81"/>
       <w:r>
         <w:t xml:space="preserve"> </w:t>
       </w:r>
@@ -11929,12 +12749,19 @@
           <w:rFonts w:eastAsia="宋体"/>
           <w:lang w:val="en-GB" w:eastAsia="zh-CN"/>
         </w:rPr>
-        <w:t>), high-elevation dummy (</w:t>
+        <w:t xml:space="preserve">), </w:t>
+      </w:r>
+      <w:r>
+        <w:rPr>
+          <w:rFonts w:eastAsia="宋体"/>
+          <w:lang w:val="en-GB" w:eastAsia="zh-CN"/>
+        </w:rPr>
+        <w:t>a high-elevation dummy (</w:t>
       </w:r>
       <w:proofErr w:type="spellStart"/>
       <w:r>
         <w:rPr>
-          <w:rFonts w:ascii="Courier New" w:eastAsia="宋体" w:hAnsi="Courier New" w:cs="Courier New"/>
+          <w:rFonts w:eastAsia="宋体"/>
           <w:lang w:val="en-GB" w:eastAsia="zh-CN"/>
         </w:rPr>
         <w:t>high_elevation</w:t>
@@ -11945,9 +12772,9 @@
           <w:rFonts w:eastAsia="宋体"/>
           <w:lang w:val="en-GB" w:eastAsia="zh-CN"/>
         </w:rPr>
-        <w:t xml:space="preserve">), and socio-economic indicators such as agricultural employment share, agricultural GDP share, rural income, and per capita GDP (see </w:t>
-      </w:r>
-      <w:commentRangeStart w:id="80"/>
+        <w:t xml:space="preserve">), and socio-economic indicators such as the agricultural employment share, agricultural GDP share, rural income, and per capita GDP (see the </w:t>
+      </w:r>
+      <w:commentRangeStart w:id="82"/>
       <w:r>
         <w:rPr>
           <w:rFonts w:eastAsia="宋体"/>
@@ -11955,12 +12782,12 @@
         </w:rPr>
         <w:t>Appendix</w:t>
       </w:r>
-      <w:commentRangeEnd w:id="80"/>
+      <w:commentRangeEnd w:id="82"/>
       <w:r>
         <w:rPr>
           <w:rStyle w:val="aff9"/>
         </w:rPr>
-        <w:commentReference w:id="80"/>
+        <w:commentReference w:id="82"/>
       </w:r>
       <w:r>
         <w:rPr>
@@ -11982,13 +12809,13 @@
           <w:lang w:eastAsia="zh-CN"/>
         </w:rPr>
       </w:pPr>
-      <w:bookmarkStart w:id="81" w:name="_Ref205997492"/>
-      <w:bookmarkStart w:id="82" w:name="_Toc206074781"/>
+      <w:bookmarkStart w:id="83" w:name="_Ref205997492"/>
+      <w:bookmarkStart w:id="84" w:name="_Toc206085085"/>
       <w:r>
         <w:t>Empirical Strategy</w:t>
       </w:r>
-      <w:bookmarkEnd w:id="81"/>
-      <w:bookmarkEnd w:id="82"/>
+      <w:bookmarkEnd w:id="83"/>
+      <w:bookmarkEnd w:id="84"/>
     </w:p>
     <w:p>
       <w:pPr>
@@ -12042,16 +12869,18 @@
           <w:lang w:eastAsia="zh-CN"/>
         </w:rPr>
       </w:pPr>
-      <w:bookmarkStart w:id="83" w:name="_Toc206004940"/>
-      <w:bookmarkStart w:id="84" w:name="_Toc206004996"/>
-      <w:bookmarkStart w:id="85" w:name="_Toc206074669"/>
-      <w:bookmarkStart w:id="86" w:name="_Toc206074727"/>
-      <w:bookmarkStart w:id="87" w:name="_Toc206074782"/>
-      <w:bookmarkEnd w:id="83"/>
-      <w:bookmarkEnd w:id="84"/>
+      <w:bookmarkStart w:id="85" w:name="_Toc206004940"/>
+      <w:bookmarkStart w:id="86" w:name="_Toc206004996"/>
+      <w:bookmarkStart w:id="87" w:name="_Toc206074669"/>
+      <w:bookmarkStart w:id="88" w:name="_Toc206074727"/>
+      <w:bookmarkStart w:id="89" w:name="_Toc206074782"/>
+      <w:bookmarkStart w:id="90" w:name="_Toc206085086"/>
       <w:bookmarkEnd w:id="85"/>
       <w:bookmarkEnd w:id="86"/>
       <w:bookmarkEnd w:id="87"/>
+      <w:bookmarkEnd w:id="88"/>
+      <w:bookmarkEnd w:id="89"/>
+      <w:bookmarkEnd w:id="90"/>
     </w:p>
     <w:p>
       <w:pPr>
@@ -12074,16 +12903,18 @@
           <w:lang w:eastAsia="zh-CN"/>
         </w:rPr>
       </w:pPr>
-      <w:bookmarkStart w:id="88" w:name="_Toc206004941"/>
-      <w:bookmarkStart w:id="89" w:name="_Toc206004997"/>
-      <w:bookmarkStart w:id="90" w:name="_Toc206074670"/>
-      <w:bookmarkStart w:id="91" w:name="_Toc206074728"/>
-      <w:bookmarkStart w:id="92" w:name="_Toc206074783"/>
-      <w:bookmarkEnd w:id="88"/>
-      <w:bookmarkEnd w:id="89"/>
-      <w:bookmarkEnd w:id="90"/>
+      <w:bookmarkStart w:id="91" w:name="_Toc206004941"/>
+      <w:bookmarkStart w:id="92" w:name="_Toc206004997"/>
+      <w:bookmarkStart w:id="93" w:name="_Toc206074670"/>
+      <w:bookmarkStart w:id="94" w:name="_Toc206074728"/>
+      <w:bookmarkStart w:id="95" w:name="_Toc206074783"/>
+      <w:bookmarkStart w:id="96" w:name="_Toc206085087"/>
       <w:bookmarkEnd w:id="91"/>
       <w:bookmarkEnd w:id="92"/>
+      <w:bookmarkEnd w:id="93"/>
+      <w:bookmarkEnd w:id="94"/>
+      <w:bookmarkEnd w:id="95"/>
+      <w:bookmarkEnd w:id="96"/>
     </w:p>
     <w:p>
       <w:pPr>
@@ -12106,16 +12937,18 @@
           <w:lang w:eastAsia="zh-CN"/>
         </w:rPr>
       </w:pPr>
-      <w:bookmarkStart w:id="93" w:name="_Toc206004942"/>
-      <w:bookmarkStart w:id="94" w:name="_Toc206004998"/>
-      <w:bookmarkStart w:id="95" w:name="_Toc206074671"/>
-      <w:bookmarkStart w:id="96" w:name="_Toc206074729"/>
-      <w:bookmarkStart w:id="97" w:name="_Toc206074784"/>
-      <w:bookmarkEnd w:id="93"/>
-      <w:bookmarkEnd w:id="94"/>
-      <w:bookmarkEnd w:id="95"/>
-      <w:bookmarkEnd w:id="96"/>
+      <w:bookmarkStart w:id="97" w:name="_Toc206004942"/>
+      <w:bookmarkStart w:id="98" w:name="_Toc206004998"/>
+      <w:bookmarkStart w:id="99" w:name="_Toc206074671"/>
+      <w:bookmarkStart w:id="100" w:name="_Toc206074729"/>
+      <w:bookmarkStart w:id="101" w:name="_Toc206074784"/>
+      <w:bookmarkStart w:id="102" w:name="_Toc206085088"/>
       <w:bookmarkEnd w:id="97"/>
+      <w:bookmarkEnd w:id="98"/>
+      <w:bookmarkEnd w:id="99"/>
+      <w:bookmarkEnd w:id="100"/>
+      <w:bookmarkEnd w:id="101"/>
+      <w:bookmarkEnd w:id="102"/>
     </w:p>
     <w:p>
       <w:pPr>
@@ -12138,16 +12971,18 @@
           <w:lang w:eastAsia="zh-CN"/>
         </w:rPr>
       </w:pPr>
-      <w:bookmarkStart w:id="98" w:name="_Toc206004943"/>
-      <w:bookmarkStart w:id="99" w:name="_Toc206004999"/>
-      <w:bookmarkStart w:id="100" w:name="_Toc206074672"/>
-      <w:bookmarkStart w:id="101" w:name="_Toc206074730"/>
-      <w:bookmarkStart w:id="102" w:name="_Toc206074785"/>
-      <w:bookmarkEnd w:id="98"/>
-      <w:bookmarkEnd w:id="99"/>
-      <w:bookmarkEnd w:id="100"/>
-      <w:bookmarkEnd w:id="101"/>
-      <w:bookmarkEnd w:id="102"/>
+      <w:bookmarkStart w:id="103" w:name="_Toc206004943"/>
+      <w:bookmarkStart w:id="104" w:name="_Toc206004999"/>
+      <w:bookmarkStart w:id="105" w:name="_Toc206074672"/>
+      <w:bookmarkStart w:id="106" w:name="_Toc206074730"/>
+      <w:bookmarkStart w:id="107" w:name="_Toc206074785"/>
+      <w:bookmarkStart w:id="108" w:name="_Toc206085089"/>
+      <w:bookmarkEnd w:id="103"/>
+      <w:bookmarkEnd w:id="104"/>
+      <w:bookmarkEnd w:id="105"/>
+      <w:bookmarkEnd w:id="106"/>
+      <w:bookmarkEnd w:id="107"/>
+      <w:bookmarkEnd w:id="108"/>
     </w:p>
     <w:p>
       <w:pPr>
@@ -12170,16 +13005,18 @@
           <w:lang w:eastAsia="zh-CN"/>
         </w:rPr>
       </w:pPr>
-      <w:bookmarkStart w:id="103" w:name="_Toc206004944"/>
-      <w:bookmarkStart w:id="104" w:name="_Toc206005000"/>
-      <w:bookmarkStart w:id="105" w:name="_Toc206074673"/>
-      <w:bookmarkStart w:id="106" w:name="_Toc206074731"/>
-      <w:bookmarkStart w:id="107" w:name="_Toc206074786"/>
-      <w:bookmarkEnd w:id="103"/>
-      <w:bookmarkEnd w:id="104"/>
-      <w:bookmarkEnd w:id="105"/>
-      <w:bookmarkEnd w:id="106"/>
-      <w:bookmarkEnd w:id="107"/>
+      <w:bookmarkStart w:id="109" w:name="_Toc206004944"/>
+      <w:bookmarkStart w:id="110" w:name="_Toc206005000"/>
+      <w:bookmarkStart w:id="111" w:name="_Toc206074673"/>
+      <w:bookmarkStart w:id="112" w:name="_Toc206074731"/>
+      <w:bookmarkStart w:id="113" w:name="_Toc206074786"/>
+      <w:bookmarkStart w:id="114" w:name="_Toc206085090"/>
+      <w:bookmarkEnd w:id="109"/>
+      <w:bookmarkEnd w:id="110"/>
+      <w:bookmarkEnd w:id="111"/>
+      <w:bookmarkEnd w:id="112"/>
+      <w:bookmarkEnd w:id="113"/>
+      <w:bookmarkEnd w:id="114"/>
     </w:p>
     <w:p>
       <w:pPr>
@@ -12202,16 +13039,18 @@
           <w:lang w:eastAsia="zh-CN"/>
         </w:rPr>
       </w:pPr>
-      <w:bookmarkStart w:id="108" w:name="_Toc206004945"/>
-      <w:bookmarkStart w:id="109" w:name="_Toc206005001"/>
-      <w:bookmarkStart w:id="110" w:name="_Toc206074674"/>
-      <w:bookmarkStart w:id="111" w:name="_Toc206074732"/>
-      <w:bookmarkStart w:id="112" w:name="_Toc206074787"/>
-      <w:bookmarkEnd w:id="108"/>
-      <w:bookmarkEnd w:id="109"/>
-      <w:bookmarkEnd w:id="110"/>
-      <w:bookmarkEnd w:id="111"/>
-      <w:bookmarkEnd w:id="112"/>
+      <w:bookmarkStart w:id="115" w:name="_Toc206004945"/>
+      <w:bookmarkStart w:id="116" w:name="_Toc206005001"/>
+      <w:bookmarkStart w:id="117" w:name="_Toc206074674"/>
+      <w:bookmarkStart w:id="118" w:name="_Toc206074732"/>
+      <w:bookmarkStart w:id="119" w:name="_Toc206074787"/>
+      <w:bookmarkStart w:id="120" w:name="_Toc206085091"/>
+      <w:bookmarkEnd w:id="115"/>
+      <w:bookmarkEnd w:id="116"/>
+      <w:bookmarkEnd w:id="117"/>
+      <w:bookmarkEnd w:id="118"/>
+      <w:bookmarkEnd w:id="119"/>
+      <w:bookmarkEnd w:id="120"/>
     </w:p>
     <w:p>
       <w:pPr>
@@ -12234,16 +13073,18 @@
           <w:lang w:eastAsia="zh-CN"/>
         </w:rPr>
       </w:pPr>
-      <w:bookmarkStart w:id="113" w:name="_Toc206004946"/>
-      <w:bookmarkStart w:id="114" w:name="_Toc206005002"/>
-      <w:bookmarkStart w:id="115" w:name="_Toc206074675"/>
-      <w:bookmarkStart w:id="116" w:name="_Toc206074733"/>
-      <w:bookmarkStart w:id="117" w:name="_Toc206074788"/>
-      <w:bookmarkEnd w:id="113"/>
-      <w:bookmarkEnd w:id="114"/>
-      <w:bookmarkEnd w:id="115"/>
-      <w:bookmarkEnd w:id="116"/>
-      <w:bookmarkEnd w:id="117"/>
+      <w:bookmarkStart w:id="121" w:name="_Toc206004946"/>
+      <w:bookmarkStart w:id="122" w:name="_Toc206005002"/>
+      <w:bookmarkStart w:id="123" w:name="_Toc206074675"/>
+      <w:bookmarkStart w:id="124" w:name="_Toc206074733"/>
+      <w:bookmarkStart w:id="125" w:name="_Toc206074788"/>
+      <w:bookmarkStart w:id="126" w:name="_Toc206085092"/>
+      <w:bookmarkEnd w:id="121"/>
+      <w:bookmarkEnd w:id="122"/>
+      <w:bookmarkEnd w:id="123"/>
+      <w:bookmarkEnd w:id="124"/>
+      <w:bookmarkEnd w:id="125"/>
+      <w:bookmarkEnd w:id="126"/>
     </w:p>
     <w:p>
       <w:pPr>
@@ -12266,16 +13107,18 @@
           <w:lang w:eastAsia="zh-CN"/>
         </w:rPr>
       </w:pPr>
-      <w:bookmarkStart w:id="118" w:name="_Toc206004947"/>
-      <w:bookmarkStart w:id="119" w:name="_Toc206005003"/>
-      <w:bookmarkStart w:id="120" w:name="_Toc206074676"/>
-      <w:bookmarkStart w:id="121" w:name="_Toc206074734"/>
-      <w:bookmarkStart w:id="122" w:name="_Toc206074789"/>
-      <w:bookmarkEnd w:id="118"/>
-      <w:bookmarkEnd w:id="119"/>
-      <w:bookmarkEnd w:id="120"/>
-      <w:bookmarkEnd w:id="121"/>
-      <w:bookmarkEnd w:id="122"/>
+      <w:bookmarkStart w:id="127" w:name="_Toc206004947"/>
+      <w:bookmarkStart w:id="128" w:name="_Toc206005003"/>
+      <w:bookmarkStart w:id="129" w:name="_Toc206074676"/>
+      <w:bookmarkStart w:id="130" w:name="_Toc206074734"/>
+      <w:bookmarkStart w:id="131" w:name="_Toc206074789"/>
+      <w:bookmarkStart w:id="132" w:name="_Toc206085093"/>
+      <w:bookmarkEnd w:id="127"/>
+      <w:bookmarkEnd w:id="128"/>
+      <w:bookmarkEnd w:id="129"/>
+      <w:bookmarkEnd w:id="130"/>
+      <w:bookmarkEnd w:id="131"/>
+      <w:bookmarkEnd w:id="132"/>
     </w:p>
     <w:p>
       <w:pPr>
@@ -12288,14 +13131,14 @@
           <w:lang w:eastAsia="zh-CN"/>
         </w:rPr>
       </w:pPr>
-      <w:bookmarkStart w:id="123" w:name="_Toc206074790"/>
+      <w:bookmarkStart w:id="133" w:name="_Toc206085094"/>
       <w:r>
         <w:rPr>
           <w:lang w:eastAsia="zh-CN"/>
         </w:rPr>
         <w:t>Difference-in-Differences Specification</w:t>
       </w:r>
-      <w:bookmarkEnd w:id="123"/>
+      <w:bookmarkEnd w:id="133"/>
     </w:p>
     <w:p>
       <w:pPr>
@@ -12422,21 +13265,7 @@
                   <w:rFonts w:ascii="Cambria Math" w:eastAsia="宋体" w:hAnsi="Cambria Math"/>
                   <w:lang w:eastAsia="zh-CN"/>
                 </w:rPr>
-                <m:t>=</m:t>
-              </m:r>
-              <m:r>
-                <w:rPr>
-                  <w:rFonts w:ascii="Cambria Math" w:eastAsia="宋体" w:hAnsi="Cambria Math"/>
-                  <w:lang w:eastAsia="zh-CN"/>
-                </w:rPr>
-                <m:t>α</m:t>
-              </m:r>
-              <m:r>
-                <w:rPr>
-                  <w:rFonts w:ascii="Cambria Math" w:eastAsia="宋体" w:hAnsi="Cambria Math"/>
-                  <w:lang w:eastAsia="zh-CN"/>
-                </w:rPr>
-                <m:t>+</m:t>
+                <m:t>=α+</m:t>
               </m:r>
               <m:sSub>
                 <m:sSubPr>
@@ -12663,14 +13492,7 @@
                       <w:rFonts w:ascii="Cambria Math" w:eastAsia="宋体" w:hAnsi="Cambria Math"/>
                       <w:lang w:eastAsia="zh-CN"/>
                     </w:rPr>
-                    <m:t>×</m:t>
-                  </m:r>
-                  <m:r>
-                    <w:rPr>
-                      <w:rFonts w:ascii="Cambria Math" w:eastAsia="宋体" w:hAnsi="Cambria Math"/>
-                      <w:lang w:eastAsia="zh-CN"/>
-                    </w:rPr>
-                    <m:t>Pos</m:t>
+                    <m:t>×Pos</m:t>
                   </m:r>
                   <m:sSub>
                     <m:sSubPr>
@@ -13174,7 +13996,7 @@
           <w:lang w:eastAsia="zh-CN"/>
         </w:rPr>
       </w:pPr>
-      <w:bookmarkStart w:id="124" w:name="_Toc206074791"/>
+      <w:bookmarkStart w:id="134" w:name="_Toc206085095"/>
       <w:r>
         <w:rPr>
           <w:rFonts w:eastAsia="宋体" w:hint="eastAsia"/>
@@ -13182,12 +14004,12 @@
         </w:rPr>
         <w:t>Event Study Design</w:t>
       </w:r>
-      <w:bookmarkEnd w:id="124"/>
+      <w:bookmarkEnd w:id="134"/>
     </w:p>
     <w:p>
       <w:pPr>
         <w:rPr>
-          <w:rFonts w:eastAsia="宋体" w:hint="eastAsia"/>
+          <w:rFonts w:eastAsia="宋体"/>
           <w:lang w:eastAsia="zh-CN"/>
         </w:rPr>
       </w:pPr>
@@ -13225,7 +14047,7 @@
     <w:p>
       <w:pPr>
         <w:rPr>
-          <w:rFonts w:eastAsia="宋体" w:hint="eastAsia"/>
+          <w:rFonts w:eastAsia="宋体"/>
           <w:lang w:eastAsia="zh-CN"/>
         </w:rPr>
       </w:pPr>
@@ -13464,7 +14286,6 @@
                   </m:r>
                 </m:e>
                 <m:sub>
-                  <w:proofErr w:type="spellStart"/>
                   <m:r>
                     <m:rPr>
                       <m:nor/>
@@ -13475,7 +14296,6 @@
                     </w:rPr>
                     <m:t>i</m:t>
                   </m:r>
-                  <w:proofErr w:type="spellEnd"/>
                 </m:sub>
               </m:sSub>
               <m:r>
@@ -13797,7 +14617,7 @@
           <w:lang w:eastAsia="zh-CN"/>
         </w:rPr>
       </w:pPr>
-      <w:bookmarkStart w:id="125" w:name="_Toc206074792"/>
+      <w:bookmarkStart w:id="135" w:name="_Toc206085096"/>
       <w:r>
         <w:rPr>
           <w:rFonts w:eastAsia="宋体" w:hint="eastAsia"/>
@@ -13805,7 +14625,7 @@
         </w:rPr>
         <w:t>Heterogeneity Analysis</w:t>
       </w:r>
-      <w:bookmarkEnd w:id="125"/>
+      <w:bookmarkEnd w:id="135"/>
     </w:p>
     <w:p>
       <w:pPr>
@@ -14435,11 +15255,11 @@
           <w:lang w:eastAsia="zh-CN"/>
         </w:rPr>
       </w:pPr>
-      <w:bookmarkStart w:id="126" w:name="_Toc206074793"/>
+      <w:bookmarkStart w:id="136" w:name="_Toc206085097"/>
       <w:r>
         <w:t>Robustness Checks</w:t>
       </w:r>
-      <w:bookmarkEnd w:id="126"/>
+      <w:bookmarkEnd w:id="136"/>
     </w:p>
     <w:p>
       <w:pPr>
@@ -14622,21 +15442,6 @@
           <w:lang w:eastAsia="zh-CN"/>
         </w:rPr>
         <w:t xml:space="preserve"> counties.</w:t>
-      </w:r>
-    </w:p>
-    <w:p>
-      <w:pPr>
-        <w:rPr>
-          <w:rFonts w:eastAsia="宋体"/>
-          <w:lang w:eastAsia="zh-CN"/>
-        </w:rPr>
-      </w:pPr>
-      <w:r>
-        <w:rPr>
-          <w:rFonts w:eastAsia="宋体"/>
-          <w:lang w:eastAsia="zh-CN"/>
-        </w:rPr>
-        <w:t>These specifications are used to assess the robustness of empirical frameworks under different modelling and data assumptions.</w:t>
       </w:r>
     </w:p>
     <w:p>
@@ -14651,11 +15456,11 @@
           <w:lang w:eastAsia="zh-CN"/>
         </w:rPr>
       </w:pPr>
-      <w:bookmarkStart w:id="127" w:name="_Toc206074794"/>
+      <w:bookmarkStart w:id="137" w:name="_Toc206085098"/>
       <w:r>
         <w:t>Interpretation &amp; Mechanism Exploration</w:t>
       </w:r>
-      <w:bookmarkEnd w:id="127"/>
+      <w:bookmarkEnd w:id="137"/>
     </w:p>
     <w:p>
       <w:pPr>
@@ -14973,14 +15778,16 @@
     <w:p>
       <w:pPr>
         <w:rPr>
-          <w:lang w:eastAsia="zh-CN"/>
-        </w:rPr>
-      </w:pPr>
-      <w:r>
-        <w:rPr>
-          <w:lang w:eastAsia="zh-CN"/>
-        </w:rPr>
-        <w:t>To explain these dynamic spatial heterogeneities, this study included interaction terms between drought exposure and structural covariates such as altitude, agricultural dependency, and income level. These specifications test whether environmental shocks translate into different impacts depending on each county's economic capacity, ecological vulnerability, and adaptive space.</w:t>
+          <w:rFonts w:eastAsia="宋体" w:hint="eastAsia"/>
+          <w:lang w:eastAsia="zh-CN"/>
+        </w:rPr>
+      </w:pPr>
+      <w:r>
+        <w:rPr>
+          <w:rFonts w:eastAsia="宋体"/>
+          <w:lang w:eastAsia="zh-CN"/>
+        </w:rPr>
+        <w:t>To capture dynamic spatial heterogeneities, the analysis incorporates interaction terms between drought exposure and structural covariates—including altitude, agricultural dependency, and income level. This approach assesses whether the impacts of environmental shocks vary according to counties' economic capacity, ecological vulnerability, and adaptive space.</w:t>
       </w:r>
     </w:p>
     <w:p>
@@ -14995,14 +15802,14 @@
           <w:lang w:eastAsia="zh-CN"/>
         </w:rPr>
       </w:pPr>
-      <w:bookmarkStart w:id="128" w:name="_Toc206074795"/>
+      <w:bookmarkStart w:id="138" w:name="_Toc206085099"/>
       <w:r>
         <w:rPr>
           <w:rFonts w:hint="eastAsia"/>
         </w:rPr>
         <w:t>Statement of Ethics</w:t>
       </w:r>
-      <w:bookmarkEnd w:id="128"/>
+      <w:bookmarkEnd w:id="138"/>
     </w:p>
     <w:p>
       <w:pPr>
@@ -15031,14 +15838,14 @@
           <w:lang w:eastAsia="zh-CN"/>
         </w:rPr>
       </w:pPr>
-      <w:bookmarkStart w:id="129" w:name="_Ref205740628"/>
-      <w:bookmarkStart w:id="130" w:name="_Toc206074796"/>
+      <w:bookmarkStart w:id="139" w:name="_Ref205740628"/>
+      <w:bookmarkStart w:id="140" w:name="_Toc206085100"/>
       <w:r>
         <w:lastRenderedPageBreak/>
         <w:t>Results</w:t>
       </w:r>
-      <w:bookmarkEnd w:id="129"/>
-      <w:bookmarkEnd w:id="130"/>
+      <w:bookmarkEnd w:id="139"/>
+      <w:bookmarkEnd w:id="140"/>
     </w:p>
     <w:p>
       <w:pPr>
@@ -15062,20 +15869,22 @@
           <w:szCs w:val="26"/>
         </w:rPr>
       </w:pPr>
-      <w:bookmarkStart w:id="131" w:name="_Toc205813568"/>
-      <w:bookmarkStart w:id="132" w:name="_Toc205997600"/>
-      <w:bookmarkStart w:id="133" w:name="_Toc206004955"/>
-      <w:bookmarkStart w:id="134" w:name="_Toc206005011"/>
-      <w:bookmarkStart w:id="135" w:name="_Toc206074684"/>
-      <w:bookmarkStart w:id="136" w:name="_Toc206074742"/>
-      <w:bookmarkStart w:id="137" w:name="_Toc206074797"/>
-      <w:bookmarkEnd w:id="131"/>
-      <w:bookmarkEnd w:id="132"/>
-      <w:bookmarkEnd w:id="133"/>
-      <w:bookmarkEnd w:id="134"/>
-      <w:bookmarkEnd w:id="135"/>
-      <w:bookmarkEnd w:id="136"/>
-      <w:bookmarkEnd w:id="137"/>
+      <w:bookmarkStart w:id="141" w:name="_Toc205813568"/>
+      <w:bookmarkStart w:id="142" w:name="_Toc205997600"/>
+      <w:bookmarkStart w:id="143" w:name="_Toc206004955"/>
+      <w:bookmarkStart w:id="144" w:name="_Toc206005011"/>
+      <w:bookmarkStart w:id="145" w:name="_Toc206074684"/>
+      <w:bookmarkStart w:id="146" w:name="_Toc206074742"/>
+      <w:bookmarkStart w:id="147" w:name="_Toc206074797"/>
+      <w:bookmarkStart w:id="148" w:name="_Toc206085101"/>
+      <w:bookmarkEnd w:id="141"/>
+      <w:bookmarkEnd w:id="142"/>
+      <w:bookmarkEnd w:id="143"/>
+      <w:bookmarkEnd w:id="144"/>
+      <w:bookmarkEnd w:id="145"/>
+      <w:bookmarkEnd w:id="146"/>
+      <w:bookmarkEnd w:id="147"/>
+      <w:bookmarkEnd w:id="148"/>
     </w:p>
     <w:p>
       <w:pPr>
@@ -15089,365 +15898,1022 @@
           <w:lang w:eastAsia="zh-CN"/>
         </w:rPr>
       </w:pPr>
-      <w:bookmarkStart w:id="138" w:name="_Toc206074798"/>
-      <w:r>
-        <w:t>Main Effects (500–600 words)</w:t>
-      </w:r>
-      <w:bookmarkEnd w:id="138"/>
+      <w:bookmarkStart w:id="149" w:name="_Ref206084974"/>
+      <w:bookmarkStart w:id="150" w:name="_Toc206085102"/>
+      <w:r>
+        <w:t>Main Effects</w:t>
+      </w:r>
+      <w:bookmarkEnd w:id="149"/>
+      <w:bookmarkEnd w:id="150"/>
     </w:p>
     <w:p>
       <w:pPr>
         <w:rPr>
           <w:rFonts w:eastAsia="宋体"/>
-          <w:lang w:val="en-GB" w:eastAsia="zh-CN"/>
-        </w:rPr>
-      </w:pPr>
-      <w:r>
-        <w:rPr>
-          <w:rFonts w:eastAsia="宋体"/>
-          <w:lang w:val="en-GB" w:eastAsia="zh-CN"/>
-        </w:rPr>
-        <w:t>1. NDVI results</w:t>
+          <w:lang w:eastAsia="zh-CN"/>
+        </w:rPr>
+      </w:pPr>
+      <w:r>
+        <w:rPr>
+          <w:lang w:eastAsia="zh-CN"/>
+        </w:rPr>
+        <w:t>This section presents the average impacts of the 2010 Guizhou drought on cropland vegetation and population mobility. Using a two-way fixed effects difference-in-differences (</w:t>
+      </w:r>
+      <w:proofErr w:type="spellStart"/>
+      <w:r>
+        <w:rPr>
+          <w:lang w:eastAsia="zh-CN"/>
+        </w:rPr>
+        <w:t>DiD</w:t>
+      </w:r>
+      <w:proofErr w:type="spellEnd"/>
+      <w:r>
+        <w:rPr>
+          <w:lang w:eastAsia="zh-CN"/>
+        </w:rPr>
+        <w:t xml:space="preserve">) model, the analysis estimates changes in NDVI and net migration rates between drought-affected and unaffected counties before and after 2010. Standard errors are clustered at the county level. The primary treatment effect is captured by the interaction term between drought exposure and the post-2010 indicator. </w:t>
+      </w:r>
+      <w:r>
+        <w:rPr>
+          <w:lang w:eastAsia="zh-CN"/>
+        </w:rPr>
+        <w:fldChar w:fldCharType="begin"/>
+      </w:r>
+      <w:r>
+        <w:rPr>
+          <w:lang w:eastAsia="zh-CN"/>
+        </w:rPr>
+        <w:instrText xml:space="preserve"> REF _Ref206080398 \h </w:instrText>
+      </w:r>
+      <w:r>
+        <w:rPr>
+          <w:lang w:eastAsia="zh-CN"/>
+        </w:rPr>
+      </w:r>
+      <w:r>
+        <w:rPr>
+          <w:lang w:eastAsia="zh-CN"/>
+        </w:rPr>
+        <w:fldChar w:fldCharType="separate"/>
+      </w:r>
+      <w:r>
+        <w:t xml:space="preserve">Figure </w:t>
+      </w:r>
+      <w:r>
+        <w:rPr>
+          <w:noProof/>
+        </w:rPr>
+        <w:t>5</w:t>
+      </w:r>
+      <w:r>
+        <w:t>.</w:t>
+      </w:r>
+      <w:r>
+        <w:rPr>
+          <w:noProof/>
+        </w:rPr>
+        <w:t>1</w:t>
+      </w:r>
+      <w:r>
+        <w:rPr>
+          <w:lang w:eastAsia="zh-CN"/>
+        </w:rPr>
+        <w:fldChar w:fldCharType="end"/>
+      </w:r>
+      <w:r>
+        <w:rPr>
+          <w:rFonts w:eastAsia="宋体" w:hint="eastAsia"/>
+          <w:lang w:eastAsia="zh-CN"/>
+        </w:rPr>
+        <w:t xml:space="preserve"> </w:t>
+      </w:r>
+      <w:proofErr w:type="spellStart"/>
+      <w:r>
+        <w:rPr>
+          <w:lang w:eastAsia="zh-CN"/>
+        </w:rPr>
+        <w:t>summarises</w:t>
+      </w:r>
+      <w:proofErr w:type="spellEnd"/>
+      <w:r>
+        <w:rPr>
+          <w:lang w:eastAsia="zh-CN"/>
+        </w:rPr>
+        <w:t xml:space="preserve"> the main findings using pre- and post-drought group means with 95% confidence</w:t>
+      </w:r>
+      <w:r>
+        <w:rPr>
+          <w:rFonts w:eastAsia="宋体" w:hint="eastAsia"/>
+          <w:lang w:eastAsia="zh-CN"/>
+        </w:rPr>
+        <w:t xml:space="preserve"> </w:t>
+      </w:r>
+      <w:r>
+        <w:rPr>
+          <w:lang w:eastAsia="zh-CN"/>
+        </w:rPr>
+        <w:t>intervals.</w:t>
       </w:r>
     </w:p>
     <w:p>
       <w:pPr>
         <w:rPr>
           <w:rFonts w:eastAsia="宋体"/>
-          <w:lang w:val="en-GB" w:eastAsia="zh-CN"/>
-        </w:rPr>
-      </w:pPr>
-      <w:r>
-        <w:rPr>
-          <w:rFonts w:eastAsia="宋体"/>
-          <w:lang w:val="en-GB" w:eastAsia="zh-CN"/>
-        </w:rPr>
-        <w:t xml:space="preserve">    - Table: </w:t>
-      </w:r>
-      <w:proofErr w:type="spellStart"/>
-      <w:r>
-        <w:rPr>
-          <w:rFonts w:eastAsia="宋体"/>
-          <w:lang w:val="en-GB" w:eastAsia="zh-CN"/>
-        </w:rPr>
-        <w:t>DiD</w:t>
-      </w:r>
-      <w:proofErr w:type="spellEnd"/>
-      <w:r>
-        <w:rPr>
-          <w:rFonts w:eastAsia="宋体"/>
-          <w:lang w:val="en-GB" w:eastAsia="zh-CN"/>
-        </w:rPr>
-        <w:t xml:space="preserve"> regression coefficients for treatment × post (2008–2012, county FE, year FE).</w:t>
+          <w:lang w:eastAsia="zh-CN"/>
+        </w:rPr>
+      </w:pPr>
+      <w:r>
+        <w:rPr>
+          <w:rFonts w:hint="eastAsia"/>
+          <w:noProof/>
+          <w:lang w:eastAsia="zh-CN"/>
+        </w:rPr>
+        <w:drawing>
+          <wp:inline distT="0" distB="0" distL="0" distR="0" wp14:anchorId="28E1DF95" wp14:editId="6F2F2F19">
+            <wp:extent cx="5438292" cy="4711065"/>
+            <wp:effectExtent l="0" t="0" r="0" b="0"/>
+            <wp:docPr id="2146149588" name="图片 1"/>
+            <wp:cNvGraphicFramePr>
+              <a:graphicFrameLocks xmlns:a="http://schemas.openxmlformats.org/drawingml/2006/main" noChangeAspect="1"/>
+            </wp:cNvGraphicFramePr>
+            <a:graphic xmlns:a="http://schemas.openxmlformats.org/drawingml/2006/main">
+              <a:graphicData uri="http://schemas.openxmlformats.org/drawingml/2006/picture">
+                <pic:pic xmlns:pic="http://schemas.openxmlformats.org/drawingml/2006/picture">
+                  <pic:nvPicPr>
+                    <pic:cNvPr id="2146149588" name="图片 1"/>
+                    <pic:cNvPicPr>
+                      <a:picLocks noChangeAspect="1" noChangeArrowheads="1"/>
+                    </pic:cNvPicPr>
+                  </pic:nvPicPr>
+                  <pic:blipFill>
+                    <a:blip r:embed="rId17"/>
+                    <a:stretch>
+                      <a:fillRect/>
+                    </a:stretch>
+                  </pic:blipFill>
+                  <pic:spPr bwMode="auto">
+                    <a:xfrm>
+                      <a:off x="0" y="0"/>
+                      <a:ext cx="5438292" cy="4711065"/>
+                    </a:xfrm>
+                    <a:prstGeom prst="rect">
+                      <a:avLst/>
+                    </a:prstGeom>
+                    <a:noFill/>
+                    <a:ln>
+                      <a:noFill/>
+                    </a:ln>
+                  </pic:spPr>
+                </pic:pic>
+              </a:graphicData>
+            </a:graphic>
+          </wp:inline>
+        </w:drawing>
       </w:r>
     </w:p>
     <w:p>
       <w:pPr>
-        <w:rPr>
-          <w:rFonts w:eastAsia="宋体"/>
-          <w:lang w:val="en-GB" w:eastAsia="zh-CN"/>
-        </w:rPr>
-      </w:pPr>
-      <w:r>
-        <w:rPr>
-          <w:rFonts w:eastAsia="宋体"/>
-          <w:lang w:val="en-GB" w:eastAsia="zh-CN"/>
-        </w:rPr>
-        <w:t xml:space="preserve">    - Report sign, magnitude, and statistical significance.</w:t>
-      </w:r>
+        <w:pStyle w:val="af7"/>
+        <w:jc w:val="center"/>
+        <w:rPr>
+          <w:rFonts w:eastAsia="宋体" w:hint="eastAsia"/>
+          <w:color w:val="595959" w:themeColor="text1" w:themeTint="A6"/>
+          <w:lang w:eastAsia="zh-CN"/>
+        </w:rPr>
+      </w:pPr>
+      <w:bookmarkStart w:id="151" w:name="_Ref206080398"/>
+      <w:bookmarkStart w:id="152" w:name="_Toc206084086"/>
+      <w:r>
+        <w:t xml:space="preserve">Figure </w:t>
+      </w:r>
+      <w:fldSimple w:instr=" STYLEREF 1 \s ">
+        <w:r>
+          <w:rPr>
+            <w:noProof/>
+          </w:rPr>
+          <w:t>5</w:t>
+        </w:r>
+      </w:fldSimple>
+      <w:r>
+        <w:t>.</w:t>
+      </w:r>
+      <w:fldSimple w:instr=" SEQ Figure \* ARABIC \s 1 ">
+        <w:r>
+          <w:rPr>
+            <w:noProof/>
+          </w:rPr>
+          <w:t>1</w:t>
+        </w:r>
+      </w:fldSimple>
+      <w:bookmarkEnd w:id="151"/>
+      <w:r>
+        <w:rPr>
+          <w:rFonts w:eastAsia="宋体" w:hint="eastAsia"/>
+          <w:lang w:eastAsia="zh-CN"/>
+        </w:rPr>
+        <w:t xml:space="preserve"> </w:t>
+      </w:r>
+      <w:r>
+        <w:rPr>
+          <w:rFonts w:eastAsia="宋体"/>
+          <w:color w:val="595959" w:themeColor="text1" w:themeTint="A6"/>
+          <w:lang w:eastAsia="zh-CN"/>
+        </w:rPr>
+        <w:t>Average Pre- and Post-Drought Trends in NDVI and Net Migration Rate</w:t>
+      </w:r>
+      <w:r>
+        <w:rPr>
+          <w:rFonts w:eastAsia="宋体" w:hint="eastAsia"/>
+          <w:b w:val="0"/>
+          <w:bCs w:val="0"/>
+          <w:color w:val="595959" w:themeColor="text1" w:themeTint="A6"/>
+          <w:lang w:eastAsia="zh-CN"/>
+        </w:rPr>
+        <w:t xml:space="preserve"> </w:t>
+      </w:r>
+      <w:r>
+        <w:rPr>
+          <w:rFonts w:eastAsia="宋体"/>
+          <w:b w:val="0"/>
+          <w:bCs w:val="0"/>
+          <w:color w:val="595959" w:themeColor="text1" w:themeTint="A6"/>
+          <w:lang w:eastAsia="zh-CN"/>
+        </w:rPr>
+        <w:tab/>
+      </w:r>
+      <w:r>
+        <w:rPr>
+          <w:rFonts w:eastAsia="宋体" w:hint="eastAsia"/>
+          <w:b w:val="0"/>
+          <w:bCs w:val="0"/>
+          <w:color w:val="595959" w:themeColor="text1" w:themeTint="A6"/>
+          <w:lang w:eastAsia="zh-CN"/>
+        </w:rPr>
+        <w:t>(</w:t>
+      </w:r>
+      <w:r>
+        <w:rPr>
+          <w:rFonts w:eastAsia="宋体"/>
+          <w:b w:val="0"/>
+          <w:bCs w:val="0"/>
+          <w:color w:val="595959" w:themeColor="text1" w:themeTint="A6"/>
+          <w:lang w:eastAsia="zh-CN"/>
+        </w:rPr>
+        <w:t>Two-panel plot comparing the pre- and post-2010 averages for treated (drought-affected) and control counties.</w:t>
+      </w:r>
+      <w:r>
+        <w:rPr>
+          <w:rFonts w:eastAsia="宋体" w:hint="eastAsia"/>
+          <w:b w:val="0"/>
+          <w:bCs w:val="0"/>
+          <w:color w:val="595959" w:themeColor="text1" w:themeTint="A6"/>
+          <w:lang w:eastAsia="zh-CN"/>
+        </w:rPr>
+        <w:t xml:space="preserve"> </w:t>
+      </w:r>
+      <w:r>
+        <w:rPr>
+          <w:rFonts w:eastAsia="宋体"/>
+          <w:b w:val="0"/>
+          <w:bCs w:val="0"/>
+          <w:color w:val="595959" w:themeColor="text1" w:themeTint="A6"/>
+          <w:lang w:eastAsia="zh-CN"/>
+        </w:rPr>
+        <w:t>Top: Average cropland NDVI during the growing season.</w:t>
+      </w:r>
+      <w:r>
+        <w:rPr>
+          <w:rFonts w:eastAsia="宋体" w:hint="eastAsia"/>
+          <w:b w:val="0"/>
+          <w:bCs w:val="0"/>
+          <w:color w:val="595959" w:themeColor="text1" w:themeTint="A6"/>
+          <w:lang w:eastAsia="zh-CN"/>
+        </w:rPr>
+        <w:t xml:space="preserve"> </w:t>
+      </w:r>
+      <w:r>
+        <w:rPr>
+          <w:rFonts w:eastAsia="宋体"/>
+          <w:b w:val="0"/>
+          <w:bCs w:val="0"/>
+          <w:color w:val="595959" w:themeColor="text1" w:themeTint="A6"/>
+          <w:lang w:eastAsia="zh-CN"/>
+        </w:rPr>
+        <w:t xml:space="preserve">Bottom: Net migration rate per 1,000 </w:t>
+      </w:r>
+      <w:r>
+        <w:rPr>
+          <w:rFonts w:eastAsia="宋体"/>
+          <w:b w:val="0"/>
+          <w:bCs w:val="0"/>
+          <w:color w:val="595959" w:themeColor="text1" w:themeTint="A6"/>
+          <w:lang w:eastAsia="zh-CN"/>
+        </w:rPr>
+        <w:t>people</w:t>
+      </w:r>
+      <w:r>
+        <w:rPr>
+          <w:rFonts w:eastAsia="宋体"/>
+          <w:b w:val="0"/>
+          <w:bCs w:val="0"/>
+          <w:color w:val="595959" w:themeColor="text1" w:themeTint="A6"/>
+          <w:lang w:eastAsia="zh-CN"/>
+        </w:rPr>
+        <w:t>.</w:t>
+      </w:r>
+      <w:r>
+        <w:rPr>
+          <w:rFonts w:eastAsia="宋体" w:hint="eastAsia"/>
+          <w:b w:val="0"/>
+          <w:bCs w:val="0"/>
+          <w:color w:val="595959" w:themeColor="text1" w:themeTint="A6"/>
+          <w:lang w:eastAsia="zh-CN"/>
+        </w:rPr>
+        <w:t xml:space="preserve"> </w:t>
+      </w:r>
+      <w:r>
+        <w:rPr>
+          <w:rFonts w:eastAsia="宋体"/>
+          <w:b w:val="0"/>
+          <w:bCs w:val="0"/>
+          <w:color w:val="595959" w:themeColor="text1" w:themeTint="A6"/>
+          <w:lang w:eastAsia="zh-CN"/>
+        </w:rPr>
+        <w:t>Error bars represent 95% confidence intervals.</w:t>
+      </w:r>
+      <w:r>
+        <w:rPr>
+          <w:rFonts w:eastAsia="宋体" w:hint="eastAsia"/>
+          <w:b w:val="0"/>
+          <w:bCs w:val="0"/>
+          <w:color w:val="595959" w:themeColor="text1" w:themeTint="A6"/>
+          <w:lang w:eastAsia="zh-CN"/>
+        </w:rPr>
+        <w:t xml:space="preserve"> </w:t>
+      </w:r>
+      <w:r>
+        <w:rPr>
+          <w:rFonts w:eastAsia="宋体"/>
+          <w:b w:val="0"/>
+          <w:bCs w:val="0"/>
+          <w:color w:val="595959" w:themeColor="text1" w:themeTint="A6"/>
+          <w:lang w:eastAsia="zh-CN"/>
+        </w:rPr>
+        <w:t>Data sources: MODIS MOD13Q1, MODIS MCD12Q1, Guizhou Statistical Yearbook.</w:t>
+      </w:r>
+      <w:r>
+        <w:rPr>
+          <w:rFonts w:eastAsia="宋体" w:hint="eastAsia"/>
+          <w:b w:val="0"/>
+          <w:bCs w:val="0"/>
+          <w:color w:val="595959" w:themeColor="text1" w:themeTint="A6"/>
+          <w:lang w:eastAsia="zh-CN"/>
+        </w:rPr>
+        <w:t>)</w:t>
+      </w:r>
+      <w:bookmarkEnd w:id="152"/>
     </w:p>
     <w:p>
       <w:pPr>
-        <w:rPr>
-          <w:rFonts w:eastAsia="宋体"/>
-          <w:lang w:val="en-GB" w:eastAsia="zh-CN"/>
-        </w:rPr>
-      </w:pPr>
-      <w:r>
-        <w:rPr>
-          <w:rFonts w:eastAsia="宋体"/>
-          <w:lang w:val="en-GB" w:eastAsia="zh-CN"/>
-        </w:rPr>
-        <w:t xml:space="preserve">    - Compare treatment vs control group </w:t>
-      </w:r>
-      <w:r>
-        <w:rPr>
-          <w:rFonts w:eastAsia="宋体"/>
-          <w:lang w:val="en-GB" w:eastAsia="zh-CN"/>
-        </w:rPr>
-        <w:t>pre-post</w:t>
-      </w:r>
-      <w:r>
-        <w:rPr>
-          <w:rFonts w:eastAsia="宋体"/>
-          <w:lang w:val="en-GB" w:eastAsia="zh-CN"/>
-        </w:rPr>
-        <w:t xml:space="preserve"> averages (brief descriptive link to Figure 3.3).</w:t>
-      </w:r>
+        <w:pStyle w:val="ae"/>
+        <w:keepNext/>
+        <w:keepLines/>
+        <w:numPr>
+          <w:ilvl w:val="0"/>
+          <w:numId w:val="38"/>
+        </w:numPr>
+        <w:spacing w:before="200" w:after="0"/>
+        <w:contextualSpacing w:val="0"/>
+        <w:outlineLvl w:val="2"/>
+        <w:rPr>
+          <w:rFonts w:asciiTheme="majorHAnsi" w:eastAsiaTheme="majorEastAsia" w:hAnsiTheme="majorHAnsi" w:cstheme="majorBidi" w:hint="eastAsia"/>
+          <w:b/>
+          <w:bCs/>
+          <w:vanish/>
+          <w:color w:val="4F81BD" w:themeColor="accent1"/>
+          <w:lang w:eastAsia="zh-CN"/>
+        </w:rPr>
+      </w:pPr>
+      <w:bookmarkStart w:id="153" w:name="_Toc206085103"/>
+      <w:bookmarkEnd w:id="153"/>
     </w:p>
     <w:p>
       <w:pPr>
-        <w:rPr>
-          <w:rFonts w:eastAsia="宋体"/>
-          <w:lang w:val="en-GB" w:eastAsia="zh-CN"/>
-        </w:rPr>
-      </w:pPr>
-      <w:r>
-        <w:rPr>
-          <w:rFonts w:eastAsia="宋体"/>
-          <w:lang w:val="en-GB" w:eastAsia="zh-CN"/>
-        </w:rPr>
-        <w:t xml:space="preserve">    - Mention robustness to alternative standard errors (clustered by county).</w:t>
-      </w:r>
+        <w:pStyle w:val="ae"/>
+        <w:keepNext/>
+        <w:keepLines/>
+        <w:numPr>
+          <w:ilvl w:val="0"/>
+          <w:numId w:val="38"/>
+        </w:numPr>
+        <w:spacing w:before="200" w:after="0"/>
+        <w:contextualSpacing w:val="0"/>
+        <w:outlineLvl w:val="2"/>
+        <w:rPr>
+          <w:rFonts w:asciiTheme="majorHAnsi" w:eastAsiaTheme="majorEastAsia" w:hAnsiTheme="majorHAnsi" w:cstheme="majorBidi" w:hint="eastAsia"/>
+          <w:b/>
+          <w:bCs/>
+          <w:vanish/>
+          <w:color w:val="4F81BD" w:themeColor="accent1"/>
+          <w:lang w:eastAsia="zh-CN"/>
+        </w:rPr>
+      </w:pPr>
+      <w:bookmarkStart w:id="154" w:name="_Toc206085104"/>
+      <w:bookmarkEnd w:id="154"/>
     </w:p>
     <w:p>
       <w:pPr>
-        <w:rPr>
-          <w:rFonts w:eastAsia="宋体"/>
-          <w:lang w:val="en-GB" w:eastAsia="zh-CN"/>
-        </w:rPr>
-      </w:pPr>
-      <w:r>
-        <w:rPr>
-          <w:rFonts w:eastAsia="宋体"/>
-          <w:lang w:val="en-GB" w:eastAsia="zh-CN"/>
-        </w:rPr>
-        <w:t>2. Migration results</w:t>
-      </w:r>
+        <w:pStyle w:val="ae"/>
+        <w:keepNext/>
+        <w:keepLines/>
+        <w:numPr>
+          <w:ilvl w:val="0"/>
+          <w:numId w:val="38"/>
+        </w:numPr>
+        <w:spacing w:before="200" w:after="0"/>
+        <w:contextualSpacing w:val="0"/>
+        <w:outlineLvl w:val="2"/>
+        <w:rPr>
+          <w:rFonts w:asciiTheme="majorHAnsi" w:eastAsiaTheme="majorEastAsia" w:hAnsiTheme="majorHAnsi" w:cstheme="majorBidi" w:hint="eastAsia"/>
+          <w:b/>
+          <w:bCs/>
+          <w:vanish/>
+          <w:color w:val="4F81BD" w:themeColor="accent1"/>
+          <w:lang w:eastAsia="zh-CN"/>
+        </w:rPr>
+      </w:pPr>
+      <w:bookmarkStart w:id="155" w:name="_Toc206085105"/>
+      <w:bookmarkEnd w:id="155"/>
     </w:p>
     <w:p>
       <w:pPr>
-        <w:rPr>
-          <w:rFonts w:eastAsia="宋体"/>
-          <w:lang w:val="en-GB" w:eastAsia="zh-CN"/>
-        </w:rPr>
-      </w:pPr>
-      <w:r>
-        <w:rPr>
-          <w:rFonts w:eastAsia="宋体"/>
-          <w:lang w:val="en-GB" w:eastAsia="zh-CN"/>
-        </w:rPr>
-        <w:t xml:space="preserve">    - Same regression format as NDVI.</w:t>
-      </w:r>
+        <w:pStyle w:val="ae"/>
+        <w:keepNext/>
+        <w:keepLines/>
+        <w:numPr>
+          <w:ilvl w:val="0"/>
+          <w:numId w:val="38"/>
+        </w:numPr>
+        <w:spacing w:before="200" w:after="0"/>
+        <w:contextualSpacing w:val="0"/>
+        <w:outlineLvl w:val="2"/>
+        <w:rPr>
+          <w:rFonts w:asciiTheme="majorHAnsi" w:eastAsiaTheme="majorEastAsia" w:hAnsiTheme="majorHAnsi" w:cstheme="majorBidi" w:hint="eastAsia"/>
+          <w:b/>
+          <w:bCs/>
+          <w:vanish/>
+          <w:color w:val="4F81BD" w:themeColor="accent1"/>
+          <w:lang w:eastAsia="zh-CN"/>
+        </w:rPr>
+      </w:pPr>
+      <w:bookmarkStart w:id="156" w:name="_Toc206085106"/>
+      <w:bookmarkEnd w:id="156"/>
     </w:p>
     <w:p>
       <w:pPr>
-        <w:rPr>
-          <w:rFonts w:eastAsia="宋体"/>
-          <w:lang w:val="en-GB" w:eastAsia="zh-CN"/>
-        </w:rPr>
-      </w:pPr>
-      <w:r>
-        <w:rPr>
-          <w:rFonts w:eastAsia="宋体"/>
-          <w:lang w:val="en-GB" w:eastAsia="zh-CN"/>
-        </w:rPr>
-        <w:t xml:space="preserve">    - Note direction of effect: expected positive for out-migration but smaller in magnitude.</w:t>
-      </w:r>
+        <w:pStyle w:val="ae"/>
+        <w:keepNext/>
+        <w:keepLines/>
+        <w:numPr>
+          <w:ilvl w:val="0"/>
+          <w:numId w:val="38"/>
+        </w:numPr>
+        <w:spacing w:before="200" w:after="0"/>
+        <w:contextualSpacing w:val="0"/>
+        <w:outlineLvl w:val="2"/>
+        <w:rPr>
+          <w:rFonts w:asciiTheme="majorHAnsi" w:eastAsiaTheme="majorEastAsia" w:hAnsiTheme="majorHAnsi" w:cstheme="majorBidi" w:hint="eastAsia"/>
+          <w:b/>
+          <w:bCs/>
+          <w:vanish/>
+          <w:color w:val="4F81BD" w:themeColor="accent1"/>
+          <w:lang w:eastAsia="zh-CN"/>
+        </w:rPr>
+      </w:pPr>
+      <w:bookmarkStart w:id="157" w:name="_Toc206085107"/>
+      <w:bookmarkEnd w:id="157"/>
     </w:p>
     <w:p>
       <w:pPr>
-        <w:rPr>
-          <w:rFonts w:eastAsia="宋体"/>
-          <w:lang w:val="en-GB" w:eastAsia="zh-CN"/>
-        </w:rPr>
-      </w:pPr>
-      <w:r>
-        <w:rPr>
-          <w:rFonts w:eastAsia="宋体"/>
-          <w:lang w:val="en-GB" w:eastAsia="zh-CN"/>
-        </w:rPr>
-        <w:t xml:space="preserve">    - Discuss statistical significance (or lack thereof).</w:t>
-      </w:r>
+        <w:pStyle w:val="ae"/>
+        <w:keepNext/>
+        <w:keepLines/>
+        <w:numPr>
+          <w:ilvl w:val="1"/>
+          <w:numId w:val="38"/>
+        </w:numPr>
+        <w:spacing w:before="200" w:after="0"/>
+        <w:contextualSpacing w:val="0"/>
+        <w:outlineLvl w:val="2"/>
+        <w:rPr>
+          <w:rFonts w:asciiTheme="majorHAnsi" w:eastAsiaTheme="majorEastAsia" w:hAnsiTheme="majorHAnsi" w:cstheme="majorBidi" w:hint="eastAsia"/>
+          <w:b/>
+          <w:bCs/>
+          <w:vanish/>
+          <w:color w:val="4F81BD" w:themeColor="accent1"/>
+          <w:lang w:eastAsia="zh-CN"/>
+        </w:rPr>
+      </w:pPr>
+      <w:bookmarkStart w:id="158" w:name="_Toc206085108"/>
+      <w:bookmarkEnd w:id="158"/>
     </w:p>
     <w:p>
       <w:pPr>
-        <w:rPr>
-          <w:rFonts w:eastAsia="宋体"/>
-          <w:lang w:val="en-GB" w:eastAsia="zh-CN"/>
-        </w:rPr>
-      </w:pPr>
-      <w:r>
-        <w:rPr>
-          <w:rFonts w:eastAsia="宋体"/>
-          <w:lang w:val="en-GB" w:eastAsia="zh-CN"/>
-        </w:rPr>
-        <w:t xml:space="preserve">    - Highlight </w:t>
-      </w:r>
-      <w:r>
-        <w:rPr>
-          <w:rFonts w:eastAsia="宋体"/>
-          <w:lang w:val="en-GB" w:eastAsia="zh-CN"/>
-        </w:rPr>
-        <w:t xml:space="preserve">the </w:t>
-      </w:r>
-      <w:r>
-        <w:rPr>
-          <w:rFonts w:eastAsia="宋体"/>
-          <w:lang w:val="en-GB" w:eastAsia="zh-CN"/>
-        </w:rPr>
-        <w:t>difference in effect sizes between NDVI and migration, signalling possible attenuation in the agricultural–migration pathway.</w:t>
-      </w:r>
+        <w:pStyle w:val="31"/>
+        <w:numPr>
+          <w:ilvl w:val="2"/>
+          <w:numId w:val="38"/>
+        </w:numPr>
+        <w:rPr>
+          <w:rFonts w:eastAsia="宋体"/>
+          <w:lang w:eastAsia="zh-CN"/>
+        </w:rPr>
+      </w:pPr>
+      <w:bookmarkStart w:id="159" w:name="_Toc206085109"/>
+      <w:r>
+        <w:rPr>
+          <w:rFonts w:hint="eastAsia"/>
+          <w:lang w:eastAsia="zh-CN"/>
+        </w:rPr>
+        <w:t>Cropland NDVI</w:t>
+      </w:r>
+      <w:bookmarkEnd w:id="159"/>
     </w:p>
     <w:p>
       <w:pPr>
         <w:rPr>
           <w:rFonts w:eastAsia="宋体"/>
-          <w:lang w:val="en-GB" w:eastAsia="zh-CN"/>
-        </w:rPr>
-      </w:pPr>
-      <w:r>
-        <w:rPr>
-          <w:rFonts w:eastAsia="宋体"/>
-          <w:lang w:val="en-GB" w:eastAsia="zh-CN"/>
-        </w:rPr>
-        <w:t>3. Interpretation link</w:t>
+          <w:lang w:eastAsia="zh-CN"/>
+        </w:rPr>
+      </w:pPr>
+      <w:r>
+        <w:rPr>
+          <w:rFonts w:eastAsia="宋体" w:hint="eastAsia"/>
+          <w:lang w:eastAsia="zh-CN"/>
+        </w:rPr>
+        <w:t xml:space="preserve">The top panel of </w:t>
+      </w:r>
+      <w:r>
+        <w:rPr>
+          <w:rFonts w:eastAsia="宋体"/>
+          <w:lang w:eastAsia="zh-CN"/>
+        </w:rPr>
+        <w:fldChar w:fldCharType="begin"/>
+      </w:r>
+      <w:r>
+        <w:rPr>
+          <w:rFonts w:eastAsia="宋体"/>
+          <w:lang w:eastAsia="zh-CN"/>
+        </w:rPr>
+        <w:instrText xml:space="preserve"> REF _Ref206080398 \h </w:instrText>
+      </w:r>
+      <w:r>
+        <w:rPr>
+          <w:rFonts w:eastAsia="宋体"/>
+          <w:lang w:eastAsia="zh-CN"/>
+        </w:rPr>
+      </w:r>
+      <w:r>
+        <w:rPr>
+          <w:rFonts w:eastAsia="宋体"/>
+          <w:lang w:eastAsia="zh-CN"/>
+        </w:rPr>
+        <w:fldChar w:fldCharType="separate"/>
+      </w:r>
+      <w:r>
+        <w:t xml:space="preserve">Figure </w:t>
+      </w:r>
+      <w:r>
+        <w:rPr>
+          <w:noProof/>
+        </w:rPr>
+        <w:t>5</w:t>
+      </w:r>
+      <w:r>
+        <w:t>.</w:t>
+      </w:r>
+      <w:r>
+        <w:rPr>
+          <w:noProof/>
+        </w:rPr>
+        <w:t>1</w:t>
+      </w:r>
+      <w:r>
+        <w:rPr>
+          <w:rFonts w:eastAsia="宋体"/>
+          <w:lang w:eastAsia="zh-CN"/>
+        </w:rPr>
+        <w:fldChar w:fldCharType="end"/>
+      </w:r>
+      <w:r>
+        <w:rPr>
+          <w:rFonts w:eastAsia="宋体" w:hint="eastAsia"/>
+          <w:lang w:eastAsia="zh-CN"/>
+        </w:rPr>
+        <w:t xml:space="preserve"> </w:t>
+      </w:r>
+      <w:r>
+        <w:rPr>
+          <w:rFonts w:eastAsia="宋体"/>
+          <w:lang w:eastAsia="zh-CN"/>
+        </w:rPr>
+        <w:t>shows that after the drought, the NDVI decreased significantly in both the treatment counties and the control counties, but the decrease was greater in the treatment counties. Before 2010, the average NDVI value for farmland in the treatment counties was approximately 0.541, while that for the control counties was 0.528. After 2010, the NDVI values decreased to 0.496 and 0.498, respectively, effectively eliminating the initial difference.</w:t>
       </w:r>
     </w:p>
     <w:p>
       <w:pPr>
         <w:rPr>
           <w:rFonts w:eastAsia="宋体"/>
-          <w:lang w:val="en-GB" w:eastAsia="zh-CN"/>
-        </w:rPr>
-      </w:pPr>
-      <w:r>
-        <w:rPr>
-          <w:rFonts w:eastAsia="宋体"/>
-          <w:lang w:val="en-GB" w:eastAsia="zh-CN"/>
-        </w:rPr>
-        <w:t xml:space="preserve">    - Briefly connect to theory: strong agricultural effect but weaker migration effect may reflect capability constraints or alternative livelihoods.</w:t>
+          <w:lang w:eastAsia="zh-CN"/>
+        </w:rPr>
+      </w:pPr>
+      <w:r>
+        <w:rPr>
+          <w:rFonts w:eastAsia="宋体"/>
+          <w:lang w:eastAsia="zh-CN"/>
+        </w:rPr>
+        <w:t xml:space="preserve">The average treatment effect of the </w:t>
+      </w:r>
+      <w:proofErr w:type="spellStart"/>
+      <w:r>
+        <w:rPr>
+          <w:rFonts w:eastAsia="宋体"/>
+          <w:lang w:eastAsia="zh-CN"/>
+        </w:rPr>
+        <w:t>DiD</w:t>
+      </w:r>
+      <w:proofErr w:type="spellEnd"/>
+      <w:r>
+        <w:rPr>
+          <w:rFonts w:eastAsia="宋体"/>
+          <w:lang w:eastAsia="zh-CN"/>
+        </w:rPr>
+        <w:t xml:space="preserve"> regression estimate was -0.0179 (p &lt; 0.01), which was statistically significant, indicating that drought exposure had a significant negative impact on agricultural vegetation. </w:t>
+      </w:r>
+      <w:r>
+        <w:rPr>
+          <w:rFonts w:eastAsia="宋体" w:hint="eastAsia"/>
+          <w:lang w:eastAsia="zh-CN"/>
+        </w:rPr>
+        <w:t>Also, t</w:t>
+      </w:r>
+      <w:r>
+        <w:rPr>
+          <w:rFonts w:eastAsia="宋体"/>
+          <w:lang w:eastAsia="zh-CN"/>
+        </w:rPr>
+        <w:t>he R-squared value of the NDVI model was as high as 0.976, reflecting the model's strong explanatory power given the spatial and temporal coverage of the panel data.</w:t>
       </w:r>
     </w:p>
     <w:p>
       <w:pPr>
-        <w:ind w:firstLine="240"/>
-        <w:rPr>
-          <w:rFonts w:eastAsia="宋体"/>
-          <w:lang w:val="en-GB" w:eastAsia="zh-CN"/>
-        </w:rPr>
-      </w:pPr>
-      <w:r>
-        <w:rPr>
-          <w:rFonts w:eastAsia="宋体"/>
-          <w:lang w:val="en-GB" w:eastAsia="zh-CN"/>
-        </w:rPr>
-        <w:t>- Defer detailed explanation to Discussion.</w:t>
-      </w:r>
+        <w:pStyle w:val="31"/>
+        <w:numPr>
+          <w:ilvl w:val="2"/>
+          <w:numId w:val="38"/>
+        </w:numPr>
+        <w:rPr>
+          <w:rFonts w:eastAsia="宋体"/>
+          <w:lang w:eastAsia="zh-CN"/>
+        </w:rPr>
+      </w:pPr>
+      <w:bookmarkStart w:id="160" w:name="_Toc206085110"/>
+      <w:r>
+        <w:rPr>
+          <w:rFonts w:hint="eastAsia"/>
+          <w:lang w:eastAsia="zh-CN"/>
+        </w:rPr>
+        <w:t>Net Migration Rate</w:t>
+      </w:r>
+      <w:bookmarkEnd w:id="160"/>
     </w:p>
     <w:p>
       <w:pPr>
         <w:rPr>
           <w:rFonts w:eastAsia="宋体"/>
-          <w:i/>
-          <w:iCs/>
-          <w:color w:val="404040" w:themeColor="text1" w:themeTint="BF"/>
-          <w:lang w:val="en-GB" w:eastAsia="zh-CN"/>
-        </w:rPr>
-      </w:pPr>
-      <w:r>
-        <w:rPr>
-          <w:rFonts w:eastAsia="宋体"/>
-          <w:i/>
-          <w:iCs/>
-          <w:color w:val="404040" w:themeColor="text1" w:themeTint="BF"/>
-          <w:lang w:val="en-GB" w:eastAsia="zh-CN"/>
-        </w:rPr>
-        <w:t>Figure 5.1 – NDVI and Migration Responses to the 2010 Drought</w:t>
+          <w:lang w:eastAsia="zh-CN"/>
+        </w:rPr>
+      </w:pPr>
+      <w:r>
+        <w:rPr>
+          <w:rFonts w:eastAsia="宋体"/>
+          <w:lang w:eastAsia="zh-CN"/>
+        </w:rPr>
+        <w:t xml:space="preserve">The lower panel of </w:t>
+      </w:r>
+      <w:r>
+        <w:rPr>
+          <w:rFonts w:eastAsia="宋体"/>
+          <w:lang w:eastAsia="zh-CN"/>
+        </w:rPr>
+        <w:fldChar w:fldCharType="begin"/>
+      </w:r>
+      <w:r>
+        <w:rPr>
+          <w:rFonts w:eastAsia="宋体"/>
+          <w:lang w:eastAsia="zh-CN"/>
+        </w:rPr>
+        <w:instrText xml:space="preserve"> REF _Ref206080398 \h </w:instrText>
+      </w:r>
+      <w:r>
+        <w:rPr>
+          <w:rFonts w:eastAsia="宋体"/>
+          <w:lang w:eastAsia="zh-CN"/>
+        </w:rPr>
+      </w:r>
+      <w:r>
+        <w:rPr>
+          <w:rFonts w:eastAsia="宋体"/>
+          <w:lang w:eastAsia="zh-CN"/>
+        </w:rPr>
+        <w:fldChar w:fldCharType="separate"/>
+      </w:r>
+      <w:r>
+        <w:t xml:space="preserve">Figure </w:t>
+      </w:r>
+      <w:r>
+        <w:rPr>
+          <w:noProof/>
+        </w:rPr>
+        <w:t>5</w:t>
+      </w:r>
+      <w:r>
+        <w:t>.</w:t>
+      </w:r>
+      <w:r>
+        <w:rPr>
+          <w:noProof/>
+        </w:rPr>
+        <w:t>1</w:t>
+      </w:r>
+      <w:r>
+        <w:rPr>
+          <w:rFonts w:eastAsia="宋体"/>
+          <w:lang w:eastAsia="zh-CN"/>
+        </w:rPr>
+        <w:fldChar w:fldCharType="end"/>
+      </w:r>
+      <w:r>
+        <w:rPr>
+          <w:rFonts w:eastAsia="宋体" w:hint="eastAsia"/>
+          <w:lang w:eastAsia="zh-CN"/>
+        </w:rPr>
+        <w:t xml:space="preserve"> </w:t>
+      </w:r>
+      <w:r>
+        <w:rPr>
+          <w:rFonts w:eastAsia="宋体"/>
+          <w:lang w:eastAsia="zh-CN"/>
+        </w:rPr>
+        <w:t xml:space="preserve">shows the estimated impact of net migration per thousand residents in the lower panel. </w:t>
+      </w:r>
+      <w:r>
+        <w:rPr>
+          <w:rFonts w:eastAsia="宋体" w:hint="eastAsia"/>
+          <w:lang w:eastAsia="zh-CN"/>
+        </w:rPr>
+        <w:t>Before</w:t>
+      </w:r>
+      <w:r>
+        <w:rPr>
+          <w:rFonts w:eastAsia="宋体"/>
+          <w:lang w:eastAsia="zh-CN"/>
+        </w:rPr>
+        <w:t xml:space="preserve"> 2010, the average net migration rate in the treatment counties (6.2) was higher than that in the control counties (3.1), indicating a potential trend of population outflow in drought-prone regions. After the drought, migration levels across groups converged, with both groups' migration rates ranging between 4.0 and 4.2, indicating a relative decrease in population in the treatment group.</w:t>
       </w:r>
     </w:p>
     <w:p>
       <w:pPr>
         <w:rPr>
           <w:rFonts w:eastAsia="宋体"/>
-          <w:i/>
-          <w:iCs/>
-          <w:color w:val="404040" w:themeColor="text1" w:themeTint="BF"/>
-          <w:lang w:val="en-GB" w:eastAsia="zh-CN"/>
-        </w:rPr>
-      </w:pPr>
-      <w:r>
-        <w:rPr>
-          <w:rFonts w:eastAsia="宋体" w:hint="eastAsia"/>
-          <w:i/>
-          <w:iCs/>
-          <w:color w:val="404040" w:themeColor="text1" w:themeTint="BF"/>
-          <w:lang w:val="en-GB" w:eastAsia="zh-CN"/>
-        </w:rPr>
-        <w:t>-</w:t>
-      </w:r>
-      <w:r>
-        <w:rPr>
-          <w:rFonts w:eastAsia="宋体"/>
-          <w:i/>
-          <w:iCs/>
-          <w:color w:val="404040" w:themeColor="text1" w:themeTint="BF"/>
-          <w:lang w:val="en-GB" w:eastAsia="zh-CN"/>
-        </w:rPr>
-        <w:t>A two-panel event study figure showing the dynamic effects of the drought.</w:t>
+          <w:lang w:eastAsia="zh-CN"/>
+        </w:rPr>
+      </w:pPr>
+      <w:r>
+        <w:rPr>
+          <w:rFonts w:eastAsia="宋体"/>
+          <w:lang w:eastAsia="zh-CN"/>
+        </w:rPr>
+        <w:t xml:space="preserve">The </w:t>
+      </w:r>
+      <w:proofErr w:type="spellStart"/>
+      <w:r>
+        <w:rPr>
+          <w:rFonts w:eastAsia="宋体"/>
+          <w:lang w:eastAsia="zh-CN"/>
+        </w:rPr>
+        <w:t>DiD</w:t>
+      </w:r>
+      <w:proofErr w:type="spellEnd"/>
+      <w:r>
+        <w:rPr>
+          <w:rFonts w:eastAsia="宋体"/>
+          <w:lang w:eastAsia="zh-CN"/>
+        </w:rPr>
+        <w:t xml:space="preserve"> coefficient is -3.89, indicating that drought may have suppressed net migration or accelerated outflow. However, this estimate is not statistically significant (p = 0.208) and has a wide confidence interval. The R-squared value of the migration model is 0.459, which is moderate, reflecting greater heterogeneity and noise in population responses compared to environmental indicators.</w:t>
       </w:r>
     </w:p>
     <w:p>
       <w:pPr>
-        <w:rPr>
-          <w:rFonts w:eastAsia="宋体"/>
-          <w:i/>
-          <w:iCs/>
-          <w:color w:val="404040" w:themeColor="text1" w:themeTint="BF"/>
-          <w:lang w:val="en-GB" w:eastAsia="zh-CN"/>
-        </w:rPr>
-      </w:pPr>
-      <w:r>
-        <w:rPr>
-          <w:rFonts w:eastAsia="宋体"/>
-          <w:i/>
-          <w:iCs/>
-          <w:color w:val="404040" w:themeColor="text1" w:themeTint="BF"/>
-          <w:lang w:val="en-GB" w:eastAsia="zh-CN"/>
-        </w:rPr>
-        <w:t>Top panel: Average cropland NDVI (Treatment vs Control) during the growing season, with 2010 marked as the drought year.</w:t>
-      </w:r>
+        <w:pStyle w:val="31"/>
+        <w:numPr>
+          <w:ilvl w:val="2"/>
+          <w:numId w:val="38"/>
+        </w:numPr>
+        <w:rPr>
+          <w:rFonts w:eastAsia="宋体"/>
+          <w:lang w:eastAsia="zh-CN"/>
+        </w:rPr>
+      </w:pPr>
+      <w:bookmarkStart w:id="161" w:name="_Toc206085111"/>
+      <w:r>
+        <w:rPr>
+          <w:rFonts w:hint="eastAsia"/>
+          <w:lang w:eastAsia="zh-CN"/>
+        </w:rPr>
+        <w:t>Comparative Insights</w:t>
+      </w:r>
+      <w:bookmarkEnd w:id="161"/>
     </w:p>
     <w:p>
       <w:pPr>
         <w:rPr>
           <w:rFonts w:eastAsia="宋体"/>
-          <w:i/>
-          <w:iCs/>
-          <w:color w:val="404040" w:themeColor="text1" w:themeTint="BF"/>
-          <w:lang w:val="en-GB" w:eastAsia="zh-CN"/>
-        </w:rPr>
-      </w:pPr>
-      <w:r>
-        <w:rPr>
-          <w:rFonts w:eastAsia="宋体"/>
-          <w:i/>
-          <w:iCs/>
-          <w:color w:val="404040" w:themeColor="text1" w:themeTint="BF"/>
-          <w:lang w:val="en-GB" w:eastAsia="zh-CN"/>
-        </w:rPr>
-        <w:t>Bottom panel: Net migration rate per 1,000 persons over the same period, using the same grouping and style.</w:t>
+          <w:lang w:eastAsia="zh-CN"/>
+        </w:rPr>
+      </w:pPr>
+      <w:r>
+        <w:rPr>
+          <w:rFonts w:eastAsia="宋体"/>
+          <w:lang w:eastAsia="zh-CN"/>
+        </w:rPr>
+        <w:t>These findings reveal significant differences between ecological and population effects. Vegetation responses were significant, negative, and accurately estimated, indicating that agricultural landscapes will suffer widespread and sustained damage following drought. In contrast, migration responses were weaker and inconclusive. Although point estimates were substantial, they lacked statistical significance, suggesting caution in explaining population changes by climate triggers alone.</w:t>
       </w:r>
     </w:p>
     <w:p>
       <w:pPr>
         <w:rPr>
-          <w:rFonts w:eastAsia="宋体"/>
-          <w:i/>
-          <w:iCs/>
-          <w:color w:val="404040" w:themeColor="text1" w:themeTint="BF"/>
-          <w:lang w:val="en-GB" w:eastAsia="zh-CN"/>
-        </w:rPr>
-      </w:pPr>
-      <w:r>
-        <w:rPr>
-          <w:rFonts w:eastAsia="宋体"/>
-          <w:i/>
-          <w:iCs/>
-          <w:color w:val="404040" w:themeColor="text1" w:themeTint="BF"/>
-          <w:lang w:val="en-GB" w:eastAsia="zh-CN"/>
-        </w:rPr>
-        <w:t>Purpose: Visually compare the strength and timing of agricultural and migration responses.</w:t>
+          <w:rFonts w:eastAsia="宋体" w:hint="eastAsia"/>
+          <w:lang w:eastAsia="zh-CN"/>
+        </w:rPr>
+      </w:pPr>
+      <w:r>
+        <w:rPr>
+          <w:rFonts w:eastAsia="宋体"/>
+          <w:lang w:eastAsia="zh-CN"/>
+        </w:rPr>
+        <w:t>Despite obvious ecological pressures, the weakening of migratory responses may indicate limited capacity or willingness to migrate, consistent with broader findings in the climate and mobility literature. The study will further explore this contrast through temporal dynamics (</w:t>
+      </w:r>
+      <w:r>
+        <w:rPr>
+          <w:rFonts w:eastAsia="宋体" w:hint="eastAsia"/>
+          <w:lang w:eastAsia="zh-CN"/>
+        </w:rPr>
+        <w:t xml:space="preserve">Section </w:t>
+      </w:r>
+      <w:r>
+        <w:rPr>
+          <w:rFonts w:eastAsia="宋体"/>
+          <w:lang w:eastAsia="zh-CN"/>
+        </w:rPr>
+        <w:fldChar w:fldCharType="begin"/>
+      </w:r>
+      <w:r>
+        <w:rPr>
+          <w:rFonts w:eastAsia="宋体"/>
+          <w:lang w:eastAsia="zh-CN"/>
+        </w:rPr>
+        <w:instrText xml:space="preserve"> REF _Ref206082854 \r \h </w:instrText>
+      </w:r>
+      <w:r>
+        <w:rPr>
+          <w:rFonts w:eastAsia="宋体"/>
+          <w:lang w:eastAsia="zh-CN"/>
+        </w:rPr>
+      </w:r>
+      <w:r>
+        <w:rPr>
+          <w:rFonts w:eastAsia="宋体"/>
+          <w:lang w:eastAsia="zh-CN"/>
+        </w:rPr>
+        <w:fldChar w:fldCharType="separate"/>
+      </w:r>
+      <w:r>
+        <w:rPr>
+          <w:rFonts w:eastAsia="宋体"/>
+          <w:lang w:eastAsia="zh-CN"/>
+        </w:rPr>
+        <w:t>5.2</w:t>
+      </w:r>
+      <w:r>
+        <w:rPr>
+          <w:rFonts w:eastAsia="宋体"/>
+          <w:lang w:eastAsia="zh-CN"/>
+        </w:rPr>
+        <w:fldChar w:fldCharType="end"/>
+      </w:r>
+      <w:r>
+        <w:rPr>
+          <w:rFonts w:eastAsia="宋体"/>
+          <w:lang w:eastAsia="zh-CN"/>
+        </w:rPr>
+        <w:t xml:space="preserve">), heterogeneity analysis (Section </w:t>
+      </w:r>
+      <w:r>
+        <w:rPr>
+          <w:rFonts w:eastAsia="宋体"/>
+          <w:lang w:eastAsia="zh-CN"/>
+        </w:rPr>
+        <w:fldChar w:fldCharType="begin"/>
+      </w:r>
+      <w:r>
+        <w:rPr>
+          <w:rFonts w:eastAsia="宋体"/>
+          <w:lang w:eastAsia="zh-CN"/>
+        </w:rPr>
+        <w:instrText xml:space="preserve"> REF _Ref205997515 \r \h </w:instrText>
+      </w:r>
+      <w:r>
+        <w:rPr>
+          <w:rFonts w:eastAsia="宋体"/>
+          <w:lang w:eastAsia="zh-CN"/>
+        </w:rPr>
+      </w:r>
+      <w:r>
+        <w:rPr>
+          <w:rFonts w:eastAsia="宋体"/>
+          <w:lang w:eastAsia="zh-CN"/>
+        </w:rPr>
+        <w:fldChar w:fldCharType="separate"/>
+      </w:r>
+      <w:r>
+        <w:rPr>
+          <w:rFonts w:eastAsia="宋体"/>
+          <w:lang w:eastAsia="zh-CN"/>
+        </w:rPr>
+        <w:t>5.3</w:t>
+      </w:r>
+      <w:r>
+        <w:rPr>
+          <w:rFonts w:eastAsia="宋体"/>
+          <w:lang w:eastAsia="zh-CN"/>
+        </w:rPr>
+        <w:fldChar w:fldCharType="end"/>
+      </w:r>
+      <w:r>
+        <w:rPr>
+          <w:rFonts w:eastAsia="宋体"/>
+          <w:lang w:eastAsia="zh-CN"/>
+        </w:rPr>
+        <w:t xml:space="preserve">), and mechanism exploration (Section </w:t>
+      </w:r>
+      <w:r>
+        <w:rPr>
+          <w:rFonts w:eastAsia="宋体"/>
+          <w:lang w:eastAsia="zh-CN"/>
+        </w:rPr>
+        <w:fldChar w:fldCharType="begin"/>
+      </w:r>
+      <w:r>
+        <w:rPr>
+          <w:rFonts w:eastAsia="宋体"/>
+          <w:lang w:eastAsia="zh-CN"/>
+        </w:rPr>
+        <w:instrText xml:space="preserve"> REF _Ref206082874 \r \h </w:instrText>
+      </w:r>
+      <w:r>
+        <w:rPr>
+          <w:rFonts w:eastAsia="宋体"/>
+          <w:lang w:eastAsia="zh-CN"/>
+        </w:rPr>
+      </w:r>
+      <w:r>
+        <w:rPr>
+          <w:rFonts w:eastAsia="宋体"/>
+          <w:lang w:eastAsia="zh-CN"/>
+        </w:rPr>
+        <w:fldChar w:fldCharType="separate"/>
+      </w:r>
+      <w:r>
+        <w:rPr>
+          <w:rFonts w:eastAsia="宋体"/>
+          <w:lang w:eastAsia="zh-CN"/>
+        </w:rPr>
+        <w:t>5.5</w:t>
+      </w:r>
+      <w:r>
+        <w:rPr>
+          <w:rFonts w:eastAsia="宋体"/>
+          <w:lang w:eastAsia="zh-CN"/>
+        </w:rPr>
+        <w:fldChar w:fldCharType="end"/>
+      </w:r>
+      <w:r>
+        <w:rPr>
+          <w:rFonts w:eastAsia="宋体"/>
+          <w:lang w:eastAsia="zh-CN"/>
+        </w:rPr>
+        <w:t>).</w:t>
       </w:r>
     </w:p>
     <w:p>
@@ -15462,303 +16928,700 @@
           <w:lang w:eastAsia="zh-CN"/>
         </w:rPr>
       </w:pPr>
-      <w:bookmarkStart w:id="139" w:name="_Toc206074799"/>
+      <w:bookmarkStart w:id="162" w:name="_Ref206082854"/>
+      <w:bookmarkStart w:id="163" w:name="_Toc206085112"/>
       <w:r>
         <w:lastRenderedPageBreak/>
-        <w:t>Dynamic Effects (400–500 words)</w:t>
-      </w:r>
-      <w:bookmarkEnd w:id="139"/>
+        <w:t>Dynamic Effects</w:t>
+      </w:r>
+      <w:bookmarkEnd w:id="162"/>
+      <w:bookmarkEnd w:id="163"/>
     </w:p>
     <w:p>
       <w:pPr>
         <w:rPr>
-          <w:rFonts w:eastAsia="宋体"/>
-          <w:lang w:val="en-GB" w:eastAsia="zh-CN"/>
-        </w:rPr>
-      </w:pPr>
-      <w:r>
-        <w:rPr>
-          <w:rFonts w:eastAsia="宋体"/>
-          <w:lang w:val="en-GB" w:eastAsia="zh-CN"/>
-        </w:rPr>
-        <w:t>1. NDVI event study</w:t>
+          <w:rFonts w:hint="eastAsia"/>
+          <w:lang w:eastAsia="zh-CN"/>
+        </w:rPr>
+      </w:pPr>
+      <w:r>
+        <w:rPr>
+          <w:lang w:eastAsia="zh-CN"/>
+        </w:rPr>
+        <w:t xml:space="preserve">To assess the temporal dynamics of drought impacts and validate the parallel trends assumption, this study adopts an event study framework, estimating year-specific treatment effects from 2009 (baseline year) to 2012. These dynamic coefficients allow </w:t>
+      </w:r>
+      <w:proofErr w:type="spellStart"/>
+      <w:r>
+        <w:rPr>
+          <w:lang w:eastAsia="zh-CN"/>
+        </w:rPr>
+        <w:t>visualis</w:t>
+      </w:r>
+      <w:r>
+        <w:rPr>
+          <w:rFonts w:eastAsia="宋体" w:hint="eastAsia"/>
+          <w:lang w:eastAsia="zh-CN"/>
+        </w:rPr>
+        <w:t>ing</w:t>
+      </w:r>
+      <w:proofErr w:type="spellEnd"/>
+      <w:r>
+        <w:rPr>
+          <w:lang w:eastAsia="zh-CN"/>
+        </w:rPr>
+        <w:t xml:space="preserve"> both pre-treatment balance and the evolution of treatment effects in the aftermath of the 2010 drought. </w:t>
+      </w:r>
+      <w:r>
+        <w:rPr>
+          <w:lang w:eastAsia="zh-CN"/>
+        </w:rPr>
+        <w:fldChar w:fldCharType="begin"/>
+      </w:r>
+      <w:r>
+        <w:rPr>
+          <w:lang w:eastAsia="zh-CN"/>
+        </w:rPr>
+        <w:instrText xml:space="preserve"> REF _Ref206083915 \h </w:instrText>
+      </w:r>
+      <w:r>
+        <w:rPr>
+          <w:lang w:eastAsia="zh-CN"/>
+        </w:rPr>
+      </w:r>
+      <w:r>
+        <w:rPr>
+          <w:lang w:eastAsia="zh-CN"/>
+        </w:rPr>
+        <w:fldChar w:fldCharType="separate"/>
+      </w:r>
+      <w:r>
+        <w:t xml:space="preserve">Figure </w:t>
+      </w:r>
+      <w:r>
+        <w:rPr>
+          <w:noProof/>
+        </w:rPr>
+        <w:t>5</w:t>
+      </w:r>
+      <w:r>
+        <w:t>.</w:t>
+      </w:r>
+      <w:r>
+        <w:rPr>
+          <w:noProof/>
+        </w:rPr>
+        <w:t>2</w:t>
+      </w:r>
+      <w:r>
+        <w:rPr>
+          <w:lang w:eastAsia="zh-CN"/>
+        </w:rPr>
+        <w:fldChar w:fldCharType="end"/>
+      </w:r>
+      <w:r>
+        <w:rPr>
+          <w:rFonts w:eastAsia="宋体" w:hint="eastAsia"/>
+          <w:lang w:eastAsia="zh-CN"/>
+        </w:rPr>
+        <w:t xml:space="preserve"> </w:t>
+      </w:r>
+      <w:r>
+        <w:rPr>
+          <w:lang w:eastAsia="zh-CN"/>
+        </w:rPr>
+        <w:t>plots the estimated coefficients with 95% confidence intervals for both cropland NDVI and net migration rates.</w:t>
       </w:r>
     </w:p>
     <w:p>
       <w:pPr>
-        <w:rPr>
-          <w:rFonts w:eastAsia="宋体"/>
-          <w:lang w:val="en-GB" w:eastAsia="zh-CN"/>
-        </w:rPr>
-      </w:pPr>
-      <w:r>
-        <w:rPr>
-          <w:rFonts w:eastAsia="宋体"/>
-          <w:lang w:val="en-GB" w:eastAsia="zh-CN"/>
-        </w:rPr>
-        <w:t xml:space="preserve">    - Figure: Coefficients (βτ) with 95% CI for years τ = −2 to +2 relative to 2010.</w:t>
+        <w:keepNext/>
+        <w:jc w:val="center"/>
+      </w:pPr>
+      <w:r>
+        <w:rPr>
+          <w:rFonts w:eastAsia="宋体" w:hint="eastAsia"/>
+          <w:noProof/>
+          <w:lang w:eastAsia="zh-CN"/>
+        </w:rPr>
+        <w:drawing>
+          <wp:inline distT="0" distB="0" distL="0" distR="0" wp14:anchorId="481A34A6" wp14:editId="3FEFE683">
+            <wp:extent cx="5481955" cy="5481955"/>
+            <wp:effectExtent l="0" t="0" r="4445" b="4445"/>
+            <wp:docPr id="2129405780" name="图片 2"/>
+            <wp:cNvGraphicFramePr>
+              <a:graphicFrameLocks xmlns:a="http://schemas.openxmlformats.org/drawingml/2006/main" noChangeAspect="1"/>
+            </wp:cNvGraphicFramePr>
+            <a:graphic xmlns:a="http://schemas.openxmlformats.org/drawingml/2006/main">
+              <a:graphicData uri="http://schemas.openxmlformats.org/drawingml/2006/picture">
+                <pic:pic xmlns:pic="http://schemas.openxmlformats.org/drawingml/2006/picture">
+                  <pic:nvPicPr>
+                    <pic:cNvPr id="2129405780" name="图片 2"/>
+                    <pic:cNvPicPr>
+                      <a:picLocks noChangeAspect="1" noChangeArrowheads="1"/>
+                    </pic:cNvPicPr>
+                  </pic:nvPicPr>
+                  <pic:blipFill>
+                    <a:blip r:embed="rId18"/>
+                    <a:stretch>
+                      <a:fillRect/>
+                    </a:stretch>
+                  </pic:blipFill>
+                  <pic:spPr bwMode="auto">
+                    <a:xfrm>
+                      <a:off x="0" y="0"/>
+                      <a:ext cx="5481955" cy="5481955"/>
+                    </a:xfrm>
+                    <a:prstGeom prst="rect">
+                      <a:avLst/>
+                    </a:prstGeom>
+                    <a:noFill/>
+                    <a:ln>
+                      <a:noFill/>
+                    </a:ln>
+                  </pic:spPr>
+                </pic:pic>
+              </a:graphicData>
+            </a:graphic>
+          </wp:inline>
+        </w:drawing>
       </w:r>
     </w:p>
     <w:p>
       <w:pPr>
-        <w:rPr>
-          <w:rFonts w:eastAsia="宋体"/>
-          <w:lang w:val="en-GB" w:eastAsia="zh-CN"/>
-        </w:rPr>
-      </w:pPr>
-      <w:r>
-        <w:rPr>
-          <w:rFonts w:eastAsia="宋体"/>
-          <w:lang w:val="en-GB" w:eastAsia="zh-CN"/>
-        </w:rPr>
-        <w:t xml:space="preserve">    - Check parallel trends in pre-drought years (coefficients ~ 0, not significant).</w:t>
-      </w:r>
+        <w:pStyle w:val="af7"/>
+        <w:jc w:val="center"/>
+        <w:rPr>
+          <w:rFonts w:eastAsia="宋体"/>
+          <w:b w:val="0"/>
+          <w:bCs w:val="0"/>
+          <w:color w:val="595959" w:themeColor="text1" w:themeTint="A6"/>
+          <w:lang w:eastAsia="zh-CN"/>
+        </w:rPr>
+      </w:pPr>
+      <w:bookmarkStart w:id="164" w:name="_Ref206083915"/>
+      <w:bookmarkStart w:id="165" w:name="_Toc206084087"/>
+      <w:r>
+        <w:t xml:space="preserve">Figure </w:t>
+      </w:r>
+      <w:fldSimple w:instr=" STYLEREF 1 \s ">
+        <w:r>
+          <w:rPr>
+            <w:noProof/>
+          </w:rPr>
+          <w:t>5</w:t>
+        </w:r>
+      </w:fldSimple>
+      <w:r>
+        <w:t>.</w:t>
+      </w:r>
+      <w:fldSimple w:instr=" SEQ Figure \* ARABIC \s 1 ">
+        <w:r>
+          <w:rPr>
+            <w:noProof/>
+          </w:rPr>
+          <w:t>2</w:t>
+        </w:r>
+      </w:fldSimple>
+      <w:bookmarkEnd w:id="164"/>
+      <w:r>
+        <w:rPr>
+          <w:rFonts w:eastAsia="宋体" w:hint="eastAsia"/>
+          <w:lang w:eastAsia="zh-CN"/>
+        </w:rPr>
+        <w:t xml:space="preserve"> </w:t>
+      </w:r>
+      <w:r>
+        <w:rPr>
+          <w:rFonts w:eastAsia="宋体"/>
+          <w:color w:val="595959" w:themeColor="text1" w:themeTint="A6"/>
+          <w:lang w:eastAsia="zh-CN"/>
+        </w:rPr>
+        <w:t>Event study estimates for cropland NDVI and net migration rates before and after the 2010 drought in Guizhou</w:t>
+      </w:r>
+      <w:r>
+        <w:rPr>
+          <w:rFonts w:eastAsia="宋体" w:hint="eastAsia"/>
+          <w:color w:val="595959" w:themeColor="text1" w:themeTint="A6"/>
+          <w:lang w:eastAsia="zh-CN"/>
+        </w:rPr>
+        <w:t xml:space="preserve"> </w:t>
+      </w:r>
+      <w:r>
+        <w:rPr>
+          <w:rFonts w:eastAsia="宋体" w:hint="eastAsia"/>
+          <w:b w:val="0"/>
+          <w:bCs w:val="0"/>
+          <w:color w:val="595959" w:themeColor="text1" w:themeTint="A6"/>
+          <w:lang w:eastAsia="zh-CN"/>
+        </w:rPr>
+        <w:t>(</w:t>
+      </w:r>
+      <w:r>
+        <w:rPr>
+          <w:rFonts w:eastAsia="宋体"/>
+          <w:b w:val="0"/>
+          <w:bCs w:val="0"/>
+          <w:color w:val="595959" w:themeColor="text1" w:themeTint="A6"/>
+          <w:lang w:eastAsia="zh-CN"/>
+        </w:rPr>
+        <w:t>Top panel shows βτ coefficients and 95% confidence intervals from the event study regression for cropland NDVI during the growing season; bottom panel shows corresponding estimates for net migration rates per 1,000 persons. The vertical dashed line indicates the 2010 drought onset (Year 0). The analysis covers a three-year window around the drought event (2008–2012) and assesses both the presence of pre-drought parallel trends and post-drought effects</w:t>
+      </w:r>
+      <w:r>
+        <w:rPr>
+          <w:rFonts w:eastAsia="宋体" w:hint="eastAsia"/>
+          <w:b w:val="0"/>
+          <w:bCs w:val="0"/>
+          <w:color w:val="595959" w:themeColor="text1" w:themeTint="A6"/>
+          <w:lang w:eastAsia="zh-CN"/>
+        </w:rPr>
+        <w:t>.</w:t>
+      </w:r>
+      <w:r>
+        <w:rPr>
+          <w:rFonts w:eastAsia="宋体" w:hint="eastAsia"/>
+          <w:b w:val="0"/>
+          <w:bCs w:val="0"/>
+          <w:color w:val="595959" w:themeColor="text1" w:themeTint="A6"/>
+          <w:lang w:eastAsia="zh-CN"/>
+        </w:rPr>
+        <w:t xml:space="preserve"> </w:t>
+      </w:r>
+      <w:r>
+        <w:rPr>
+          <w:rFonts w:eastAsia="宋体"/>
+          <w:b w:val="0"/>
+          <w:bCs w:val="0"/>
+          <w:color w:val="595959" w:themeColor="text1" w:themeTint="A6"/>
+          <w:lang w:eastAsia="zh-CN"/>
+        </w:rPr>
+        <w:t>Data sources: MODIS MOD13Q1, MODIS MCD12Q1, Guizhou Statistical Yearbook.</w:t>
+      </w:r>
+      <w:r>
+        <w:rPr>
+          <w:rFonts w:eastAsia="宋体" w:hint="eastAsia"/>
+          <w:b w:val="0"/>
+          <w:bCs w:val="0"/>
+          <w:color w:val="595959" w:themeColor="text1" w:themeTint="A6"/>
+          <w:lang w:eastAsia="zh-CN"/>
+        </w:rPr>
+        <w:t>)</w:t>
+      </w:r>
+      <w:bookmarkEnd w:id="165"/>
     </w:p>
     <w:p>
       <w:pPr>
-        <w:rPr>
-          <w:rFonts w:eastAsia="宋体"/>
-          <w:lang w:val="en-GB" w:eastAsia="zh-CN"/>
-        </w:rPr>
-      </w:pPr>
-      <w:r>
-        <w:rPr>
-          <w:rFonts w:eastAsia="宋体"/>
-          <w:lang w:val="en-GB" w:eastAsia="zh-CN"/>
-        </w:rPr>
-        <w:t xml:space="preserve">    - Show sharp drop in 2010, partial rebound in later years.</w:t>
-      </w:r>
+        <w:pStyle w:val="31"/>
+        <w:numPr>
+          <w:ilvl w:val="2"/>
+          <w:numId w:val="38"/>
+        </w:numPr>
+        <w:rPr>
+          <w:rFonts w:eastAsia="宋体"/>
+          <w:lang w:eastAsia="zh-CN"/>
+        </w:rPr>
+      </w:pPr>
+      <w:bookmarkStart w:id="166" w:name="_Toc206085113"/>
+      <w:r>
+        <w:rPr>
+          <w:rFonts w:hint="eastAsia"/>
+          <w:lang w:eastAsia="zh-CN"/>
+        </w:rPr>
+        <w:lastRenderedPageBreak/>
+        <w:t xml:space="preserve">NDVI </w:t>
+      </w:r>
+      <w:r>
+        <w:rPr>
+          <w:lang w:eastAsia="zh-CN"/>
+        </w:rPr>
+        <w:t>Responses over</w:t>
+      </w:r>
+      <w:r>
+        <w:rPr>
+          <w:rFonts w:hint="eastAsia"/>
+          <w:lang w:eastAsia="zh-CN"/>
+        </w:rPr>
+        <w:t xml:space="preserve"> Time</w:t>
+      </w:r>
+      <w:bookmarkEnd w:id="166"/>
     </w:p>
     <w:p>
       <w:pPr>
         <w:rPr>
           <w:rFonts w:eastAsia="宋体"/>
-          <w:lang w:val="en-GB" w:eastAsia="zh-CN"/>
-        </w:rPr>
-      </w:pPr>
-      <w:r>
-        <w:rPr>
-          <w:rFonts w:eastAsia="宋体"/>
-          <w:lang w:val="en-GB" w:eastAsia="zh-CN"/>
-        </w:rPr>
-        <w:t>2. Migration event study</w:t>
+          <w:lang w:eastAsia="zh-CN"/>
+        </w:rPr>
+      </w:pPr>
+      <w:r>
+        <w:rPr>
+          <w:rFonts w:eastAsia="宋体"/>
+          <w:lang w:eastAsia="zh-CN"/>
+        </w:rPr>
+        <w:t xml:space="preserve">The upper panel of </w:t>
+      </w:r>
+      <w:r>
+        <w:rPr>
+          <w:rFonts w:eastAsia="宋体"/>
+          <w:lang w:eastAsia="zh-CN"/>
+        </w:rPr>
+        <w:fldChar w:fldCharType="begin"/>
+      </w:r>
+      <w:r>
+        <w:rPr>
+          <w:rFonts w:eastAsia="宋体"/>
+          <w:lang w:eastAsia="zh-CN"/>
+        </w:rPr>
+        <w:instrText xml:space="preserve"> REF _Ref206083915 \h </w:instrText>
+      </w:r>
+      <w:r>
+        <w:rPr>
+          <w:rFonts w:eastAsia="宋体"/>
+          <w:lang w:eastAsia="zh-CN"/>
+        </w:rPr>
+      </w:r>
+      <w:r>
+        <w:rPr>
+          <w:rFonts w:eastAsia="宋体"/>
+          <w:lang w:eastAsia="zh-CN"/>
+        </w:rPr>
+        <w:fldChar w:fldCharType="separate"/>
+      </w:r>
+      <w:r>
+        <w:t xml:space="preserve">Figure </w:t>
+      </w:r>
+      <w:r>
+        <w:rPr>
+          <w:noProof/>
+        </w:rPr>
+        <w:t>5</w:t>
+      </w:r>
+      <w:r>
+        <w:t>.</w:t>
+      </w:r>
+      <w:r>
+        <w:rPr>
+          <w:noProof/>
+        </w:rPr>
+        <w:t>2</w:t>
+      </w:r>
+      <w:r>
+        <w:rPr>
+          <w:rFonts w:eastAsia="宋体"/>
+          <w:lang w:eastAsia="zh-CN"/>
+        </w:rPr>
+        <w:fldChar w:fldCharType="end"/>
+      </w:r>
+      <w:r>
+        <w:rPr>
+          <w:rFonts w:eastAsia="宋体"/>
+          <w:lang w:eastAsia="zh-CN"/>
+        </w:rPr>
+        <w:t xml:space="preserve"> shows the estimated impact of drought exposure on farmland vegetation (NDVI). The coefficient for 2009 (τ = -1) is statistically indistinguishable from zero, indicating that there was no significant difference in vegetation trends between the treatment and control groups prior to the drought. This supports the parallel trends assumption, thereby enhancing the validity of the </w:t>
+      </w:r>
+      <w:proofErr w:type="spellStart"/>
+      <w:r>
+        <w:rPr>
+          <w:rFonts w:eastAsia="宋体"/>
+          <w:lang w:eastAsia="zh-CN"/>
+        </w:rPr>
+        <w:t>DiD</w:t>
+      </w:r>
+      <w:proofErr w:type="spellEnd"/>
+      <w:r>
+        <w:rPr>
+          <w:rFonts w:eastAsia="宋体"/>
+          <w:lang w:eastAsia="zh-CN"/>
+        </w:rPr>
+        <w:t xml:space="preserve"> design.</w:t>
       </w:r>
     </w:p>
     <w:p>
       <w:pPr>
         <w:rPr>
           <w:rFonts w:eastAsia="宋体"/>
-          <w:lang w:val="en-GB" w:eastAsia="zh-CN"/>
-        </w:rPr>
-      </w:pPr>
-      <w:r>
-        <w:rPr>
-          <w:rFonts w:eastAsia="宋体"/>
-          <w:lang w:val="en-GB" w:eastAsia="zh-CN"/>
-        </w:rPr>
-        <w:t xml:space="preserve">    - Similar plot for net migration rate.</w:t>
+          <w:lang w:eastAsia="zh-CN"/>
+        </w:rPr>
+      </w:pPr>
+      <w:r>
+        <w:rPr>
+          <w:rFonts w:eastAsia="宋体"/>
+          <w:lang w:eastAsia="zh-CN"/>
+        </w:rPr>
+        <w:t xml:space="preserve">In 2010 (τ = 0), a sharp decline in the </w:t>
+      </w:r>
+      <w:proofErr w:type="spellStart"/>
+      <w:r>
+        <w:rPr>
+          <w:rFonts w:eastAsia="宋体"/>
+          <w:lang w:eastAsia="zh-CN"/>
+        </w:rPr>
+        <w:t>Normalised</w:t>
+      </w:r>
+      <w:proofErr w:type="spellEnd"/>
+      <w:r>
+        <w:rPr>
+          <w:rFonts w:eastAsia="宋体"/>
+          <w:lang w:eastAsia="zh-CN"/>
+        </w:rPr>
+        <w:t xml:space="preserve"> Difference Vegetation Index (NDVI) was observed: the estimated coefficient was approximately -0.029, with a confidence interval not equal to zero, confirming that vegetation loss in counties affected by drought had statistical significance. This negative impact persisted in the following years: the coefficient for 2011 (τ = +1) remained negative, though the magnitude decreased slightly; while the estimated value for 2012 (τ = +2) showed a partial rebound, it remained below pre-drought levels. The persistent deviation from the baseline indicates that drought has both direct and persistent effects on farmland conditions.</w:t>
       </w:r>
     </w:p>
     <w:p>
       <w:pPr>
-        <w:rPr>
-          <w:rFonts w:eastAsia="宋体"/>
-          <w:lang w:val="en-GB" w:eastAsia="zh-CN"/>
-        </w:rPr>
-      </w:pPr>
-      <w:r>
-        <w:rPr>
-          <w:rFonts w:eastAsia="宋体"/>
-          <w:lang w:val="en-GB" w:eastAsia="zh-CN"/>
-        </w:rPr>
-        <w:t xml:space="preserve">    - Examine pre-trends (should be flat if parallel trends hold).</w:t>
-      </w:r>
+        <w:pStyle w:val="31"/>
+        <w:numPr>
+          <w:ilvl w:val="2"/>
+          <w:numId w:val="38"/>
+        </w:numPr>
+        <w:rPr>
+          <w:rFonts w:eastAsia="宋体"/>
+          <w:lang w:eastAsia="zh-CN"/>
+        </w:rPr>
+      </w:pPr>
+      <w:bookmarkStart w:id="167" w:name="_Toc206085114"/>
+      <w:r>
+        <w:rPr>
+          <w:rFonts w:hint="eastAsia"/>
+          <w:lang w:eastAsia="zh-CN"/>
+        </w:rPr>
+        <w:t>Migration Dynamics</w:t>
+      </w:r>
+      <w:bookmarkEnd w:id="167"/>
     </w:p>
     <w:p>
       <w:pPr>
         <w:rPr>
           <w:rFonts w:eastAsia="宋体"/>
-          <w:lang w:val="en-GB" w:eastAsia="zh-CN"/>
-        </w:rPr>
-      </w:pPr>
-      <w:r>
-        <w:rPr>
-          <w:rFonts w:eastAsia="宋体"/>
-          <w:lang w:val="en-GB" w:eastAsia="zh-CN"/>
-        </w:rPr>
-        <w:t xml:space="preserve">    - Effect in 2010 may be small; persistence (or lack thereof) in later years.</w:t>
+          <w:lang w:eastAsia="zh-CN"/>
+        </w:rPr>
+      </w:pPr>
+      <w:r>
+        <w:rPr>
+          <w:rFonts w:eastAsia="宋体" w:hint="eastAsia"/>
+          <w:lang w:eastAsia="zh-CN"/>
+        </w:rPr>
+        <w:t xml:space="preserve">The lower panel of </w:t>
+      </w:r>
+      <w:r>
+        <w:rPr>
+          <w:rFonts w:eastAsia="宋体"/>
+          <w:lang w:eastAsia="zh-CN"/>
+        </w:rPr>
+        <w:t>Figure 5.2 shows the corresponding event studies for net migration per thousand residents on the bottom panel. The pre-treatment coefficient for 2009 is again close to zero, further supporting the parallel trends assumption. The point estimate for 2010 is negative (approximately -2.4), suggesting that migration increments in drought-affected areas may have decreased or migration outflows may have increased. However, the confidence interval is zero, and the estimate is not statistically significant.</w:t>
       </w:r>
     </w:p>
     <w:p>
       <w:pPr>
         <w:rPr>
           <w:rFonts w:eastAsia="宋体"/>
-          <w:lang w:val="en-GB" w:eastAsia="zh-CN"/>
-        </w:rPr>
-      </w:pPr>
-      <w:r>
-        <w:rPr>
-          <w:rFonts w:eastAsia="宋体"/>
-          <w:lang w:val="en-GB" w:eastAsia="zh-CN"/>
-        </w:rPr>
-        <w:t>3. Comparison</w:t>
+          <w:lang w:eastAsia="zh-CN"/>
+        </w:rPr>
+      </w:pPr>
+      <w:r>
+        <w:rPr>
+          <w:rFonts w:eastAsia="宋体"/>
+          <w:lang w:eastAsia="zh-CN"/>
+        </w:rPr>
+        <w:t>In the following years (2011 and 2012), the coefficient remained negative, but the magnitude decreased</w:t>
+      </w:r>
+      <w:r>
+        <w:rPr>
+          <w:rFonts w:eastAsia="宋体" w:hint="eastAsia"/>
+          <w:lang w:eastAsia="zh-CN"/>
+        </w:rPr>
+        <w:t>,</w:t>
+      </w:r>
+      <w:r>
+        <w:rPr>
+          <w:rFonts w:eastAsia="宋体"/>
+          <w:lang w:eastAsia="zh-CN"/>
+        </w:rPr>
+        <w:t xml:space="preserve"> and the precision was </w:t>
+      </w:r>
+      <w:r>
+        <w:rPr>
+          <w:rFonts w:eastAsia="宋体" w:hint="eastAsia"/>
+          <w:lang w:eastAsia="zh-CN"/>
+        </w:rPr>
+        <w:t xml:space="preserve">even </w:t>
+      </w:r>
+      <w:r>
+        <w:rPr>
+          <w:rFonts w:eastAsia="宋体"/>
+          <w:lang w:eastAsia="zh-CN"/>
+        </w:rPr>
+        <w:t>lower. This pattern suggests that any migration response to drought was either small in scale, varied greatly between counties, or was masked by other factors</w:t>
+      </w:r>
+      <w:bookmarkStart w:id="168" w:name="_Ref205997515"/>
+      <w:r>
+        <w:rPr>
+          <w:rFonts w:eastAsia="宋体" w:hint="eastAsia"/>
+          <w:lang w:eastAsia="zh-CN"/>
+        </w:rPr>
+        <w:t>.</w:t>
       </w:r>
     </w:p>
     <w:p>
       <w:pPr>
-        <w:rPr>
-          <w:rFonts w:eastAsia="宋体"/>
-          <w:lang w:val="en-GB" w:eastAsia="zh-CN"/>
-        </w:rPr>
-      </w:pPr>
-      <w:r>
-        <w:rPr>
-          <w:rFonts w:eastAsia="宋体"/>
-          <w:lang w:val="en-GB" w:eastAsia="zh-CN"/>
-        </w:rPr>
-        <w:t xml:space="preserve">    - Contrast dynamics between NDVI and migration: NDVI shows immediate and lasting effect; migration response is muted/short-lived.</w:t>
-      </w:r>
+        <w:pStyle w:val="31"/>
+        <w:numPr>
+          <w:ilvl w:val="2"/>
+          <w:numId w:val="38"/>
+        </w:numPr>
+        <w:rPr>
+          <w:rFonts w:eastAsia="宋体"/>
+          <w:lang w:eastAsia="zh-CN"/>
+        </w:rPr>
+      </w:pPr>
+      <w:bookmarkStart w:id="169" w:name="_Toc206085115"/>
+      <w:r>
+        <w:rPr>
+          <w:rFonts w:hint="eastAsia"/>
+          <w:lang w:eastAsia="zh-CN"/>
+        </w:rPr>
+        <w:t>Comparison and Implications</w:t>
+      </w:r>
+      <w:bookmarkEnd w:id="169"/>
     </w:p>
     <w:p>
       <w:pPr>
-        <w:ind w:firstLine="240"/>
-        <w:rPr>
-          <w:rFonts w:eastAsia="宋体"/>
-          <w:lang w:val="en-GB" w:eastAsia="zh-CN"/>
-        </w:rPr>
-      </w:pPr>
-      <w:r>
-        <w:rPr>
-          <w:rFonts w:eastAsia="宋体"/>
-          <w:lang w:val="en-GB" w:eastAsia="zh-CN"/>
-        </w:rPr>
-        <w:t>- Briefly speculate on reasons (link to 6.3 later).</w:t>
+        <w:rPr>
+          <w:rFonts w:eastAsia="宋体"/>
+          <w:lang w:eastAsia="zh-CN"/>
+        </w:rPr>
+      </w:pPr>
+      <w:r>
+        <w:rPr>
+          <w:rFonts w:eastAsia="宋体"/>
+          <w:lang w:eastAsia="zh-CN"/>
+        </w:rPr>
+        <w:t xml:space="preserve">Taken together, the estimates from the event study reveal asymmetry in the time response: droughts triggered an immediate and statistically significant decline in the </w:t>
+      </w:r>
+      <w:proofErr w:type="spellStart"/>
+      <w:r>
+        <w:rPr>
+          <w:rFonts w:eastAsia="宋体"/>
+          <w:lang w:eastAsia="zh-CN"/>
+        </w:rPr>
+        <w:t>normalised</w:t>
+      </w:r>
+      <w:proofErr w:type="spellEnd"/>
+      <w:r>
+        <w:rPr>
+          <w:rFonts w:eastAsia="宋体"/>
+          <w:lang w:eastAsia="zh-CN"/>
+        </w:rPr>
+        <w:t xml:space="preserve"> difference vegetation index (NDVI), while the response represented by net migration in demographic terms was weaker, lagged, and statistically inconclusive. This difference reflects the average treatment effect discussed in Section </w:t>
+      </w:r>
+      <w:r>
+        <w:rPr>
+          <w:rFonts w:eastAsia="宋体"/>
+          <w:lang w:eastAsia="zh-CN"/>
+        </w:rPr>
+        <w:fldChar w:fldCharType="begin"/>
+      </w:r>
+      <w:r>
+        <w:rPr>
+          <w:rFonts w:eastAsia="宋体"/>
+          <w:lang w:eastAsia="zh-CN"/>
+        </w:rPr>
+        <w:instrText xml:space="preserve"> REF _Ref206084974 \r \h </w:instrText>
+      </w:r>
+      <w:r>
+        <w:rPr>
+          <w:rFonts w:eastAsia="宋体"/>
+          <w:lang w:eastAsia="zh-CN"/>
+        </w:rPr>
+      </w:r>
+      <w:r>
+        <w:rPr>
+          <w:rFonts w:eastAsia="宋体"/>
+          <w:lang w:eastAsia="zh-CN"/>
+        </w:rPr>
+        <w:fldChar w:fldCharType="separate"/>
+      </w:r>
+      <w:r>
+        <w:rPr>
+          <w:rFonts w:eastAsia="宋体"/>
+          <w:lang w:eastAsia="zh-CN"/>
+        </w:rPr>
+        <w:t>5.1</w:t>
+      </w:r>
+      <w:r>
+        <w:rPr>
+          <w:rFonts w:eastAsia="宋体"/>
+          <w:lang w:eastAsia="zh-CN"/>
+        </w:rPr>
+        <w:fldChar w:fldCharType="end"/>
+      </w:r>
+      <w:r>
+        <w:rPr>
+          <w:rFonts w:eastAsia="宋体"/>
+          <w:lang w:eastAsia="zh-CN"/>
+        </w:rPr>
+        <w:t xml:space="preserve"> and further indicates that agricultural impacts do not automatically translate into population migration—at least not in the short term.</w:t>
       </w:r>
     </w:p>
     <w:p>
       <w:pPr>
         <w:rPr>
-          <w:rFonts w:eastAsia="宋体"/>
-          <w:i/>
-          <w:iCs/>
-          <w:color w:val="404040" w:themeColor="text1" w:themeTint="BF"/>
-          <w:lang w:val="en-GB" w:eastAsia="zh-CN"/>
-        </w:rPr>
-      </w:pPr>
-      <w:r>
-        <w:rPr>
-          <w:rFonts w:eastAsia="宋体"/>
-          <w:i/>
-          <w:iCs/>
-          <w:color w:val="404040" w:themeColor="text1" w:themeTint="BF"/>
-          <w:lang w:val="en-GB" w:eastAsia="zh-CN"/>
-        </w:rPr>
-        <w:t>Figure 5.1 – NDVI and Migration Event Study Estimates</w:t>
-      </w:r>
-    </w:p>
-    <w:p>
-      <w:pPr>
-        <w:rPr>
-          <w:rFonts w:eastAsia="宋体"/>
-          <w:i/>
-          <w:iCs/>
-          <w:color w:val="404040" w:themeColor="text1" w:themeTint="BF"/>
-          <w:lang w:val="en-GB" w:eastAsia="zh-CN"/>
-        </w:rPr>
-      </w:pPr>
-      <w:r>
-        <w:rPr>
-          <w:rFonts w:eastAsia="宋体"/>
-          <w:i/>
-          <w:iCs/>
-          <w:color w:val="404040" w:themeColor="text1" w:themeTint="BF"/>
-          <w:lang w:val="en-GB" w:eastAsia="zh-CN"/>
-        </w:rPr>
-        <w:t>Two-panel layout:</w:t>
-      </w:r>
-    </w:p>
-    <w:p>
-      <w:pPr>
-        <w:rPr>
-          <w:rFonts w:eastAsia="宋体"/>
-          <w:i/>
-          <w:iCs/>
-          <w:color w:val="404040" w:themeColor="text1" w:themeTint="BF"/>
-          <w:lang w:val="en-GB" w:eastAsia="zh-CN"/>
-        </w:rPr>
-      </w:pPr>
-      <w:r>
-        <w:rPr>
-          <w:rFonts w:eastAsia="宋体"/>
-          <w:i/>
-          <w:iCs/>
-          <w:color w:val="404040" w:themeColor="text1" w:themeTint="BF"/>
-          <w:lang w:val="en-GB" w:eastAsia="zh-CN"/>
-        </w:rPr>
-        <w:t>Top: Event study coefficients for cropland NDVI (Treatment vs Control), with 95% confidence intervals, baseline year omitted.</w:t>
-      </w:r>
-    </w:p>
-    <w:p>
-      <w:pPr>
-        <w:rPr>
-          <w:rFonts w:eastAsia="宋体"/>
-          <w:i/>
-          <w:iCs/>
-          <w:color w:val="404040" w:themeColor="text1" w:themeTint="BF"/>
-          <w:lang w:val="en-GB" w:eastAsia="zh-CN"/>
-        </w:rPr>
-      </w:pPr>
-      <w:r>
-        <w:rPr>
-          <w:rFonts w:eastAsia="宋体"/>
-          <w:i/>
-          <w:iCs/>
-          <w:color w:val="404040" w:themeColor="text1" w:themeTint="BF"/>
-          <w:lang w:val="en-GB" w:eastAsia="zh-CN"/>
-        </w:rPr>
-        <w:t>Bottom: Event study coefficients for net migration rate, same format.</w:t>
-      </w:r>
-    </w:p>
-    <w:p>
-      <w:pPr>
-        <w:rPr>
-          <w:rFonts w:eastAsia="宋体"/>
-          <w:i/>
-          <w:iCs/>
-          <w:color w:val="404040" w:themeColor="text1" w:themeTint="BF"/>
-          <w:lang w:val="en-GB" w:eastAsia="zh-CN"/>
-        </w:rPr>
-      </w:pPr>
-      <w:r>
-        <w:rPr>
-          <w:rFonts w:eastAsia="宋体"/>
-          <w:i/>
-          <w:iCs/>
-          <w:color w:val="404040" w:themeColor="text1" w:themeTint="BF"/>
-          <w:lang w:val="en-GB" w:eastAsia="zh-CN"/>
-        </w:rPr>
-        <w:t>Vertical dashed line at year 0 (2010 drought), shading to indicate the drought period.</w:t>
-      </w:r>
-    </w:p>
-    <w:p>
-      <w:pPr>
-        <w:rPr>
-          <w:rFonts w:eastAsia="宋体"/>
-          <w:i/>
-          <w:iCs/>
-          <w:color w:val="404040" w:themeColor="text1" w:themeTint="BF"/>
-          <w:lang w:val="en-GB" w:eastAsia="zh-CN"/>
-        </w:rPr>
-      </w:pPr>
-      <w:r>
-        <w:rPr>
-          <w:rFonts w:eastAsia="宋体"/>
-          <w:i/>
-          <w:iCs/>
-          <w:color w:val="404040" w:themeColor="text1" w:themeTint="BF"/>
-          <w:lang w:val="en-GB" w:eastAsia="zh-CN"/>
-        </w:rPr>
-        <w:t>Purpose: Show pre-treatment trends (parallel or not) and the persistence/decay of the post-treatment effect.</w:t>
+          <w:rFonts w:eastAsia="宋体" w:hint="eastAsia"/>
+          <w:lang w:eastAsia="zh-CN"/>
+        </w:rPr>
+      </w:pPr>
+      <w:r>
+        <w:rPr>
+          <w:rFonts w:eastAsia="宋体"/>
+          <w:lang w:eastAsia="zh-CN"/>
+        </w:rPr>
+        <w:t xml:space="preserve">Section </w:t>
+      </w:r>
+      <w:r>
+        <w:rPr>
+          <w:rFonts w:eastAsia="宋体"/>
+          <w:lang w:eastAsia="zh-CN"/>
+        </w:rPr>
+        <w:fldChar w:fldCharType="begin"/>
+      </w:r>
+      <w:r>
+        <w:rPr>
+          <w:rFonts w:eastAsia="宋体"/>
+          <w:lang w:eastAsia="zh-CN"/>
+        </w:rPr>
+        <w:instrText xml:space="preserve"> REF _Ref206084992 \r \h </w:instrText>
+      </w:r>
+      <w:r>
+        <w:rPr>
+          <w:rFonts w:eastAsia="宋体"/>
+          <w:lang w:eastAsia="zh-CN"/>
+        </w:rPr>
+      </w:r>
+      <w:r>
+        <w:rPr>
+          <w:rFonts w:eastAsia="宋体"/>
+          <w:lang w:eastAsia="zh-CN"/>
+        </w:rPr>
+        <w:fldChar w:fldCharType="separate"/>
+      </w:r>
+      <w:r>
+        <w:rPr>
+          <w:rFonts w:eastAsia="宋体"/>
+          <w:lang w:eastAsia="zh-CN"/>
+        </w:rPr>
+        <w:t>6.3</w:t>
+      </w:r>
+      <w:r>
+        <w:rPr>
+          <w:rFonts w:eastAsia="宋体"/>
+          <w:lang w:eastAsia="zh-CN"/>
+        </w:rPr>
+        <w:fldChar w:fldCharType="end"/>
+      </w:r>
+      <w:r>
+        <w:rPr>
+          <w:rFonts w:eastAsia="宋体"/>
+          <w:lang w:eastAsia="zh-CN"/>
+        </w:rPr>
+        <w:t xml:space="preserve"> will further explore possible explanations for this decline, including structural constraints, policy interventions, and alternative coping strategies that may limit large-scale migration responses under ecological stress.</w:t>
       </w:r>
     </w:p>
     <w:p>
@@ -15768,18 +17631,14 @@
           <w:ilvl w:val="1"/>
           <w:numId w:val="22"/>
         </w:numPr>
-        <w:rPr>
-          <w:rFonts w:eastAsia="宋体"/>
-          <w:lang w:eastAsia="zh-CN"/>
-        </w:rPr>
-      </w:pPr>
-      <w:bookmarkStart w:id="140" w:name="_Ref205997515"/>
-      <w:bookmarkStart w:id="141" w:name="_Toc206074800"/>
-      <w:r>
+      </w:pPr>
+      <w:bookmarkStart w:id="170" w:name="_Toc206085116"/>
+      <w:r>
+        <w:lastRenderedPageBreak/>
         <w:t>Heterogeneity Results (400–500 words)</w:t>
       </w:r>
-      <w:bookmarkEnd w:id="140"/>
-      <w:bookmarkEnd w:id="141"/>
+      <w:bookmarkEnd w:id="168"/>
+      <w:bookmarkEnd w:id="170"/>
     </w:p>
     <w:p>
       <w:pPr>
@@ -15868,7 +17727,6 @@
           <w:rFonts w:eastAsia="宋体"/>
           <w:lang w:val="en-GB" w:eastAsia="zh-CN"/>
         </w:rPr>
-        <w:lastRenderedPageBreak/>
         <w:t>2. By cropland proportion (above vs below median)</w:t>
       </w:r>
     </w:p>
@@ -16135,11 +17993,11 @@
           <w:lang w:eastAsia="zh-CN"/>
         </w:rPr>
       </w:pPr>
-      <w:bookmarkStart w:id="142" w:name="_Toc206074801"/>
+      <w:bookmarkStart w:id="171" w:name="_Toc206085117"/>
       <w:r>
         <w:t>Robustness Checks (400–500 words)</w:t>
       </w:r>
-      <w:bookmarkEnd w:id="142"/>
+      <w:bookmarkEnd w:id="171"/>
     </w:p>
     <w:p>
       <w:pPr>
@@ -16241,6 +18099,7 @@
           <w:rFonts w:eastAsia="宋体"/>
           <w:lang w:val="en-GB" w:eastAsia="zh-CN"/>
         </w:rPr>
+        <w:lastRenderedPageBreak/>
         <w:t xml:space="preserve">    - Assign “treatment” to 2009 and re-run models; expect no significant effects.</w:t>
       </w:r>
     </w:p>
@@ -16359,7 +18218,6 @@
           <w:rFonts w:eastAsia="宋体"/>
           <w:lang w:val="en-GB" w:eastAsia="zh-CN"/>
         </w:rPr>
-        <w:lastRenderedPageBreak/>
         <w:t>5. Spatial spillover</w:t>
       </w:r>
     </w:p>
@@ -16516,11 +18374,13 @@
           <w:lang w:eastAsia="zh-CN"/>
         </w:rPr>
       </w:pPr>
-      <w:bookmarkStart w:id="143" w:name="_Toc206074802"/>
+      <w:bookmarkStart w:id="172" w:name="_Ref206082874"/>
+      <w:bookmarkStart w:id="173" w:name="_Toc206085118"/>
       <w:r>
         <w:t>Mechanism Exploration (300–400 words)</w:t>
       </w:r>
-      <w:bookmarkEnd w:id="143"/>
+      <w:bookmarkEnd w:id="172"/>
+      <w:bookmarkEnd w:id="173"/>
     </w:p>
     <w:p>
       <w:pPr>
@@ -16742,6 +18602,7 @@
           <w:rFonts w:eastAsia="宋体"/>
           <w:lang w:val="en-GB" w:eastAsia="zh-CN"/>
         </w:rPr>
+        <w:lastRenderedPageBreak/>
         <w:t xml:space="preserve">    - If effect is weak: pre-existing migration saturation, policy buffers, data limitations.</w:t>
       </w:r>
     </w:p>
@@ -16817,12 +18678,11 @@
           <w:lang w:eastAsia="zh-CN"/>
         </w:rPr>
       </w:pPr>
-      <w:bookmarkStart w:id="144" w:name="_Toc206074803"/>
-      <w:r>
-        <w:lastRenderedPageBreak/>
+      <w:bookmarkStart w:id="174" w:name="_Toc206085119"/>
+      <w:r>
         <w:t>Discussion</w:t>
       </w:r>
-      <w:bookmarkEnd w:id="144"/>
+      <w:bookmarkEnd w:id="174"/>
     </w:p>
     <w:p>
       <w:pPr>
@@ -16846,22 +18706,24 @@
           <w:szCs w:val="26"/>
         </w:rPr>
       </w:pPr>
-      <w:bookmarkStart w:id="145" w:name="_Toc205748872"/>
-      <w:bookmarkStart w:id="146" w:name="_Toc205813575"/>
-      <w:bookmarkStart w:id="147" w:name="_Toc205997607"/>
-      <w:bookmarkStart w:id="148" w:name="_Toc206004962"/>
-      <w:bookmarkStart w:id="149" w:name="_Toc206005018"/>
-      <w:bookmarkStart w:id="150" w:name="_Toc206074691"/>
-      <w:bookmarkStart w:id="151" w:name="_Toc206074749"/>
-      <w:bookmarkStart w:id="152" w:name="_Toc206074804"/>
-      <w:bookmarkEnd w:id="145"/>
-      <w:bookmarkEnd w:id="146"/>
-      <w:bookmarkEnd w:id="147"/>
-      <w:bookmarkEnd w:id="148"/>
-      <w:bookmarkEnd w:id="149"/>
-      <w:bookmarkEnd w:id="150"/>
-      <w:bookmarkEnd w:id="151"/>
-      <w:bookmarkEnd w:id="152"/>
+      <w:bookmarkStart w:id="175" w:name="_Toc205748872"/>
+      <w:bookmarkStart w:id="176" w:name="_Toc205813575"/>
+      <w:bookmarkStart w:id="177" w:name="_Toc205997607"/>
+      <w:bookmarkStart w:id="178" w:name="_Toc206004962"/>
+      <w:bookmarkStart w:id="179" w:name="_Toc206005018"/>
+      <w:bookmarkStart w:id="180" w:name="_Toc206074691"/>
+      <w:bookmarkStart w:id="181" w:name="_Toc206074749"/>
+      <w:bookmarkStart w:id="182" w:name="_Toc206074804"/>
+      <w:bookmarkStart w:id="183" w:name="_Toc206085120"/>
+      <w:bookmarkEnd w:id="175"/>
+      <w:bookmarkEnd w:id="176"/>
+      <w:bookmarkEnd w:id="177"/>
+      <w:bookmarkEnd w:id="178"/>
+      <w:bookmarkEnd w:id="179"/>
+      <w:bookmarkEnd w:id="180"/>
+      <w:bookmarkEnd w:id="181"/>
+      <w:bookmarkEnd w:id="182"/>
+      <w:bookmarkEnd w:id="183"/>
     </w:p>
     <w:p>
       <w:pPr>
@@ -16871,7 +18733,7 @@
           <w:numId w:val="22"/>
         </w:numPr>
       </w:pPr>
-      <w:bookmarkStart w:id="153" w:name="_Toc206074805"/>
+      <w:bookmarkStart w:id="184" w:name="_Toc206085121"/>
       <w:r>
         <w:t>Summary of Key Findings</w:t>
       </w:r>
@@ -16892,7 +18754,7 @@
         </w:rPr>
         <w:t>)</w:t>
       </w:r>
-      <w:bookmarkEnd w:id="153"/>
+      <w:bookmarkEnd w:id="184"/>
     </w:p>
     <w:p>
       <w:pPr>
@@ -16988,7 +18850,7 @@
           <w:numId w:val="22"/>
         </w:numPr>
       </w:pPr>
-      <w:bookmarkStart w:id="154" w:name="_Toc206074806"/>
+      <w:bookmarkStart w:id="185" w:name="_Toc206085122"/>
       <w:r>
         <w:t>Comparison with International Evidence</w:t>
       </w:r>
@@ -17009,7 +18871,7 @@
         </w:rPr>
         <w:t>)</w:t>
       </w:r>
-      <w:bookmarkEnd w:id="154"/>
+      <w:bookmarkEnd w:id="185"/>
     </w:p>
     <w:p>
       <w:pPr>
@@ -17100,7 +18962,8 @@
           <w:lang w:eastAsia="zh-CN"/>
         </w:rPr>
       </w:pPr>
-      <w:bookmarkStart w:id="155" w:name="_Toc206074807"/>
+      <w:bookmarkStart w:id="186" w:name="_Ref206084992"/>
+      <w:bookmarkStart w:id="187" w:name="_Toc206085123"/>
       <w:r>
         <w:rPr>
           <w:rFonts w:eastAsia="宋体"/>
@@ -17125,7 +18988,8 @@
         </w:rPr>
         <w:t>)</w:t>
       </w:r>
-      <w:bookmarkEnd w:id="155"/>
+      <w:bookmarkEnd w:id="186"/>
+      <w:bookmarkEnd w:id="187"/>
     </w:p>
     <w:p>
       <w:pPr>
@@ -17184,6 +19048,7 @@
           <w:rFonts w:eastAsia="宋体"/>
           <w:lang w:val="en-GB" w:eastAsia="zh-CN"/>
         </w:rPr>
+        <w:lastRenderedPageBreak/>
         <w:t>2. Institutional factors</w:t>
       </w:r>
     </w:p>
@@ -17229,7 +19094,6 @@
           <w:rFonts w:eastAsia="宋体"/>
           <w:lang w:val="en-GB" w:eastAsia="zh-CN"/>
         </w:rPr>
-        <w:lastRenderedPageBreak/>
         <w:t xml:space="preserve">    - Migration decisions also influenced by market prices, mining and construction employment opportunities (Wang, 2013), making drought a secondary driver in some cases.</w:t>
       </w:r>
     </w:p>
@@ -17290,7 +19154,7 @@
           <w:lang w:eastAsia="zh-CN"/>
         </w:rPr>
       </w:pPr>
-      <w:bookmarkStart w:id="156" w:name="_Toc206074808"/>
+      <w:bookmarkStart w:id="188" w:name="_Toc206085124"/>
       <w:r>
         <w:rPr>
           <w:rFonts w:eastAsia="宋体"/>
@@ -17315,7 +19179,7 @@
         </w:rPr>
         <w:t>)</w:t>
       </w:r>
-      <w:bookmarkEnd w:id="156"/>
+      <w:bookmarkEnd w:id="188"/>
     </w:p>
     <w:p>
       <w:pPr>
@@ -17419,7 +19283,7 @@
           <w:lang w:eastAsia="zh-CN"/>
         </w:rPr>
       </w:pPr>
-      <w:bookmarkStart w:id="157" w:name="_Toc206074809"/>
+      <w:bookmarkStart w:id="189" w:name="_Toc206085125"/>
       <w:r>
         <w:rPr>
           <w:rFonts w:eastAsia="宋体"/>
@@ -17444,7 +19308,7 @@
         </w:rPr>
         <w:t>)</w:t>
       </w:r>
-      <w:bookmarkEnd w:id="157"/>
+      <w:bookmarkEnd w:id="189"/>
     </w:p>
     <w:p>
       <w:pPr>
@@ -17503,7 +19367,7 @@
           <w:lang w:eastAsia="zh-CN"/>
         </w:rPr>
       </w:pPr>
-      <w:bookmarkStart w:id="158" w:name="_Toc206074810"/>
+      <w:bookmarkStart w:id="190" w:name="_Toc206085126"/>
       <w:r>
         <w:rPr>
           <w:rFonts w:eastAsia="宋体"/>
@@ -17528,7 +19392,7 @@
         </w:rPr>
         <w:t>)</w:t>
       </w:r>
-      <w:bookmarkEnd w:id="158"/>
+      <w:bookmarkEnd w:id="190"/>
     </w:p>
     <w:p>
       <w:pPr>
@@ -17557,6 +19421,7 @@
           <w:rFonts w:eastAsia="宋体"/>
           <w:lang w:val="en-GB" w:eastAsia="zh-CN"/>
         </w:rPr>
+        <w:lastRenderedPageBreak/>
         <w:t>- Temporal scope: relatively short study period (2008–2012); future research could examine longer-term patterns and multiple climate events.</w:t>
       </w:r>
     </w:p>
@@ -17587,9 +19452,8 @@
           <w:lang w:eastAsia="zh-CN"/>
         </w:rPr>
       </w:pPr>
-      <w:bookmarkStart w:id="159" w:name="_Toc206074811"/>
-      <w:r>
-        <w:lastRenderedPageBreak/>
+      <w:bookmarkStart w:id="191" w:name="_Toc206085127"/>
+      <w:r>
         <w:t>Conclusion</w:t>
       </w:r>
       <w:r>
@@ -17599,7 +19463,7 @@
         </w:rPr>
         <w:t xml:space="preserve"> (600-800 words)</w:t>
       </w:r>
-      <w:bookmarkEnd w:id="159"/>
+      <w:bookmarkEnd w:id="191"/>
     </w:p>
     <w:p>
       <w:pPr>
@@ -17621,7 +19485,7 @@
           <w:lang w:eastAsia="zh-CN"/>
         </w:rPr>
       </w:pPr>
-      <w:bookmarkStart w:id="160" w:name="_Toc206074812"/>
+      <w:bookmarkStart w:id="192" w:name="_Toc206085128"/>
       <w:r>
         <w:rPr>
           <w:lang w:eastAsia="zh-CN"/>
@@ -17629,7 +19493,7 @@
         <w:lastRenderedPageBreak/>
         <w:t>Bibliography</w:t>
       </w:r>
-      <w:bookmarkEnd w:id="160"/>
+      <w:bookmarkEnd w:id="192"/>
     </w:p>
     <w:p>
       <w:pPr>
@@ -17677,7 +19541,7 @@
         </w:rPr>
         <w:t xml:space="preserve">: </w:t>
       </w:r>
-      <w:hyperlink r:id="rId17" w:history="1">
+      <w:hyperlink r:id="rId19" w:history="1">
         <w:r>
           <w:rPr>
             <w:rStyle w:val="affe"/>
@@ -17757,7 +19621,7 @@
         </w:rPr>
         <w:t xml:space="preserve">: </w:t>
       </w:r>
-      <w:hyperlink r:id="rId18" w:history="1">
+      <w:hyperlink r:id="rId20" w:history="1">
         <w:r>
           <w:rPr>
             <w:rStyle w:val="affe"/>
@@ -17821,7 +19685,7 @@
         </w:rPr>
         <w:t xml:space="preserve">: </w:t>
       </w:r>
-      <w:hyperlink r:id="rId19" w:history="1">
+      <w:hyperlink r:id="rId21" w:history="1">
         <w:r>
           <w:rPr>
             <w:rStyle w:val="affe"/>
@@ -17901,7 +19765,7 @@
         </w:rPr>
         <w:t xml:space="preserve">: </w:t>
       </w:r>
-      <w:hyperlink r:id="rId20" w:history="1">
+      <w:hyperlink r:id="rId22" w:history="1">
         <w:r>
           <w:rPr>
             <w:rStyle w:val="affe"/>
@@ -18013,7 +19877,7 @@
         </w:rPr>
         <w:t xml:space="preserve">: </w:t>
       </w:r>
-      <w:hyperlink r:id="rId21" w:history="1">
+      <w:hyperlink r:id="rId23" w:history="1">
         <w:r>
           <w:rPr>
             <w:rStyle w:val="affe"/>
@@ -18079,7 +19943,7 @@
         </w:rPr>
         <w:t xml:space="preserve">. Beijing, China: Government of the People’s Republic of China. Available at: </w:t>
       </w:r>
-      <w:hyperlink r:id="rId22" w:history="1">
+      <w:hyperlink r:id="rId24" w:history="1">
         <w:r>
           <w:rPr>
             <w:rStyle w:val="affe"/>
@@ -18143,7 +20007,7 @@
         </w:rPr>
         <w:t xml:space="preserve">: </w:t>
       </w:r>
-      <w:hyperlink r:id="rId23" w:history="1">
+      <w:hyperlink r:id="rId25" w:history="1">
         <w:r>
           <w:rPr>
             <w:rStyle w:val="affe"/>
@@ -18217,7 +20081,7 @@
         </w:rPr>
         <w:t xml:space="preserve">: </w:t>
       </w:r>
-      <w:hyperlink r:id="rId24" w:history="1">
+      <w:hyperlink r:id="rId26" w:history="1">
         <w:r>
           <w:rPr>
             <w:rStyle w:val="affe"/>
@@ -18281,7 +20145,7 @@
         </w:rPr>
         <w:t xml:space="preserve">: </w:t>
       </w:r>
-      <w:hyperlink r:id="rId25" w:history="1">
+      <w:hyperlink r:id="rId27" w:history="1">
         <w:r>
           <w:rPr>
             <w:rStyle w:val="affe"/>
@@ -18377,7 +20241,7 @@
         </w:rPr>
         <w:t xml:space="preserve">: </w:t>
       </w:r>
-      <w:hyperlink r:id="rId26" w:history="1">
+      <w:hyperlink r:id="rId28" w:history="1">
         <w:r>
           <w:rPr>
             <w:rStyle w:val="affe"/>
@@ -18457,7 +20321,7 @@
         </w:rPr>
         <w:t xml:space="preserve">: </w:t>
       </w:r>
-      <w:hyperlink r:id="rId27" w:history="1">
+      <w:hyperlink r:id="rId29" w:history="1">
         <w:r>
           <w:rPr>
             <w:rStyle w:val="affe"/>
@@ -18600,7 +20464,7 @@
         </w:rPr>
         <w:t xml:space="preserve">: </w:t>
       </w:r>
-      <w:hyperlink r:id="rId28" w:history="1">
+      <w:hyperlink r:id="rId30" w:history="1">
         <w:r>
           <w:rPr>
             <w:rStyle w:val="affe"/>
@@ -18664,7 +20528,7 @@
         </w:rPr>
         <w:t xml:space="preserve">: </w:t>
       </w:r>
-      <w:hyperlink r:id="rId29" w:history="1">
+      <w:hyperlink r:id="rId31" w:history="1">
         <w:r>
           <w:rPr>
             <w:rStyle w:val="affe"/>
@@ -18728,7 +20592,7 @@
         </w:rPr>
         <w:t xml:space="preserve">: </w:t>
       </w:r>
-      <w:hyperlink r:id="rId30" w:history="1">
+      <w:hyperlink r:id="rId32" w:history="1">
         <w:r>
           <w:rPr>
             <w:rStyle w:val="affe"/>
@@ -18833,7 +20697,7 @@
         </w:rPr>
         <w:t xml:space="preserve">: </w:t>
       </w:r>
-      <w:hyperlink r:id="rId31" w:history="1">
+      <w:hyperlink r:id="rId33" w:history="1">
         <w:r>
           <w:rPr>
             <w:rStyle w:val="affe"/>
@@ -18906,7 +20770,7 @@
         </w:rPr>
         <w:t xml:space="preserve">: </w:t>
       </w:r>
-      <w:hyperlink r:id="rId32" w:history="1">
+      <w:hyperlink r:id="rId34" w:history="1">
         <w:r>
           <w:rPr>
             <w:rStyle w:val="affe"/>
@@ -18970,7 +20834,7 @@
         </w:rPr>
         <w:t xml:space="preserve">: </w:t>
       </w:r>
-      <w:hyperlink r:id="rId33" w:history="1">
+      <w:hyperlink r:id="rId35" w:history="1">
         <w:r>
           <w:rPr>
             <w:rStyle w:val="affe"/>
@@ -19081,7 +20945,7 @@
         </w:rPr>
         <w:t xml:space="preserve">: </w:t>
       </w:r>
-      <w:hyperlink r:id="rId34" w:history="1">
+      <w:hyperlink r:id="rId36" w:history="1">
         <w:r>
           <w:rPr>
             <w:rStyle w:val="affe"/>
@@ -19218,7 +21082,7 @@
         </w:rPr>
         <w:t xml:space="preserve">: </w:t>
       </w:r>
-      <w:hyperlink r:id="rId35" w:history="1">
+      <w:hyperlink r:id="rId37" w:history="1">
         <w:r>
           <w:rPr>
             <w:rStyle w:val="affe"/>
@@ -19298,7 +21162,7 @@
         </w:rPr>
         <w:t xml:space="preserve">: </w:t>
       </w:r>
-      <w:hyperlink r:id="rId36" w:history="1">
+      <w:hyperlink r:id="rId38" w:history="1">
         <w:r>
           <w:rPr>
             <w:rStyle w:val="affe"/>
@@ -19362,7 +21226,7 @@
         </w:rPr>
         <w:t xml:space="preserve">: </w:t>
       </w:r>
-      <w:hyperlink r:id="rId37" w:history="1">
+      <w:hyperlink r:id="rId39" w:history="1">
         <w:r>
           <w:rPr>
             <w:rStyle w:val="affe"/>
@@ -19452,7 +21316,7 @@
         </w:rPr>
         <w:t xml:space="preserve">: </w:t>
       </w:r>
-      <w:hyperlink r:id="rId38" w:history="1">
+      <w:hyperlink r:id="rId40" w:history="1">
         <w:r>
           <w:rPr>
             <w:rStyle w:val="affe"/>
@@ -19532,7 +21396,7 @@
         </w:rPr>
         <w:t xml:space="preserve">: </w:t>
       </w:r>
-      <w:hyperlink r:id="rId39" w:history="1">
+      <w:hyperlink r:id="rId41" w:history="1">
         <w:r>
           <w:rPr>
             <w:rStyle w:val="affe"/>
@@ -19612,7 +21476,7 @@
         </w:rPr>
         <w:t xml:space="preserve">: </w:t>
       </w:r>
-      <w:hyperlink r:id="rId40" w:history="1">
+      <w:hyperlink r:id="rId42" w:history="1">
         <w:r>
           <w:rPr>
             <w:rStyle w:val="affe"/>
@@ -19653,12 +21517,12 @@
           <w:lang w:eastAsia="zh-CN"/>
         </w:rPr>
       </w:pPr>
-      <w:bookmarkStart w:id="161" w:name="_Toc206074813"/>
+      <w:bookmarkStart w:id="193" w:name="_Toc206085129"/>
       <w:r>
         <w:lastRenderedPageBreak/>
         <w:t>Appendices</w:t>
       </w:r>
-      <w:bookmarkEnd w:id="161"/>
+      <w:bookmarkEnd w:id="193"/>
     </w:p>
     <w:p>
       <w:pPr>
@@ -19667,7 +21531,7 @@
           <w:lang w:eastAsia="zh-CN"/>
         </w:rPr>
       </w:pPr>
-      <w:commentRangeStart w:id="162"/>
+      <w:commentRangeStart w:id="194"/>
       <w:r>
         <w:rPr>
           <w:rFonts w:eastAsia="宋体" w:hint="eastAsia"/>
@@ -19675,12 +21539,12 @@
         </w:rPr>
         <w:t>变量表</w:t>
       </w:r>
-      <w:commentRangeEnd w:id="162"/>
+      <w:commentRangeEnd w:id="194"/>
       <w:r>
         <w:rPr>
           <w:rStyle w:val="aff9"/>
         </w:rPr>
-        <w:commentReference w:id="162"/>
+        <w:commentReference w:id="194"/>
       </w:r>
     </w:p>
     <w:tbl>
@@ -22095,7 +23959,7 @@
       </w:pPr>
     </w:p>
     <w:sectPr>
-      <w:footerReference w:type="default" r:id="rId41"/>
+      <w:footerReference w:type="default" r:id="rId43"/>
       <w:pgSz w:w="12240" w:h="15840"/>
       <w:pgMar w:top="1440" w:right="1800" w:bottom="1440" w:left="1800" w:header="720" w:footer="720" w:gutter="0"/>
       <w:pgNumType w:fmt="numberInDash" w:start="0"/>
@@ -22141,7 +24005,7 @@
       </w:r>
     </w:p>
   </w:comment>
-  <w:comment w:id="3" w:author="Zeng, Xinyi" w:date="2025-08-05T18:33:00Z" w:initials="XZ">
+  <w:comment w:id="2" w:author="Zeng, Xinyi" w:date="2025-08-14T15:33:00Z" w:initials="XZ">
     <w:p>
       <w:pPr>
         <w:pStyle w:val="affa"/>
@@ -22154,14 +24018,18 @@
         <w:annotationRef/>
       </w:r>
       <w:r>
-        <w:t>1078 words</w:t>
+        <w:rPr>
+          <w:rFonts w:hint="eastAsia"/>
+        </w:rPr>
+        <w:t>最后统计</w:t>
       </w:r>
     </w:p>
   </w:comment>
-  <w:comment w:id="7" w:author="Zeng, Xinyi" w:date="2025-08-05T17:48:00Z" w:initials="XZ">
+  <w:comment w:id="4" w:author="Zeng, Xinyi" w:date="2025-08-05T18:33:00Z" w:initials="XZ">
     <w:p>
       <w:pPr>
         <w:pStyle w:val="affa"/>
+        <w:jc w:val="left"/>
       </w:pPr>
       <w:r>
         <w:rPr>
@@ -22170,11 +24038,27 @@
         <w:annotationRef/>
       </w:r>
       <w:r>
-        <w:t>Modify according to final result and discussion</w:t>
+        <w:t>1078 words</w:t>
       </w:r>
     </w:p>
   </w:comment>
-  <w:comment w:id="10" w:author="Zeng, Xinyi" w:date="2025-08-10T18:33:00Z" w:initials="XZ">
+  <w:comment w:id="8" w:author="Zeng, Xinyi" w:date="2025-08-05T17:48:00Z" w:initials="XZ">
+    <w:p>
+      <w:pPr>
+        <w:pStyle w:val="affa"/>
+      </w:pPr>
+      <w:r>
+        <w:rPr>
+          <w:rStyle w:val="aff9"/>
+        </w:rPr>
+        <w:annotationRef/>
+      </w:r>
+      <w:r>
+        <w:t>Modify according to final result and discussion</w:t>
+      </w:r>
+    </w:p>
+  </w:comment>
+  <w:comment w:id="11" w:author="Zeng, Xinyi" w:date="2025-08-10T18:33:00Z" w:initials="XZ">
     <w:p>
       <w:pPr>
         <w:pStyle w:val="affa"/>
@@ -22191,7 +24075,7 @@
       </w:r>
     </w:p>
   </w:comment>
-  <w:comment w:id="39" w:author="Zeng, Xinyi" w:date="2025-08-10T18:31:00Z" w:initials="XZ">
+  <w:comment w:id="42" w:author="Zeng, Xinyi" w:date="2025-08-10T18:31:00Z" w:initials="XZ">
     <w:p>
       <w:pPr>
         <w:pStyle w:val="affa"/>
@@ -22208,7 +24092,7 @@
       </w:r>
     </w:p>
   </w:comment>
-  <w:comment w:id="80" w:author="Zeng, Xinyi" w:date="2025-08-13T18:00:00Z" w:initials="XZ">
+  <w:comment w:id="57" w:author="Zeng, Xinyi" w:date="2025-08-14T17:16:00Z" w:initials="XZ">
     <w:p>
       <w:pPr>
         <w:pStyle w:val="affa"/>
@@ -22224,11 +24108,51 @@
         <w:rPr>
           <w:rFonts w:hint="eastAsia"/>
         </w:rPr>
-        <w:t>加编号</w:t>
+        <w:t>改</w:t>
       </w:r>
     </w:p>
   </w:comment>
-  <w:comment w:id="162" w:author="Zeng, Xinyi" w:date="2025-08-13T17:26:00Z" w:initials="XZ">
+  <w:comment w:id="62" w:author="Zeng, Xinyi" w:date="2025-08-14T17:17:00Z" w:initials="XZ">
+    <w:p>
+      <w:pPr>
+        <w:pStyle w:val="affa"/>
+        <w:jc w:val="left"/>
+      </w:pPr>
+      <w:r>
+        <w:rPr>
+          <w:rStyle w:val="aff9"/>
+        </w:rPr>
+        <w:annotationRef/>
+      </w:r>
+      <w:r>
+        <w:rPr>
+          <w:rFonts w:hint="eastAsia"/>
+        </w:rPr>
+        <w:t>改</w:t>
+      </w:r>
+    </w:p>
+  </w:comment>
+  <w:comment w:id="82" w:author="Zeng, Xinyi" w:date="2025-08-13T18:00:00Z" w:initials="XZ">
+    <w:p>
+      <w:pPr>
+        <w:pStyle w:val="affa"/>
+        <w:jc w:val="left"/>
+      </w:pPr>
+      <w:r>
+        <w:rPr>
+          <w:rStyle w:val="aff9"/>
+        </w:rPr>
+        <w:annotationRef/>
+      </w:r>
+      <w:r>
+        <w:rPr>
+          <w:rFonts w:hint="eastAsia"/>
+        </w:rPr>
+        <w:t>加编号</w:t>
+      </w:r>
+    </w:p>
+  </w:comment>
+  <w:comment w:id="194" w:author="Zeng, Xinyi" w:date="2025-08-13T17:26:00Z" w:initials="XZ">
     <w:p>
       <w:pPr>
         <w:pStyle w:val="affa"/>
@@ -22255,10 +24179,13 @@
 <w15:commentsEx xmlns:wpc="http://schemas.microsoft.com/office/word/2010/wordprocessingCanvas" xmlns:cx="http://schemas.microsoft.com/office/drawing/2014/chartex" xmlns:cx1="http://schemas.microsoft.com/office/drawing/2015/9/8/chartex" xmlns:cx2="http://schemas.microsoft.com/office/drawing/2015/10/21/chartex" xmlns:cx3="http://schemas.microsoft.com/office/drawing/2016/5/9/chartex" xmlns:cx4="http://schemas.microsoft.com/office/drawing/2016/5/10/chartex" xmlns:cx5="http://schemas.microsoft.com/office/drawing/2016/5/11/chartex" xmlns:cx6="http://schemas.microsoft.com/office/drawing/2016/5/12/chartex" xmlns:cx7="http://schemas.microsoft.com/office/drawing/2016/5/13/chartex" xmlns:cx8="http://schemas.microsoft.com/office/drawing/2016/5/14/chartex" xmlns:mc="http://schemas.openxmlformats.org/markup-compatibility/2006" xmlns:aink="http://schemas.microsoft.com/office/drawing/2016/ink" xmlns:am3d="http://schemas.microsoft.com/office/drawing/2017/model3d" xmlns:o="urn:schemas-microsoft-com:office:office" xmlns:oel="http://schemas.microsoft.com/office/2019/extlst" xmlns:r="http://schemas.openxmlformats.org/officeDocument/2006/relationships" xmlns:m="http://schemas.openxmlformats.org/officeDocument/2006/math" xmlns:v="urn:schemas-microsoft-com:vml" xmlns:wp14="http://schemas.microsoft.com/office/word/2010/wordprocessingDrawing" xmlns:wp="http://schemas.openxmlformats.org/drawingml/2006/wordprocessingDrawing" xmlns:w10="urn:schemas-microsoft-com:office:word" xmlns:w="http://schemas.openxmlformats.org/wordprocessingml/2006/main" xmlns:w14="http://schemas.microsoft.com/office/word/2010/wordml" xmlns:w15="http://schemas.microsoft.com/office/word/2012/wordml" xmlns:w16cex="http://schemas.microsoft.com/office/word/2018/wordml/cex" xmlns:w16cid="http://schemas.microsoft.com/office/word/2016/wordml/cid" xmlns:w16="http://schemas.microsoft.com/office/word/2018/wordml" xmlns:w16du="http://schemas.microsoft.com/office/word/2023/wordml/word16du" xmlns:w16sdtdh="http://schemas.microsoft.com/office/word/2020/wordml/sdtdatahash" xmlns:w16sdtfl="http://schemas.microsoft.com/office/word/2024/wordml/sdtformatlock" xmlns:w16se="http://schemas.microsoft.com/office/word/2015/wordml/symex" xmlns:wpg="http://schemas.microsoft.com/office/word/2010/wordprocessingGroup" xmlns:wpi="http://schemas.microsoft.com/office/word/2010/wordprocessingInk" xmlns:wne="http://schemas.microsoft.com/office/word/2006/wordml" xmlns:wps="http://schemas.microsoft.com/office/word/2010/wordprocessingShape" mc:Ignorable="w14 w15 w16se w16cid w16 w16cex w16sdtdh w16sdtfl w16du wp14">
   <w15:commentEx w15:paraId="2959D37E" w15:done="0"/>
   <w15:commentEx w15:paraId="5F052BE6" w15:done="0"/>
+  <w15:commentEx w15:paraId="282B72DA" w15:done="0"/>
   <w15:commentEx w15:paraId="55414252" w15:done="0"/>
   <w15:commentEx w15:paraId="0037B07C" w15:done="0"/>
   <w15:commentEx w15:paraId="376CC636" w15:done="0"/>
   <w15:commentEx w15:paraId="682F2BE3" w15:done="0"/>
+  <w15:commentEx w15:paraId="34F412B6" w15:done="0"/>
+  <w15:commentEx w15:paraId="7389C552" w15:done="0"/>
   <w15:commentEx w15:paraId="184D3BD7" w15:done="0"/>
   <w15:commentEx w15:paraId="776E8CDE" w15:done="0"/>
 </w15:commentsEx>
@@ -22268,10 +24195,13 @@
 <w16cex:commentsExtensible xmlns:wpc="http://schemas.microsoft.com/office/word/2010/wordprocessingCanvas" xmlns:cx="http://schemas.microsoft.com/office/drawing/2014/chartex" xmlns:cx1="http://schemas.microsoft.com/office/drawing/2015/9/8/chartex" xmlns:cx2="http://schemas.microsoft.com/office/drawing/2015/10/21/chartex" xmlns:cx3="http://schemas.microsoft.com/office/drawing/2016/5/9/chartex" xmlns:cx4="http://schemas.microsoft.com/office/drawing/2016/5/10/chartex" xmlns:cx5="http://schemas.microsoft.com/office/drawing/2016/5/11/chartex" xmlns:cx6="http://schemas.microsoft.com/office/drawing/2016/5/12/chartex" xmlns:cx7="http://schemas.microsoft.com/office/drawing/2016/5/13/chartex" xmlns:cx8="http://schemas.microsoft.com/office/drawing/2016/5/14/chartex" xmlns:cr="http://schemas.microsoft.com/office/comments/2020/reactions" xmlns:mc="http://schemas.openxmlformats.org/markup-compatibility/2006" xmlns:aink="http://schemas.microsoft.com/office/drawing/2016/ink" xmlns:am3d="http://schemas.microsoft.com/office/drawing/2017/model3d" xmlns:o="urn:schemas-microsoft-com:office:office" xmlns:oel="http://schemas.microsoft.com/office/2019/extlst" xmlns:r="http://schemas.openxmlformats.org/officeDocument/2006/relationships" xmlns:m="http://schemas.openxmlformats.org/officeDocument/2006/math" xmlns:v="urn:schemas-microsoft-com:vml" xmlns:wp14="http://schemas.microsoft.com/office/word/2010/wordprocessingDrawing" xmlns:wp="http://schemas.openxmlformats.org/drawingml/2006/wordprocessingDrawing" xmlns:w10="urn:schemas-microsoft-com:office:word" xmlns:w="http://schemas.openxmlformats.org/wordprocessingml/2006/main" xmlns:w14="http://schemas.microsoft.com/office/word/2010/wordml" xmlns:w15="http://schemas.microsoft.com/office/word/2012/wordml" xmlns:w16cex="http://schemas.microsoft.com/office/word/2018/wordml/cex" xmlns:w16cid="http://schemas.microsoft.com/office/word/2016/wordml/cid" xmlns:w16="http://schemas.microsoft.com/office/word/2018/wordml" xmlns:w16du="http://schemas.microsoft.com/office/word/2023/wordml/word16du" xmlns:w16sdtdh="http://schemas.microsoft.com/office/word/2020/wordml/sdtdatahash" xmlns:w16sdtfl="http://schemas.microsoft.com/office/word/2024/wordml/sdtformatlock" xmlns:w16se="http://schemas.microsoft.com/office/word/2015/wordml/symex" xmlns:wpg="http://schemas.microsoft.com/office/word/2010/wordprocessingGroup" xmlns:wpi="http://schemas.microsoft.com/office/word/2010/wordprocessingInk" xmlns:wne="http://schemas.microsoft.com/office/word/2006/wordml" xmlns:wps="http://schemas.microsoft.com/office/word/2010/wordprocessingShape" mc:Ignorable="w14 w15 w16se w16cid w16 w16cex w16sdtdh w16sdtfl cr w16du wp14">
   <w16cex:commentExtensible w16cex:durableId="05BD30E5" w16cex:dateUtc="2025-08-05T07:57:00Z"/>
   <w16cex:commentExtensible w16cex:durableId="703BC9FC" w16cex:dateUtc="2025-08-05T07:55:00Z"/>
+  <w16cex:commentExtensible w16cex:durableId="0A5E96C1" w16cex:dateUtc="2025-08-14T07:33:00Z"/>
   <w16cex:commentExtensible w16cex:durableId="18035CD5" w16cex:dateUtc="2025-08-05T10:33:00Z"/>
   <w16cex:commentExtensible w16cex:durableId="65B40324" w16cex:dateUtc="2025-08-05T09:48:00Z"/>
   <w16cex:commentExtensible w16cex:durableId="3358E26D" w16cex:dateUtc="2025-08-10T10:33:00Z"/>
   <w16cex:commentExtensible w16cex:durableId="06DDB2BC" w16cex:dateUtc="2025-08-10T10:31:00Z"/>
+  <w16cex:commentExtensible w16cex:durableId="23D9DD18" w16cex:dateUtc="2025-08-14T09:16:00Z"/>
+  <w16cex:commentExtensible w16cex:durableId="458817EB" w16cex:dateUtc="2025-08-14T09:17:00Z"/>
   <w16cex:commentExtensible w16cex:durableId="5E2ED333" w16cex:dateUtc="2025-08-13T10:00:00Z"/>
   <w16cex:commentExtensible w16cex:durableId="6E0787D1" w16cex:dateUtc="2025-08-13T09:26:00Z"/>
 </w16cex:commentsExtensible>
@@ -22281,10 +24211,13 @@
 <w16cid:commentsIds xmlns:wpc="http://schemas.microsoft.com/office/word/2010/wordprocessingCanvas" xmlns:cx="http://schemas.microsoft.com/office/drawing/2014/chartex" xmlns:cx1="http://schemas.microsoft.com/office/drawing/2015/9/8/chartex" xmlns:cx2="http://schemas.microsoft.com/office/drawing/2015/10/21/chartex" xmlns:cx3="http://schemas.microsoft.com/office/drawing/2016/5/9/chartex" xmlns:cx4="http://schemas.microsoft.com/office/drawing/2016/5/10/chartex" xmlns:cx5="http://schemas.microsoft.com/office/drawing/2016/5/11/chartex" xmlns:cx6="http://schemas.microsoft.com/office/drawing/2016/5/12/chartex" xmlns:cx7="http://schemas.microsoft.com/office/drawing/2016/5/13/chartex" xmlns:cx8="http://schemas.microsoft.com/office/drawing/2016/5/14/chartex" xmlns:mc="http://schemas.openxmlformats.org/markup-compatibility/2006" xmlns:aink="http://schemas.microsoft.com/office/drawing/2016/ink" xmlns:am3d="http://schemas.microsoft.com/office/drawing/2017/model3d" xmlns:o="urn:schemas-microsoft-com:office:office" xmlns:oel="http://schemas.microsoft.com/office/2019/extlst" xmlns:r="http://schemas.openxmlformats.org/officeDocument/2006/relationships" xmlns:m="http://schemas.openxmlformats.org/officeDocument/2006/math" xmlns:v="urn:schemas-microsoft-com:vml" xmlns:wp14="http://schemas.microsoft.com/office/word/2010/wordprocessingDrawing" xmlns:wp="http://schemas.openxmlformats.org/drawingml/2006/wordprocessingDrawing" xmlns:w10="urn:schemas-microsoft-com:office:word" xmlns:w="http://schemas.openxmlformats.org/wordprocessingml/2006/main" xmlns:w14="http://schemas.microsoft.com/office/word/2010/wordml" xmlns:w15="http://schemas.microsoft.com/office/word/2012/wordml" xmlns:w16cex="http://schemas.microsoft.com/office/word/2018/wordml/cex" xmlns:w16cid="http://schemas.microsoft.com/office/word/2016/wordml/cid" xmlns:w16="http://schemas.microsoft.com/office/word/2018/wordml" xmlns:w16du="http://schemas.microsoft.com/office/word/2023/wordml/word16du" xmlns:w16sdtdh="http://schemas.microsoft.com/office/word/2020/wordml/sdtdatahash" xmlns:w16sdtfl="http://schemas.microsoft.com/office/word/2024/wordml/sdtformatlock" xmlns:w16se="http://schemas.microsoft.com/office/word/2015/wordml/symex" xmlns:wpg="http://schemas.microsoft.com/office/word/2010/wordprocessingGroup" xmlns:wpi="http://schemas.microsoft.com/office/word/2010/wordprocessingInk" xmlns:wne="http://schemas.microsoft.com/office/word/2006/wordml" xmlns:wps="http://schemas.microsoft.com/office/word/2010/wordprocessingShape" mc:Ignorable="w14 w15 w16se w16cid w16 w16cex w16sdtdh w16sdtfl w16du wp14">
   <w16cid:commentId w16cid:paraId="2959D37E" w16cid:durableId="05BD30E5"/>
   <w16cid:commentId w16cid:paraId="5F052BE6" w16cid:durableId="703BC9FC"/>
+  <w16cid:commentId w16cid:paraId="282B72DA" w16cid:durableId="0A5E96C1"/>
   <w16cid:commentId w16cid:paraId="55414252" w16cid:durableId="18035CD5"/>
   <w16cid:commentId w16cid:paraId="0037B07C" w16cid:durableId="65B40324"/>
   <w16cid:commentId w16cid:paraId="376CC636" w16cid:durableId="3358E26D"/>
   <w16cid:commentId w16cid:paraId="682F2BE3" w16cid:durableId="06DDB2BC"/>
+  <w16cid:commentId w16cid:paraId="34F412B6" w16cid:durableId="23D9DD18"/>
+  <w16cid:commentId w16cid:paraId="7389C552" w16cid:durableId="458817EB"/>
   <w16cid:commentId w16cid:paraId="184D3BD7" w16cid:durableId="5E2ED333"/>
   <w16cid:commentId w16cid:paraId="776E8CDE" w16cid:durableId="6E0787D1"/>
 </w16cid:commentsIds>
@@ -23729,6 +25662,119 @@
     </w:lvl>
   </w:abstractNum>
   <w:abstractNum w:abstractNumId="21" w15:restartNumberingAfterBreak="0">
+    <w:nsid w:val="48C0348F"/>
+    <w:multiLevelType w:val="multilevel"/>
+    <w:tmpl w:val="7C24D3E0"/>
+    <w:lvl w:ilvl="0">
+      <w:start w:val="1"/>
+      <w:numFmt w:val="decimal"/>
+      <w:lvlText w:val="%1"/>
+      <w:lvlJc w:val="left"/>
+      <w:pPr>
+        <w:ind w:left="390" w:hanging="390"/>
+      </w:pPr>
+      <w:rPr>
+        <w:rFonts w:eastAsiaTheme="majorEastAsia" w:hint="default"/>
+      </w:rPr>
+    </w:lvl>
+    <w:lvl w:ilvl="1">
+      <w:start w:val="1"/>
+      <w:numFmt w:val="decimal"/>
+      <w:lvlText w:val="%1.%2"/>
+      <w:lvlJc w:val="left"/>
+      <w:pPr>
+        <w:ind w:left="390" w:hanging="390"/>
+      </w:pPr>
+      <w:rPr>
+        <w:rFonts w:eastAsiaTheme="majorEastAsia" w:hint="default"/>
+      </w:rPr>
+    </w:lvl>
+    <w:lvl w:ilvl="2">
+      <w:start w:val="1"/>
+      <w:numFmt w:val="decimal"/>
+      <w:lvlText w:val="%1.%2.%3"/>
+      <w:lvlJc w:val="left"/>
+      <w:pPr>
+        <w:ind w:left="720" w:hanging="720"/>
+      </w:pPr>
+      <w:rPr>
+        <w:rFonts w:eastAsiaTheme="majorEastAsia" w:hint="default"/>
+      </w:rPr>
+    </w:lvl>
+    <w:lvl w:ilvl="3">
+      <w:start w:val="1"/>
+      <w:numFmt w:val="decimal"/>
+      <w:lvlText w:val="%1.%2.%3.%4"/>
+      <w:lvlJc w:val="left"/>
+      <w:pPr>
+        <w:ind w:left="1080" w:hanging="1080"/>
+      </w:pPr>
+      <w:rPr>
+        <w:rFonts w:eastAsiaTheme="majorEastAsia" w:hint="default"/>
+      </w:rPr>
+    </w:lvl>
+    <w:lvl w:ilvl="4">
+      <w:start w:val="1"/>
+      <w:numFmt w:val="decimal"/>
+      <w:lvlText w:val="%1.%2.%3.%4.%5"/>
+      <w:lvlJc w:val="left"/>
+      <w:pPr>
+        <w:ind w:left="1080" w:hanging="1080"/>
+      </w:pPr>
+      <w:rPr>
+        <w:rFonts w:eastAsiaTheme="majorEastAsia" w:hint="default"/>
+      </w:rPr>
+    </w:lvl>
+    <w:lvl w:ilvl="5">
+      <w:start w:val="1"/>
+      <w:numFmt w:val="decimal"/>
+      <w:lvlText w:val="%1.%2.%3.%4.%5.%6"/>
+      <w:lvlJc w:val="left"/>
+      <w:pPr>
+        <w:ind w:left="1440" w:hanging="1440"/>
+      </w:pPr>
+      <w:rPr>
+        <w:rFonts w:eastAsiaTheme="majorEastAsia" w:hint="default"/>
+      </w:rPr>
+    </w:lvl>
+    <w:lvl w:ilvl="6">
+      <w:start w:val="1"/>
+      <w:numFmt w:val="decimal"/>
+      <w:lvlText w:val="%1.%2.%3.%4.%5.%6.%7"/>
+      <w:lvlJc w:val="left"/>
+      <w:pPr>
+        <w:ind w:left="1440" w:hanging="1440"/>
+      </w:pPr>
+      <w:rPr>
+        <w:rFonts w:eastAsiaTheme="majorEastAsia" w:hint="default"/>
+      </w:rPr>
+    </w:lvl>
+    <w:lvl w:ilvl="7">
+      <w:start w:val="1"/>
+      <w:numFmt w:val="decimal"/>
+      <w:lvlText w:val="%1.%2.%3.%4.%5.%6.%7.%8"/>
+      <w:lvlJc w:val="left"/>
+      <w:pPr>
+        <w:ind w:left="1800" w:hanging="1800"/>
+      </w:pPr>
+      <w:rPr>
+        <w:rFonts w:eastAsiaTheme="majorEastAsia" w:hint="default"/>
+      </w:rPr>
+    </w:lvl>
+    <w:lvl w:ilvl="8">
+      <w:start w:val="1"/>
+      <w:numFmt w:val="decimal"/>
+      <w:lvlText w:val="%1.%2.%3.%4.%5.%6.%7.%8.%9"/>
+      <w:lvlJc w:val="left"/>
+      <w:pPr>
+        <w:ind w:left="1800" w:hanging="1800"/>
+      </w:pPr>
+      <w:rPr>
+        <w:rFonts w:eastAsiaTheme="majorEastAsia" w:hint="default"/>
+      </w:rPr>
+    </w:lvl>
+  </w:abstractNum>
+  <w:abstractNum w:abstractNumId="22" w15:restartNumberingAfterBreak="0">
     <w:nsid w:val="491D2BE5"/>
     <w:multiLevelType w:val="hybridMultilevel"/>
     <w:tmpl w:val="60147142"/>
@@ -23817,7 +25863,7 @@
       </w:pPr>
     </w:lvl>
   </w:abstractNum>
-  <w:abstractNum w:abstractNumId="22" w15:restartNumberingAfterBreak="0">
+  <w:abstractNum w:abstractNumId="23" w15:restartNumberingAfterBreak="0">
     <w:nsid w:val="4BF11901"/>
     <w:multiLevelType w:val="multilevel"/>
     <w:tmpl w:val="7C24D3E0"/>
@@ -23930,7 +25976,7 @@
       </w:rPr>
     </w:lvl>
   </w:abstractNum>
-  <w:abstractNum w:abstractNumId="23" w15:restartNumberingAfterBreak="0">
+  <w:abstractNum w:abstractNumId="24" w15:restartNumberingAfterBreak="0">
     <w:nsid w:val="501451C2"/>
     <w:multiLevelType w:val="hybridMultilevel"/>
     <w:tmpl w:val="72D61620"/>
@@ -24019,7 +26065,7 @@
       </w:pPr>
     </w:lvl>
   </w:abstractNum>
-  <w:abstractNum w:abstractNumId="24" w15:restartNumberingAfterBreak="0">
+  <w:abstractNum w:abstractNumId="25" w15:restartNumberingAfterBreak="0">
     <w:nsid w:val="53477FF4"/>
     <w:multiLevelType w:val="multilevel"/>
     <w:tmpl w:val="7C24D3E0"/>
@@ -24132,7 +26178,7 @@
       </w:rPr>
     </w:lvl>
   </w:abstractNum>
-  <w:abstractNum w:abstractNumId="25" w15:restartNumberingAfterBreak="0">
+  <w:abstractNum w:abstractNumId="26" w15:restartNumberingAfterBreak="0">
     <w:nsid w:val="542E2254"/>
     <w:multiLevelType w:val="multilevel"/>
     <w:tmpl w:val="31FC1252"/>
@@ -24244,7 +26290,7 @@
       </w:rPr>
     </w:lvl>
   </w:abstractNum>
-  <w:abstractNum w:abstractNumId="26" w15:restartNumberingAfterBreak="0">
+  <w:abstractNum w:abstractNumId="27" w15:restartNumberingAfterBreak="0">
     <w:nsid w:val="55F97D06"/>
     <w:multiLevelType w:val="multilevel"/>
     <w:tmpl w:val="0809001F"/>
@@ -24330,7 +26376,7 @@
       </w:pPr>
     </w:lvl>
   </w:abstractNum>
-  <w:abstractNum w:abstractNumId="27" w15:restartNumberingAfterBreak="0">
+  <w:abstractNum w:abstractNumId="28" w15:restartNumberingAfterBreak="0">
     <w:nsid w:val="57F21C5E"/>
     <w:multiLevelType w:val="hybridMultilevel"/>
     <w:tmpl w:val="F51A6F20"/>
@@ -24443,7 +26489,7 @@
       </w:rPr>
     </w:lvl>
   </w:abstractNum>
-  <w:abstractNum w:abstractNumId="28" w15:restartNumberingAfterBreak="0">
+  <w:abstractNum w:abstractNumId="29" w15:restartNumberingAfterBreak="0">
     <w:nsid w:val="58393E97"/>
     <w:multiLevelType w:val="hybridMultilevel"/>
     <w:tmpl w:val="FD380766"/>
@@ -24532,7 +26578,7 @@
       </w:pPr>
     </w:lvl>
   </w:abstractNum>
-  <w:abstractNum w:abstractNumId="29" w15:restartNumberingAfterBreak="0">
+  <w:abstractNum w:abstractNumId="30" w15:restartNumberingAfterBreak="0">
     <w:nsid w:val="6286018B"/>
     <w:multiLevelType w:val="multilevel"/>
     <w:tmpl w:val="31FC1252"/>
@@ -24645,7 +26691,7 @@
       </w:rPr>
     </w:lvl>
   </w:abstractNum>
-  <w:abstractNum w:abstractNumId="30" w15:restartNumberingAfterBreak="0">
+  <w:abstractNum w:abstractNumId="31" w15:restartNumberingAfterBreak="0">
     <w:nsid w:val="64B40D80"/>
     <w:multiLevelType w:val="hybridMultilevel"/>
     <w:tmpl w:val="DF86A01C"/>
@@ -24758,7 +26804,7 @@
       </w:rPr>
     </w:lvl>
   </w:abstractNum>
-  <w:abstractNum w:abstractNumId="31" w15:restartNumberingAfterBreak="0">
+  <w:abstractNum w:abstractNumId="32" w15:restartNumberingAfterBreak="0">
     <w:nsid w:val="6BF32453"/>
     <w:multiLevelType w:val="multilevel"/>
     <w:tmpl w:val="7C24D3E0"/>
@@ -24871,7 +26917,7 @@
       </w:rPr>
     </w:lvl>
   </w:abstractNum>
-  <w:abstractNum w:abstractNumId="32" w15:restartNumberingAfterBreak="0">
+  <w:abstractNum w:abstractNumId="33" w15:restartNumberingAfterBreak="0">
     <w:nsid w:val="704C70E3"/>
     <w:multiLevelType w:val="hybridMultilevel"/>
     <w:tmpl w:val="02248476"/>
@@ -24960,7 +27006,7 @@
       </w:pPr>
     </w:lvl>
   </w:abstractNum>
-  <w:abstractNum w:abstractNumId="33" w15:restartNumberingAfterBreak="0">
+  <w:abstractNum w:abstractNumId="34" w15:restartNumberingAfterBreak="0">
     <w:nsid w:val="77BC2A6B"/>
     <w:multiLevelType w:val="multilevel"/>
     <w:tmpl w:val="447CA23E"/>
@@ -25073,7 +27119,7 @@
       </w:rPr>
     </w:lvl>
   </w:abstractNum>
-  <w:abstractNum w:abstractNumId="34" w15:restartNumberingAfterBreak="0">
+  <w:abstractNum w:abstractNumId="35" w15:restartNumberingAfterBreak="0">
     <w:nsid w:val="7C0352E3"/>
     <w:multiLevelType w:val="multilevel"/>
     <w:tmpl w:val="0809001F"/>
@@ -25159,7 +27205,7 @@
       </w:pPr>
     </w:lvl>
   </w:abstractNum>
-  <w:abstractNum w:abstractNumId="35" w15:restartNumberingAfterBreak="0">
+  <w:abstractNum w:abstractNumId="36" w15:restartNumberingAfterBreak="0">
     <w:nsid w:val="7CBF7B76"/>
     <w:multiLevelType w:val="multilevel"/>
     <w:tmpl w:val="7C24D3E0"/>
@@ -25303,10 +27349,10 @@
     <w:abstractNumId w:val="13"/>
   </w:num>
   <w:num w:numId="11" w16cid:durableId="1361083499">
-    <w:abstractNumId w:val="29"/>
+    <w:abstractNumId w:val="30"/>
   </w:num>
   <w:num w:numId="12" w16cid:durableId="2012901756">
-    <w:abstractNumId w:val="29"/>
+    <w:abstractNumId w:val="30"/>
     <w:lvlOverride w:ilvl="0">
       <w:lvl w:ilvl="0">
         <w:numFmt w:val="decimal"/>
@@ -25434,43 +27480,43 @@
     </w:lvlOverride>
   </w:num>
   <w:num w:numId="13" w16cid:durableId="959923429">
-    <w:abstractNumId w:val="25"/>
+    <w:abstractNumId w:val="26"/>
   </w:num>
   <w:num w:numId="14" w16cid:durableId="1648784930">
-    <w:abstractNumId w:val="26"/>
+    <w:abstractNumId w:val="27"/>
   </w:num>
   <w:num w:numId="15" w16cid:durableId="352338891">
     <w:abstractNumId w:val="9"/>
   </w:num>
   <w:num w:numId="16" w16cid:durableId="478111266">
-    <w:abstractNumId w:val="34"/>
+    <w:abstractNumId w:val="35"/>
   </w:num>
   <w:num w:numId="17" w16cid:durableId="1758401023">
-    <w:abstractNumId w:val="31"/>
+    <w:abstractNumId w:val="32"/>
   </w:num>
   <w:num w:numId="18" w16cid:durableId="609508087">
-    <w:abstractNumId w:val="35"/>
+    <w:abstractNumId w:val="36"/>
   </w:num>
   <w:num w:numId="19" w16cid:durableId="1327243263">
     <w:abstractNumId w:val="18"/>
   </w:num>
   <w:num w:numId="20" w16cid:durableId="1080441164">
-    <w:abstractNumId w:val="22"/>
+    <w:abstractNumId w:val="23"/>
   </w:num>
   <w:num w:numId="21" w16cid:durableId="665669454">
     <w:abstractNumId w:val="14"/>
   </w:num>
   <w:num w:numId="22" w16cid:durableId="890074786">
-    <w:abstractNumId w:val="33"/>
+    <w:abstractNumId w:val="34"/>
   </w:num>
   <w:num w:numId="23" w16cid:durableId="1461607677">
-    <w:abstractNumId w:val="21"/>
+    <w:abstractNumId w:val="22"/>
   </w:num>
   <w:num w:numId="24" w16cid:durableId="1201162963">
-    <w:abstractNumId w:val="27"/>
+    <w:abstractNumId w:val="28"/>
   </w:num>
   <w:num w:numId="25" w16cid:durableId="370225754">
-    <w:abstractNumId w:val="30"/>
+    <w:abstractNumId w:val="31"/>
   </w:num>
   <w:num w:numId="26" w16cid:durableId="1317303250">
     <w:abstractNumId w:val="19"/>
@@ -25479,7 +27525,7 @@
     <w:abstractNumId w:val="12"/>
   </w:num>
   <w:num w:numId="28" w16cid:durableId="76902165">
-    <w:abstractNumId w:val="23"/>
+    <w:abstractNumId w:val="24"/>
   </w:num>
   <w:num w:numId="29" w16cid:durableId="676729525">
     <w:abstractNumId w:val="11"/>
@@ -25491,7 +27537,7 @@
     <w:abstractNumId w:val="17"/>
   </w:num>
   <w:num w:numId="32" w16cid:durableId="1321077202">
-    <w:abstractNumId w:val="32"/>
+    <w:abstractNumId w:val="33"/>
   </w:num>
   <w:num w:numId="33" w16cid:durableId="629672044">
     <w:abstractNumId w:val="15"/>
@@ -25503,10 +27549,13 @@
     <w:abstractNumId w:val="10"/>
   </w:num>
   <w:num w:numId="36" w16cid:durableId="1794471982">
-    <w:abstractNumId w:val="24"/>
+    <w:abstractNumId w:val="25"/>
   </w:num>
   <w:num w:numId="37" w16cid:durableId="202332792">
-    <w:abstractNumId w:val="28"/>
+    <w:abstractNumId w:val="29"/>
+  </w:num>
+  <w:num w:numId="38" w16cid:durableId="998267000">
+    <w:abstractNumId w:val="21"/>
   </w:num>
 </w:numbering>
 </file>

--- a/CASA_MSc_Dissertation_draft_XinyiZeng_24038680.docx
+++ b/CASA_MSc_Dissertation_draft_XinyiZeng_24038680.docx
@@ -190,6 +190,7 @@
         </w:rPr>
         <w:commentReference w:id="0"/>
       </w:r>
+      <w:proofErr w:type="spellStart"/>
       <w:r>
         <w:rPr>
           <w:rFonts w:eastAsia="宋体" w:hint="eastAsia"/>
@@ -197,6 +198,7 @@
         </w:rPr>
         <w:t>xxxxx</w:t>
       </w:r>
+      <w:proofErr w:type="spellEnd"/>
     </w:p>
     <w:p>
       <w:pPr>
@@ -254,6 +256,7 @@
         </w:rPr>
       </w:pPr>
       <w:hyperlink r:id="rId12" w:history="1">
+        <w:proofErr w:type="spellStart"/>
         <w:r>
           <w:rPr>
             <w:rStyle w:val="affe"/>
@@ -276,7 +279,16 @@
             <w:rFonts w:eastAsia="宋体" w:hint="eastAsia"/>
             <w:lang w:eastAsia="zh-CN"/>
           </w:rPr>
-          <w:t>hub Link</w:t>
+          <w:t>hub</w:t>
+        </w:r>
+        <w:proofErr w:type="spellEnd"/>
+        <w:r>
+          <w:rPr>
+            <w:rStyle w:val="affe"/>
+            <w:rFonts w:eastAsia="宋体" w:hint="eastAsia"/>
+            <w:lang w:eastAsia="zh-CN"/>
+          </w:rPr>
+          <w:t xml:space="preserve"> Link</w:t>
         </w:r>
       </w:hyperlink>
     </w:p>
@@ -6066,23 +6078,7 @@
                 <w:noProof/>
                 <w:lang w:eastAsia="zh-CN"/>
               </w:rPr>
-              <w:t>Bibliograp</w:t>
-            </w:r>
-            <w:r>
-              <w:rPr>
-                <w:rStyle w:val="affe"/>
-                <w:noProof/>
-                <w:lang w:eastAsia="zh-CN"/>
-              </w:rPr>
-              <w:t>h</w:t>
-            </w:r>
-            <w:r>
-              <w:rPr>
-                <w:rStyle w:val="affe"/>
-                <w:noProof/>
-                <w:lang w:eastAsia="zh-CN"/>
-              </w:rPr>
-              <w:t>y</w:t>
+              <w:t>Bibliography</w:t>
             </w:r>
             <w:r>
               <w:rPr>
@@ -8320,7 +8316,55 @@
           <w:rFonts w:eastAsia="宋体"/>
           <w:lang w:eastAsia="zh-CN"/>
         </w:rPr>
-        <w:t xml:space="preserve">Official statistics from Guizhou Province indicate that the drought affected over 1.5 million hectares of farmland, with disaster rates exceeding 70% in core high-risk counties, including Bijie, Dafang, Jinsha River, and Qianxi </w:t>
+        <w:t xml:space="preserve">Official statistics from Guizhou Province indicate that the drought affected over 1.5 million hectares of farmland, with disaster rates exceeding 70% in core high-risk counties, including </w:t>
+      </w:r>
+      <w:proofErr w:type="spellStart"/>
+      <w:r>
+        <w:rPr>
+          <w:rFonts w:eastAsia="宋体"/>
+          <w:lang w:eastAsia="zh-CN"/>
+        </w:rPr>
+        <w:t>Bijie</w:t>
+      </w:r>
+      <w:proofErr w:type="spellEnd"/>
+      <w:r>
+        <w:rPr>
+          <w:rFonts w:eastAsia="宋体"/>
+          <w:lang w:eastAsia="zh-CN"/>
+        </w:rPr>
+        <w:t xml:space="preserve">, </w:t>
+      </w:r>
+      <w:proofErr w:type="spellStart"/>
+      <w:r>
+        <w:rPr>
+          <w:rFonts w:eastAsia="宋体"/>
+          <w:lang w:eastAsia="zh-CN"/>
+        </w:rPr>
+        <w:t>Dafang</w:t>
+      </w:r>
+      <w:proofErr w:type="spellEnd"/>
+      <w:r>
+        <w:rPr>
+          <w:rFonts w:eastAsia="宋体"/>
+          <w:lang w:eastAsia="zh-CN"/>
+        </w:rPr>
+        <w:t xml:space="preserve">, Jinsha River, and </w:t>
+      </w:r>
+      <w:proofErr w:type="spellStart"/>
+      <w:r>
+        <w:rPr>
+          <w:rFonts w:eastAsia="宋体"/>
+          <w:lang w:eastAsia="zh-CN"/>
+        </w:rPr>
+        <w:t>Qianxi</w:t>
+      </w:r>
+      <w:proofErr w:type="spellEnd"/>
+      <w:r>
+        <w:rPr>
+          <w:rFonts w:eastAsia="宋体"/>
+          <w:lang w:eastAsia="zh-CN"/>
+        </w:rPr>
+        <w:t xml:space="preserve"> </w:t>
       </w:r>
       <w:r>
         <w:rPr>
@@ -8445,7 +8489,23 @@
           <w:rFonts w:eastAsia="宋体"/>
           <w:lang w:eastAsia="zh-CN"/>
         </w:rPr>
-        <w:t xml:space="preserve">Agriculture remains a key component of Guizhou's economy and livelihood, with over 60% of the population engaged in agricultural activities, and rural residents forming the bulk of the province's labour force </w:t>
+        <w:t xml:space="preserve">Agriculture remains a key component of Guizhou's economy and livelihood, with over 60% of the population engaged in agricultural activities, and rural residents forming the bulk of the province's </w:t>
+      </w:r>
+      <w:proofErr w:type="spellStart"/>
+      <w:r>
+        <w:rPr>
+          <w:rFonts w:eastAsia="宋体"/>
+          <w:lang w:eastAsia="zh-CN"/>
+        </w:rPr>
+        <w:t>labour</w:t>
+      </w:r>
+      <w:proofErr w:type="spellEnd"/>
+      <w:r>
+        <w:rPr>
+          <w:rFonts w:eastAsia="宋体"/>
+          <w:lang w:eastAsia="zh-CN"/>
+        </w:rPr>
+        <w:t xml:space="preserve"> force </w:t>
       </w:r>
       <w:r>
         <w:rPr>
@@ -8493,7 +8553,23 @@
           <w:rFonts w:eastAsia="宋体"/>
           <w:lang w:eastAsia="zh-CN"/>
         </w:rPr>
-        <w:t xml:space="preserve"> The province is a major producer of corn, rice, and tuber crops, but its fragmented farmland and low level of mechanisation make it particularly vulnerable to climate change. As a result, climate shocks such as the 2010 drought not only severely impact agricultural </w:t>
+        <w:t xml:space="preserve"> The province is a major producer of corn, rice, and tuber crops, but its fragmented farmland and low level of </w:t>
+      </w:r>
+      <w:proofErr w:type="spellStart"/>
+      <w:r>
+        <w:rPr>
+          <w:rFonts w:eastAsia="宋体"/>
+          <w:lang w:eastAsia="zh-CN"/>
+        </w:rPr>
+        <w:t>mechanisation</w:t>
+      </w:r>
+      <w:proofErr w:type="spellEnd"/>
+      <w:r>
+        <w:rPr>
+          <w:rFonts w:eastAsia="宋体"/>
+          <w:lang w:eastAsia="zh-CN"/>
+        </w:rPr>
+        <w:t xml:space="preserve"> make it particularly vulnerable to climate change. As a result, climate shocks such as the 2010 drought not only severely impact agricultural </w:t>
       </w:r>
       <w:r>
         <w:rPr>
@@ -8536,7 +8612,39 @@
           <w:rFonts w:eastAsia="宋体"/>
           <w:lang w:eastAsia="zh-CN"/>
         </w:rPr>
-        <w:t xml:space="preserve">The relationship between climate shocks, agricultural production, and migration has long been recognised in academic and policy discussions. Existing research indicates that environmental stressors can influence migration through direct channels (when livelihoods become unsustainable) and indirect channels (when agricultural productivity and income decline, prompting labour reallocation) </w:t>
+        <w:t xml:space="preserve">The relationship between climate shocks, agricultural production, and migration has long been </w:t>
+      </w:r>
+      <w:proofErr w:type="spellStart"/>
+      <w:r>
+        <w:rPr>
+          <w:rFonts w:eastAsia="宋体"/>
+          <w:lang w:eastAsia="zh-CN"/>
+        </w:rPr>
+        <w:t>recognised</w:t>
+      </w:r>
+      <w:proofErr w:type="spellEnd"/>
+      <w:r>
+        <w:rPr>
+          <w:rFonts w:eastAsia="宋体"/>
+          <w:lang w:eastAsia="zh-CN"/>
+        </w:rPr>
+        <w:t xml:space="preserve"> in academic and policy discussions. Existing research indicates that environmental stressors can influence migration through direct channels (when livelihoods become unsustainable) and indirect channels (when agricultural productivity and income decline, prompting </w:t>
+      </w:r>
+      <w:proofErr w:type="spellStart"/>
+      <w:r>
+        <w:rPr>
+          <w:rFonts w:eastAsia="宋体"/>
+          <w:lang w:eastAsia="zh-CN"/>
+        </w:rPr>
+        <w:t>labour</w:t>
+      </w:r>
+      <w:proofErr w:type="spellEnd"/>
+      <w:r>
+        <w:rPr>
+          <w:rFonts w:eastAsia="宋体"/>
+          <w:lang w:eastAsia="zh-CN"/>
+        </w:rPr>
+        <w:t xml:space="preserve"> reallocation) </w:t>
       </w:r>
       <w:r>
         <w:rPr>
@@ -8675,7 +8783,23 @@
           <w:rFonts w:eastAsia="宋体"/>
           <w:lang w:eastAsia="zh-CN"/>
         </w:rPr>
-        <w:t xml:space="preserve"> China, evidence suggests that climate change affects rural labour allocation </w:t>
+        <w:t xml:space="preserve"> China, evidence suggests that climate change affects rural </w:t>
+      </w:r>
+      <w:proofErr w:type="spellStart"/>
+      <w:r>
+        <w:rPr>
+          <w:rFonts w:eastAsia="宋体"/>
+          <w:lang w:eastAsia="zh-CN"/>
+        </w:rPr>
+        <w:t>labour</w:t>
+      </w:r>
+      <w:proofErr w:type="spellEnd"/>
+      <w:r>
+        <w:rPr>
+          <w:rFonts w:eastAsia="宋体"/>
+          <w:lang w:eastAsia="zh-CN"/>
+        </w:rPr>
+        <w:t xml:space="preserve"> allocation </w:t>
       </w:r>
       <w:r>
         <w:rPr>
@@ -8898,7 +9022,23 @@
           <w:rFonts w:eastAsia="宋体"/>
           <w:lang w:eastAsia="zh-CN"/>
         </w:rPr>
-        <w:t>3. How do county-level characteristics (e.g., altitude, urbanisation, and population density) influence these responses?</w:t>
+        <w:t xml:space="preserve">3. How do county-level characteristics (e.g., altitude, </w:t>
+      </w:r>
+      <w:proofErr w:type="spellStart"/>
+      <w:r>
+        <w:rPr>
+          <w:rFonts w:eastAsia="宋体"/>
+          <w:lang w:eastAsia="zh-CN"/>
+        </w:rPr>
+        <w:t>urbanisation</w:t>
+      </w:r>
+      <w:proofErr w:type="spellEnd"/>
+      <w:r>
+        <w:rPr>
+          <w:rFonts w:eastAsia="宋体"/>
+          <w:lang w:eastAsia="zh-CN"/>
+        </w:rPr>
+        <w:t>, and population density) influence these responses?</w:t>
       </w:r>
     </w:p>
     <w:p>
@@ -8958,7 +9098,23 @@
           <w:rFonts w:eastAsia="宋体"/>
           <w:lang w:eastAsia="zh-CN"/>
         </w:rPr>
-        <w:t>2. Causal inference — Using difference-in-differences (DiD) estimation and event study designs to determine the causal effects of drought on agricultural productivity and migration.</w:t>
+        <w:t>2. Causal inference — Using difference-in-differences (</w:t>
+      </w:r>
+      <w:proofErr w:type="spellStart"/>
+      <w:r>
+        <w:rPr>
+          <w:rFonts w:eastAsia="宋体"/>
+          <w:lang w:eastAsia="zh-CN"/>
+        </w:rPr>
+        <w:t>DiD</w:t>
+      </w:r>
+      <w:proofErr w:type="spellEnd"/>
+      <w:r>
+        <w:rPr>
+          <w:rFonts w:eastAsia="宋体"/>
+          <w:lang w:eastAsia="zh-CN"/>
+        </w:rPr>
+        <w:t>) estimation and event study designs to determine the causal effects of drought on agricultural productivity and migration.</w:t>
       </w:r>
     </w:p>
     <w:p>
@@ -9088,7 +9244,23 @@
           <w:rFonts w:eastAsia="宋体"/>
           <w:lang w:eastAsia="zh-CN"/>
         </w:rPr>
-        <w:t xml:space="preserve">In addition to academic contributions, the findings are highly aligned with China's rural revitalisation strategy. </w:t>
+        <w:t xml:space="preserve">In addition to academic contributions, the findings are highly aligned with China's rural </w:t>
+      </w:r>
+      <w:proofErr w:type="spellStart"/>
+      <w:r>
+        <w:rPr>
+          <w:rFonts w:eastAsia="宋体"/>
+          <w:lang w:eastAsia="zh-CN"/>
+        </w:rPr>
+        <w:t>revitalisation</w:t>
+      </w:r>
+      <w:proofErr w:type="spellEnd"/>
+      <w:r>
+        <w:rPr>
+          <w:rFonts w:eastAsia="宋体"/>
+          <w:lang w:eastAsia="zh-CN"/>
+        </w:rPr>
+        <w:t xml:space="preserve"> strategy. </w:t>
       </w:r>
       <w:r>
         <w:rPr>
@@ -9097,14 +9269,50 @@
           <w:iCs/>
           <w:lang w:eastAsia="zh-CN"/>
         </w:rPr>
-        <w:t>The Rural Revitalisation Plan (2024–2027)</w:t>
-      </w:r>
-      <w:r>
-        <w:rPr>
-          <w:rFonts w:eastAsia="宋体"/>
-          <w:lang w:eastAsia="zh-CN"/>
-        </w:rPr>
-        <w:t xml:space="preserve"> emphasises agricultural resilience, food security, improvements to rural infrastructure, and differentiated support for ecologically fragile and underdeveloped regions</w:t>
+        <w:t xml:space="preserve">The Rural </w:t>
+      </w:r>
+      <w:proofErr w:type="spellStart"/>
+      <w:r>
+        <w:rPr>
+          <w:rFonts w:eastAsia="宋体"/>
+          <w:i/>
+          <w:iCs/>
+          <w:lang w:eastAsia="zh-CN"/>
+        </w:rPr>
+        <w:t>Revitalisation</w:t>
+      </w:r>
+      <w:proofErr w:type="spellEnd"/>
+      <w:r>
+        <w:rPr>
+          <w:rFonts w:eastAsia="宋体"/>
+          <w:i/>
+          <w:iCs/>
+          <w:lang w:eastAsia="zh-CN"/>
+        </w:rPr>
+        <w:t xml:space="preserve"> Plan (2024–2027)</w:t>
+      </w:r>
+      <w:r>
+        <w:rPr>
+          <w:rFonts w:eastAsia="宋体"/>
+          <w:lang w:eastAsia="zh-CN"/>
+        </w:rPr>
+        <w:t xml:space="preserve"> </w:t>
+      </w:r>
+      <w:proofErr w:type="spellStart"/>
+      <w:r>
+        <w:rPr>
+          <w:rFonts w:eastAsia="宋体"/>
+          <w:lang w:eastAsia="zh-CN"/>
+        </w:rPr>
+        <w:t>emphasises</w:t>
+      </w:r>
+      <w:proofErr w:type="spellEnd"/>
+      <w:r>
+        <w:rPr>
+          <w:rFonts w:eastAsia="宋体"/>
+          <w:lang w:eastAsia="zh-CN"/>
+        </w:rPr>
+        <w:t xml:space="preserve"> agricultural resilience, food security, improvements to rural infrastructure, and differentiated support for ecologically fragile and underdeveloped regions</w:t>
       </w:r>
       <w:r>
         <w:rPr>
@@ -9244,7 +9452,39 @@
           <w:lang w:eastAsia="zh-CN"/>
         </w:rPr>
         <w:lastRenderedPageBreak/>
-        <w:t>promotes agricultural modernisation, and advances rural livelihood diversification within the framework of the national revitalisation strategy.</w:t>
+        <w:t xml:space="preserve">promotes agricultural </w:t>
+      </w:r>
+      <w:proofErr w:type="spellStart"/>
+      <w:r>
+        <w:rPr>
+          <w:rFonts w:eastAsia="宋体"/>
+          <w:lang w:eastAsia="zh-CN"/>
+        </w:rPr>
+        <w:t>modernisation</w:t>
+      </w:r>
+      <w:proofErr w:type="spellEnd"/>
+      <w:r>
+        <w:rPr>
+          <w:rFonts w:eastAsia="宋体"/>
+          <w:lang w:eastAsia="zh-CN"/>
+        </w:rPr>
+        <w:t xml:space="preserve">, and advances rural livelihood diversification within the framework of the national </w:t>
+      </w:r>
+      <w:proofErr w:type="spellStart"/>
+      <w:r>
+        <w:rPr>
+          <w:rFonts w:eastAsia="宋体"/>
+          <w:lang w:eastAsia="zh-CN"/>
+        </w:rPr>
+        <w:t>revitalisation</w:t>
+      </w:r>
+      <w:proofErr w:type="spellEnd"/>
+      <w:r>
+        <w:rPr>
+          <w:rFonts w:eastAsia="宋体"/>
+          <w:lang w:eastAsia="zh-CN"/>
+        </w:rPr>
+        <w:t xml:space="preserve"> strategy.</w:t>
       </w:r>
     </w:p>
     <w:p>
@@ -9425,7 +9665,23 @@
           <w:rFonts w:eastAsia="宋体"/>
           <w:lang w:eastAsia="zh-CN"/>
         </w:rPr>
-        <w:t>alongside economic, political, social, and demographic factors. Within this framework, environmental change can directly affect migration (e.g., by rendering livelihoods unsustainable) or indirectly influence migration (e.g., by disrupting agricultural productivity and income, prompting families to seek alternative livelihoods elsewhere). McLeman (2018) expanded this discussion by introducing the concept of threshold effects, suggesting that climate shocks only trigger migration when they exceed socio-economic or psychological thresholds.</w:t>
+        <w:t xml:space="preserve">alongside economic, political, social, and demographic factors. Within this framework, environmental change can directly affect migration (e.g., by rendering livelihoods unsustainable) or indirectly influence migration (e.g., by disrupting agricultural productivity and income, prompting families to seek alternative livelihoods elsewhere). </w:t>
+      </w:r>
+      <w:proofErr w:type="spellStart"/>
+      <w:r>
+        <w:rPr>
+          <w:rFonts w:eastAsia="宋体"/>
+          <w:lang w:eastAsia="zh-CN"/>
+        </w:rPr>
+        <w:t>McLeman</w:t>
+      </w:r>
+      <w:proofErr w:type="spellEnd"/>
+      <w:r>
+        <w:rPr>
+          <w:rFonts w:eastAsia="宋体"/>
+          <w:lang w:eastAsia="zh-CN"/>
+        </w:rPr>
+        <w:t xml:space="preserve"> (2018) expanded this discussion by introducing the concept of threshold effects, suggesting that climate shocks only trigger migration when they exceed socio-economic or psychological thresholds.</w:t>
       </w:r>
     </w:p>
     <w:p>
@@ -9502,7 +9758,39 @@
           <w:rFonts w:eastAsia="宋体"/>
           <w:lang w:eastAsia="zh-CN"/>
         </w:rPr>
-        <w:t xml:space="preserve">offers another perspective, emphasising that migration decisions depend not only on push factors but also on the ability to realise migration desires. This highlights an important unevenness: even in the face of severe environmental shocks, not all affected households </w:t>
+        <w:t xml:space="preserve">offers another perspective, </w:t>
+      </w:r>
+      <w:proofErr w:type="spellStart"/>
+      <w:r>
+        <w:rPr>
+          <w:rFonts w:eastAsia="宋体"/>
+          <w:lang w:eastAsia="zh-CN"/>
+        </w:rPr>
+        <w:t>emphasising</w:t>
+      </w:r>
+      <w:proofErr w:type="spellEnd"/>
+      <w:r>
+        <w:rPr>
+          <w:rFonts w:eastAsia="宋体"/>
+          <w:lang w:eastAsia="zh-CN"/>
+        </w:rPr>
+        <w:t xml:space="preserve"> that migration decisions depend not only on push factors but also on the ability to </w:t>
+      </w:r>
+      <w:proofErr w:type="spellStart"/>
+      <w:r>
+        <w:rPr>
+          <w:rFonts w:eastAsia="宋体"/>
+          <w:lang w:eastAsia="zh-CN"/>
+        </w:rPr>
+        <w:t>realise</w:t>
+      </w:r>
+      <w:proofErr w:type="spellEnd"/>
+      <w:r>
+        <w:rPr>
+          <w:rFonts w:eastAsia="宋体"/>
+          <w:lang w:eastAsia="zh-CN"/>
+        </w:rPr>
+        <w:t xml:space="preserve"> migration desires. This highlights an important unevenness: even in the face of severe environmental shocks, not all affected households </w:t>
       </w:r>
       <w:r>
         <w:rPr>
@@ -9546,7 +9834,57 @@
           <w:rFonts w:eastAsia="宋体"/>
           <w:lang w:eastAsia="zh-CN"/>
         </w:rPr>
-        <w:t>Cattaneo et al. (2019, 2020) synthesised these perspectives and systematically articulated climate-induced migration pathways. They emphasised that agricultural decline (typically manifested as reduced yields, crop failures, or livestock losses) is a key intermediary mechanism between climate events and labour mobility. This pathway is particularly prominent in countries or regions where a significant portion of rural households’ income derives from subsistence or semi-commercial agriculture.</w:t>
+        <w:t xml:space="preserve">Cattaneo et al. (2019, 2020) </w:t>
+      </w:r>
+      <w:proofErr w:type="spellStart"/>
+      <w:proofErr w:type="gramStart"/>
+      <w:r>
+        <w:rPr>
+          <w:rFonts w:eastAsia="宋体"/>
+          <w:lang w:eastAsia="zh-CN"/>
+        </w:rPr>
+        <w:t>synthesised</w:t>
+      </w:r>
+      <w:proofErr w:type="spellEnd"/>
+      <w:proofErr w:type="gramEnd"/>
+      <w:r>
+        <w:rPr>
+          <w:rFonts w:eastAsia="宋体"/>
+          <w:lang w:eastAsia="zh-CN"/>
+        </w:rPr>
+        <w:t xml:space="preserve"> these perspectives and systematically articulated climate-induced migration pathways. They </w:t>
+      </w:r>
+      <w:proofErr w:type="spellStart"/>
+      <w:r>
+        <w:rPr>
+          <w:rFonts w:eastAsia="宋体"/>
+          <w:lang w:eastAsia="zh-CN"/>
+        </w:rPr>
+        <w:t>emphasised</w:t>
+      </w:r>
+      <w:proofErr w:type="spellEnd"/>
+      <w:r>
+        <w:rPr>
+          <w:rFonts w:eastAsia="宋体"/>
+          <w:lang w:eastAsia="zh-CN"/>
+        </w:rPr>
+        <w:t xml:space="preserve"> that agricultural decline (typically manifested as reduced yields, crop failures, or livestock losses) is a key intermediary mechanism between climate events and </w:t>
+      </w:r>
+      <w:proofErr w:type="spellStart"/>
+      <w:r>
+        <w:rPr>
+          <w:rFonts w:eastAsia="宋体"/>
+          <w:lang w:eastAsia="zh-CN"/>
+        </w:rPr>
+        <w:t>labour</w:t>
+      </w:r>
+      <w:proofErr w:type="spellEnd"/>
+      <w:r>
+        <w:rPr>
+          <w:rFonts w:eastAsia="宋体"/>
+          <w:lang w:eastAsia="zh-CN"/>
+        </w:rPr>
+        <w:t xml:space="preserve"> mobility. This pathway is particularly prominent in countries or regions where a significant portion of rural households’ income derives from subsistence or semi-commercial agriculture.</w:t>
       </w:r>
     </w:p>
     <w:p>
@@ -9597,7 +9935,71 @@
           <w:rFonts w:eastAsia="宋体"/>
           <w:lang w:eastAsia="zh-CN"/>
         </w:rPr>
-        <w:t xml:space="preserve"> lead to ‘’trapped population". Conversely, favourable environmental shocks may create surplus income, enabling long-delayed migration. This further emphasises the need for contextualised and categorised analysis.</w:t>
+        <w:t xml:space="preserve"> lead to ‘’trapped population". Conversely, </w:t>
+      </w:r>
+      <w:proofErr w:type="spellStart"/>
+      <w:r>
+        <w:rPr>
+          <w:rFonts w:eastAsia="宋体"/>
+          <w:lang w:eastAsia="zh-CN"/>
+        </w:rPr>
+        <w:t>favourable</w:t>
+      </w:r>
+      <w:proofErr w:type="spellEnd"/>
+      <w:r>
+        <w:rPr>
+          <w:rFonts w:eastAsia="宋体"/>
+          <w:lang w:eastAsia="zh-CN"/>
+        </w:rPr>
+        <w:t xml:space="preserve"> environmental shocks may create surplus income, enabling long-delayed migration. This further </w:t>
+      </w:r>
+      <w:proofErr w:type="spellStart"/>
+      <w:r>
+        <w:rPr>
+          <w:rFonts w:eastAsia="宋体"/>
+          <w:lang w:eastAsia="zh-CN"/>
+        </w:rPr>
+        <w:t>emphasises</w:t>
+      </w:r>
+      <w:proofErr w:type="spellEnd"/>
+      <w:r>
+        <w:rPr>
+          <w:rFonts w:eastAsia="宋体"/>
+          <w:lang w:eastAsia="zh-CN"/>
+        </w:rPr>
+        <w:t xml:space="preserve"> the need for </w:t>
+      </w:r>
+      <w:proofErr w:type="spellStart"/>
+      <w:r>
+        <w:rPr>
+          <w:rFonts w:eastAsia="宋体"/>
+          <w:lang w:eastAsia="zh-CN"/>
+        </w:rPr>
+        <w:t>contextualised</w:t>
+      </w:r>
+      <w:proofErr w:type="spellEnd"/>
+      <w:r>
+        <w:rPr>
+          <w:rFonts w:eastAsia="宋体"/>
+          <w:lang w:eastAsia="zh-CN"/>
+        </w:rPr>
+        <w:t xml:space="preserve"> and </w:t>
+      </w:r>
+      <w:proofErr w:type="spellStart"/>
+      <w:r>
+        <w:rPr>
+          <w:rFonts w:eastAsia="宋体"/>
+          <w:lang w:eastAsia="zh-CN"/>
+        </w:rPr>
+        <w:t>categorised</w:t>
+      </w:r>
+      <w:proofErr w:type="spellEnd"/>
+      <w:r>
+        <w:rPr>
+          <w:rFonts w:eastAsia="宋体"/>
+          <w:lang w:eastAsia="zh-CN"/>
+        </w:rPr>
+        <w:t xml:space="preserve"> analysis.</w:t>
       </w:r>
     </w:p>
     <w:p>
@@ -9612,7 +10014,23 @@
           <w:rFonts w:eastAsia="宋体"/>
           <w:lang w:eastAsia="zh-CN"/>
         </w:rPr>
-        <w:t>These frameworks are particularly relevant for ecologically fragile and economically marginalised regions such as Guizhou, where livelihoods are heavily dependent on rain-fed agriculture and formal migration opportunities are limited. However, institutional and environmental factors may mitigate these mechanisms, particularly in China, which will be explored in subsequent chapters.</w:t>
+        <w:t xml:space="preserve">These frameworks are particularly relevant for ecologically fragile and economically </w:t>
+      </w:r>
+      <w:proofErr w:type="spellStart"/>
+      <w:r>
+        <w:rPr>
+          <w:rFonts w:eastAsia="宋体"/>
+          <w:lang w:eastAsia="zh-CN"/>
+        </w:rPr>
+        <w:t>marginalised</w:t>
+      </w:r>
+      <w:proofErr w:type="spellEnd"/>
+      <w:r>
+        <w:rPr>
+          <w:rFonts w:eastAsia="宋体"/>
+          <w:lang w:eastAsia="zh-CN"/>
+        </w:rPr>
+        <w:t xml:space="preserve"> regions such as Guizhou, where livelihoods are heavily dependent on rain-fed agriculture and formal migration opportunities are limited. However, institutional and environmental factors may mitigate these mechanisms, particularly in China, which will be explored in subsequent chapters.</w:t>
       </w:r>
     </w:p>
     <w:p>
@@ -9683,7 +10101,39 @@
           <w:rFonts w:eastAsia="宋体"/>
           <w:lang w:eastAsia="zh-CN"/>
         </w:rPr>
-        <w:t>At the national level, Wang, Chen, and Shen (2024) used longitudinal survey data and precipitation indices to examine how extreme rainfall affects crop yields and rural livelihoods. Their findings indicate that households in less affluent regions suffer more severe income losses and are more likely to reallocate labour after experiencing shocks. Although their study focuses on rainfall events rather than drought itself, it provides strong empirical support for the view that climate anomalies have significant impacts on rural production and economic behaviour.</w:t>
+        <w:t xml:space="preserve">At the national level, Wang, Chen, and Shen (2024) used longitudinal survey data and precipitation indices to examine how extreme rainfall affects crop yields and rural livelihoods. Their findings indicate that households in less affluent regions suffer more severe income losses and are more likely to reallocate </w:t>
+      </w:r>
+      <w:proofErr w:type="spellStart"/>
+      <w:r>
+        <w:rPr>
+          <w:rFonts w:eastAsia="宋体"/>
+          <w:lang w:eastAsia="zh-CN"/>
+        </w:rPr>
+        <w:t>labour</w:t>
+      </w:r>
+      <w:proofErr w:type="spellEnd"/>
+      <w:r>
+        <w:rPr>
+          <w:rFonts w:eastAsia="宋体"/>
+          <w:lang w:eastAsia="zh-CN"/>
+        </w:rPr>
+        <w:t xml:space="preserve"> after experiencing shocks. Although their study focuses on rainfall events rather than drought itself, it provides strong empirical support for the view that climate anomalies have significant impacts on rural production and economic </w:t>
+      </w:r>
+      <w:proofErr w:type="spellStart"/>
+      <w:r>
+        <w:rPr>
+          <w:rFonts w:eastAsia="宋体"/>
+          <w:lang w:eastAsia="zh-CN"/>
+        </w:rPr>
+        <w:t>behaviour</w:t>
+      </w:r>
+      <w:proofErr w:type="spellEnd"/>
+      <w:r>
+        <w:rPr>
+          <w:rFonts w:eastAsia="宋体"/>
+          <w:lang w:eastAsia="zh-CN"/>
+        </w:rPr>
+        <w:t>.</w:t>
       </w:r>
     </w:p>
     <w:p>
@@ -9698,7 +10148,55 @@
           <w:rFonts w:eastAsia="宋体"/>
           <w:lang w:eastAsia="zh-CN"/>
         </w:rPr>
-        <w:t>Similarly, Zheng et al. (2024) analysed panel data from rural Chinese households and found that short-term climate variability—particularly changes in precipitation and temperature—affects farmers' labour allocation decisions. Importantly, they observed significant heterogeneity across regions, suggesting that poorer or ecologically fragile areas may be more vulnerable to agricultural disruptions. Their study provides micro-level evidence that climate indirectly affects agricultural labour decisions through income losses and uncertainty.</w:t>
+        <w:t xml:space="preserve">Similarly, Zheng et al. (2024) </w:t>
+      </w:r>
+      <w:proofErr w:type="spellStart"/>
+      <w:r>
+        <w:rPr>
+          <w:rFonts w:eastAsia="宋体"/>
+          <w:lang w:eastAsia="zh-CN"/>
+        </w:rPr>
+        <w:t>analysed</w:t>
+      </w:r>
+      <w:proofErr w:type="spellEnd"/>
+      <w:r>
+        <w:rPr>
+          <w:rFonts w:eastAsia="宋体"/>
+          <w:lang w:eastAsia="zh-CN"/>
+        </w:rPr>
+        <w:t xml:space="preserve"> panel data from rural Chinese households and found that short-term climate variability—particularly changes in precipitation and temperature—affects farmers' </w:t>
+      </w:r>
+      <w:proofErr w:type="spellStart"/>
+      <w:r>
+        <w:rPr>
+          <w:rFonts w:eastAsia="宋体"/>
+          <w:lang w:eastAsia="zh-CN"/>
+        </w:rPr>
+        <w:t>labour</w:t>
+      </w:r>
+      <w:proofErr w:type="spellEnd"/>
+      <w:r>
+        <w:rPr>
+          <w:rFonts w:eastAsia="宋体"/>
+          <w:lang w:eastAsia="zh-CN"/>
+        </w:rPr>
+        <w:t xml:space="preserve"> allocation decisions. Importantly, they observed significant heterogeneity across regions, suggesting that poorer or ecologically fragile areas may be more vulnerable to agricultural disruptions. Their study provides micro-level evidence that climate indirectly affects agricultural </w:t>
+      </w:r>
+      <w:proofErr w:type="spellStart"/>
+      <w:r>
+        <w:rPr>
+          <w:rFonts w:eastAsia="宋体"/>
+          <w:lang w:eastAsia="zh-CN"/>
+        </w:rPr>
+        <w:t>labour</w:t>
+      </w:r>
+      <w:proofErr w:type="spellEnd"/>
+      <w:r>
+        <w:rPr>
+          <w:rFonts w:eastAsia="宋体"/>
+          <w:lang w:eastAsia="zh-CN"/>
+        </w:rPr>
+        <w:t xml:space="preserve"> decisions through income losses and uncertainty.</w:t>
       </w:r>
     </w:p>
     <w:p>
@@ -9729,7 +10227,39 @@
           <w:lang w:eastAsia="zh-CN"/>
         </w:rPr>
         <w:lastRenderedPageBreak/>
-        <w:t>Wei and Li (2021) used Normalised Difference Vegetation Index (NDVI) data to study vegetation dynamics in the Beipanjiang River Basin, linking topographic gradients and population distribution to vegetation responses. Their findings indicate that high-altitude areas exhibit more pronounced NDVI fluctuations in response to environmental stress. This spatial variability underscores the importance of using remote sensing vegetation indices to assess agricultural viability under climatic stress, particularly in areas where conventional yield statistics are unavailable.</w:t>
+        <w:t xml:space="preserve">Wei and Li (2021) used </w:t>
+      </w:r>
+      <w:proofErr w:type="spellStart"/>
+      <w:r>
+        <w:rPr>
+          <w:rFonts w:eastAsia="宋体"/>
+          <w:lang w:eastAsia="zh-CN"/>
+        </w:rPr>
+        <w:t>Normalised</w:t>
+      </w:r>
+      <w:proofErr w:type="spellEnd"/>
+      <w:r>
+        <w:rPr>
+          <w:rFonts w:eastAsia="宋体"/>
+          <w:lang w:eastAsia="zh-CN"/>
+        </w:rPr>
+        <w:t xml:space="preserve"> Difference Vegetation Index (NDVI) data to study vegetation dynamics in the </w:t>
+      </w:r>
+      <w:proofErr w:type="spellStart"/>
+      <w:r>
+        <w:rPr>
+          <w:rFonts w:eastAsia="宋体"/>
+          <w:lang w:eastAsia="zh-CN"/>
+        </w:rPr>
+        <w:t>Beipanjiang</w:t>
+      </w:r>
+      <w:proofErr w:type="spellEnd"/>
+      <w:r>
+        <w:rPr>
+          <w:rFonts w:eastAsia="宋体"/>
+          <w:lang w:eastAsia="zh-CN"/>
+        </w:rPr>
+        <w:t xml:space="preserve"> River Basin, linking topographic gradients and population distribution to vegetation responses. Their findings indicate that high-altitude areas exhibit more pronounced NDVI fluctuations in response to environmental stress. This spatial variability underscores the importance of using remote sensing vegetation indices to assess agricultural viability under climatic stress, particularly in areas where conventional yield statistics are unavailable.</w:t>
       </w:r>
     </w:p>
     <w:p>
@@ -9744,7 +10274,23 @@
           <w:rFonts w:eastAsia="宋体"/>
           <w:lang w:eastAsia="zh-CN"/>
         </w:rPr>
-        <w:t>In addition, NDVI has been shown to be of significant value in identifying interannual vegetation trends associated with major drought events. For example, Luo et al. (2019) and Wei and Li (2021) both observed a significant decline in NDVI during the 2010 Guizhou drought, supporting its use as an alternative indicator of crop vitality in drought assessments. Combined with climate indices such as the Standardised Precipitation Evapotranspiration Index (SPEI), these datasets enable researchers to construct time-sensitive, spatially explicit agricultural stress indices.</w:t>
+        <w:t xml:space="preserve">In addition, NDVI has been shown to be of significant value in identifying interannual vegetation trends associated with major drought events. For example, Luo et al. (2019) and Wei and Li (2021) both observed a significant decline in NDVI during the 2010 Guizhou drought, supporting its use as an alternative indicator of crop vitality in drought assessments. Combined with climate indices such as the </w:t>
+      </w:r>
+      <w:proofErr w:type="spellStart"/>
+      <w:r>
+        <w:rPr>
+          <w:rFonts w:eastAsia="宋体"/>
+          <w:lang w:eastAsia="zh-CN"/>
+        </w:rPr>
+        <w:t>Standardised</w:t>
+      </w:r>
+      <w:proofErr w:type="spellEnd"/>
+      <w:r>
+        <w:rPr>
+          <w:rFonts w:eastAsia="宋体"/>
+          <w:lang w:eastAsia="zh-CN"/>
+        </w:rPr>
+        <w:t xml:space="preserve"> Precipitation Evapotranspiration Index (SPEI), these datasets enable researchers to construct time-sensitive, spatially explicit agricultural stress indices.</w:t>
       </w:r>
     </w:p>
     <w:p>
@@ -9759,7 +10305,23 @@
           <w:rFonts w:eastAsia="宋体"/>
           <w:lang w:eastAsia="zh-CN"/>
         </w:rPr>
-        <w:t>In summary, these studies support the use of normalised difference vegetation index (NDVI) and specific vegetation index (SPEI) in agricultural impact assessments and highlight the vulnerability of Guizhou's terrain and agricultural systems to climate change. This also lays the foundation for exploring how such environmental pressures trigger or inhibit population migration responses, which will be discussed in the next section.</w:t>
+        <w:t xml:space="preserve">In summary, these studies support the use of </w:t>
+      </w:r>
+      <w:proofErr w:type="spellStart"/>
+      <w:r>
+        <w:rPr>
+          <w:rFonts w:eastAsia="宋体"/>
+          <w:lang w:eastAsia="zh-CN"/>
+        </w:rPr>
+        <w:t>normalised</w:t>
+      </w:r>
+      <w:proofErr w:type="spellEnd"/>
+      <w:r>
+        <w:rPr>
+          <w:rFonts w:eastAsia="宋体"/>
+          <w:lang w:eastAsia="zh-CN"/>
+        </w:rPr>
+        <w:t xml:space="preserve"> difference vegetation index (NDVI) and specific vegetation index (SPEI) in agricultural impact assessments and highlight the vulnerability of Guizhou's terrain and agricultural systems to climate change. This also lays the foundation for exploring how such environmental pressures trigger or inhibit population migration responses, which will be discussed in the next section.</w:t>
       </w:r>
     </w:p>
     <w:p>
@@ -9804,7 +10366,21 @@
         <w:rPr>
           <w:lang w:eastAsia="zh-CN"/>
         </w:rPr>
-        <w:t>The relationship between environmental shocks and population mobility has been widely studied, but its impact remains highly dependent on the specific environment. At the global level, studies by Nawrotzki and DeWaard (2016) and others have shown that drought and aridity are important predictors of internal migration in low- and middle-income countries. These environmental drivers are often amplified in socioeconomically vulnerable environments, where subsistence agriculture dominates and adaptive capacity is limited.</w:t>
+        <w:t xml:space="preserve">The relationship between environmental shocks and population mobility has been widely studied, but its impact remains highly dependent on the specific environment. At the global level, studies by </w:t>
+      </w:r>
+      <w:proofErr w:type="spellStart"/>
+      <w:r>
+        <w:rPr>
+          <w:lang w:eastAsia="zh-CN"/>
+        </w:rPr>
+        <w:t>Nawrotzki</w:t>
+      </w:r>
+      <w:proofErr w:type="spellEnd"/>
+      <w:r>
+        <w:rPr>
+          <w:lang w:eastAsia="zh-CN"/>
+        </w:rPr>
+        <w:t xml:space="preserve"> and DeWaard (2016) and others have shown that drought and aridity are important predictors of internal migration in low- and middle-income countries. These environmental drivers are often amplified in socioeconomically vulnerable environments, where subsistence agriculture dominates and adaptive capacity is limited.</w:t>
       </w:r>
     </w:p>
     <w:p>
@@ -9817,7 +10393,35 @@
         <w:rPr>
           <w:lang w:eastAsia="zh-CN"/>
         </w:rPr>
-        <w:t>In China, Cai, Feng, and Oppenheimer (2016) provide one of the few national-level quantitative studies linking climate change to population migration. Using a difference-in-differences (DiD) design and meteorological panel data, they find that adverse climate conditions, particularly drought, reduce crop yields, thereby increasing out-migration from affected rural counties. However, they also noted that the strength of this relationship is moderated by local economic development and labour demand in urban receiving areas. This highlights a dual mechanism: agricultural crop failures ‘push’ migrants away, while economic pull factors and institutional screening determine whether migration is feasible.</w:t>
+        <w:t>In China, Cai, Feng, and Oppenheimer (2016) provide one of the few national-level quantitative studies linking climate change to population migration. Using a difference-in-differences (</w:t>
+      </w:r>
+      <w:proofErr w:type="spellStart"/>
+      <w:r>
+        <w:rPr>
+          <w:lang w:eastAsia="zh-CN"/>
+        </w:rPr>
+        <w:t>DiD</w:t>
+      </w:r>
+      <w:proofErr w:type="spellEnd"/>
+      <w:r>
+        <w:rPr>
+          <w:lang w:eastAsia="zh-CN"/>
+        </w:rPr>
+        <w:t xml:space="preserve">) design and meteorological panel data, they find that adverse climate conditions, particularly drought, reduce crop yields, thereby increasing out-migration from affected rural counties. However, they also noted that the strength of this relationship is moderated by local economic development and </w:t>
+      </w:r>
+      <w:proofErr w:type="spellStart"/>
+      <w:r>
+        <w:rPr>
+          <w:lang w:eastAsia="zh-CN"/>
+        </w:rPr>
+        <w:t>labour</w:t>
+      </w:r>
+      <w:proofErr w:type="spellEnd"/>
+      <w:r>
+        <w:rPr>
+          <w:lang w:eastAsia="zh-CN"/>
+        </w:rPr>
+        <w:t xml:space="preserve"> demand in urban receiving areas. This highlights a dual mechanism: agricultural crop failures ‘push’ migrants away, while economic pull factors and institutional screening determine whether migration is feasible.</w:t>
       </w:r>
     </w:p>
     <w:p>
@@ -9831,7 +10435,21 @@
           <w:lang w:eastAsia="zh-CN"/>
         </w:rPr>
         <w:lastRenderedPageBreak/>
-        <w:t xml:space="preserve">Yun, Yin, and Shen (2012) focused more on the drought in Guizhou Province from 2009 to 2010 and provided valuable background insights. Based on field investigations and institutional analyses in Qianxinan Prefecture, they found that households were often the first to feel the impact of drought, while government responses </w:t>
+        <w:t xml:space="preserve">Yun, Yin, and Shen (2012) focused more on the drought in Guizhou Province from 2009 to 2010 and provided valuable background insights. Based on field investigations and institutional analyses in </w:t>
+      </w:r>
+      <w:proofErr w:type="spellStart"/>
+      <w:r>
+        <w:rPr>
+          <w:lang w:eastAsia="zh-CN"/>
+        </w:rPr>
+        <w:t>Qianxinan</w:t>
+      </w:r>
+      <w:proofErr w:type="spellEnd"/>
+      <w:r>
+        <w:rPr>
+          <w:lang w:eastAsia="zh-CN"/>
+        </w:rPr>
+        <w:t xml:space="preserve"> Prefecture, they found that households were often the first to feel the impact of drought, while government responses </w:t>
       </w:r>
       <w:r>
         <w:rPr>
@@ -9843,7 +10461,21 @@
         <w:rPr>
           <w:lang w:eastAsia="zh-CN"/>
         </w:rPr>
-        <w:t>. However, they observed that most households did not opt for large-scale migration but instead chose local adaptation strategies, including water rationing, changing cropping patterns, and temporary relocation of some household members. Their research emphasised the importance of distinguishing between permanent and short-term mobility, as well as individual and household coping strategies.</w:t>
+        <w:t xml:space="preserve">. However, they observed that most households did not opt for large-scale migration but instead chose local adaptation strategies, including water rationing, changing cropping patterns, and temporary relocation of some household members. Their research </w:t>
+      </w:r>
+      <w:proofErr w:type="spellStart"/>
+      <w:r>
+        <w:rPr>
+          <w:lang w:eastAsia="zh-CN"/>
+        </w:rPr>
+        <w:t>emphasised</w:t>
+      </w:r>
+      <w:proofErr w:type="spellEnd"/>
+      <w:r>
+        <w:rPr>
+          <w:lang w:eastAsia="zh-CN"/>
+        </w:rPr>
+        <w:t xml:space="preserve"> the importance of distinguishing between permanent and short-term mobility, as well as individual and household coping strategies.</w:t>
       </w:r>
     </w:p>
     <w:p>
@@ -9856,7 +10488,21 @@
         <w:rPr>
           <w:lang w:eastAsia="zh-CN"/>
         </w:rPr>
-        <w:t>When interpreting Guizhou's population migration statistics, this distinction is crucial. As Huang (2020) demonstrated in her spatial analysis of population changes in the province, rural out-migration is often constrained by structural economic factors. Unlike the more developed provinces in the east, Guizhou still has limited non-agricultural employment opportunities, and the region's economy lacks strong urban labour attraction. Therefore, even if environmental conditions deteriorate, out-migration may be relatively moderate or delayed.</w:t>
+        <w:t xml:space="preserve">When interpreting Guizhou's population migration statistics, this distinction is crucial. As Huang (2020) demonstrated in her spatial analysis of population changes in the province, rural out-migration is often constrained by structural economic factors. Unlike the more developed provinces in the east, Guizhou still has limited non-agricultural employment opportunities, and the region's economy lacks strong urban </w:t>
+      </w:r>
+      <w:proofErr w:type="spellStart"/>
+      <w:r>
+        <w:rPr>
+          <w:lang w:eastAsia="zh-CN"/>
+        </w:rPr>
+        <w:t>labour</w:t>
+      </w:r>
+      <w:proofErr w:type="spellEnd"/>
+      <w:r>
+        <w:rPr>
+          <w:lang w:eastAsia="zh-CN"/>
+        </w:rPr>
+        <w:t xml:space="preserve"> attraction. Therefore, even if environmental conditions deteriorate, out-migration may be relatively moderate or delayed.</w:t>
       </w:r>
     </w:p>
     <w:p>
@@ -9897,7 +10543,35 @@
         <w:rPr>
           <w:lang w:eastAsia="zh-CN"/>
         </w:rPr>
-        <w:t>This statistical blind spot is particularly relevant to research on population migration induced by environmental factors in China. Migration datasets derived from census records or statistical yearbooks may fail to capture drought-induced temporary labour mobility, especially when households retain formal residency rights in their place of origin while engaging in short-term work elsewhere. In such cases, declines in the Normalised Difference Vegetation Index (NDVI) may signal agricultural distress, but translating this into statistically observable migration may be challenging.</w:t>
+        <w:t xml:space="preserve">This statistical blind spot is particularly relevant to research on population migration induced by environmental factors in China. Migration datasets derived from census records or statistical yearbooks may fail to capture drought-induced temporary </w:t>
+      </w:r>
+      <w:proofErr w:type="spellStart"/>
+      <w:r>
+        <w:rPr>
+          <w:lang w:eastAsia="zh-CN"/>
+        </w:rPr>
+        <w:t>labour</w:t>
+      </w:r>
+      <w:proofErr w:type="spellEnd"/>
+      <w:r>
+        <w:rPr>
+          <w:lang w:eastAsia="zh-CN"/>
+        </w:rPr>
+        <w:t xml:space="preserve"> mobility, especially when households retain formal residency rights in their place of origin while engaging in short-term work elsewhere. In such cases, declines in the </w:t>
+      </w:r>
+      <w:proofErr w:type="spellStart"/>
+      <w:r>
+        <w:rPr>
+          <w:lang w:eastAsia="zh-CN"/>
+        </w:rPr>
+        <w:t>Normalised</w:t>
+      </w:r>
+      <w:proofErr w:type="spellEnd"/>
+      <w:r>
+        <w:rPr>
+          <w:lang w:eastAsia="zh-CN"/>
+        </w:rPr>
+        <w:t xml:space="preserve"> Difference Vegetation Index (NDVI) may signal agricultural distress, but translating this into statistically observable migration may be challenging.</w:t>
       </w:r>
     </w:p>
     <w:p>
@@ -9959,7 +10633,21 @@
         <w:rPr>
           <w:lang w:eastAsia="zh-CN"/>
         </w:rPr>
-        <w:t xml:space="preserve">In the agricultural field, the Normalised Difference Vegetation Index (NDVI) has become a widely used </w:t>
+        <w:t xml:space="preserve">In the agricultural field, the </w:t>
+      </w:r>
+      <w:proofErr w:type="spellStart"/>
+      <w:r>
+        <w:rPr>
+          <w:lang w:eastAsia="zh-CN"/>
+        </w:rPr>
+        <w:t>Normalised</w:t>
+      </w:r>
+      <w:proofErr w:type="spellEnd"/>
+      <w:r>
+        <w:rPr>
+          <w:lang w:eastAsia="zh-CN"/>
+        </w:rPr>
+        <w:t xml:space="preserve"> Difference Vegetation Index (NDVI) has become a widely used </w:t>
       </w:r>
       <w:r>
         <w:rPr>
@@ -9972,7 +10660,21 @@
         <w:rPr>
           <w:lang w:eastAsia="zh-CN"/>
         </w:rPr>
-        <w:t xml:space="preserve"> of crop health and productivity, particularly in studies lacking direct yield or income data. Studies by Liang et al. (2021) and Sun et al. (2023) have shown that NDVI can be used to monitor climate-induced land changes in China, including responses to drought, high temperatures, and changes in growing conditions. Similarly, the Standardised Precipitation Evapotranspiration Index (SPEI) has been widely used to monitor meteorological droughts of varying intensity and duration </w:t>
+        <w:t xml:space="preserve"> of crop health and productivity, particularly in studies lacking direct yield or income data. Studies by Liang et al. (2021) and Sun et al. (2023) have shown that NDVI can be used to monitor climate-induced land changes in China, including responses to drought, high temperatures, and changes in growing conditions. Similarly, the </w:t>
+      </w:r>
+      <w:proofErr w:type="spellStart"/>
+      <w:r>
+        <w:rPr>
+          <w:lang w:eastAsia="zh-CN"/>
+        </w:rPr>
+        <w:t>Standardised</w:t>
+      </w:r>
+      <w:proofErr w:type="spellEnd"/>
+      <w:r>
+        <w:rPr>
+          <w:lang w:eastAsia="zh-CN"/>
+        </w:rPr>
+        <w:t xml:space="preserve"> Precipitation Evapotranspiration Index (SPEI) has been widely used to monitor meteorological droughts of varying intensity and duration </w:t>
       </w:r>
       <w:r>
         <w:rPr>
@@ -10028,7 +10730,49 @@
         <w:rPr>
           <w:lang w:eastAsia="zh-CN"/>
         </w:rPr>
-        <w:t>To identify the causal effects of climate shocks, difference-in-differences (DiD) and event study designs have been effectively applied. For example, Cattaneo et al. (2019) used these techniques to assess the migration effects of rainfall sudden-change bias. In China, Cai et al. (2016) employed a DiD framework to evaluate how adverse climate trends affect agricultural productivity and indirectly influence labour allocation decisions.</w:t>
+        <w:t>To identify the causal effects of climate shocks, difference-in-differences (</w:t>
+      </w:r>
+      <w:proofErr w:type="spellStart"/>
+      <w:r>
+        <w:rPr>
+          <w:lang w:eastAsia="zh-CN"/>
+        </w:rPr>
+        <w:t>DiD</w:t>
+      </w:r>
+      <w:proofErr w:type="spellEnd"/>
+      <w:r>
+        <w:rPr>
+          <w:lang w:eastAsia="zh-CN"/>
+        </w:rPr>
+        <w:t xml:space="preserve">) and event study designs have been effectively applied. For example, Cattaneo et al. (2019) used these techniques to assess the migration effects of rainfall sudden-change bias. In China, Cai et al. (2016) employed a </w:t>
+      </w:r>
+      <w:proofErr w:type="spellStart"/>
+      <w:r>
+        <w:rPr>
+          <w:lang w:eastAsia="zh-CN"/>
+        </w:rPr>
+        <w:t>DiD</w:t>
+      </w:r>
+      <w:proofErr w:type="spellEnd"/>
+      <w:r>
+        <w:rPr>
+          <w:lang w:eastAsia="zh-CN"/>
+        </w:rPr>
+        <w:t xml:space="preserve"> framework to evaluate how adverse climate trends affect agricultural productivity and indirectly influence </w:t>
+      </w:r>
+      <w:proofErr w:type="spellStart"/>
+      <w:r>
+        <w:rPr>
+          <w:lang w:eastAsia="zh-CN"/>
+        </w:rPr>
+        <w:t>labour</w:t>
+      </w:r>
+      <w:proofErr w:type="spellEnd"/>
+      <w:r>
+        <w:rPr>
+          <w:lang w:eastAsia="zh-CN"/>
+        </w:rPr>
+        <w:t xml:space="preserve"> allocation decisions.</w:t>
       </w:r>
     </w:p>
     <w:p>
@@ -10131,7 +10875,23 @@
           <w:rFonts w:eastAsia="宋体"/>
           <w:lang w:eastAsia="zh-CN"/>
         </w:rPr>
-        <w:t xml:space="preserve">Thirdly, although the relationship between agricultural decline and population migration has been thoroughly theorised, empirical evidence from underdeveloped mountainous regions in China remains scarce. </w:t>
+        <w:t xml:space="preserve">Thirdly, although the relationship between agricultural decline and population migration has been thoroughly </w:t>
+      </w:r>
+      <w:proofErr w:type="spellStart"/>
+      <w:r>
+        <w:rPr>
+          <w:rFonts w:eastAsia="宋体"/>
+          <w:lang w:eastAsia="zh-CN"/>
+        </w:rPr>
+        <w:t>theorised</w:t>
+      </w:r>
+      <w:proofErr w:type="spellEnd"/>
+      <w:r>
+        <w:rPr>
+          <w:rFonts w:eastAsia="宋体"/>
+          <w:lang w:eastAsia="zh-CN"/>
+        </w:rPr>
+        <w:t xml:space="preserve">, empirical evidence from underdeveloped mountainous regions in China remains scarce. </w:t>
       </w:r>
       <w:r>
         <w:rPr>
@@ -10145,7 +10905,23 @@
           <w:rFonts w:eastAsia="宋体"/>
           <w:lang w:eastAsia="zh-CN"/>
         </w:rPr>
-        <w:t xml:space="preserve"> studies have examined whether a decline in agricultural vitality (measured by vegetation indices such as the Normalised Difference Vegetation Index (NDVI)) translates into observable population migration outcomes. This is partly due to data limitations, as China's population migration statistics typically only reflect changes in permanent residence and fail to capture short-term or seasonal movements that may be driven by environmental pressures.</w:t>
+        <w:t xml:space="preserve"> studies have examined whether a decline in agricultural vitality (measured by vegetation indices such as the </w:t>
+      </w:r>
+      <w:proofErr w:type="spellStart"/>
+      <w:r>
+        <w:rPr>
+          <w:rFonts w:eastAsia="宋体"/>
+          <w:lang w:eastAsia="zh-CN"/>
+        </w:rPr>
+        <w:t>Normalised</w:t>
+      </w:r>
+      <w:proofErr w:type="spellEnd"/>
+      <w:r>
+        <w:rPr>
+          <w:rFonts w:eastAsia="宋体"/>
+          <w:lang w:eastAsia="zh-CN"/>
+        </w:rPr>
+        <w:t xml:space="preserve"> Difference Vegetation Index (NDVI)) translates into observable population migration outcomes. This is partly due to data limitations, as China's population migration statistics typically only reflect changes in permanent residence and fail to capture short-term or seasonal movements that may be driven by environmental pressures.</w:t>
       </w:r>
     </w:p>
     <w:p>
@@ -10174,7 +10950,23 @@
           <w:rFonts w:eastAsia="宋体"/>
           <w:lang w:eastAsia="zh-CN"/>
         </w:rPr>
-        <w:t xml:space="preserve"> often overlooked. As mentioned earlier, China's household registration system, unequal access to urban services, and the structure of the rural labour market may inhibit or delay migrants' response to climate shocks. However, few quantitative studies systematically incorporate these constraints when assessing the link between climate and migration.</w:t>
+        <w:t xml:space="preserve"> often overlooked. As mentioned earlier, China's household registration system, unequal access to urban services, and the structure of the rural </w:t>
+      </w:r>
+      <w:proofErr w:type="spellStart"/>
+      <w:r>
+        <w:rPr>
+          <w:rFonts w:eastAsia="宋体"/>
+          <w:lang w:eastAsia="zh-CN"/>
+        </w:rPr>
+        <w:t>labour</w:t>
+      </w:r>
+      <w:proofErr w:type="spellEnd"/>
+      <w:r>
+        <w:rPr>
+          <w:rFonts w:eastAsia="宋体"/>
+          <w:lang w:eastAsia="zh-CN"/>
+        </w:rPr>
+        <w:t xml:space="preserve"> market may inhibit or delay migrants' response to climate shocks. However, few quantitative studies systematically incorporate these constraints when assessing the link between climate and migration.</w:t>
       </w:r>
     </w:p>
     <w:p>
@@ -10189,7 +10981,23 @@
           <w:rFonts w:eastAsia="宋体"/>
           <w:lang w:eastAsia="zh-CN"/>
         </w:rPr>
-        <w:t>This study addresses these shortcomings by conducting a quasi-experimental, spatially explicit analysis of the 2010 drought in Guizhou, combining normalised difference vegetation index (NDVI), spatial index (SPEI), and census-based migration indicators. By applying county-level panel data and a difference-in-differences estimation, this study contributes to the emerging literature on the complexity and environmental dependence of climate-induced population mobility in developing regions, particularly in institutional contexts such as China.</w:t>
+        <w:t xml:space="preserve">This study addresses these shortcomings by conducting a quasi-experimental, spatially explicit analysis of the 2010 drought in Guizhou, combining </w:t>
+      </w:r>
+      <w:proofErr w:type="spellStart"/>
+      <w:r>
+        <w:rPr>
+          <w:rFonts w:eastAsia="宋体"/>
+          <w:lang w:eastAsia="zh-CN"/>
+        </w:rPr>
+        <w:t>normalised</w:t>
+      </w:r>
+      <w:proofErr w:type="spellEnd"/>
+      <w:r>
+        <w:rPr>
+          <w:rFonts w:eastAsia="宋体"/>
+          <w:lang w:eastAsia="zh-CN"/>
+        </w:rPr>
+        <w:t xml:space="preserve"> difference vegetation index (NDVI), spatial index (SPEI), and census-based migration indicators. By applying county-level panel data and a difference-in-differences estimation, this study contributes to the emerging literature on the complexity and environmental dependence of climate-induced population mobility in developing regions, particularly in institutional contexts such as China.</w:t>
       </w:r>
     </w:p>
     <w:p>
@@ -10308,13 +11116,29 @@
           <w:rFonts w:eastAsia="宋体" w:hint="eastAsia"/>
           <w:lang w:eastAsia="zh-CN"/>
         </w:rPr>
-        <w:t>Guizhou Province is located in the karst plateau region of southwestern China (24</w:t>
-      </w:r>
+        <w:t xml:space="preserve">Guizhou Province </w:t>
+      </w:r>
+      <w:proofErr w:type="gramStart"/>
       <w:r>
         <w:rPr>
           <w:rFonts w:eastAsia="宋体" w:hint="eastAsia"/>
           <w:lang w:eastAsia="zh-CN"/>
         </w:rPr>
+        <w:t>is located in</w:t>
+      </w:r>
+      <w:proofErr w:type="gramEnd"/>
+      <w:r>
+        <w:rPr>
+          <w:rFonts w:eastAsia="宋体" w:hint="eastAsia"/>
+          <w:lang w:eastAsia="zh-CN"/>
+        </w:rPr>
+        <w:t xml:space="preserve"> the karst plateau region of southwestern China (24</w:t>
+      </w:r>
+      <w:r>
+        <w:rPr>
+          <w:rFonts w:eastAsia="宋体" w:hint="eastAsia"/>
+          <w:lang w:eastAsia="zh-CN"/>
+        </w:rPr>
         <w:t>°</w:t>
       </w:r>
       <w:r>
@@ -10427,7 +11251,23 @@
           <w:rFonts w:eastAsia="宋体"/>
           <w:lang w:eastAsia="zh-CN"/>
         </w:rPr>
-        <w:t xml:space="preserve">ainous and hilly, with an average elevation of approximately 1,100 metres </w:t>
+        <w:t xml:space="preserve">ainous and hilly, with an average elevation of approximately 1,100 </w:t>
+      </w:r>
+      <w:proofErr w:type="spellStart"/>
+      <w:r>
+        <w:rPr>
+          <w:rFonts w:eastAsia="宋体"/>
+          <w:lang w:eastAsia="zh-CN"/>
+        </w:rPr>
+        <w:t>metres</w:t>
+      </w:r>
+      <w:proofErr w:type="spellEnd"/>
+      <w:r>
+        <w:rPr>
+          <w:rFonts w:eastAsia="宋体"/>
+          <w:lang w:eastAsia="zh-CN"/>
+        </w:rPr>
+        <w:t xml:space="preserve"> </w:t>
       </w:r>
       <w:r>
         <w:rPr>
@@ -10587,7 +11427,23 @@
           <w:rFonts w:eastAsia="宋体"/>
           <w:lang w:eastAsia="zh-CN"/>
         </w:rPr>
-        <w:t xml:space="preserve">. Extreme events such as prolonged droughts or excessive rainfall can cause severe damage to agricultural production and rural livelihoods. Agriculture remains the main economic sector in Guizhou Province, contributing more to the province's GDP than in coastal provinces, and the outflow of rural labour has long been a typical socio-economic phenomenon in the region </w:t>
+        <w:t xml:space="preserve">. Extreme events such as prolonged droughts or excessive rainfall can cause severe damage to agricultural production and rural livelihoods. Agriculture remains the main economic sector in Guizhou Province, contributing more to the province's GDP than in coastal provinces, and the outflow of rural </w:t>
+      </w:r>
+      <w:proofErr w:type="spellStart"/>
+      <w:r>
+        <w:rPr>
+          <w:rFonts w:eastAsia="宋体"/>
+          <w:lang w:eastAsia="zh-CN"/>
+        </w:rPr>
+        <w:t>labour</w:t>
+      </w:r>
+      <w:proofErr w:type="spellEnd"/>
+      <w:r>
+        <w:rPr>
+          <w:rFonts w:eastAsia="宋体"/>
+          <w:lang w:eastAsia="zh-CN"/>
+        </w:rPr>
+        <w:t xml:space="preserve"> has long been a typical socio-economic phenomenon in the region </w:t>
       </w:r>
       <w:r>
         <w:rPr>
@@ -10601,7 +11457,7 @@
           <w:rFonts w:eastAsia="宋体"/>
           <w:lang w:eastAsia="zh-CN"/>
         </w:rPr>
-        <w:instrText xml:space="preserve"> ADDIN ZOTERO_ITEM CSL_CITATION {"citationID":"n6tCBj41","properties":{"formattedCitation":"(Huang, 2012)","plainCitation":"(Huang, 2012)","noteIndex":0},"citationItems":[{"id":1085,"uris":["http://zotero.org/users/local/l0I20NHz/items/I2RC8KX9"],"itemData":{"id":1085,"type":"article-journal","container-title":"Contemporary Economics","issue":"8","language":"en-US","page":"94-96","title":"Spatial changes of population and economic causes in Guizhou Province in the past decade","author":[{"family":"Huang","given":"Juan"}],"issued":{"date-parts":[["2012"]]}}}],"schema":"https://github.com/citation-style-language/schema/raw/master/csl-citation.json"} </w:instrText>
+        <w:instrText xml:space="preserve"> ADDIN ZOTERO_ITEM CSL_CITATION {"citationID":"n6tCBj41","properties":{"formattedCitation":"(Huang, 2012)","plainCitation":"(Huang, 2012)","noteIndex":0},"citationItems":[{"id":1085,"uris":["http://zotero.org/users/local/l0I20NHz/items/I2RC8KX9"],"itemData":{"id":1085,"type":"article-journal","container-title":"Contemporary Economics","issue":"8","page":"94-96","title":"Spatial changes of population and economic causes in Guizhou Province in the past decade","author":[{"family":"Huang","given":"Juan"}],"issued":{"date-parts":[["2012"]]}}}],"schema":"https://github.com/citation-style-language/schema/raw/master/csl-citation.json"} </w:instrText>
       </w:r>
       <w:r>
         <w:rPr>
@@ -10753,7 +11609,23 @@
           <w:rFonts w:eastAsia="宋体"/>
           <w:lang w:eastAsia="zh-CN"/>
         </w:rPr>
-        <w:t xml:space="preserve">The drought was characterised by precipitation levels far below average, temperatures above average, crop yields in the hardest-hit counties declining by over 30%, and severe shortages of drinking water in both urban and rural areas </w:t>
+        <w:t xml:space="preserve">The drought was </w:t>
+      </w:r>
+      <w:proofErr w:type="spellStart"/>
+      <w:r>
+        <w:rPr>
+          <w:rFonts w:eastAsia="宋体"/>
+          <w:lang w:eastAsia="zh-CN"/>
+        </w:rPr>
+        <w:t>characterised</w:t>
+      </w:r>
+      <w:proofErr w:type="spellEnd"/>
+      <w:r>
+        <w:rPr>
+          <w:rFonts w:eastAsia="宋体"/>
+          <w:lang w:eastAsia="zh-CN"/>
+        </w:rPr>
+        <w:t xml:space="preserve"> by precipitation levels far below average, temperatures above average, crop yields in the hardest-hit counties declining by over 30%, and severe shortages of drinking water in both urban and rural areas </w:t>
       </w:r>
       <w:r>
         <w:rPr>
@@ -10816,7 +11688,23 @@
           <w:rFonts w:eastAsia="宋体"/>
           <w:lang w:eastAsia="zh-CN"/>
         </w:rPr>
-        <w:t xml:space="preserve">According to the Standardised Precipitation Evapotranspiration Index (SPEI), in the double difference and event study analyses, the </w:t>
+        <w:t xml:space="preserve">According to the </w:t>
+      </w:r>
+      <w:proofErr w:type="spellStart"/>
+      <w:r>
+        <w:rPr>
+          <w:rFonts w:eastAsia="宋体"/>
+          <w:lang w:eastAsia="zh-CN"/>
+        </w:rPr>
+        <w:t>Standardised</w:t>
+      </w:r>
+      <w:proofErr w:type="spellEnd"/>
+      <w:r>
+        <w:rPr>
+          <w:rFonts w:eastAsia="宋体"/>
+          <w:lang w:eastAsia="zh-CN"/>
+        </w:rPr>
+        <w:t xml:space="preserve"> Precipitation Evapotranspiration Index (SPEI), in the double difference and event study analyses, the </w:t>
       </w:r>
       <w:r>
         <w:rPr>
@@ -10959,7 +11847,23 @@
           <w:rFonts w:eastAsia="宋体"/>
           <w:lang w:eastAsia="zh-CN"/>
         </w:rPr>
-        <w:t xml:space="preserve"> In contrast, counties in the southeastern lowland areas have relatively more favourable agricultural conditions, including deeper soil layers, more reliable precipitation, and relatively better water resource management systems, thereby mitigating losses to agriculture and livelihoods during the 2010 drought. The combination of these geographical, climatic, and socio-economic differences forms the basis for the heterogeneity analysis in subsequent chapters.</w:t>
+        <w:t xml:space="preserve"> In contrast, counties in the southeastern lowland areas have relatively more </w:t>
+      </w:r>
+      <w:proofErr w:type="spellStart"/>
+      <w:r>
+        <w:rPr>
+          <w:rFonts w:eastAsia="宋体"/>
+          <w:lang w:eastAsia="zh-CN"/>
+        </w:rPr>
+        <w:t>favourable</w:t>
+      </w:r>
+      <w:proofErr w:type="spellEnd"/>
+      <w:r>
+        <w:rPr>
+          <w:rFonts w:eastAsia="宋体"/>
+          <w:lang w:eastAsia="zh-CN"/>
+        </w:rPr>
+        <w:t xml:space="preserve"> agricultural conditions, including deeper soil layers, more reliable precipitation, and relatively better water resource management systems, thereby mitigating losses to agriculture and livelihoods during the 2010 drought. The combination of these geographical, climatic, and socio-economic differences forms the basis for the heterogeneity analysis in subsequent chapters.</w:t>
       </w:r>
     </w:p>
     <w:p>
@@ -11156,7 +12060,29 @@
           <w:sz w:val="22"/>
           <w:szCs w:val="22"/>
         </w:rPr>
-        <w:t>Map showing county-level boundaries, mean elevation, and drought treatment status in 2010.</w:t>
+        <w:t xml:space="preserve">Map showing county-level boundaries, </w:t>
+      </w:r>
+      <w:proofErr w:type="gramStart"/>
+      <w:r>
+        <w:rPr>
+          <w:b w:val="0"/>
+          <w:bCs w:val="0"/>
+          <w:color w:val="595959" w:themeColor="text1" w:themeTint="A6"/>
+          <w:sz w:val="22"/>
+          <w:szCs w:val="22"/>
+        </w:rPr>
+        <w:t>mean</w:t>
+      </w:r>
+      <w:proofErr w:type="gramEnd"/>
+      <w:r>
+        <w:rPr>
+          <w:b w:val="0"/>
+          <w:bCs w:val="0"/>
+          <w:color w:val="595959" w:themeColor="text1" w:themeTint="A6"/>
+          <w:sz w:val="22"/>
+          <w:szCs w:val="22"/>
+        </w:rPr>
+        <w:t xml:space="preserve"> elevation, and drought treatment status in 2010.</w:t>
       </w:r>
     </w:p>
     <w:p>
@@ -11210,7 +12136,59 @@
           <w:sz w:val="22"/>
           <w:szCs w:val="22"/>
         </w:rPr>
-        <w:t>Data sources: SRTM DEM, SPEIbase v2.10, Guizhou county boundaries.</w:t>
+        <w:t xml:space="preserve">Data sources: SRTM DEM, </w:t>
+      </w:r>
+      <w:proofErr w:type="spellStart"/>
+      <w:r>
+        <w:rPr>
+          <w:b w:val="0"/>
+          <w:bCs w:val="0"/>
+          <w:i/>
+          <w:iCs/>
+          <w:color w:val="595959" w:themeColor="text1" w:themeTint="A6"/>
+          <w:sz w:val="22"/>
+          <w:szCs w:val="22"/>
+        </w:rPr>
+        <w:t>SPEIbase</w:t>
+      </w:r>
+      <w:proofErr w:type="spellEnd"/>
+      <w:r>
+        <w:rPr>
+          <w:b w:val="0"/>
+          <w:bCs w:val="0"/>
+          <w:i/>
+          <w:iCs/>
+          <w:color w:val="595959" w:themeColor="text1" w:themeTint="A6"/>
+          <w:sz w:val="22"/>
+          <w:szCs w:val="22"/>
+        </w:rPr>
+        <w:t xml:space="preserve"> v2.10, </w:t>
+      </w:r>
+      <w:proofErr w:type="gramStart"/>
+      <w:r>
+        <w:rPr>
+          <w:b w:val="0"/>
+          <w:bCs w:val="0"/>
+          <w:i/>
+          <w:iCs/>
+          <w:color w:val="595959" w:themeColor="text1" w:themeTint="A6"/>
+          <w:sz w:val="22"/>
+          <w:szCs w:val="22"/>
+        </w:rPr>
+        <w:t>Guizhou county</w:t>
+      </w:r>
+      <w:proofErr w:type="gramEnd"/>
+      <w:r>
+        <w:rPr>
+          <w:b w:val="0"/>
+          <w:bCs w:val="0"/>
+          <w:i/>
+          <w:iCs/>
+          <w:color w:val="595959" w:themeColor="text1" w:themeTint="A6"/>
+          <w:sz w:val="22"/>
+          <w:szCs w:val="22"/>
+        </w:rPr>
+        <w:t xml:space="preserve"> boundaries.</w:t>
       </w:r>
     </w:p>
     <w:p>
@@ -11611,7 +12589,23 @@
           <w:rFonts w:eastAsia="宋体"/>
           <w:lang w:eastAsia="zh-CN"/>
         </w:rPr>
-        <w:t>To construct the net migration indicator, the study adjusted the year-on-year change in total population based on natural growth (the difference between births and deaths). In cases where county-level birth and death data were unavailable, the crude birth and death rates from the provincial-level statistical yearbooks were used. The resulting net migration estimates were standardised per thousand people to facilitate comparisons between counties of different population sizes. Additionally, data quality markers were added to the panel data to distinguish between directly reported values and estimated values. Missing data were handled based on the extent of the gap: small gaps (≤1 year) were filled using linear interpolation, while structural gaps (e.g., urban core counties) were left as missing values to avoid introducing bias.</w:t>
+        <w:t xml:space="preserve">To construct the net migration indicator, the study adjusted the year-on-year change in total population based on natural growth (the difference between births and deaths). In cases where county-level birth and death data were unavailable, the crude birth and death rates from the provincial-level statistical yearbooks were used. The resulting net migration estimates were </w:t>
+      </w:r>
+      <w:proofErr w:type="spellStart"/>
+      <w:r>
+        <w:rPr>
+          <w:rFonts w:eastAsia="宋体"/>
+          <w:lang w:eastAsia="zh-CN"/>
+        </w:rPr>
+        <w:t>standardised</w:t>
+      </w:r>
+      <w:proofErr w:type="spellEnd"/>
+      <w:r>
+        <w:rPr>
+          <w:rFonts w:eastAsia="宋体"/>
+          <w:lang w:eastAsia="zh-CN"/>
+        </w:rPr>
+        <w:t xml:space="preserve"> per thousand people to facilitate comparisons between counties of different population sizes. Additionally, data quality markers were added to the panel data to distinguish between directly reported values and estimated values. Missing data were handled based on the extent of the gap: small gaps (≤1 year) were filled using linear interpolation, while structural gaps (e.g., urban core counties) were left as missing values to avoid introducing bias.</w:t>
       </w:r>
     </w:p>
     <w:p>
@@ -11626,7 +12620,55 @@
           <w:rFonts w:eastAsia="宋体"/>
           <w:lang w:eastAsia="zh-CN"/>
         </w:rPr>
-        <w:t xml:space="preserve">The severity of the 2010 drought was measured using the Standardised Precipitation Evapotranspiration Index (SPEI) from the SPEIbase v2.10 dataset, which integrates precipitation and potential evapotranspiration to provide a standardised drought indicator. The three-month SPEI from February to June 2010 was selected to capture the peak of the prolonged drought affecting southwestern China </w:t>
+        <w:t xml:space="preserve">The severity of the 2010 drought was measured using the </w:t>
+      </w:r>
+      <w:proofErr w:type="spellStart"/>
+      <w:r>
+        <w:rPr>
+          <w:rFonts w:eastAsia="宋体"/>
+          <w:lang w:eastAsia="zh-CN"/>
+        </w:rPr>
+        <w:t>Standardised</w:t>
+      </w:r>
+      <w:proofErr w:type="spellEnd"/>
+      <w:r>
+        <w:rPr>
+          <w:rFonts w:eastAsia="宋体"/>
+          <w:lang w:eastAsia="zh-CN"/>
+        </w:rPr>
+        <w:t xml:space="preserve"> Precipitation Evapotranspiration Index (SPEI) from the </w:t>
+      </w:r>
+      <w:proofErr w:type="spellStart"/>
+      <w:r>
+        <w:rPr>
+          <w:rFonts w:eastAsia="宋体"/>
+          <w:lang w:eastAsia="zh-CN"/>
+        </w:rPr>
+        <w:t>SPEIbase</w:t>
+      </w:r>
+      <w:proofErr w:type="spellEnd"/>
+      <w:r>
+        <w:rPr>
+          <w:rFonts w:eastAsia="宋体"/>
+          <w:lang w:eastAsia="zh-CN"/>
+        </w:rPr>
+        <w:t xml:space="preserve"> v2.10 dataset, which integrates precipitation and potential evapotranspiration to provide a </w:t>
+      </w:r>
+      <w:proofErr w:type="spellStart"/>
+      <w:r>
+        <w:rPr>
+          <w:rFonts w:eastAsia="宋体"/>
+          <w:lang w:eastAsia="zh-CN"/>
+        </w:rPr>
+        <w:t>standardised</w:t>
+      </w:r>
+      <w:proofErr w:type="spellEnd"/>
+      <w:r>
+        <w:rPr>
+          <w:rFonts w:eastAsia="宋体"/>
+          <w:lang w:eastAsia="zh-CN"/>
+        </w:rPr>
+        <w:t xml:space="preserve"> drought indicator. The three-month SPEI from February to June 2010 was selected to capture the peak of the prolonged drought affecting southwestern China </w:t>
       </w:r>
       <w:r>
         <w:rPr>
@@ -11697,7 +12739,55 @@
           <w:rFonts w:eastAsia="宋体"/>
           <w:lang w:eastAsia="zh-CN"/>
         </w:rPr>
-        <w:t>Vegetation productivity (used as a proxy indicator for agricultural performance) is measured using the normalised difference vegetation index specific to farmland obtained from MODIS MOD13Q1 images. This product provides 16-day composite images with a spatial resolution of 250 metres, scaled to reflectance values (0–1) and averaged over the growing season (April to September) for each year from 2008 to 2012. Cropland pixels are identified using the 2010 MODIS MCD12Q1 land cover product, applying the International Geosphere-Biosphere Programme (IGBP) classification (Class 12: Farmland). If the primary land cover category remains stable during the study period, this static mask is consistently applied across all years. The resulting variable reflects only the vegetation greenness of agricultural land, excluding forest and built-up areas.</w:t>
+        <w:t xml:space="preserve">Vegetation productivity (used as a proxy indicator for agricultural performance) is measured using the </w:t>
+      </w:r>
+      <w:proofErr w:type="spellStart"/>
+      <w:r>
+        <w:rPr>
+          <w:rFonts w:eastAsia="宋体"/>
+          <w:lang w:eastAsia="zh-CN"/>
+        </w:rPr>
+        <w:t>normalised</w:t>
+      </w:r>
+      <w:proofErr w:type="spellEnd"/>
+      <w:r>
+        <w:rPr>
+          <w:rFonts w:eastAsia="宋体"/>
+          <w:lang w:eastAsia="zh-CN"/>
+        </w:rPr>
+        <w:t xml:space="preserve"> difference vegetation index specific to farmland obtained from MODIS MOD13Q1 images. This product provides 16-day composite images with a spatial resolution of 250 </w:t>
+      </w:r>
+      <w:proofErr w:type="spellStart"/>
+      <w:r>
+        <w:rPr>
+          <w:rFonts w:eastAsia="宋体"/>
+          <w:lang w:eastAsia="zh-CN"/>
+        </w:rPr>
+        <w:t>metres</w:t>
+      </w:r>
+      <w:proofErr w:type="spellEnd"/>
+      <w:r>
+        <w:rPr>
+          <w:rFonts w:eastAsia="宋体"/>
+          <w:lang w:eastAsia="zh-CN"/>
+        </w:rPr>
+        <w:t xml:space="preserve">, scaled to reflectance values (0–1) and averaged over the growing season (April to September) for each year from 2008 to 2012. Cropland pixels are identified using the 2010 MODIS MCD12Q1 land cover product, applying the International Geosphere-Biosphere </w:t>
+      </w:r>
+      <w:proofErr w:type="spellStart"/>
+      <w:r>
+        <w:rPr>
+          <w:rFonts w:eastAsia="宋体"/>
+          <w:lang w:eastAsia="zh-CN"/>
+        </w:rPr>
+        <w:t>Programme</w:t>
+      </w:r>
+      <w:proofErr w:type="spellEnd"/>
+      <w:r>
+        <w:rPr>
+          <w:rFonts w:eastAsia="宋体"/>
+          <w:lang w:eastAsia="zh-CN"/>
+        </w:rPr>
+        <w:t xml:space="preserve"> (IGBP) classification (Class 12: Farmland). If the primary land cover category remains stable during the study period, this static mask is consistently applied across all years. The resulting variable reflects only the vegetation greenness of agricultural land, excluding forest and built-up areas.</w:t>
       </w:r>
     </w:p>
     <w:p>
@@ -11727,7 +12817,23 @@
           <w:rFonts w:eastAsia="宋体"/>
           <w:lang w:eastAsia="zh-CN"/>
         </w:rPr>
-        <w:t xml:space="preserve">Data coordination involves aligning all datasets by county name (transliterated into English) and year to ensure consistency across different sources. Continuous variables are stored in standard units—the normalised vegetation index (NDVI) ranges from 0 to 1, migration rates are calculated per thousand people, and the proportion of cropland is expressed as a percentage—while categorical variables (such as treatment status and </w:t>
+        <w:t xml:space="preserve">Data coordination involves aligning all datasets by county name (transliterated into English) and year to ensure consistency across different sources. Continuous variables are stored in standard units—the </w:t>
+      </w:r>
+      <w:proofErr w:type="spellStart"/>
+      <w:r>
+        <w:rPr>
+          <w:rFonts w:eastAsia="宋体"/>
+          <w:lang w:eastAsia="zh-CN"/>
+        </w:rPr>
+        <w:t>normalised</w:t>
+      </w:r>
+      <w:proofErr w:type="spellEnd"/>
+      <w:r>
+        <w:rPr>
+          <w:rFonts w:eastAsia="宋体"/>
+          <w:lang w:eastAsia="zh-CN"/>
+        </w:rPr>
+        <w:t xml:space="preserve"> vegetation index (NDVI) ranges from 0 to 1, migration rates are calculated per thousand people, and the proportion of cropland is expressed as a percentage—while categorical variables (such as treatment status and </w:t>
       </w:r>
       <w:r>
         <w:rPr>
@@ -12197,7 +13303,33 @@
           <w:szCs w:val="22"/>
           <w:lang w:eastAsia="zh-CN"/>
         </w:rPr>
-        <w:t>Two-panel plot showing trends in cropland-specific Normalised Difference Vegetation Index (NDVI) during the growing season (top) and net migration rates per 1,000 persons (bottom) for treatment and control counties.</w:t>
+        <w:t xml:space="preserve">Two-panel plot showing trends in cropland-specific </w:t>
+      </w:r>
+      <w:proofErr w:type="spellStart"/>
+      <w:r>
+        <w:rPr>
+          <w:rFonts w:eastAsia="宋体"/>
+          <w:b w:val="0"/>
+          <w:bCs w:val="0"/>
+          <w:color w:val="595959" w:themeColor="text1" w:themeTint="A6"/>
+          <w:sz w:val="22"/>
+          <w:szCs w:val="22"/>
+          <w:lang w:eastAsia="zh-CN"/>
+        </w:rPr>
+        <w:t>Normalised</w:t>
+      </w:r>
+      <w:proofErr w:type="spellEnd"/>
+      <w:r>
+        <w:rPr>
+          <w:rFonts w:eastAsia="宋体"/>
+          <w:b w:val="0"/>
+          <w:bCs w:val="0"/>
+          <w:color w:val="595959" w:themeColor="text1" w:themeTint="A6"/>
+          <w:sz w:val="22"/>
+          <w:szCs w:val="22"/>
+          <w:lang w:eastAsia="zh-CN"/>
+        </w:rPr>
+        <w:t xml:space="preserve"> Difference Vegetation Index (NDVI) during the growing season (top) and net migration rates per 1,000 persons (bottom) for treatment and control counties.</w:t>
       </w:r>
       <w:r>
         <w:rPr>
@@ -12267,7 +13399,23 @@
           <w:rFonts w:eastAsia="宋体"/>
           <w:lang w:eastAsia="zh-CN"/>
         </w:rPr>
-        <w:t>The figure above shows the average normalised difference vegetation index (NDVI) of agricultural pixels during the growing season (April to September). In 2010, during an extreme drought event, the NDVI in the treatment counties decreased from approximately 0.514 in 2009 to 0.475 in 2010 (-7.54%), while the NDVI in the control counties decreased from 0.479 to 0.460 (-4.12%). These changes indicate that the decrease in NDVI for the treatment group was relatively larger compared to the control group in that year.</w:t>
+        <w:t xml:space="preserve">The figure above shows the average </w:t>
+      </w:r>
+      <w:proofErr w:type="spellStart"/>
+      <w:r>
+        <w:rPr>
+          <w:rFonts w:eastAsia="宋体"/>
+          <w:lang w:eastAsia="zh-CN"/>
+        </w:rPr>
+        <w:t>normalised</w:t>
+      </w:r>
+      <w:proofErr w:type="spellEnd"/>
+      <w:r>
+        <w:rPr>
+          <w:rFonts w:eastAsia="宋体"/>
+          <w:lang w:eastAsia="zh-CN"/>
+        </w:rPr>
+        <w:t xml:space="preserve"> difference vegetation index (NDVI) of agricultural pixels during the growing season (April to September). In 2010, during an extreme drought event, the NDVI in the treatment counties decreased from approximately 0.514 in 2009 to 0.475 in 2010 (-7.54%), while the NDVI in the control counties decreased from 0.479 to 0.460 (-4.12%). These changes indicate that the decrease in NDVI for the treatment group was relatively larger compared to the control group in that year.</w:t>
       </w:r>
     </w:p>
     <w:p>
@@ -12293,7 +13441,14 @@
         <w:rPr>
           <w:lang w:eastAsia="zh-CN"/>
         </w:rPr>
-        <w:t>to 59.44‰</w:t>
+        <w:t xml:space="preserve">to </w:t>
+      </w:r>
+      <w:proofErr w:type="gramStart"/>
+      <w:r>
+        <w:rPr>
+          <w:lang w:eastAsia="zh-CN"/>
+        </w:rPr>
+        <w:t>59.44‰</w:t>
       </w:r>
       <w:r>
         <w:rPr>
@@ -12301,6 +13456,7 @@
         </w:rPr>
         <w:t>,</w:t>
       </w:r>
+      <w:proofErr w:type="gramEnd"/>
       <w:r>
         <w:rPr>
           <w:rFonts w:eastAsia="宋体" w:hint="eastAsia"/>
@@ -12324,7 +13480,21 @@
         <w:rPr>
           <w:lang w:eastAsia="zh-CN"/>
         </w:rPr>
-        <w:t xml:space="preserve">to 79.44‰. Compared to these ranges, the annual </w:t>
+        <w:t xml:space="preserve">to </w:t>
+      </w:r>
+      <w:proofErr w:type="gramStart"/>
+      <w:r>
+        <w:rPr>
+          <w:lang w:eastAsia="zh-CN"/>
+        </w:rPr>
+        <w:t>79.44‰.</w:t>
+      </w:r>
+      <w:proofErr w:type="gramEnd"/>
+      <w:r>
+        <w:rPr>
+          <w:lang w:eastAsia="zh-CN"/>
+        </w:rPr>
+        <w:t xml:space="preserve"> Compared to these ranges, the annual </w:t>
       </w:r>
       <w:r>
         <w:rPr>
@@ -12795,7 +13965,55 @@
           <w:rFonts w:eastAsia="宋体"/>
           <w:lang w:eastAsia="zh-CN"/>
         </w:rPr>
-        <w:t>Climate data were obtained from SPEIbase v2.10, a database based on the Standardised Precipitation Evapotranspiration Index (SPEI), which provides globally standardised measures of drought intensity. To reflect the peak of the drought in southwestern China during 2009–2010, the study selected three months of SPEI data from February to June 2010</w:t>
+        <w:t xml:space="preserve">Climate data were obtained from </w:t>
+      </w:r>
+      <w:proofErr w:type="spellStart"/>
+      <w:r>
+        <w:rPr>
+          <w:rFonts w:eastAsia="宋体"/>
+          <w:lang w:eastAsia="zh-CN"/>
+        </w:rPr>
+        <w:t>SPEIbase</w:t>
+      </w:r>
+      <w:proofErr w:type="spellEnd"/>
+      <w:r>
+        <w:rPr>
+          <w:rFonts w:eastAsia="宋体"/>
+          <w:lang w:eastAsia="zh-CN"/>
+        </w:rPr>
+        <w:t xml:space="preserve"> v2.10, a database based on the </w:t>
+      </w:r>
+      <w:proofErr w:type="spellStart"/>
+      <w:r>
+        <w:rPr>
+          <w:rFonts w:eastAsia="宋体"/>
+          <w:lang w:eastAsia="zh-CN"/>
+        </w:rPr>
+        <w:t>Standardised</w:t>
+      </w:r>
+      <w:proofErr w:type="spellEnd"/>
+      <w:r>
+        <w:rPr>
+          <w:rFonts w:eastAsia="宋体"/>
+          <w:lang w:eastAsia="zh-CN"/>
+        </w:rPr>
+        <w:t xml:space="preserve"> Precipitation Evapotranspiration Index (SPEI), which provides globally </w:t>
+      </w:r>
+      <w:proofErr w:type="spellStart"/>
+      <w:r>
+        <w:rPr>
+          <w:rFonts w:eastAsia="宋体"/>
+          <w:lang w:eastAsia="zh-CN"/>
+        </w:rPr>
+        <w:t>standardised</w:t>
+      </w:r>
+      <w:proofErr w:type="spellEnd"/>
+      <w:r>
+        <w:rPr>
+          <w:rFonts w:eastAsia="宋体"/>
+          <w:lang w:eastAsia="zh-CN"/>
+        </w:rPr>
+        <w:t xml:space="preserve"> measures of drought intensity. To reflect the peak of the drought in southwestern China during 2009–2010, the study selected three months of SPEI data from February to June 2010</w:t>
       </w:r>
       <w:r>
         <w:rPr>
@@ -12843,7 +14061,23 @@
           <w:rFonts w:eastAsia="宋体"/>
           <w:lang w:eastAsia="zh-CN"/>
         </w:rPr>
-        <w:t>. Pixels with values below -1.5 were classified as drought-affected. These binary mask data were averaged over five months to generate a pixel-level drought frequency layer, which was then aggregated into a county-level median drought frequency layer for further quartile division.</w:t>
+        <w:t xml:space="preserve">. Pixels with values below -1.5 were classified as </w:t>
+      </w:r>
+      <w:proofErr w:type="gramStart"/>
+      <w:r>
+        <w:rPr>
+          <w:rFonts w:eastAsia="宋体"/>
+          <w:lang w:eastAsia="zh-CN"/>
+        </w:rPr>
+        <w:t>drought-affected</w:t>
+      </w:r>
+      <w:proofErr w:type="gramEnd"/>
+      <w:r>
+        <w:rPr>
+          <w:rFonts w:eastAsia="宋体"/>
+          <w:lang w:eastAsia="zh-CN"/>
+        </w:rPr>
+        <w:t>. These binary mask data were averaged over five months to generate a pixel-level drought frequency layer, which was then aggregated into a county-level median drought frequency layer for further quartile division.</w:t>
       </w:r>
     </w:p>
     <w:p>
@@ -12858,7 +14092,55 @@
           <w:rFonts w:eastAsia="宋体"/>
           <w:lang w:eastAsia="zh-CN"/>
         </w:rPr>
-        <w:t>Vegetation data are derived from the MODIS MOD13Q1 product, which provides 16-day composite maps of the Normalised Difference Vegetation Index (NDVI) at a resolution of 250 metres. The images have been filtered to cover the annual growing season (April to September) and the annual average values have been taken. To isolate agricultural land, the NDVI composite images were masked using the MODIS MCD12Q1 (2010) land cover classification (IGBP 12 classes: cropland). A static cropland mask was uniformly applied to all years.</w:t>
+        <w:t xml:space="preserve">Vegetation data are derived from the MODIS MOD13Q1 product, which provides 16-day composite maps of the </w:t>
+      </w:r>
+      <w:proofErr w:type="spellStart"/>
+      <w:r>
+        <w:rPr>
+          <w:rFonts w:eastAsia="宋体"/>
+          <w:lang w:eastAsia="zh-CN"/>
+        </w:rPr>
+        <w:t>Normalised</w:t>
+      </w:r>
+      <w:proofErr w:type="spellEnd"/>
+      <w:r>
+        <w:rPr>
+          <w:rFonts w:eastAsia="宋体"/>
+          <w:lang w:eastAsia="zh-CN"/>
+        </w:rPr>
+        <w:t xml:space="preserve"> Difference Vegetation Index (NDVI) at a resolution of 250 </w:t>
+      </w:r>
+      <w:proofErr w:type="spellStart"/>
+      <w:r>
+        <w:rPr>
+          <w:rFonts w:eastAsia="宋体"/>
+          <w:lang w:eastAsia="zh-CN"/>
+        </w:rPr>
+        <w:t>metres</w:t>
+      </w:r>
+      <w:proofErr w:type="spellEnd"/>
+      <w:r>
+        <w:rPr>
+          <w:rFonts w:eastAsia="宋体"/>
+          <w:lang w:eastAsia="zh-CN"/>
+        </w:rPr>
+        <w:t>. The images have been filtered to cover the annual growing season (April to September</w:t>
+      </w:r>
+      <w:proofErr w:type="gramStart"/>
+      <w:r>
+        <w:rPr>
+          <w:rFonts w:eastAsia="宋体"/>
+          <w:lang w:eastAsia="zh-CN"/>
+        </w:rPr>
+        <w:t>)</w:t>
+      </w:r>
+      <w:proofErr w:type="gramEnd"/>
+      <w:r>
+        <w:rPr>
+          <w:rFonts w:eastAsia="宋体"/>
+          <w:lang w:eastAsia="zh-CN"/>
+        </w:rPr>
+        <w:t xml:space="preserve"> and the annual average values have been taken. To isolate agricultural land, the NDVI composite images were masked using the MODIS MCD12Q1 (2010) land cover classification (IGBP 12 classes: cropland). A static cropland mask was uniformly applied to all years.</w:t>
       </w:r>
     </w:p>
     <w:p>
@@ -12903,7 +14185,23 @@
           <w:rFonts w:eastAsia="宋体"/>
           <w:lang w:eastAsia="zh-CN"/>
         </w:rPr>
-        <w:t xml:space="preserve">All grid data processing was performed in Google Earth Engine (GEE), including masking, aggregation, and regional statistics. Data merging, cleaning, and regression analysis were performed using Python (Pandas, GeoPandas). The spatial reference coordinate system was coordinated with the WGS84 (EPSG:4326) coordinate system, </w:t>
+        <w:t xml:space="preserve">All grid data processing was performed in Google Earth Engine (GEE), including masking, aggregation, and regional statistics. Data merging, cleaning, and regression analysis were performed using Python (Pandas, </w:t>
+      </w:r>
+      <w:proofErr w:type="spellStart"/>
+      <w:r>
+        <w:rPr>
+          <w:rFonts w:eastAsia="宋体"/>
+          <w:lang w:eastAsia="zh-CN"/>
+        </w:rPr>
+        <w:t>GeoPandas</w:t>
+      </w:r>
+      <w:proofErr w:type="spellEnd"/>
+      <w:r>
+        <w:rPr>
+          <w:rFonts w:eastAsia="宋体"/>
+          <w:lang w:eastAsia="zh-CN"/>
+        </w:rPr>
+        <w:t xml:space="preserve">). The spatial reference coordinate system was coordinated with the WGS84 (EPSG:4326) coordinate system, </w:t>
       </w:r>
       <w:r>
         <w:rPr>
@@ -13606,6 +14904,7 @@
         </w:rPr>
         <w:t>Vegetation index on cropland (</w:t>
       </w:r>
+      <w:proofErr w:type="spellStart"/>
       <w:r>
         <w:rPr>
           <w:rFonts w:ascii="Courier New" w:eastAsia="宋体" w:hAnsi="Courier New" w:cs="Courier New"/>
@@ -13613,6 +14912,7 @@
         </w:rPr>
         <w:t>ndvi_crop</w:t>
       </w:r>
+      <w:proofErr w:type="spellEnd"/>
       <w:r>
         <w:rPr>
           <w:rFonts w:eastAsia="宋体"/>
@@ -13703,6 +15003,7 @@
         </w:rPr>
         <w:t xml:space="preserve"> during Feb–Jun 2010 (</w:t>
       </w:r>
+      <w:proofErr w:type="spellStart"/>
       <w:r>
         <w:rPr>
           <w:rFonts w:ascii="Courier New" w:eastAsia="宋体" w:hAnsi="Courier New" w:cs="Courier New"/>
@@ -13710,6 +15011,7 @@
         </w:rPr>
         <w:t>drought_pixel_rate</w:t>
       </w:r>
+      <w:proofErr w:type="spellEnd"/>
       <w:r>
         <w:rPr>
           <w:rFonts w:eastAsia="宋体"/>
@@ -13757,6 +15059,7 @@
         </w:rPr>
         <w:t>Interaction term (</w:t>
       </w:r>
+      <w:proofErr w:type="spellStart"/>
       <w:r>
         <w:rPr>
           <w:rFonts w:ascii="Courier New" w:eastAsia="宋体" w:hAnsi="Courier New" w:cs="Courier New"/>
@@ -13764,12 +15067,29 @@
         </w:rPr>
         <w:t>drought_post</w:t>
       </w:r>
-      <w:r>
-        <w:rPr>
-          <w:rFonts w:eastAsia="宋体"/>
-          <w:lang w:val="en-GB" w:eastAsia="zh-CN"/>
-        </w:rPr>
-        <w:t>): Product of treated and post, representing the DiD estimator.</w:t>
+      <w:proofErr w:type="spellEnd"/>
+      <w:r>
+        <w:rPr>
+          <w:rFonts w:eastAsia="宋体"/>
+          <w:lang w:val="en-GB" w:eastAsia="zh-CN"/>
+        </w:rPr>
+        <w:t xml:space="preserve">): Product of treated and post, representing the </w:t>
+      </w:r>
+      <w:proofErr w:type="spellStart"/>
+      <w:r>
+        <w:rPr>
+          <w:rFonts w:eastAsia="宋体"/>
+          <w:lang w:val="en-GB" w:eastAsia="zh-CN"/>
+        </w:rPr>
+        <w:t>DiD</w:t>
+      </w:r>
+      <w:proofErr w:type="spellEnd"/>
+      <w:r>
+        <w:rPr>
+          <w:rFonts w:eastAsia="宋体"/>
+          <w:lang w:val="en-GB" w:eastAsia="zh-CN"/>
+        </w:rPr>
+        <w:t xml:space="preserve"> estimator.</w:t>
       </w:r>
     </w:p>
     <w:p>
@@ -13833,6 +15153,7 @@
         </w:rPr>
         <w:t>Cropland share (</w:t>
       </w:r>
+      <w:proofErr w:type="spellStart"/>
       <w:r>
         <w:rPr>
           <w:rFonts w:ascii="Courier New" w:eastAsia="宋体" w:hAnsi="Courier New" w:cs="Courier New"/>
@@ -13840,6 +15161,7 @@
         </w:rPr>
         <w:t>cropland_pct</w:t>
       </w:r>
+      <w:proofErr w:type="spellEnd"/>
       <w:r>
         <w:rPr>
           <w:rFonts w:eastAsia="宋体"/>
@@ -13869,6 +15191,7 @@
         </w:rPr>
         <w:t>Structural covariates used for heterogeneity analysis include elevation (</w:t>
       </w:r>
+      <w:proofErr w:type="spellStart"/>
       <w:r>
         <w:rPr>
           <w:rFonts w:ascii="Courier New" w:eastAsia="宋体" w:hAnsi="Courier New" w:cs="Courier New"/>
@@ -13876,6 +15199,7 @@
         </w:rPr>
         <w:t>elev_mean</w:t>
       </w:r>
+      <w:proofErr w:type="spellEnd"/>
       <w:r>
         <w:rPr>
           <w:rFonts w:eastAsia="宋体"/>
@@ -13888,7 +15212,23 @@
           <w:rFonts w:eastAsia="宋体"/>
           <w:lang w:val="en-GB" w:eastAsia="zh-CN"/>
         </w:rPr>
-        <w:t>a high-elevation dummy (high_elevation), and socio-economic indicators such as the agricultural employment share, agricultural GDP share, rural income, and per capita GDP (see the</w:t>
+        <w:t>a high-elevation dummy (</w:t>
+      </w:r>
+      <w:proofErr w:type="spellStart"/>
+      <w:r>
+        <w:rPr>
+          <w:rFonts w:eastAsia="宋体"/>
+          <w:lang w:val="en-GB" w:eastAsia="zh-CN"/>
+        </w:rPr>
+        <w:t>high_elevation</w:t>
+      </w:r>
+      <w:proofErr w:type="spellEnd"/>
+      <w:r>
+        <w:rPr>
+          <w:rFonts w:eastAsia="宋体"/>
+          <w:lang w:val="en-GB" w:eastAsia="zh-CN"/>
+        </w:rPr>
+        <w:t>), and socio-economic indicators such as the agricultural employment share, agricultural GDP share, rural income, and per capita GDP (see the</w:t>
       </w:r>
       <w:r>
         <w:rPr>
@@ -13929,21 +15269,7 @@
           <w:rFonts w:eastAsia="宋体"/>
           <w:lang w:val="en-GB" w:eastAsia="zh-CN"/>
         </w:rPr>
-        <w:t>Apend</w:t>
-      </w:r>
-      <w:r>
-        <w:rPr>
-          <w:rFonts w:eastAsia="宋体"/>
-          <w:lang w:val="en-GB" w:eastAsia="zh-CN"/>
-        </w:rPr>
-        <w:t>i</w:t>
-      </w:r>
-      <w:r>
-        <w:rPr>
-          <w:rFonts w:eastAsia="宋体"/>
-          <w:lang w:val="en-GB" w:eastAsia="zh-CN"/>
-        </w:rPr>
-        <w:t>x.A.1</w:t>
+        <w:t>Apendix.A.1</w:t>
       </w:r>
       <w:r>
         <w:rPr>
@@ -14007,7 +15333,23 @@
           <w:lang w:eastAsia="zh-CN"/>
         </w:rPr>
         <w:lastRenderedPageBreak/>
-        <w:t>differences (DiD) design, event studies for dynamic effect estimation, and heterogeneity analysis through interaction terms.</w:t>
+        <w:t>differences (</w:t>
+      </w:r>
+      <w:proofErr w:type="spellStart"/>
+      <w:r>
+        <w:rPr>
+          <w:rFonts w:eastAsia="宋体"/>
+          <w:lang w:eastAsia="zh-CN"/>
+        </w:rPr>
+        <w:t>DiD</w:t>
+      </w:r>
+      <w:proofErr w:type="spellEnd"/>
+      <w:r>
+        <w:rPr>
+          <w:rFonts w:eastAsia="宋体"/>
+          <w:lang w:eastAsia="zh-CN"/>
+        </w:rPr>
+        <w:t>) design, event studies for dynamic effect estimation, and heterogeneity analysis through interaction terms.</w:t>
       </w:r>
     </w:p>
     <w:p>
@@ -14419,6 +15761,7 @@
         </w:rPr>
         <w:t>difference-in-differences (</w:t>
       </w:r>
+      <w:proofErr w:type="spellStart"/>
       <w:r>
         <w:rPr>
           <w:rFonts w:eastAsia="宋体"/>
@@ -14426,6 +15769,7 @@
         </w:rPr>
         <w:t>DiD</w:t>
       </w:r>
+      <w:proofErr w:type="spellEnd"/>
       <w:r>
         <w:rPr>
           <w:rFonts w:eastAsia="宋体" w:hint="eastAsia"/>
@@ -14999,7 +16343,23 @@
           <w:rFonts w:eastAsia="宋体"/>
           <w:lang w:eastAsia="zh-CN"/>
         </w:rPr>
-        <w:t xml:space="preserve"> (i.e., ndvi_crop or net_migration_per_1000); Treated</w:t>
+        <w:t xml:space="preserve"> (i.e., </w:t>
+      </w:r>
+      <w:proofErr w:type="spellStart"/>
+      <w:r>
+        <w:rPr>
+          <w:rFonts w:eastAsia="宋体"/>
+          <w:lang w:eastAsia="zh-CN"/>
+        </w:rPr>
+        <w:t>ndvi_crop</w:t>
+      </w:r>
+      <w:proofErr w:type="spellEnd"/>
+      <w:r>
+        <w:rPr>
+          <w:rFonts w:eastAsia="宋体"/>
+          <w:lang w:eastAsia="zh-CN"/>
+        </w:rPr>
+        <w:t xml:space="preserve"> or net_migration_per_1000); Treated</w:t>
       </w:r>
       <w:r>
         <w:rPr>
@@ -15087,8 +16447,25 @@
           <w:rFonts w:eastAsia="宋体"/>
           <w:lang w:eastAsia="zh-CN"/>
         </w:rPr>
-        <w:t>) absorb time-invariant unobservables, while year fixed effects (</w:t>
-      </w:r>
+        <w:t xml:space="preserve">) absorb time-invariant </w:t>
+      </w:r>
+      <w:proofErr w:type="spellStart"/>
+      <w:r>
+        <w:rPr>
+          <w:rFonts w:eastAsia="宋体"/>
+          <w:lang w:eastAsia="zh-CN"/>
+        </w:rPr>
+        <w:t>unobservables</w:t>
+      </w:r>
+      <w:proofErr w:type="spellEnd"/>
+      <w:r>
+        <w:rPr>
+          <w:rFonts w:eastAsia="宋体"/>
+          <w:lang w:eastAsia="zh-CN"/>
+        </w:rPr>
+        <w:t>, while year fixed effects (</w:t>
+      </w:r>
+      <w:proofErr w:type="gramStart"/>
       <w:r>
         <w:rPr>
           <w:rFonts w:ascii="Cambria Math" w:eastAsia="宋体" w:hAnsi="Cambria Math" w:cs="Cambria Math"/>
@@ -15109,7 +16486,31 @@
           <w:rFonts w:eastAsia="宋体"/>
           <w:lang w:eastAsia="zh-CN"/>
         </w:rPr>
-        <w:t>) control for common shocks. Standard errors are clustered at the county level, which is the level of treatment and variation in exposure, following best practice in spatial panel DiD settings.</w:t>
+        <w:t>) control for</w:t>
+      </w:r>
+      <w:proofErr w:type="gramEnd"/>
+      <w:r>
+        <w:rPr>
+          <w:rFonts w:eastAsia="宋体"/>
+          <w:lang w:eastAsia="zh-CN"/>
+        </w:rPr>
+        <w:t xml:space="preserve"> common shocks. Standard errors are clustered at the county level, which is the level of treatment and variation in exposure, following best practice in spatial panel </w:t>
+      </w:r>
+      <w:proofErr w:type="spellStart"/>
+      <w:r>
+        <w:rPr>
+          <w:rFonts w:eastAsia="宋体"/>
+          <w:lang w:eastAsia="zh-CN"/>
+        </w:rPr>
+        <w:t>DiD</w:t>
+      </w:r>
+      <w:proofErr w:type="spellEnd"/>
+      <w:r>
+        <w:rPr>
+          <w:rFonts w:eastAsia="宋体"/>
+          <w:lang w:eastAsia="zh-CN"/>
+        </w:rPr>
+        <w:t xml:space="preserve"> settings.</w:t>
       </w:r>
     </w:p>
     <w:p>
@@ -15476,6 +16877,7 @@
                   </m:r>
                 </m:e>
                 <m:sub>
+                  <w:proofErr w:type="spellStart"/>
                   <m:r>
                     <m:rPr>
                       <m:nor/>
@@ -15486,6 +16888,7 @@
                     </w:rPr>
                     <m:t>i</m:t>
                   </m:r>
+                  <w:proofErr w:type="spellEnd"/>
                 </m:sub>
               </m:sSub>
               <m:r>
@@ -15741,7 +17144,23 @@
           <w:rFonts w:eastAsia="宋体"/>
           <w:lang w:eastAsia="zh-CN"/>
         </w:rPr>
-        <w:t xml:space="preserve">1(year 2009) omitted as the baseline. This specification allows tracing the full temporal trajectory of outcomes, and visualisation of coefficients </w:t>
+        <w:t xml:space="preserve">1(year 2009) omitted as the baseline. This specification allows tracing the full temporal trajectory of outcomes, and </w:t>
+      </w:r>
+      <w:proofErr w:type="spellStart"/>
+      <w:r>
+        <w:rPr>
+          <w:rFonts w:eastAsia="宋体"/>
+          <w:lang w:eastAsia="zh-CN"/>
+        </w:rPr>
+        <w:t>visualisation</w:t>
+      </w:r>
+      <w:proofErr w:type="spellEnd"/>
+      <w:r>
+        <w:rPr>
+          <w:rFonts w:eastAsia="宋体"/>
+          <w:lang w:eastAsia="zh-CN"/>
+        </w:rPr>
+        <w:t xml:space="preserve"> of coefficients </w:t>
       </w:r>
       <w:r>
         <w:rPr>
@@ -15815,6 +17234,7 @@
         </w:rPr>
         <w:t>To assess spatial and structural changes in drought impacts, the empirical strategy included interaction terms between the treatment indicator (</w:t>
       </w:r>
+      <w:proofErr w:type="spellStart"/>
       <w:r>
         <w:rPr>
           <w:rFonts w:ascii="Courier New" w:eastAsia="宋体" w:hAnsi="Courier New" w:cs="Courier New"/>
@@ -15822,6 +17242,7 @@
         </w:rPr>
         <w:t>drought_post</w:t>
       </w:r>
+      <w:proofErr w:type="spellEnd"/>
       <w:r>
         <w:rPr>
           <w:rFonts w:eastAsia="宋体"/>
@@ -15863,7 +17284,23 @@
           <w:lang w:eastAsia="zh-CN"/>
         </w:rPr>
         <w:lastRenderedPageBreak/>
-        <w:t>Population density: Counties with higher population densities may experience weaker migration responses due to stronger labour market absorption capacity and more diversified livelihoods</w:t>
+        <w:t xml:space="preserve">Population density: Counties with higher population densities may experience weaker migration responses due to stronger </w:t>
+      </w:r>
+      <w:proofErr w:type="spellStart"/>
+      <w:r>
+        <w:rPr>
+          <w:rFonts w:eastAsia="宋体"/>
+          <w:lang w:eastAsia="zh-CN"/>
+        </w:rPr>
+        <w:t>labour</w:t>
+      </w:r>
+      <w:proofErr w:type="spellEnd"/>
+      <w:r>
+        <w:rPr>
+          <w:rFonts w:eastAsia="宋体"/>
+          <w:lang w:eastAsia="zh-CN"/>
+        </w:rPr>
+        <w:t xml:space="preserve"> market absorption capacity and more diversified livelihoods</w:t>
       </w:r>
       <w:r>
         <w:rPr>
@@ -15931,7 +17368,23 @@
           <w:rFonts w:eastAsia="宋体"/>
           <w:lang w:eastAsia="zh-CN"/>
         </w:rPr>
-        <w:t>Agricultural employment share: Counties that are heavily dependent on agriculture are expected to be more sensitive to climate shocks, given their reliance on vulnerable rural labour and rain-fed crop systems</w:t>
+        <w:t xml:space="preserve">Agricultural employment share: Counties that are heavily dependent on agriculture are expected to be more sensitive to climate shocks, given their reliance on vulnerable rural </w:t>
+      </w:r>
+      <w:proofErr w:type="spellStart"/>
+      <w:r>
+        <w:rPr>
+          <w:rFonts w:eastAsia="宋体"/>
+          <w:lang w:eastAsia="zh-CN"/>
+        </w:rPr>
+        <w:t>labour</w:t>
+      </w:r>
+      <w:proofErr w:type="spellEnd"/>
+      <w:r>
+        <w:rPr>
+          <w:rFonts w:eastAsia="宋体"/>
+          <w:lang w:eastAsia="zh-CN"/>
+        </w:rPr>
+        <w:t xml:space="preserve"> and rain-fed crop systems</w:t>
       </w:r>
       <w:r>
         <w:rPr>
@@ -16428,7 +17881,23 @@
           <w:rFonts w:eastAsia="宋体"/>
           <w:lang w:eastAsia="zh-CN"/>
         </w:rPr>
-        <w:t xml:space="preserve">First, other drought definitions were analysed and tested. In addition to the benchmark threshold of SPEI </w:t>
+        <w:t xml:space="preserve">First, other drought definitions were </w:t>
+      </w:r>
+      <w:proofErr w:type="spellStart"/>
+      <w:r>
+        <w:rPr>
+          <w:rFonts w:eastAsia="宋体"/>
+          <w:lang w:eastAsia="zh-CN"/>
+        </w:rPr>
+        <w:t>analysed</w:t>
+      </w:r>
+      <w:proofErr w:type="spellEnd"/>
+      <w:r>
+        <w:rPr>
+          <w:rFonts w:eastAsia="宋体"/>
+          <w:lang w:eastAsia="zh-CN"/>
+        </w:rPr>
+        <w:t xml:space="preserve"> and tested. In addition to the benchmark threshold of SPEI </w:t>
       </w:r>
       <w:r>
         <w:rPr>
@@ -16457,7 +17926,23 @@
           <w:rFonts w:eastAsia="宋体"/>
           <w:lang w:eastAsia="zh-CN"/>
         </w:rPr>
-        <w:t>Second, a placebo test was conducted by artificially designating the treatment year as 2009, which was prior to the actual drought period. This fabricated test helped to verify whether there were any false effects or pre-existing trends that could cause bias in the DiD estimate.</w:t>
+        <w:t xml:space="preserve">Second, a placebo test was conducted by artificially designating the treatment year as 2009, which was prior to the actual drought period. This fabricated test helped to verify whether there were any false effects or pre-existing trends that could cause bias in the </w:t>
+      </w:r>
+      <w:proofErr w:type="spellStart"/>
+      <w:r>
+        <w:rPr>
+          <w:rFonts w:eastAsia="宋体"/>
+          <w:lang w:eastAsia="zh-CN"/>
+        </w:rPr>
+        <w:t>DiD</w:t>
+      </w:r>
+      <w:proofErr w:type="spellEnd"/>
+      <w:r>
+        <w:rPr>
+          <w:rFonts w:eastAsia="宋体"/>
+          <w:lang w:eastAsia="zh-CN"/>
+        </w:rPr>
+        <w:t xml:space="preserve"> estimate.</w:t>
       </w:r>
     </w:p>
     <w:p>
@@ -16503,21 +17988,53 @@
           <w:rFonts w:eastAsia="宋体"/>
           <w:lang w:eastAsia="zh-CN"/>
         </w:rPr>
-        <w:t xml:space="preserve">Finally, to address potential spatial spillover effects, a spatial lagged drought exposure variable was constructed based on first-order adjacency. This variable was added to the regression model to control </w:t>
-      </w:r>
-      <w:r>
-        <w:rPr>
-          <w:rFonts w:eastAsia="宋体"/>
-          <w:lang w:eastAsia="zh-CN"/>
-        </w:rPr>
-        <w:t xml:space="preserve">for </w:t>
-      </w:r>
-      <w:r>
-        <w:rPr>
-          <w:rFonts w:eastAsia="宋体"/>
-          <w:lang w:eastAsia="zh-CN"/>
-        </w:rPr>
-        <w:t>unobserved shocks from neighbouring counties.</w:t>
+        <w:t xml:space="preserve">Finally, to address potential spatial spillover effects, a spatial lagged drought exposure variable was constructed based on first-order adjacency. This variable was added to the regression model to </w:t>
+      </w:r>
+      <w:proofErr w:type="gramStart"/>
+      <w:r>
+        <w:rPr>
+          <w:rFonts w:eastAsia="宋体"/>
+          <w:lang w:eastAsia="zh-CN"/>
+        </w:rPr>
+        <w:t xml:space="preserve">control </w:t>
+      </w:r>
+      <w:r>
+        <w:rPr>
+          <w:rFonts w:eastAsia="宋体"/>
+          <w:lang w:eastAsia="zh-CN"/>
+        </w:rPr>
+        <w:t>for</w:t>
+      </w:r>
+      <w:proofErr w:type="gramEnd"/>
+      <w:r>
+        <w:rPr>
+          <w:rFonts w:eastAsia="宋体"/>
+          <w:lang w:eastAsia="zh-CN"/>
+        </w:rPr>
+        <w:t xml:space="preserve"> </w:t>
+      </w:r>
+      <w:r>
+        <w:rPr>
+          <w:rFonts w:eastAsia="宋体"/>
+          <w:lang w:eastAsia="zh-CN"/>
+        </w:rPr>
+        <w:t xml:space="preserve">unobserved shocks from </w:t>
+      </w:r>
+      <w:proofErr w:type="spellStart"/>
+      <w:r>
+        <w:rPr>
+          <w:rFonts w:eastAsia="宋体"/>
+          <w:lang w:eastAsia="zh-CN"/>
+        </w:rPr>
+        <w:t>neighbouring</w:t>
+      </w:r>
+      <w:proofErr w:type="spellEnd"/>
+      <w:r>
+        <w:rPr>
+          <w:rFonts w:eastAsia="宋体"/>
+          <w:lang w:eastAsia="zh-CN"/>
+        </w:rPr>
+        <w:t xml:space="preserve"> counties.</w:t>
       </w:r>
     </w:p>
     <w:p>
@@ -16557,11 +18074,19 @@
         </w:rPr>
         <w:t xml:space="preserve">the </w:t>
       </w:r>
-      <w:r>
-        <w:rPr>
-          <w:lang w:eastAsia="zh-CN"/>
-        </w:rPr>
-        <w:t xml:space="preserve">normalised difference vegetation index (NDVI) and net migration—to explore potential underlying mechanisms linking environmental stress and population mobility. As an indicator of agricultural vitality, </w:t>
+      <w:proofErr w:type="spellStart"/>
+      <w:r>
+        <w:rPr>
+          <w:lang w:eastAsia="zh-CN"/>
+        </w:rPr>
+        <w:t>normalised</w:t>
+      </w:r>
+      <w:proofErr w:type="spellEnd"/>
+      <w:r>
+        <w:rPr>
+          <w:lang w:eastAsia="zh-CN"/>
+        </w:rPr>
+        <w:t xml:space="preserve"> difference vegetation index (NDVI) and net migration—to explore potential underlying mechanisms linking environmental stress and population mobility. As an indicator of agricultural vitality, </w:t>
       </w:r>
       <w:r>
         <w:rPr>
@@ -16569,11 +18094,19 @@
         </w:rPr>
         <w:t xml:space="preserve">the </w:t>
       </w:r>
-      <w:r>
-        <w:rPr>
-          <w:lang w:eastAsia="zh-CN"/>
-        </w:rPr>
-        <w:t xml:space="preserve">normalised difference vegetation index (NDVI) can reflect the ecological and economic consequences of drought at the local level. International research indicates that vegetation loss is often associated with declines in agricultural productivity and household income, which may be drivers of population migration </w:t>
+      <w:proofErr w:type="spellStart"/>
+      <w:r>
+        <w:rPr>
+          <w:lang w:eastAsia="zh-CN"/>
+        </w:rPr>
+        <w:t>normalised</w:t>
+      </w:r>
+      <w:proofErr w:type="spellEnd"/>
+      <w:r>
+        <w:rPr>
+          <w:lang w:eastAsia="zh-CN"/>
+        </w:rPr>
+        <w:t xml:space="preserve"> difference vegetation index (NDVI) can reflect the ecological and economic consequences of drought at the local level. International research indicates that vegetation loss is often associated with declines in agricultural productivity and household income, which may be drivers of population migration </w:t>
       </w:r>
       <w:r>
         <w:rPr>
@@ -16989,7 +18522,21 @@
         <w:rPr>
           <w:lang w:eastAsia="zh-CN"/>
         </w:rPr>
-        <w:t xml:space="preserve">This section presents the average impacts of the 2010 Guizhou drought on cropland vegetation and population mobility. Using a two-way fixed effects difference-in-differences (DiD) model, the analysis estimates changes in NDVI and net migration rates between drought-affected and unaffected counties before and after 2010. Standard errors are clustered at the county level. The primary treatment effect is captured by the interaction term between drought exposure and the post-2010 indicator. </w:t>
+        <w:t>This section presents the average impacts of the 2010 Guizhou drought on cropland vegetation and population mobility. Using a two-way fixed effects difference-in-differences (</w:t>
+      </w:r>
+      <w:proofErr w:type="spellStart"/>
+      <w:r>
+        <w:rPr>
+          <w:lang w:eastAsia="zh-CN"/>
+        </w:rPr>
+        <w:t>DiD</w:t>
+      </w:r>
+      <w:proofErr w:type="spellEnd"/>
+      <w:r>
+        <w:rPr>
+          <w:lang w:eastAsia="zh-CN"/>
+        </w:rPr>
+        <w:t xml:space="preserve">) model, the analysis estimates changes in NDVI and net migration rates between drought-affected and unaffected counties before and after 2010. Standard errors are clustered at the county level. The primary treatment effect is captured by the interaction term between drought exposure and the post-2010 indicator. </w:t>
       </w:r>
       <w:r>
         <w:rPr>
@@ -17045,11 +18592,19 @@
         </w:rPr>
         <w:t xml:space="preserve"> </w:t>
       </w:r>
-      <w:r>
-        <w:rPr>
-          <w:lang w:eastAsia="zh-CN"/>
-        </w:rPr>
-        <w:t>summarises the main findings using pre- and post-drought group means with 95% confidence</w:t>
+      <w:proofErr w:type="spellStart"/>
+      <w:r>
+        <w:rPr>
+          <w:lang w:eastAsia="zh-CN"/>
+        </w:rPr>
+        <w:t>summarises</w:t>
+      </w:r>
+      <w:proofErr w:type="spellEnd"/>
+      <w:r>
+        <w:rPr>
+          <w:lang w:eastAsia="zh-CN"/>
+        </w:rPr>
+        <w:t xml:space="preserve"> the main findings using pre- and post-drought group means with 95% confidence</w:t>
       </w:r>
       <w:r>
         <w:rPr>
@@ -17744,7 +19299,23 @@
           <w:rFonts w:eastAsia="宋体"/>
           <w:lang w:eastAsia="zh-CN"/>
         </w:rPr>
-        <w:t xml:space="preserve">The average treatment effect of the DiD regression estimate was -0.0179 (p &lt; 0.01), which was statistically significant, indicating that drought exposure had a significant negative impact on agricultural vegetation. </w:t>
+        <w:t xml:space="preserve">The average treatment effect of the </w:t>
+      </w:r>
+      <w:proofErr w:type="spellStart"/>
+      <w:r>
+        <w:rPr>
+          <w:rFonts w:eastAsia="宋体"/>
+          <w:lang w:eastAsia="zh-CN"/>
+        </w:rPr>
+        <w:t>DiD</w:t>
+      </w:r>
+      <w:proofErr w:type="spellEnd"/>
+      <w:r>
+        <w:rPr>
+          <w:rFonts w:eastAsia="宋体"/>
+          <w:lang w:eastAsia="zh-CN"/>
+        </w:rPr>
+        <w:t xml:space="preserve"> regression estimate was -0.0179 (p &lt; 0.01), which was statistically significant, indicating that drought exposure had a significant negative impact on agricultural vegetation. </w:t>
       </w:r>
       <w:r>
         <w:rPr>
@@ -17891,7 +19462,23 @@
           <w:rFonts w:eastAsia="宋体"/>
           <w:lang w:eastAsia="zh-CN"/>
         </w:rPr>
-        <w:t>The DiD coefficient is -3.89, indicating that drought may have suppressed net migration or accelerated outflow. However, this estimate is not statistically significant (p = 0.208) and has a wide confidence interval. The R-squared value of the migration model is 0.459, which is moderate, reflecting greater heterogeneity and noise in population responses compared to environmental indicators.</w:t>
+        <w:t xml:space="preserve">The </w:t>
+      </w:r>
+      <w:proofErr w:type="spellStart"/>
+      <w:r>
+        <w:rPr>
+          <w:rFonts w:eastAsia="宋体"/>
+          <w:lang w:eastAsia="zh-CN"/>
+        </w:rPr>
+        <w:t>DiD</w:t>
+      </w:r>
+      <w:proofErr w:type="spellEnd"/>
+      <w:r>
+        <w:rPr>
+          <w:rFonts w:eastAsia="宋体"/>
+          <w:lang w:eastAsia="zh-CN"/>
+        </w:rPr>
+        <w:t xml:space="preserve"> coefficient is -3.89, indicating that drought may have suppressed net migration or accelerated outflow. However, this estimate is not statistically significant (p = 0.208) and has a wide confidence interval. The R-squared value of the migration model is 0.459, which is moderate, reflecting greater heterogeneity and noise in population responses compared to environmental indicators.</w:t>
       </w:r>
     </w:p>
     <w:p>
@@ -18127,7 +19714,14 @@
         <w:rPr>
           <w:lang w:eastAsia="zh-CN"/>
         </w:rPr>
-        <w:t>To assess the temporal dynamics of drought impacts and validate the parallel trends assumption, this study adopts an event study framework, estimating year-specific treatment effects from 2009 (baseline year) to 2012. These dynamic coefficients allow visualis</w:t>
+        <w:t xml:space="preserve">To assess the temporal dynamics of drought impacts and validate the parallel trends assumption, this study adopts an event study framework, estimating year-specific treatment effects from 2009 (baseline year) to 2012. These dynamic coefficients allow </w:t>
+      </w:r>
+      <w:proofErr w:type="spellStart"/>
+      <w:r>
+        <w:rPr>
+          <w:lang w:eastAsia="zh-CN"/>
+        </w:rPr>
+        <w:t>visualis</w:t>
       </w:r>
       <w:r>
         <w:rPr>
@@ -18136,6 +19730,7 @@
         </w:rPr>
         <w:t>ing</w:t>
       </w:r>
+      <w:proofErr w:type="spellEnd"/>
       <w:r>
         <w:rPr>
           <w:lang w:eastAsia="zh-CN"/>
@@ -19019,7 +20614,23 @@
           <w:lang w:eastAsia="zh-CN"/>
         </w:rPr>
         <w:lastRenderedPageBreak/>
-        <w:t>vegetation trends between the treatment and control groups prior to the drought. This supports the parallel trends assumption, thereby enhancing the validity of the DiD design.</w:t>
+        <w:t xml:space="preserve">vegetation trends between the treatment and control groups prior to the drought. This supports the parallel trends assumption, thereby enhancing the validity of the </w:t>
+      </w:r>
+      <w:proofErr w:type="spellStart"/>
+      <w:r>
+        <w:rPr>
+          <w:rFonts w:eastAsia="宋体"/>
+          <w:lang w:eastAsia="zh-CN"/>
+        </w:rPr>
+        <w:t>DiD</w:t>
+      </w:r>
+      <w:proofErr w:type="spellEnd"/>
+      <w:r>
+        <w:rPr>
+          <w:rFonts w:eastAsia="宋体"/>
+          <w:lang w:eastAsia="zh-CN"/>
+        </w:rPr>
+        <w:t xml:space="preserve"> design.</w:t>
       </w:r>
     </w:p>
     <w:p>
@@ -19034,7 +20645,23 @@
           <w:rFonts w:eastAsia="宋体"/>
           <w:lang w:eastAsia="zh-CN"/>
         </w:rPr>
-        <w:t>In 2010 (τ = 0), a sharp decline in the Normalised Difference Vegetation Index (NDVI) was observed: the estimated coefficient was approximately -0.029, with a confidence interval not equal to zero, confirming that vegetation loss in counties affected by drought had statistical significance. This negative impact persisted in the following years: the coefficient for 2011 (τ = +1) remained negative, though the magnitude decreased slightly; while the estimated value for 2012 (τ = +2) showed a partial rebound, it remained below pre-drought levels. The persistent deviation from the baseline indicates that drought has both direct and persistent effects on farmland conditions.</w:t>
+        <w:t xml:space="preserve">In 2010 (τ = 0), a sharp decline in the </w:t>
+      </w:r>
+      <w:proofErr w:type="spellStart"/>
+      <w:r>
+        <w:rPr>
+          <w:rFonts w:eastAsia="宋体"/>
+          <w:lang w:eastAsia="zh-CN"/>
+        </w:rPr>
+        <w:t>Normalised</w:t>
+      </w:r>
+      <w:proofErr w:type="spellEnd"/>
+      <w:r>
+        <w:rPr>
+          <w:rFonts w:eastAsia="宋体"/>
+          <w:lang w:eastAsia="zh-CN"/>
+        </w:rPr>
+        <w:t xml:space="preserve"> Difference Vegetation Index (NDVI) was observed: the estimated coefficient was approximately -0.029, with a confidence interval not equal to zero, confirming that vegetation loss in counties affected by drought had statistical significance. This negative impact persisted in the following years: the coefficient for 2011 (τ = +1) remained negative, though the magnitude decreased slightly; while the estimated value for 2012 (τ = +2) showed a partial rebound, it remained below pre-drought levels. The persistent deviation from the baseline indicates that drought has both direct and persistent effects on farmland conditions.</w:t>
       </w:r>
     </w:p>
     <w:p>
@@ -19178,7 +20805,23 @@
           <w:rFonts w:eastAsia="宋体"/>
           <w:lang w:eastAsia="zh-CN"/>
         </w:rPr>
-        <w:t xml:space="preserve">Taken together, the estimates from the event study reveal asymmetry in the time response: droughts triggered an immediate and statistically significant decline in the normalised difference vegetation index (NDVI), while the response represented by net migration in demographic terms was weaker, lagged, and statistically inconclusive. This difference reflects the average treatment effect discussed in Section </w:t>
+        <w:t xml:space="preserve">Taken together, the estimates from the event study reveal asymmetry in the time response: droughts triggered an immediate and statistically significant decline in the </w:t>
+      </w:r>
+      <w:proofErr w:type="spellStart"/>
+      <w:r>
+        <w:rPr>
+          <w:rFonts w:eastAsia="宋体"/>
+          <w:lang w:eastAsia="zh-CN"/>
+        </w:rPr>
+        <w:t>normalised</w:t>
+      </w:r>
+      <w:proofErr w:type="spellEnd"/>
+      <w:r>
+        <w:rPr>
+          <w:rFonts w:eastAsia="宋体"/>
+          <w:lang w:eastAsia="zh-CN"/>
+        </w:rPr>
+        <w:t xml:space="preserve"> difference vegetation index (NDVI), while the response represented by net migration in demographic terms was weaker, lagged, and statistically inconclusive. This difference reflects the average treatment effect discussed in Section </w:t>
       </w:r>
       <w:r>
         <w:rPr>
@@ -19704,7 +21347,33 @@
           <w:szCs w:val="22"/>
           <w:lang w:eastAsia="zh-CN"/>
         </w:rPr>
-        <w:t xml:space="preserve">Top panel: DiD coefficient estimates (with 95% confidence intervals) for NDVI by subgroup; </w:t>
+        <w:t xml:space="preserve">Top panel: </w:t>
+      </w:r>
+      <w:proofErr w:type="spellStart"/>
+      <w:r>
+        <w:rPr>
+          <w:rFonts w:eastAsia="宋体"/>
+          <w:b w:val="0"/>
+          <w:bCs w:val="0"/>
+          <w:color w:val="595959" w:themeColor="text1" w:themeTint="A6"/>
+          <w:sz w:val="22"/>
+          <w:szCs w:val="22"/>
+          <w:lang w:eastAsia="zh-CN"/>
+        </w:rPr>
+        <w:t>DiD</w:t>
+      </w:r>
+      <w:proofErr w:type="spellEnd"/>
+      <w:r>
+        <w:rPr>
+          <w:rFonts w:eastAsia="宋体"/>
+          <w:b w:val="0"/>
+          <w:bCs w:val="0"/>
+          <w:color w:val="595959" w:themeColor="text1" w:themeTint="A6"/>
+          <w:sz w:val="22"/>
+          <w:szCs w:val="22"/>
+          <w:lang w:eastAsia="zh-CN"/>
+        </w:rPr>
+        <w:t xml:space="preserve"> coefficient estimates (with 95% confidence intervals) for NDVI by subgroup; </w:t>
       </w:r>
       <w:r>
         <w:rPr>
@@ -19780,7 +21449,20 @@
           <w:szCs w:val="22"/>
           <w:lang w:eastAsia="zh-CN"/>
         </w:rPr>
-        <w:t xml:space="preserve"> indicate</w:t>
+        <w:t xml:space="preserve"> </w:t>
+      </w:r>
+      <w:proofErr w:type="gramStart"/>
+      <w:r>
+        <w:rPr>
+          <w:rFonts w:eastAsia="宋体"/>
+          <w:b w:val="0"/>
+          <w:bCs w:val="0"/>
+          <w:color w:val="595959" w:themeColor="text1" w:themeTint="A6"/>
+          <w:sz w:val="22"/>
+          <w:szCs w:val="22"/>
+          <w:lang w:eastAsia="zh-CN"/>
+        </w:rPr>
+        <w:t>indicate</w:t>
       </w:r>
       <w:r>
         <w:rPr>
@@ -19794,6 +21476,7 @@
         </w:rPr>
         <w:t>s</w:t>
       </w:r>
+      <w:proofErr w:type="gramEnd"/>
       <w:r>
         <w:rPr>
           <w:rFonts w:eastAsia="宋体"/>
@@ -20075,7 +21758,23 @@
           <w:rFonts w:eastAsia="宋体"/>
           <w:lang w:eastAsia="zh-CN"/>
         </w:rPr>
-        <w:t xml:space="preserve">To assess the reliability of the estimated treatment effects, a series of robustness tests were conducted. These tests addressed potential issues related to drought classification, model specification, sample composition, and spatial dependence. The main results are presented in </w:t>
+        <w:t xml:space="preserve">To assess the reliability of the estimated treatment effects, a series of </w:t>
+      </w:r>
+      <w:proofErr w:type="gramStart"/>
+      <w:r>
+        <w:rPr>
+          <w:rFonts w:eastAsia="宋体"/>
+          <w:lang w:eastAsia="zh-CN"/>
+        </w:rPr>
+        <w:t>robustness</w:t>
+      </w:r>
+      <w:proofErr w:type="gramEnd"/>
+      <w:r>
+        <w:rPr>
+          <w:rFonts w:eastAsia="宋体"/>
+          <w:lang w:eastAsia="zh-CN"/>
+        </w:rPr>
+        <w:t xml:space="preserve"> tests were conducted. These tests addressed potential issues related to drought classification, model specification, sample composition, and spatial dependence. The main results are presented in </w:t>
       </w:r>
       <w:r>
         <w:rPr>
@@ -20355,6 +22054,7 @@
                 <w:lang w:val="en-GB" w:eastAsia="zh-CN"/>
               </w:rPr>
             </w:pPr>
+            <w:proofErr w:type="spellStart"/>
             <w:r>
               <w:rPr>
                 <w:rFonts w:asciiTheme="minorEastAsia" w:hAnsiTheme="minorEastAsia"/>
@@ -20366,6 +22066,7 @@
               </w:rPr>
               <w:t>Coef</w:t>
             </w:r>
+            <w:proofErr w:type="spellEnd"/>
           </w:p>
         </w:tc>
         <w:tc>
@@ -20391,6 +22092,7 @@
                 <w:lang w:val="en-GB" w:eastAsia="zh-CN"/>
               </w:rPr>
             </w:pPr>
+            <w:proofErr w:type="spellStart"/>
             <w:r>
               <w:rPr>
                 <w:rFonts w:asciiTheme="minorEastAsia" w:hAnsiTheme="minorEastAsia"/>
@@ -20402,6 +22104,7 @@
               </w:rPr>
               <w:t>CI_lower</w:t>
             </w:r>
+            <w:proofErr w:type="spellEnd"/>
           </w:p>
         </w:tc>
         <w:tc>
@@ -20427,6 +22130,7 @@
                 <w:lang w:val="en-GB" w:eastAsia="zh-CN"/>
               </w:rPr>
             </w:pPr>
+            <w:proofErr w:type="spellStart"/>
             <w:r>
               <w:rPr>
                 <w:rFonts w:asciiTheme="minorEastAsia" w:hAnsiTheme="minorEastAsia"/>
@@ -20438,6 +22142,7 @@
               </w:rPr>
               <w:t>CI_upper</w:t>
             </w:r>
+            <w:proofErr w:type="spellEnd"/>
           </w:p>
         </w:tc>
         <w:tc>
@@ -21713,7 +23418,23 @@
           <w:rFonts w:eastAsia="宋体"/>
           <w:lang w:eastAsia="zh-CN"/>
         </w:rPr>
-        <w:t>This study first examined whether the main results were influenced by the definition of drought exposure. Two alternative criteria were employed: raising the pixel-level drought threshold to 0.4 and classifying counties with an average normalised difference vegetation index (NDVI) below 0.2 during drought years as treated counties. Under both definitions, the estimated impact on net migration remained statistically insignificant and consistent in direction with the baseline model. These results suggest that the core research findings are not driven by the choice of drought indicators.</w:t>
+        <w:t xml:space="preserve">This study first examined whether the main results were influenced by the definition of drought exposure. Two alternative criteria were employed: raising the pixel-level drought threshold to 0.4 and classifying counties with an average </w:t>
+      </w:r>
+      <w:proofErr w:type="spellStart"/>
+      <w:r>
+        <w:rPr>
+          <w:rFonts w:eastAsia="宋体"/>
+          <w:lang w:eastAsia="zh-CN"/>
+        </w:rPr>
+        <w:t>normalised</w:t>
+      </w:r>
+      <w:proofErr w:type="spellEnd"/>
+      <w:r>
+        <w:rPr>
+          <w:rFonts w:eastAsia="宋体"/>
+          <w:lang w:eastAsia="zh-CN"/>
+        </w:rPr>
+        <w:t xml:space="preserve"> difference vegetation index (NDVI) below 0.2 during drought years as treated counties. Under both definitions, the estimated impact on net migration remained statistically insignificant and consistent in direction with the baseline model. These results suggest that the core research findings are not driven by the choice of drought indicators.</w:t>
       </w:r>
     </w:p>
     <w:p>
@@ -21776,7 +23497,23 @@
           <w:rFonts w:eastAsia="宋体"/>
           <w:lang w:eastAsia="zh-CN"/>
         </w:rPr>
-        <w:t xml:space="preserve"> test was conducted by shifting the treatment year from 2010 to 2009, thereby applying the DiD specification to the pre-treatment period. The results showed coefficients close to zero and were not statistically significant. This enhances the credibility of the identification strategy and supports the assumption that there was no pre-existing trend difference between the treatment and control counties.</w:t>
+        <w:t xml:space="preserve"> test was conducted by shifting the treatment year from 2010 to 2009, thereby applying the </w:t>
+      </w:r>
+      <w:proofErr w:type="spellStart"/>
+      <w:r>
+        <w:rPr>
+          <w:rFonts w:eastAsia="宋体"/>
+          <w:lang w:eastAsia="zh-CN"/>
+        </w:rPr>
+        <w:t>DiD</w:t>
+      </w:r>
+      <w:proofErr w:type="spellEnd"/>
+      <w:r>
+        <w:rPr>
+          <w:rFonts w:eastAsia="宋体"/>
+          <w:lang w:eastAsia="zh-CN"/>
+        </w:rPr>
+        <w:t xml:space="preserve"> specification to the pre-treatment period. The results showed coefficients close to zero and were not statistically significant. This enhances the credibility of the identification strategy and supports the assumption that there was no pre-existing trend difference between the treatment and control counties.</w:t>
       </w:r>
     </w:p>
     <w:p>
@@ -21900,7 +23637,23 @@
           <w:rFonts w:eastAsia="宋体"/>
           <w:lang w:eastAsia="zh-CN"/>
         </w:rPr>
-        <w:t>By adjusting the fixed effects structure, the study further tested the model specification. The baseline model included both county and year fixed effects. Models that included only county or year fixed effects yielded smaller and insignificant coefficients (–1.71 and 2.13, respectively), indicating that while full specification improved model fit, the core findings remained consistent across different settings.</w:t>
+        <w:t xml:space="preserve">By adjusting the fixed </w:t>
+      </w:r>
+      <w:proofErr w:type="gramStart"/>
+      <w:r>
+        <w:rPr>
+          <w:rFonts w:eastAsia="宋体"/>
+          <w:lang w:eastAsia="zh-CN"/>
+        </w:rPr>
+        <w:t>effects</w:t>
+      </w:r>
+      <w:proofErr w:type="gramEnd"/>
+      <w:r>
+        <w:rPr>
+          <w:rFonts w:eastAsia="宋体"/>
+          <w:lang w:eastAsia="zh-CN"/>
+        </w:rPr>
+        <w:t xml:space="preserve"> structure, the study further tested the model specification. The baseline model included both county and year fixed effects. Models that included only county or year fixed effects yielded smaller and insignificant coefficients (–1.71 and 2.13, respectively), indicating that while full specification improved model fit, the core findings remained consistent across different settings.</w:t>
       </w:r>
     </w:p>
     <w:p>
@@ -21949,7 +23702,23 @@
           <w:rFonts w:eastAsia="宋体"/>
           <w:lang w:eastAsia="zh-CN"/>
         </w:rPr>
-        <w:t xml:space="preserve">Finally, this study introduced a spatial term to measure the proportion of neighbouring counties affected by drought. The spatial spillover coefficient was not statistically </w:t>
+        <w:t xml:space="preserve">Finally, this study introduced a spatial term to measure the proportion of </w:t>
+      </w:r>
+      <w:proofErr w:type="spellStart"/>
+      <w:r>
+        <w:rPr>
+          <w:rFonts w:eastAsia="宋体"/>
+          <w:lang w:eastAsia="zh-CN"/>
+        </w:rPr>
+        <w:t>neighbouring</w:t>
+      </w:r>
+      <w:proofErr w:type="spellEnd"/>
+      <w:r>
+        <w:rPr>
+          <w:rFonts w:eastAsia="宋体"/>
+          <w:lang w:eastAsia="zh-CN"/>
+        </w:rPr>
+        <w:t xml:space="preserve"> counties affected by drought. The spatial spillover coefficient was not statistically </w:t>
       </w:r>
       <w:r>
         <w:rPr>
@@ -21972,7 +23741,39 @@
           <w:rFonts w:eastAsia="宋体"/>
           <w:lang w:eastAsia="zh-CN"/>
         </w:rPr>
-        <w:t>Overall, despite differences in model assumptions and specifications, robustness tests confirmed the consistency of the direction of the core results and emphasised the reliability of the empirical framework.</w:t>
+        <w:t xml:space="preserve">Overall, despite differences in model assumptions and specifications, </w:t>
+      </w:r>
+      <w:proofErr w:type="gramStart"/>
+      <w:r>
+        <w:rPr>
+          <w:rFonts w:eastAsia="宋体"/>
+          <w:lang w:eastAsia="zh-CN"/>
+        </w:rPr>
+        <w:t>robustness</w:t>
+      </w:r>
+      <w:proofErr w:type="gramEnd"/>
+      <w:r>
+        <w:rPr>
+          <w:rFonts w:eastAsia="宋体"/>
+          <w:lang w:eastAsia="zh-CN"/>
+        </w:rPr>
+        <w:t xml:space="preserve"> tests confirmed the consistency of the direction of the core results and </w:t>
+      </w:r>
+      <w:proofErr w:type="spellStart"/>
+      <w:r>
+        <w:rPr>
+          <w:rFonts w:eastAsia="宋体"/>
+          <w:lang w:eastAsia="zh-CN"/>
+        </w:rPr>
+        <w:t>emphasised</w:t>
+      </w:r>
+      <w:proofErr w:type="spellEnd"/>
+      <w:r>
+        <w:rPr>
+          <w:rFonts w:eastAsia="宋体"/>
+          <w:lang w:eastAsia="zh-CN"/>
+        </w:rPr>
+        <w:t xml:space="preserve"> the reliability of the empirical framework.</w:t>
       </w:r>
     </w:p>
     <w:p>
@@ -22008,7 +23809,39 @@
           <w:rFonts w:eastAsia="宋体"/>
           <w:lang w:eastAsia="zh-CN"/>
         </w:rPr>
-        <w:t>This chapter presents empirical findings on the impact of the 2010 drought in Guizhou on agricultural vegetation and population mobility. The analysis shows that the drought had a significant and statistically significant negative impact on the normalised difference vegetation index (NDVI) of cropland, with particularly significant declines in high-altitude areas and agriculture-dependent counties. In contrast, the impact of the drought on net migration was weaker and statistically inconclusive, with no clear subgroup patterns. Temporal analysis confirmed the direct and sustained impact of the drought on the ecological environment, while population responses were limited and transient. A series of robustness tests validated the stability of the core findings under alternative specifications. In summary, these results highlight the decoupling between ecological stress and population adjustment, prompting further exploration of its underlying mechanisms in the next chapter.</w:t>
+        <w:t xml:space="preserve">This chapter presents empirical findings on the impact of the 2010 drought in Guizhou on agricultural vegetation and population mobility. The analysis shows that the drought had a significant and statistically significant negative impact on the </w:t>
+      </w:r>
+      <w:proofErr w:type="spellStart"/>
+      <w:r>
+        <w:rPr>
+          <w:rFonts w:eastAsia="宋体"/>
+          <w:lang w:eastAsia="zh-CN"/>
+        </w:rPr>
+        <w:t>normalised</w:t>
+      </w:r>
+      <w:proofErr w:type="spellEnd"/>
+      <w:r>
+        <w:rPr>
+          <w:rFonts w:eastAsia="宋体"/>
+          <w:lang w:eastAsia="zh-CN"/>
+        </w:rPr>
+        <w:t xml:space="preserve"> difference vegetation index (NDVI) of cropland, with particularly significant declines in high-altitude areas and agriculture-dependent counties. In contrast, the impact of the drought on net migration was weaker and statistically inconclusive, with no clear subgroup patterns. Temporal analysis confirmed the direct and sustained impact of the drought on the ecological environment, while population responses were limited and transient. A series of </w:t>
+      </w:r>
+      <w:proofErr w:type="gramStart"/>
+      <w:r>
+        <w:rPr>
+          <w:rFonts w:eastAsia="宋体"/>
+          <w:lang w:eastAsia="zh-CN"/>
+        </w:rPr>
+        <w:t>robustness</w:t>
+      </w:r>
+      <w:proofErr w:type="gramEnd"/>
+      <w:r>
+        <w:rPr>
+          <w:rFonts w:eastAsia="宋体"/>
+          <w:lang w:eastAsia="zh-CN"/>
+        </w:rPr>
+        <w:t xml:space="preserve"> tests validated the stability of the core findings under alternative specifications. In summary, these results highlight the decoupling between ecological stress and population adjustment, prompting further exploration of its underlying mechanisms in the next chapter.</w:t>
       </w:r>
     </w:p>
     <w:p>
@@ -22174,7 +24007,7 @@
     <w:p>
       <w:pPr>
         <w:rPr>
-          <w:rFonts w:eastAsia="宋体" w:hint="eastAsia"/>
+          <w:rFonts w:eastAsia="宋体"/>
           <w:lang w:val="en-GB" w:eastAsia="zh-CN"/>
         </w:rPr>
       </w:pPr>
@@ -22368,7 +24201,23 @@
           <w:rFonts w:eastAsia="宋体"/>
           <w:lang w:val="en-GB" w:eastAsia="zh-CN"/>
         </w:rPr>
-        <w:t xml:space="preserve">This discrepancy has led to various interpretations. One possibility, as pointed out by McLeman (2018), is that climate shocks must exceed a certain threshold to trigger migration. While the 2010 drought in Guizhou was severe, it may not have exceeded this threshold for most households. Another possibility is that migration responses may be constrained by structural barriers — a view supported by the ‘aspirations–capabilities’ framework </w:t>
+        <w:t xml:space="preserve">This discrepancy has led to various interpretations. One possibility, as pointed out by </w:t>
+      </w:r>
+      <w:proofErr w:type="spellStart"/>
+      <w:r>
+        <w:rPr>
+          <w:rFonts w:eastAsia="宋体"/>
+          <w:lang w:val="en-GB" w:eastAsia="zh-CN"/>
+        </w:rPr>
+        <w:t>McLeman</w:t>
+      </w:r>
+      <w:proofErr w:type="spellEnd"/>
+      <w:r>
+        <w:rPr>
+          <w:rFonts w:eastAsia="宋体"/>
+          <w:lang w:val="en-GB" w:eastAsia="zh-CN"/>
+        </w:rPr>
+        <w:t xml:space="preserve"> (2018), is that climate shocks must exceed a certain threshold to trigger migration. While the 2010 drought in Guizhou was severe, it may not have exceeded this threshold for most households. Another possibility is that migration responses may be constrained by structural barriers — a view supported by the ‘aspirations–capabilities’ framework </w:t>
       </w:r>
       <w:r>
         <w:rPr>
@@ -22477,7 +24326,29 @@
           <w:lang w:val="en-GB" w:eastAsia="zh-CN"/>
         </w:rPr>
         <w:lastRenderedPageBreak/>
-        <w:t>condition for population movement, and that environmental factors such as ecology, institutions, and economics play a decisive role in determining how and whether people migrate.</w:t>
+        <w:t xml:space="preserve">condition for population movement, and that environmental factors such as ecology, </w:t>
+      </w:r>
+      <w:bookmarkStart w:id="379" w:name="_Toc206342943"/>
+      <w:r>
+        <w:rPr>
+          <w:rFonts w:eastAsia="宋体"/>
+          <w:lang w:val="en-GB" w:eastAsia="zh-CN"/>
+        </w:rPr>
+        <w:t>institutions</w:t>
+      </w:r>
+      <w:r>
+        <w:rPr>
+          <w:rFonts w:eastAsia="宋体"/>
+          <w:lang w:val="en-GB" w:eastAsia="zh-CN"/>
+        </w:rPr>
+        <w:t xml:space="preserve"> and economics play a decisive role—particularly in middle-income countries like China, where migration is more tightly regulated</w:t>
+      </w:r>
+      <w:r>
+        <w:rPr>
+          <w:rFonts w:eastAsia="宋体" w:hint="eastAsia"/>
+          <w:lang w:val="en-GB" w:eastAsia="zh-CN"/>
+        </w:rPr>
+        <w:t>.</w:t>
       </w:r>
     </w:p>
     <w:p>
@@ -22492,7 +24363,6 @@
           <w:lang w:eastAsia="zh-CN"/>
         </w:rPr>
       </w:pPr>
-      <w:bookmarkStart w:id="379" w:name="_Toc206342943"/>
       <w:r>
         <w:rPr>
           <w:rFonts w:eastAsia="宋体"/>
@@ -22765,7 +24635,7 @@
           <w:rFonts w:eastAsia="宋体"/>
           <w:lang w:val="en-GB" w:eastAsia="zh-CN"/>
         </w:rPr>
-        <w:instrText xml:space="preserve"> ADDIN ZOTERO_ITEM CSL_CITATION {"citationID":"qOXTtnhP","properties":{"formattedCitation":"(Huang, 2012)","plainCitation":"(Huang, 2012)","noteIndex":0},"citationItems":[{"id":1085,"uris":["http://zotero.org/users/local/l0I20NHz/items/I2RC8KX9"],"itemData":{"id":1085,"type":"article-journal","container-title":"Contemporary Economics","issue":"8","language":"en-US","page":"94-96","title":"Spatial changes of population and economic causes in Guizhou Province in the past decade","author":[{"family":"Huang","given":"Juan"}],"issued":{"date-parts":[["2012"]]}}}],"schema":"https://github.com/citation-style-language/schema/raw/master/csl-citation.json"} </w:instrText>
+        <w:instrText xml:space="preserve"> ADDIN ZOTERO_ITEM CSL_CITATION {"citationID":"qOXTtnhP","properties":{"formattedCitation":"(Huang, 2012)","plainCitation":"(Huang, 2012)","noteIndex":0},"citationItems":[{"id":1085,"uris":["http://zotero.org/users/local/l0I20NHz/items/I2RC8KX9"],"itemData":{"id":1085,"type":"article-journal","container-title":"Contemporary Economics","issue":"8","page":"94-96","title":"Spatial changes of population and economic causes in Guizhou Province in the past decade","author":[{"family":"Huang","given":"Juan"}],"issued":{"date-parts":[["2012"]]}}}],"schema":"https://github.com/citation-style-language/schema/raw/master/csl-citation.json"} </w:instrText>
       </w:r>
       <w:r>
         <w:rPr>
@@ -23314,7 +25184,7 @@
     <w:p>
       <w:pPr>
         <w:rPr>
-          <w:rFonts w:eastAsia="宋体" w:hint="eastAsia"/>
+          <w:rFonts w:eastAsia="宋体"/>
           <w:lang w:val="en-GB" w:eastAsia="zh-CN"/>
         </w:rPr>
       </w:pPr>
@@ -23603,30 +25473,16 @@
     <w:p>
       <w:pPr>
         <w:rPr>
-          <w:rFonts w:eastAsia="宋体" w:hint="eastAsia"/>
-          <w:lang w:val="en-GB" w:eastAsia="zh-CN"/>
-        </w:rPr>
-      </w:pPr>
-      <w:r>
-        <w:rPr>
-          <w:rFonts w:eastAsia="宋体"/>
-          <w:lang w:val="en-GB" w:eastAsia="zh-CN"/>
-        </w:rPr>
-        <w:t xml:space="preserve">Similar limitations also apply to the measurement of agricultural impacts. The Normalised Difference Vegetation Index (NDVI) reflects surface greenness rather than crop yields or farmer </w:t>
-      </w:r>
-      <w:r>
-        <w:rPr>
-          <w:rFonts w:eastAsia="宋体"/>
-          <w:lang w:val="en-GB" w:eastAsia="zh-CN"/>
-        </w:rPr>
-        <w:t>responses and</w:t>
-      </w:r>
-      <w:r>
-        <w:rPr>
-          <w:rFonts w:eastAsia="宋体"/>
-          <w:lang w:val="en-GB" w:eastAsia="zh-CN"/>
-        </w:rPr>
-        <w:t xml:space="preserve"> therefore cannot perfectly substitute for agricultural impacts </w:t>
+          <w:rFonts w:eastAsia="宋体"/>
+          <w:lang w:val="en-GB" w:eastAsia="zh-CN"/>
+        </w:rPr>
+      </w:pPr>
+      <w:r>
+        <w:rPr>
+          <w:rFonts w:eastAsia="宋体"/>
+          <w:lang w:val="en-GB" w:eastAsia="zh-CN"/>
+        </w:rPr>
+        <w:t xml:space="preserve">Similar limitations also apply to the measurement of agricultural impacts. The Normalised Difference Vegetation Index (NDVI) reflects surface greenness rather than crop yields or farmer responses and therefore cannot perfectly substitute for agricultural impacts </w:t>
       </w:r>
       <w:r>
         <w:rPr>
@@ -23795,283 +25651,260 @@
         </w:rPr>
         <w:t>Interpreting Heterogeneity</w:t>
       </w:r>
-      <w:r>
-        <w:rPr>
-          <w:rFonts w:eastAsia="宋体" w:hint="eastAsia"/>
-          <w:lang w:eastAsia="zh-CN"/>
-        </w:rPr>
-        <w:t xml:space="preserve"> (250-300 </w:t>
-      </w:r>
-      <w:r>
-        <w:t>words</w:t>
-      </w:r>
-      <w:r>
-        <w:rPr>
-          <w:rFonts w:eastAsia="宋体" w:hint="eastAsia"/>
-          <w:lang w:eastAsia="zh-CN"/>
-        </w:rPr>
-        <w:t>)</w:t>
-      </w:r>
       <w:bookmarkEnd w:id="392"/>
     </w:p>
     <w:p>
       <w:pPr>
         <w:rPr>
           <w:rFonts w:eastAsia="宋体"/>
-          <w:lang w:val="en-GB" w:eastAsia="zh-CN"/>
-        </w:rPr>
-      </w:pPr>
-      <w:r>
-        <w:rPr>
-          <w:rFonts w:eastAsia="宋体"/>
-          <w:lang w:val="en-GB" w:eastAsia="zh-CN"/>
-        </w:rPr>
-        <w:t xml:space="preserve">  </w:t>
-      </w:r>
-      <w:r>
-        <w:rPr>
-          <w:rFonts w:eastAsia="宋体"/>
-          <w:lang w:val="en-GB" w:eastAsia="zh-CN"/>
-        </w:rPr>
-        <w:t>高海拔地区响应更强可能由于：</w:t>
+          <w:lang w:eastAsia="zh-CN"/>
+        </w:rPr>
+      </w:pPr>
+      <w:r>
+        <w:rPr>
+          <w:rFonts w:eastAsia="宋体"/>
+          <w:lang w:eastAsia="zh-CN"/>
+        </w:rPr>
+        <w:t xml:space="preserve">The heterogeneity analysis partially supports the following hypothesis: the impact of drought on migration is influenced by local agricultural vulnerability. During the 2010 drought, high-altitude counties in Guizhou Province not only experienced more severe declines in NDVI but also exhibited relatively larger changes in net migration rates. These regions typically rely more heavily on rain-fed agriculture, have steep slopes, poor soil water retention, and inadequate irrigation infrastructure </w:t>
+      </w:r>
+      <w:r>
+        <w:rPr>
+          <w:rFonts w:eastAsia="宋体"/>
+          <w:lang w:eastAsia="zh-CN"/>
+        </w:rPr>
+        <w:fldChar w:fldCharType="begin"/>
+      </w:r>
+      <w:r>
+        <w:rPr>
+          <w:rFonts w:eastAsia="宋体"/>
+          <w:lang w:eastAsia="zh-CN"/>
+        </w:rPr>
+        <w:instrText xml:space="preserve"> ADDIN ZOTERO_ITEM CSL_CITATION {"citationID":"fa3zuZSn","properties":{"formattedCitation":"(Luo {\\i{}et al.}, 2019)","plainCitation":"(Luo et al., 2019)","noteIndex":0},"citationItems":[{"id":1071,"uris":["http://zotero.org/users/local/l0I20NHz/items/QNEFB52K"],"itemData":{"id":1071,"type":"article-journal","container-title":"Jilin Agriculture","DOI":"10.14025/j.cnki.jlny.2019.10.071","issue":"10","page":"108-112","title":"Spatio-temporal distribution and climatic background of agricultural drought in Guizhou Province","author":[{"family":"Luo","given":"Yang"},{"family":"Tian","given":"Mengqin"},{"family":"Wu","given":"Haoruo"},{"family":"Wang","given":"Chao"},{"family":"Zhang","given":"Jie"}],"issued":{"date-parts":[["2019"]]}}}],"schema":"https://github.com/citation-style-language/schema/raw/master/csl-citation.json"} </w:instrText>
+      </w:r>
+      <w:r>
+        <w:rPr>
+          <w:rFonts w:eastAsia="宋体"/>
+          <w:lang w:eastAsia="zh-CN"/>
+        </w:rPr>
+        <w:fldChar w:fldCharType="separate"/>
+      </w:r>
+      <w:r>
+        <w:rPr>
+          <w:rFonts w:cs="Times New Roman"/>
+        </w:rPr>
+        <w:t xml:space="preserve">(Luo </w:t>
+      </w:r>
+      <w:r>
+        <w:rPr>
+          <w:rFonts w:cs="Times New Roman"/>
+          <w:i/>
+          <w:iCs/>
+        </w:rPr>
+        <w:t>et al.</w:t>
+      </w:r>
+      <w:r>
+        <w:rPr>
+          <w:rFonts w:cs="Times New Roman"/>
+        </w:rPr>
+        <w:t>, 2019)</w:t>
+      </w:r>
+      <w:r>
+        <w:rPr>
+          <w:rFonts w:eastAsia="宋体"/>
+          <w:lang w:eastAsia="zh-CN"/>
+        </w:rPr>
+        <w:fldChar w:fldCharType="end"/>
+      </w:r>
+      <w:r>
+        <w:rPr>
+          <w:rFonts w:eastAsia="宋体" w:hint="eastAsia"/>
+          <w:lang w:eastAsia="zh-CN"/>
+        </w:rPr>
+        <w:t xml:space="preserve">. </w:t>
+      </w:r>
+      <w:r>
+        <w:rPr>
+          <w:rFonts w:eastAsia="宋体"/>
+          <w:lang w:eastAsia="zh-CN"/>
+        </w:rPr>
+        <w:t xml:space="preserve">These ecological and infrastructure disadvantages exacerbate the impacts of insufficient precipitation, leading to more severe crop yield reductions caused by drought. These patterns align with previous research, indicating that households in ecologically vulnerable areas are more likely to shift </w:t>
+      </w:r>
+      <w:proofErr w:type="spellStart"/>
+      <w:r>
+        <w:rPr>
+          <w:rFonts w:eastAsia="宋体"/>
+          <w:lang w:eastAsia="zh-CN"/>
+        </w:rPr>
+        <w:t>labour</w:t>
+      </w:r>
+      <w:proofErr w:type="spellEnd"/>
+      <w:r>
+        <w:rPr>
+          <w:rFonts w:eastAsia="宋体"/>
+          <w:lang w:eastAsia="zh-CN"/>
+        </w:rPr>
+        <w:t xml:space="preserve"> to non-agricultural work or migrate for employment when faced with declining agricultural income </w:t>
+      </w:r>
+      <w:r>
+        <w:rPr>
+          <w:rFonts w:eastAsia="宋体"/>
+          <w:lang w:eastAsia="zh-CN"/>
+        </w:rPr>
+        <w:fldChar w:fldCharType="begin"/>
+      </w:r>
+      <w:r>
+        <w:rPr>
+          <w:rFonts w:eastAsia="宋体"/>
+          <w:lang w:eastAsia="zh-CN"/>
+        </w:rPr>
+        <w:instrText xml:space="preserve"> ADDIN ZOTERO_ITEM CSL_CITATION {"citationID":"ggcgIrlC","properties":{"formattedCitation":"(Wang, Chen and Shen, 2024)","plainCitation":"(Wang, Chen and Shen, 2024)","noteIndex":0},"citationItems":[{"id":914,"uris":["http://zotero.org/users/local/l0I20NHz/items/HFLWRT5Y"],"itemData":{"id":914,"type":"article-journal","abstract":"The recurrent occurrence of extreme weather events poses a significant threat to agricultural production, food security, and sustainable economic development. Understanding farmers' adaptive responses to cope with these challenges is pivotal for informing and implementing effective climate resilience policies. This study utilizes the Spatial Precipitation Index (SPI) to assess rainfall patterns and applies fixed effects methods to analyze extreme rainfall shocks' impact on rural households, using panel data from China's 2006–2015 National Rural Fixed Point Survey. Below are the results. Firstly, both drought and rainstorm shocks negatively affect agricultural yield and income, highlighting farmers' vulnerability to extreme rainfall events. Secondly, farmers respond to these shocks by reallocating labor from agriculture to non-agricultural sectors or migrating to urban areas, with these labor mobility patterns typically being temporary. Thirdly, there's notable heterogeneity linked to household affluence. Less affluent rural households experienced more pronounced declines in yield and income, compelling higher migration rates. Collectively, our findings shed light on how Chinese rural households strategically adjust their labor decisions to respond to extreme rainfall shocks through inter-sectoral and inter-regional labor mobility.","container-title":"Science of The Total Environment","DOI":"10.1016/j.scitotenv.2024.170866","ISSN":"00489697","journalAbbreviation":"Science of The Total Environment","language":"en","page":"170866","source":"DOI.org (Crossref)","title":"Extreme rainfall, farmer vulnerability, and labor mobility—Evidence from rural China","volume":"918","author":[{"family":"Wang","given":"Heer"},{"family":"Chen","given":"Bo"},{"family":"Shen","given":"Xuhang"}],"issued":{"date-parts":[["2024",3]]}}}],"schema":"https://github.com/citation-style-language/schema/raw/master/csl-citation.json"} </w:instrText>
+      </w:r>
+      <w:r>
+        <w:rPr>
+          <w:rFonts w:eastAsia="宋体"/>
+          <w:lang w:eastAsia="zh-CN"/>
+        </w:rPr>
+        <w:fldChar w:fldCharType="separate"/>
+      </w:r>
+      <w:r>
+        <w:rPr>
+          <w:rFonts w:cs="Times New Roman"/>
+        </w:rPr>
+        <w:t>(Wang, Chen and Shen, 2024)</w:t>
+      </w:r>
+      <w:r>
+        <w:rPr>
+          <w:rFonts w:eastAsia="宋体"/>
+          <w:lang w:eastAsia="zh-CN"/>
+        </w:rPr>
+        <w:fldChar w:fldCharType="end"/>
+      </w:r>
+      <w:r>
+        <w:rPr>
+          <w:rFonts w:eastAsia="宋体" w:hint="eastAsia"/>
+          <w:lang w:eastAsia="zh-CN"/>
+        </w:rPr>
+        <w:t>.</w:t>
       </w:r>
     </w:p>
     <w:p>
       <w:pPr>
-        <w:numPr>
-          <w:ilvl w:val="0"/>
-          <w:numId w:val="32"/>
-        </w:numPr>
-        <w:rPr>
-          <w:rFonts w:eastAsia="宋体"/>
-          <w:lang w:val="en-GB" w:eastAsia="zh-CN"/>
-        </w:rPr>
-      </w:pPr>
-      <w:r>
-        <w:rPr>
-          <w:rFonts w:eastAsia="宋体"/>
-          <w:lang w:val="en-GB" w:eastAsia="zh-CN"/>
-        </w:rPr>
-        <w:t>农业依赖度高、灌溉设施稀缺、坡地多、土壤保水性差（</w:t>
-      </w:r>
-      <w:r>
-        <w:rPr>
-          <w:rFonts w:eastAsia="宋体"/>
-          <w:lang w:val="en-GB" w:eastAsia="zh-CN"/>
-        </w:rPr>
-        <w:t>Luo, 2019</w:t>
-      </w:r>
-      <w:r>
-        <w:rPr>
-          <w:rFonts w:eastAsia="宋体"/>
-          <w:lang w:val="en-GB" w:eastAsia="zh-CN"/>
-        </w:rPr>
-        <w:t>）；</w:t>
+        <w:rPr>
+          <w:rFonts w:eastAsia="宋体"/>
+          <w:lang w:eastAsia="zh-CN"/>
+        </w:rPr>
+      </w:pPr>
+      <w:r>
+        <w:rPr>
+          <w:rFonts w:eastAsia="宋体"/>
+          <w:lang w:eastAsia="zh-CN"/>
+        </w:rPr>
+        <w:t xml:space="preserve">In contrast, other structural subgroups—such as counties classified by population density or income levels—did not </w:t>
+      </w:r>
+      <w:r>
+        <w:rPr>
+          <w:rFonts w:eastAsia="宋体" w:hint="eastAsia"/>
+          <w:lang w:eastAsia="zh-CN"/>
+        </w:rPr>
+        <w:t>show</w:t>
+      </w:r>
+      <w:r>
+        <w:rPr>
+          <w:rFonts w:eastAsia="宋体"/>
+          <w:lang w:eastAsia="zh-CN"/>
+        </w:rPr>
+        <w:t xml:space="preserve"> statistically significant variation in migration response. This may reflect unobserved factors or structural similarities across counties. </w:t>
       </w:r>
     </w:p>
     <w:p>
       <w:pPr>
-        <w:numPr>
-          <w:ilvl w:val="0"/>
-          <w:numId w:val="32"/>
-        </w:numPr>
-        <w:rPr>
-          <w:rFonts w:eastAsia="宋体"/>
-          <w:lang w:val="en-GB" w:eastAsia="zh-CN"/>
-        </w:rPr>
-      </w:pPr>
-      <w:r>
-        <w:rPr>
-          <w:rFonts w:eastAsia="宋体"/>
-          <w:lang w:val="en-GB" w:eastAsia="zh-CN"/>
-        </w:rPr>
-        <w:t>生态脆弱区在干旱年更易出现</w:t>
-      </w:r>
-      <w:r>
-        <w:rPr>
-          <w:rFonts w:eastAsia="宋体"/>
-          <w:lang w:val="en-GB" w:eastAsia="zh-CN"/>
-        </w:rPr>
-        <w:t xml:space="preserve"> NDVI </w:t>
-      </w:r>
-      <w:r>
-        <w:rPr>
-          <w:rFonts w:eastAsia="宋体"/>
-          <w:lang w:val="en-GB" w:eastAsia="zh-CN"/>
-        </w:rPr>
-        <w:t>与产出骤降，从而触发迁移。</w:t>
-      </w:r>
-    </w:p>
-    <w:p>
-      <w:pPr>
-        <w:rPr>
-          <w:rFonts w:eastAsia="宋体"/>
-          <w:lang w:val="en-GB" w:eastAsia="zh-CN"/>
-        </w:rPr>
-      </w:pPr>
-      <w:r>
-        <w:rPr>
-          <w:rFonts w:eastAsia="宋体"/>
-          <w:lang w:val="en-GB" w:eastAsia="zh-CN"/>
-        </w:rPr>
-        <w:t xml:space="preserve">  </w:t>
-      </w:r>
-      <w:r>
-        <w:rPr>
-          <w:rFonts w:eastAsia="宋体"/>
-          <w:lang w:val="en-GB" w:eastAsia="zh-CN"/>
-        </w:rPr>
-        <w:t>其他结构变量（如人口密度、农村收入）未显著区分迁移响应，可能由于：</w:t>
-      </w:r>
-    </w:p>
-    <w:p>
-      <w:pPr>
-        <w:numPr>
-          <w:ilvl w:val="0"/>
-          <w:numId w:val="33"/>
-        </w:numPr>
-        <w:rPr>
-          <w:rFonts w:eastAsia="宋体"/>
-          <w:lang w:val="en-GB" w:eastAsia="zh-CN"/>
-        </w:rPr>
-      </w:pPr>
-      <w:r>
-        <w:rPr>
-          <w:rFonts w:eastAsia="宋体"/>
-          <w:lang w:val="en-GB" w:eastAsia="zh-CN"/>
-        </w:rPr>
-        <w:t>贵州内部县际差异有限（</w:t>
-      </w:r>
-      <w:r>
-        <w:rPr>
-          <w:rFonts w:eastAsia="宋体"/>
-          <w:lang w:val="en-GB" w:eastAsia="zh-CN"/>
-        </w:rPr>
-        <w:t>Huang, 2022</w:t>
-      </w:r>
-      <w:r>
-        <w:rPr>
-          <w:rFonts w:eastAsia="宋体"/>
-          <w:lang w:val="en-GB" w:eastAsia="zh-CN"/>
-        </w:rPr>
-        <w:t>）；</w:t>
-      </w:r>
-    </w:p>
-    <w:p>
-      <w:pPr>
-        <w:numPr>
-          <w:ilvl w:val="0"/>
-          <w:numId w:val="33"/>
-        </w:numPr>
-        <w:rPr>
-          <w:rFonts w:eastAsia="宋体"/>
-          <w:lang w:val="en-GB" w:eastAsia="zh-CN"/>
-        </w:rPr>
-      </w:pPr>
-      <w:r>
-        <w:rPr>
-          <w:rFonts w:eastAsia="宋体"/>
-          <w:lang w:val="en-GB" w:eastAsia="zh-CN"/>
-        </w:rPr>
-        <w:t>关键韧性变量（如机械化程度、灌溉覆盖率）未能纳入模型。</w:t>
-      </w:r>
-    </w:p>
-    <w:p>
-      <w:pPr>
         <w:rPr>
           <w:rFonts w:eastAsia="宋体" w:hint="eastAsia"/>
-          <w:lang w:val="en-GB" w:eastAsia="zh-CN"/>
-        </w:rPr>
-      </w:pPr>
-    </w:p>
-    <w:p>
-      <w:pPr>
-        <w:rPr>
-          <w:rFonts w:eastAsia="宋体"/>
-          <w:lang w:val="en-GB" w:eastAsia="zh-CN"/>
-        </w:rPr>
-      </w:pPr>
-      <w:r>
-        <w:rPr>
-          <w:rFonts w:eastAsia="宋体"/>
-          <w:lang w:val="en-GB" w:eastAsia="zh-CN"/>
-        </w:rPr>
-        <w:t>- Why high-altitude areas show stronger NDVI and migration responses:</w:t>
-      </w:r>
-    </w:p>
-    <w:p>
-      <w:pPr>
-        <w:rPr>
-          <w:rFonts w:eastAsia="宋体"/>
-          <w:lang w:val="en-GB" w:eastAsia="zh-CN"/>
-        </w:rPr>
-      </w:pPr>
-      <w:r>
-        <w:rPr>
-          <w:rFonts w:eastAsia="宋体"/>
-          <w:lang w:val="en-GB" w:eastAsia="zh-CN"/>
-        </w:rPr>
-        <w:t xml:space="preserve">    - Greater dependence on rain-fed agriculture, higher proportion of sloped farmland (Luo, 2019).</w:t>
-      </w:r>
-    </w:p>
-    <w:p>
-      <w:pPr>
-        <w:rPr>
-          <w:rFonts w:eastAsia="宋体"/>
-          <w:lang w:val="en-GB" w:eastAsia="zh-CN"/>
-        </w:rPr>
-      </w:pPr>
-      <w:r>
-        <w:rPr>
-          <w:rFonts w:eastAsia="宋体"/>
-          <w:lang w:val="en-GB" w:eastAsia="zh-CN"/>
-        </w:rPr>
-        <w:t xml:space="preserve">    - Limited irrigation infrastructure and poorer soil water retention.</w:t>
-      </w:r>
-    </w:p>
-    <w:p>
-      <w:pPr>
-        <w:rPr>
-          <w:rFonts w:eastAsia="宋体"/>
-          <w:lang w:val="en-GB" w:eastAsia="zh-CN"/>
-        </w:rPr>
-      </w:pPr>
-      <w:r>
-        <w:rPr>
-          <w:rFonts w:eastAsia="宋体"/>
-          <w:lang w:val="en-GB" w:eastAsia="zh-CN"/>
-        </w:rPr>
-        <w:t>- Why other socio-economic subgroup differences are not statistically significant:</w:t>
-      </w:r>
-    </w:p>
-    <w:p>
-      <w:pPr>
-        <w:rPr>
-          <w:rFonts w:eastAsia="宋体"/>
-          <w:lang w:val="en-GB" w:eastAsia="zh-CN"/>
-        </w:rPr>
-      </w:pPr>
-      <w:r>
-        <w:rPr>
-          <w:rFonts w:eastAsia="宋体"/>
-          <w:lang w:val="en-GB" w:eastAsia="zh-CN"/>
-        </w:rPr>
-        <w:t xml:space="preserve">    - Relatively small inter-county variation (Huang, 2012).</w:t>
-      </w:r>
-    </w:p>
-    <w:p>
-      <w:pPr>
-        <w:rPr>
-          <w:rFonts w:eastAsia="宋体"/>
-          <w:lang w:val="en-GB" w:eastAsia="zh-CN"/>
-        </w:rPr>
-      </w:pPr>
-      <w:r>
-        <w:rPr>
-          <w:rFonts w:eastAsia="宋体"/>
-          <w:lang w:val="en-GB" w:eastAsia="zh-CN"/>
-        </w:rPr>
-        <w:t xml:space="preserve">    - Lack of key variables differentiating resilience (e.g., irrigation rate, mechanisation level)</w:t>
+          <w:lang w:eastAsia="zh-CN"/>
+        </w:rPr>
+      </w:pPr>
+      <w:r>
+        <w:rPr>
+          <w:rFonts w:eastAsia="宋体" w:hint="eastAsia"/>
+          <w:lang w:eastAsia="zh-CN"/>
+        </w:rPr>
+        <w:t xml:space="preserve">Taken </w:t>
+      </w:r>
+      <w:r>
+        <w:rPr>
+          <w:rFonts w:eastAsia="宋体"/>
+          <w:lang w:eastAsia="zh-CN"/>
+        </w:rPr>
+        <w:t>together</w:t>
+      </w:r>
+      <w:r>
+        <w:rPr>
+          <w:rFonts w:eastAsia="宋体" w:hint="eastAsia"/>
+          <w:lang w:eastAsia="zh-CN"/>
+        </w:rPr>
+        <w:t xml:space="preserve">, </w:t>
+      </w:r>
+      <w:r>
+        <w:rPr>
+          <w:rFonts w:eastAsia="宋体"/>
+          <w:lang w:eastAsia="zh-CN"/>
+        </w:rPr>
+        <w:t>these</w:t>
+      </w:r>
+      <w:r>
+        <w:rPr>
+          <w:rFonts w:eastAsia="宋体"/>
+          <w:lang w:eastAsia="zh-CN"/>
+        </w:rPr>
+        <w:t xml:space="preserve"> findings suggest that migration responses to drought are more likely to emerge in ecologically vulnerable settings where both environmental exposure and livelihood dependence are high. However, the absence of significant effects in other structural subgroups points to possible unobserved constraints or omitted variables. These limitations, including structural homogeneity and missing resilience factors, are further discussed in Section </w:t>
+      </w:r>
+      <w:r>
+        <w:rPr>
+          <w:rFonts w:eastAsia="宋体"/>
+          <w:lang w:eastAsia="zh-CN"/>
+        </w:rPr>
+        <w:fldChar w:fldCharType="begin"/>
+      </w:r>
+      <w:r>
+        <w:rPr>
+          <w:rFonts w:eastAsia="宋体"/>
+          <w:lang w:eastAsia="zh-CN"/>
+        </w:rPr>
+        <w:instrText xml:space="preserve"> REF _Ref206510008 \r \h </w:instrText>
+      </w:r>
+      <w:r>
+        <w:rPr>
+          <w:rFonts w:eastAsia="宋体"/>
+          <w:lang w:eastAsia="zh-CN"/>
+        </w:rPr>
+      </w:r>
+      <w:r>
+        <w:rPr>
+          <w:rFonts w:eastAsia="宋体"/>
+          <w:lang w:eastAsia="zh-CN"/>
+        </w:rPr>
+        <w:fldChar w:fldCharType="separate"/>
+      </w:r>
+      <w:r>
+        <w:rPr>
+          <w:rFonts w:eastAsia="宋体"/>
+          <w:lang w:eastAsia="zh-CN"/>
+        </w:rPr>
+        <w:t>6.6</w:t>
+      </w:r>
+      <w:r>
+        <w:rPr>
+          <w:rFonts w:eastAsia="宋体"/>
+          <w:lang w:eastAsia="zh-CN"/>
+        </w:rPr>
+        <w:fldChar w:fldCharType="end"/>
+      </w:r>
+      <w:r>
+        <w:rPr>
+          <w:rFonts w:eastAsia="宋体"/>
+          <w:lang w:eastAsia="zh-CN"/>
+        </w:rPr>
+        <w:t>.</w:t>
       </w:r>
     </w:p>
     <w:p>
@@ -24094,435 +25927,659 @@
         </w:rPr>
         <w:t>Policy Implications</w:t>
       </w:r>
-      <w:r>
-        <w:rPr>
-          <w:rFonts w:eastAsia="宋体" w:hint="eastAsia"/>
-          <w:lang w:eastAsia="zh-CN"/>
-        </w:rPr>
-        <w:t xml:space="preserve"> (250-300 </w:t>
-      </w:r>
-      <w:r>
-        <w:t>words</w:t>
-      </w:r>
-      <w:r>
-        <w:rPr>
-          <w:rFonts w:eastAsia="宋体" w:hint="eastAsia"/>
-          <w:lang w:eastAsia="zh-CN"/>
-        </w:rPr>
-        <w:t>)</w:t>
-      </w:r>
       <w:bookmarkEnd w:id="393"/>
     </w:p>
     <w:p>
       <w:pPr>
-        <w:pStyle w:val="ae"/>
-        <w:numPr>
-          <w:ilvl w:val="0"/>
-          <w:numId w:val="9"/>
-        </w:numPr>
-        <w:spacing w:before="100" w:beforeAutospacing="1" w:after="100" w:afterAutospacing="1" w:line="240" w:lineRule="auto"/>
-        <w:jc w:val="left"/>
-        <w:rPr>
-          <w:rFonts w:eastAsia="Times New Roman" w:cs="Times New Roman"/>
-          <w:szCs w:val="24"/>
-          <w:lang w:val="en-GB" w:eastAsia="zh-CN"/>
-        </w:rPr>
-      </w:pPr>
-      <w:r>
-        <w:rPr>
-          <w:rFonts w:eastAsia="Times New Roman" w:hAnsi="Symbol" w:cs="Times New Roman"/>
-          <w:szCs w:val="24"/>
-          <w:lang w:val="en-GB" w:eastAsia="zh-CN"/>
-        </w:rPr>
-        <w:t></w:t>
-      </w:r>
-      <w:r>
-        <w:rPr>
-          <w:rFonts w:eastAsia="Times New Roman" w:cs="Times New Roman"/>
-          <w:szCs w:val="24"/>
-          <w:lang w:val="en-GB" w:eastAsia="zh-CN"/>
-        </w:rPr>
-        <w:t xml:space="preserve">  </w:t>
-      </w:r>
-      <w:r>
-        <w:rPr>
-          <w:rFonts w:ascii="宋体" w:eastAsia="宋体" w:hAnsi="宋体" w:cs="宋体"/>
-          <w:szCs w:val="24"/>
-          <w:lang w:val="en-GB" w:eastAsia="zh-CN"/>
-        </w:rPr>
-        <w:t>加</w:t>
-      </w:r>
-      <w:r>
-        <w:rPr>
-          <w:rFonts w:ascii="微软雅黑" w:eastAsia="微软雅黑" w:hAnsi="微软雅黑" w:cs="微软雅黑"/>
-          <w:szCs w:val="24"/>
-          <w:lang w:val="en-GB" w:eastAsia="zh-CN"/>
-        </w:rPr>
-        <w:t>强</w:t>
-      </w:r>
-      <w:r>
-        <w:rPr>
-          <w:rFonts w:ascii="MS Mincho" w:eastAsia="MS Mincho" w:hAnsi="MS Mincho" w:cs="MS Mincho"/>
-          <w:szCs w:val="24"/>
-          <w:lang w:val="en-GB" w:eastAsia="zh-CN"/>
-        </w:rPr>
-        <w:t>高海拔与生</w:t>
-      </w:r>
-      <w:r>
-        <w:rPr>
-          <w:rFonts w:ascii="微软雅黑" w:eastAsia="微软雅黑" w:hAnsi="微软雅黑" w:cs="微软雅黑"/>
-          <w:szCs w:val="24"/>
-          <w:lang w:val="en-GB" w:eastAsia="zh-CN"/>
-        </w:rPr>
-        <w:t>态</w:t>
-      </w:r>
-      <w:r>
-        <w:rPr>
-          <w:rFonts w:ascii="MS Mincho" w:eastAsia="MS Mincho" w:hAnsi="MS Mincho" w:cs="MS Mincho"/>
-          <w:szCs w:val="24"/>
-          <w:lang w:val="en-GB" w:eastAsia="zh-CN"/>
-        </w:rPr>
-        <w:t>脆弱地区的</w:t>
-      </w:r>
-      <w:r>
-        <w:rPr>
-          <w:rFonts w:ascii="微软雅黑" w:eastAsia="微软雅黑" w:hAnsi="微软雅黑" w:cs="微软雅黑"/>
-          <w:szCs w:val="24"/>
-          <w:lang w:val="en-GB" w:eastAsia="zh-CN"/>
-        </w:rPr>
-        <w:t>农业</w:t>
-      </w:r>
-      <w:r>
-        <w:rPr>
-          <w:rFonts w:ascii="MS Mincho" w:eastAsia="MS Mincho" w:hAnsi="MS Mincho" w:cs="MS Mincho"/>
-          <w:szCs w:val="24"/>
-          <w:lang w:val="en-GB" w:eastAsia="zh-CN"/>
-        </w:rPr>
-        <w:t>适</w:t>
-      </w:r>
-      <w:r>
-        <w:rPr>
-          <w:rFonts w:ascii="微软雅黑" w:eastAsia="微软雅黑" w:hAnsi="微软雅黑" w:cs="微软雅黑"/>
-          <w:szCs w:val="24"/>
-          <w:lang w:val="en-GB" w:eastAsia="zh-CN"/>
-        </w:rPr>
-        <w:t>应</w:t>
-      </w:r>
-      <w:r>
-        <w:rPr>
-          <w:rFonts w:ascii="MS Mincho" w:eastAsia="MS Mincho" w:hAnsi="MS Mincho" w:cs="MS Mincho"/>
-          <w:szCs w:val="24"/>
-          <w:lang w:val="en-GB" w:eastAsia="zh-CN"/>
-        </w:rPr>
-        <w:t>性建</w:t>
-      </w:r>
-      <w:r>
-        <w:rPr>
-          <w:rFonts w:ascii="微软雅黑" w:eastAsia="微软雅黑" w:hAnsi="微软雅黑" w:cs="微软雅黑"/>
-          <w:szCs w:val="24"/>
-          <w:lang w:val="en-GB" w:eastAsia="zh-CN"/>
-        </w:rPr>
-        <w:t>设</w:t>
-      </w:r>
-      <w:r>
-        <w:rPr>
-          <w:rFonts w:ascii="MS Mincho" w:eastAsia="MS Mincho" w:hAnsi="MS Mincho" w:cs="MS Mincho"/>
-          <w:szCs w:val="24"/>
-          <w:lang w:val="en-GB" w:eastAsia="zh-CN"/>
-        </w:rPr>
-        <w:t>：推广耐旱作物，普及</w:t>
-      </w:r>
-      <w:r>
-        <w:rPr>
-          <w:rFonts w:ascii="微软雅黑" w:eastAsia="微软雅黑" w:hAnsi="微软雅黑" w:cs="微软雅黑"/>
-          <w:szCs w:val="24"/>
-          <w:lang w:val="en-GB" w:eastAsia="zh-CN"/>
-        </w:rPr>
-        <w:t>节</w:t>
-      </w:r>
-      <w:r>
-        <w:rPr>
-          <w:rFonts w:ascii="MS Mincho" w:eastAsia="MS Mincho" w:hAnsi="MS Mincho" w:cs="MS Mincho"/>
-          <w:szCs w:val="24"/>
-          <w:lang w:val="en-GB" w:eastAsia="zh-CN"/>
-        </w:rPr>
-        <w:t>水灌</w:t>
-      </w:r>
-      <w:r>
-        <w:rPr>
-          <w:rFonts w:ascii="微软雅黑" w:eastAsia="微软雅黑" w:hAnsi="微软雅黑" w:cs="微软雅黑"/>
-          <w:szCs w:val="24"/>
-          <w:lang w:val="en-GB" w:eastAsia="zh-CN"/>
-        </w:rPr>
-        <w:t>溉</w:t>
-      </w:r>
-      <w:r>
-        <w:rPr>
-          <w:rFonts w:ascii="MS Mincho" w:eastAsia="MS Mincho" w:hAnsi="MS Mincho" w:cs="MS Mincho"/>
-          <w:szCs w:val="24"/>
-          <w:lang w:val="en-GB" w:eastAsia="zh-CN"/>
-        </w:rPr>
-        <w:t>，加</w:t>
-      </w:r>
-      <w:r>
-        <w:rPr>
-          <w:rFonts w:ascii="微软雅黑" w:eastAsia="微软雅黑" w:hAnsi="微软雅黑" w:cs="微软雅黑"/>
-          <w:szCs w:val="24"/>
-          <w:lang w:val="en-GB" w:eastAsia="zh-CN"/>
-        </w:rPr>
-        <w:t>强农</w:t>
-      </w:r>
-      <w:r>
-        <w:rPr>
-          <w:rFonts w:ascii="MS Mincho" w:eastAsia="MS Mincho" w:hAnsi="MS Mincho" w:cs="MS Mincho"/>
-          <w:szCs w:val="24"/>
-          <w:lang w:val="en-GB" w:eastAsia="zh-CN"/>
-        </w:rPr>
-        <w:t>技服</w:t>
-      </w:r>
-      <w:r>
-        <w:rPr>
-          <w:rFonts w:ascii="微软雅黑" w:eastAsia="微软雅黑" w:hAnsi="微软雅黑" w:cs="微软雅黑"/>
-          <w:szCs w:val="24"/>
-          <w:lang w:val="en-GB" w:eastAsia="zh-CN"/>
-        </w:rPr>
-        <w:t>务</w:t>
-      </w:r>
-      <w:r>
-        <w:rPr>
-          <w:rFonts w:ascii="宋体" w:eastAsia="宋体" w:hAnsi="宋体" w:cs="宋体"/>
-          <w:szCs w:val="24"/>
-          <w:lang w:val="en-GB" w:eastAsia="zh-CN"/>
-        </w:rPr>
-        <w:t>；</w:t>
+        <w:rPr>
+          <w:rFonts w:eastAsia="宋体" w:cs="Times New Roman"/>
+          <w:lang w:eastAsia="zh-CN"/>
+        </w:rPr>
+      </w:pPr>
+      <w:r>
+        <w:rPr>
+          <w:rFonts w:eastAsia="宋体" w:cs="Times New Roman"/>
+          <w:lang w:eastAsia="zh-CN"/>
+        </w:rPr>
+        <w:t>The findings of this study offer several implications for climate adaptation and migration governance in rural China, especially in ecologically fragile, high-altitude regions like Guizhou.</w:t>
       </w:r>
     </w:p>
     <w:p>
       <w:pPr>
-        <w:pStyle w:val="ae"/>
-        <w:numPr>
-          <w:ilvl w:val="0"/>
-          <w:numId w:val="9"/>
-        </w:numPr>
-        <w:spacing w:before="100" w:beforeAutospacing="1" w:after="100" w:afterAutospacing="1" w:line="240" w:lineRule="auto"/>
-        <w:jc w:val="left"/>
-        <w:rPr>
-          <w:rFonts w:eastAsia="Times New Roman" w:cs="Times New Roman"/>
-          <w:szCs w:val="24"/>
-          <w:lang w:val="en-GB" w:eastAsia="zh-CN"/>
-        </w:rPr>
-      </w:pPr>
-      <w:r>
-        <w:rPr>
-          <w:rFonts w:eastAsia="Times New Roman" w:hAnsi="Symbol" w:cs="Times New Roman"/>
-          <w:szCs w:val="24"/>
-          <w:lang w:val="en-GB" w:eastAsia="zh-CN"/>
-        </w:rPr>
-        <w:t></w:t>
-      </w:r>
-      <w:r>
-        <w:rPr>
-          <w:rFonts w:eastAsia="Times New Roman" w:cs="Times New Roman"/>
-          <w:szCs w:val="24"/>
-          <w:lang w:val="en-GB" w:eastAsia="zh-CN"/>
-        </w:rPr>
-        <w:t xml:space="preserve">  </w:t>
-      </w:r>
-      <w:r>
-        <w:rPr>
-          <w:rFonts w:ascii="宋体" w:eastAsia="宋体" w:hAnsi="宋体" w:cs="宋体"/>
-          <w:szCs w:val="24"/>
-          <w:lang w:val="en-GB" w:eastAsia="zh-CN"/>
-        </w:rPr>
-        <w:t>针对</w:t>
-      </w:r>
-      <w:r>
-        <w:rPr>
-          <w:rFonts w:eastAsia="Times New Roman" w:cs="Times New Roman"/>
-          <w:szCs w:val="24"/>
-          <w:lang w:val="en-GB" w:eastAsia="zh-CN"/>
-        </w:rPr>
-        <w:t>“</w:t>
-      </w:r>
-      <w:r>
-        <w:rPr>
-          <w:rFonts w:ascii="宋体" w:eastAsia="宋体" w:hAnsi="宋体" w:cs="宋体"/>
-          <w:szCs w:val="24"/>
-          <w:lang w:val="en-GB" w:eastAsia="zh-CN"/>
-        </w:rPr>
-        <w:t>边缘型农业县</w:t>
-      </w:r>
-      <w:r>
-        <w:rPr>
-          <w:rFonts w:eastAsia="Times New Roman" w:cs="Times New Roman"/>
-          <w:szCs w:val="24"/>
-          <w:lang w:val="en-GB" w:eastAsia="zh-CN"/>
-        </w:rPr>
-        <w:t>”</w:t>
-      </w:r>
-      <w:r>
-        <w:rPr>
-          <w:rFonts w:ascii="宋体" w:eastAsia="宋体" w:hAnsi="宋体" w:cs="宋体"/>
-          <w:szCs w:val="24"/>
-          <w:lang w:val="en-GB" w:eastAsia="zh-CN"/>
-        </w:rPr>
-        <w:t>制定迁移与再就业支持机制；</w:t>
+        <w:rPr>
+          <w:rFonts w:eastAsia="宋体" w:cs="Times New Roman"/>
+          <w:lang w:eastAsia="zh-CN"/>
+        </w:rPr>
+      </w:pPr>
+      <w:r>
+        <w:rPr>
+          <w:rFonts w:eastAsia="宋体" w:cs="Times New Roman"/>
+          <w:lang w:eastAsia="zh-CN"/>
+        </w:rPr>
+        <w:t>First, building agricultural resilience remains a priority. High-altitude counties—</w:t>
+      </w:r>
+      <w:proofErr w:type="spellStart"/>
+      <w:r>
+        <w:rPr>
+          <w:rFonts w:eastAsia="宋体" w:cs="Times New Roman"/>
+          <w:lang w:eastAsia="zh-CN"/>
+        </w:rPr>
+        <w:t>characterised</w:t>
+      </w:r>
+      <w:proofErr w:type="spellEnd"/>
+      <w:r>
+        <w:rPr>
+          <w:rFonts w:eastAsia="宋体" w:cs="Times New Roman"/>
+          <w:lang w:eastAsia="zh-CN"/>
+        </w:rPr>
+        <w:t xml:space="preserve"> by limited irrigation infrastructure and steep terrain—should be targeted for adaptive interventions such as drought-tolerant crops, water-saving irrigation systems, and enhanced agricultural extension services </w:t>
+      </w:r>
+      <w:r>
+        <w:rPr>
+          <w:rFonts w:eastAsia="宋体" w:cs="Times New Roman"/>
+          <w:lang w:eastAsia="zh-CN"/>
+        </w:rPr>
+        <w:fldChar w:fldCharType="begin"/>
+      </w:r>
+      <w:r>
+        <w:rPr>
+          <w:rFonts w:eastAsia="宋体" w:cs="Times New Roman"/>
+          <w:lang w:eastAsia="zh-CN"/>
+        </w:rPr>
+        <w:instrText xml:space="preserve"> ADDIN ZOTERO_ITEM CSL_CITATION {"citationID":"zKvqxJaH","properties":{"formattedCitation":"(Luo {\\i{}et al.}, 2019; Wang, Chen and Shen, 2024)","plainCitation":"(Luo et al., 2019; Wang, Chen and Shen, 2024)","noteIndex":0},"citationItems":[{"id":1071,"uris":["http://zotero.org/users/local/l0I20NHz/items/QNEFB52K"],"itemData":{"id":1071,"type":"article-journal","container-title":"Jilin Agriculture","DOI":"10.14025/j.cnki.jlny.2019.10.071","issue":"10","page":"108-112","title":"Spatio-temporal distribution and climatic background of agricultural drought in Guizhou Province","author":[{"family":"Luo","given":"Yang"},{"family":"Tian","given":"Mengqin"},{"family":"Wu","given":"Haoruo"},{"family":"Wang","given":"Chao"},{"family":"Zhang","given":"Jie"}],"issued":{"date-parts":[["2019"]]}}},{"id":914,"uris":["http://zotero.org/users/local/l0I20NHz/items/HFLWRT5Y"],"itemData":{"id":914,"type":"article-journal","abstract":"The recurrent occurrence of extreme weather events poses a significant threat to agricultural production, food security, and sustainable economic development. Understanding farmers' adaptive responses to cope with these challenges is pivotal for informing and implementing effective climate resilience policies. This study utilizes the Spatial Precipitation Index (SPI) to assess rainfall patterns and applies fixed effects methods to analyze extreme rainfall shocks' impact on rural households, using panel data from China's 2006–2015 National Rural Fixed Point Survey. Below are the results. Firstly, both drought and rainstorm shocks negatively affect agricultural yield and income, highlighting farmers' vulnerability to extreme rainfall events. Secondly, farmers respond to these shocks by reallocating labor from agriculture to non-agricultural sectors or migrating to urban areas, with these labor mobility patterns typically being temporary. Thirdly, there's notable heterogeneity linked to household affluence. Less affluent rural households experienced more pronounced declines in yield and income, compelling higher migration rates. Collectively, our findings shed light on how Chinese rural households strategically adjust their labor decisions to respond to extreme rainfall shocks through inter-sectoral and inter-regional labor mobility.","container-title":"Science of The Total Environment","DOI":"10.1016/j.scitotenv.2024.170866","ISSN":"00489697","journalAbbreviation":"Science of The Total Environment","language":"en","page":"170866","source":"DOI.org (Crossref)","title":"Extreme rainfall, farmer vulnerability, and labor mobility—Evidence from rural China","volume":"918","author":[{"family":"Wang","given":"Heer"},{"family":"Chen","given":"Bo"},{"family":"Shen","given":"Xuhang"}],"issued":{"date-parts":[["2024",3]]}}}],"schema":"https://github.com/citation-style-language/schema/raw/master/csl-citation.json"} </w:instrText>
+      </w:r>
+      <w:r>
+        <w:rPr>
+          <w:rFonts w:eastAsia="宋体" w:cs="Times New Roman"/>
+          <w:lang w:eastAsia="zh-CN"/>
+        </w:rPr>
+        <w:fldChar w:fldCharType="separate"/>
+      </w:r>
+      <w:r>
+        <w:rPr>
+          <w:rFonts w:cs="Times New Roman"/>
+        </w:rPr>
+        <w:t xml:space="preserve">(Luo </w:t>
+      </w:r>
+      <w:r>
+        <w:rPr>
+          <w:rFonts w:cs="Times New Roman"/>
+          <w:i/>
+          <w:iCs/>
+        </w:rPr>
+        <w:t>et al.</w:t>
+      </w:r>
+      <w:r>
+        <w:rPr>
+          <w:rFonts w:cs="Times New Roman"/>
+        </w:rPr>
+        <w:t>, 2019; Wang, Chen and Shen, 2024)</w:t>
+      </w:r>
+      <w:r>
+        <w:rPr>
+          <w:rFonts w:eastAsia="宋体" w:cs="Times New Roman"/>
+          <w:lang w:eastAsia="zh-CN"/>
+        </w:rPr>
+        <w:fldChar w:fldCharType="end"/>
+      </w:r>
+      <w:r>
+        <w:rPr>
+          <w:rFonts w:eastAsia="宋体" w:cs="Times New Roman"/>
+          <w:lang w:eastAsia="zh-CN"/>
+        </w:rPr>
+        <w:t xml:space="preserve">. These strategies are aligned with the </w:t>
+      </w:r>
+      <w:r>
+        <w:rPr>
+          <w:rFonts w:eastAsia="宋体" w:cs="Times New Roman"/>
+          <w:i/>
+          <w:iCs/>
+          <w:lang w:eastAsia="zh-CN"/>
+        </w:rPr>
+        <w:t>Guizhou Province 14th Five-Year Water Development Plan</w:t>
+      </w:r>
+      <w:r>
+        <w:rPr>
+          <w:rFonts w:eastAsia="宋体" w:cs="Times New Roman" w:hint="eastAsia"/>
+          <w:i/>
+          <w:iCs/>
+          <w:lang w:eastAsia="zh-CN"/>
+        </w:rPr>
+        <w:t xml:space="preserve"> </w:t>
+      </w:r>
+      <w:r>
+        <w:rPr>
+          <w:rFonts w:eastAsia="宋体" w:cs="Times New Roman"/>
+          <w:i/>
+          <w:iCs/>
+          <w:lang w:eastAsia="zh-CN"/>
+        </w:rPr>
+        <w:fldChar w:fldCharType="begin"/>
+      </w:r>
+      <w:r>
+        <w:rPr>
+          <w:rFonts w:eastAsia="宋体" w:cs="Times New Roman"/>
+          <w:i/>
+          <w:iCs/>
+          <w:lang w:eastAsia="zh-CN"/>
+        </w:rPr>
+        <w:instrText xml:space="preserve"> ADDIN ZOTERO_ITEM CSL_CITATION {"citationID":"dKlfpa3a","properties":{"formattedCitation":"(2021)","plainCitation":"(2021)","noteIndex":0},"citationItems":[{"id":1143,"uris":["http://zotero.org/users/local/l0I20NHz/items/89GHWB5I"],"itemData":{"id":1143,"type":"document","note":"publisher-place: Guiyang, China\nPublished: Government Planning Document","title":"The 14th Five-Year Plan for Water Conservancy Development of Guizhou Province","author":[{"literal":"People's Government of Guizhou Province"}],"issued":{"date-parts":[["2021"]]}},"suppress-author":true}],"schema":"https://github.com/citation-style-language/schema/raw/master/csl-citation.json"} </w:instrText>
+      </w:r>
+      <w:r>
+        <w:rPr>
+          <w:rFonts w:eastAsia="宋体" w:cs="Times New Roman"/>
+          <w:i/>
+          <w:iCs/>
+          <w:lang w:eastAsia="zh-CN"/>
+        </w:rPr>
+        <w:fldChar w:fldCharType="separate"/>
+      </w:r>
+      <w:r>
+        <w:rPr>
+          <w:rFonts w:cs="Times New Roman"/>
+        </w:rPr>
+        <w:t>(2021)</w:t>
+      </w:r>
+      <w:r>
+        <w:rPr>
+          <w:rFonts w:eastAsia="宋体" w:cs="Times New Roman"/>
+          <w:i/>
+          <w:iCs/>
+          <w:lang w:eastAsia="zh-CN"/>
+        </w:rPr>
+        <w:fldChar w:fldCharType="end"/>
+      </w:r>
+      <w:r>
+        <w:rPr>
+          <w:rFonts w:eastAsia="宋体" w:cs="Times New Roman"/>
+          <w:lang w:eastAsia="zh-CN"/>
+        </w:rPr>
+        <w:t xml:space="preserve">, which </w:t>
+      </w:r>
+      <w:proofErr w:type="spellStart"/>
+      <w:r>
+        <w:rPr>
+          <w:rFonts w:eastAsia="宋体" w:cs="Times New Roman"/>
+          <w:lang w:eastAsia="zh-CN"/>
+        </w:rPr>
+        <w:t>emphasises</w:t>
+      </w:r>
+      <w:proofErr w:type="spellEnd"/>
+      <w:r>
+        <w:rPr>
+          <w:rFonts w:eastAsia="宋体" w:cs="Times New Roman"/>
+          <w:lang w:eastAsia="zh-CN"/>
+        </w:rPr>
+        <w:t xml:space="preserve"> slope-to-terrace conversion and small watershed management to improve water conservation and reduce vulnerability to drought. In parallel, </w:t>
+      </w:r>
+      <w:r>
+        <w:rPr>
+          <w:rFonts w:eastAsia="宋体" w:cs="Times New Roman"/>
+          <w:i/>
+          <w:iCs/>
+          <w:lang w:eastAsia="zh-CN"/>
+        </w:rPr>
+        <w:t>China's Modern Agricultural Technology System</w:t>
+      </w:r>
+      <w:r>
+        <w:rPr>
+          <w:rFonts w:eastAsia="宋体" w:cs="Times New Roman"/>
+          <w:i/>
+          <w:iCs/>
+          <w:lang w:eastAsia="zh-CN"/>
+        </w:rPr>
+        <w:fldChar w:fldCharType="begin"/>
+      </w:r>
+      <w:r>
+        <w:rPr>
+          <w:rFonts w:eastAsia="宋体" w:cs="Times New Roman"/>
+          <w:i/>
+          <w:iCs/>
+          <w:lang w:eastAsia="zh-CN"/>
+        </w:rPr>
+        <w:instrText xml:space="preserve"> ADDIN ZOTERO_ITEM CSL_CITATION {"citationID":"6Y7roRQA","properties":{"formattedCitation":"(2021)","plainCitation":"(2021)","noteIndex":0},"citationItems":[{"id":1145,"uris":["http://zotero.org/users/local/l0I20NHz/items/6X83NCLL"],"itemData":{"id":1145,"type":"document","note":"publisher-place: Beijing, China\nPublished: Government Regulation","title":"Administrative Measures for the Construction of Modern Agricultural Industry Technology System","author":[{"literal":"Ministry of Agriculture and Rural Affairs of the People's Republic of China and Ministry of Finance of the People's Republic of China"}],"issued":{"date-parts":[["2021"]]}},"suppress-author":true}],"schema":"https://github.com/citation-style-language/schema/raw/master/csl-citation.json"} </w:instrText>
+      </w:r>
+      <w:r>
+        <w:rPr>
+          <w:rFonts w:eastAsia="宋体" w:cs="Times New Roman"/>
+          <w:i/>
+          <w:iCs/>
+          <w:lang w:eastAsia="zh-CN"/>
+        </w:rPr>
+        <w:fldChar w:fldCharType="separate"/>
+      </w:r>
+      <w:r>
+        <w:rPr>
+          <w:rFonts w:eastAsia="宋体" w:cs="Times New Roman" w:hint="eastAsia"/>
+          <w:i/>
+          <w:iCs/>
+          <w:lang w:eastAsia="zh-CN"/>
+        </w:rPr>
+        <w:t xml:space="preserve"> </w:t>
+      </w:r>
+      <w:r>
+        <w:rPr>
+          <w:rFonts w:cs="Times New Roman"/>
+        </w:rPr>
+        <w:t>(2021)</w:t>
+      </w:r>
+      <w:r>
+        <w:rPr>
+          <w:rFonts w:eastAsia="宋体" w:cs="Times New Roman"/>
+          <w:i/>
+          <w:iCs/>
+          <w:lang w:eastAsia="zh-CN"/>
+        </w:rPr>
+        <w:fldChar w:fldCharType="end"/>
+      </w:r>
+      <w:r>
+        <w:rPr>
+          <w:rFonts w:eastAsia="宋体" w:cs="Times New Roman"/>
+          <w:lang w:eastAsia="zh-CN"/>
+        </w:rPr>
+        <w:t xml:space="preserve"> promotes </w:t>
+      </w:r>
+      <w:r>
+        <w:rPr>
+          <w:rFonts w:eastAsia="宋体" w:cs="Times New Roman"/>
+          <w:lang w:eastAsia="zh-CN"/>
+        </w:rPr>
+        <w:lastRenderedPageBreak/>
+        <w:t>the integration of science, education, and outreach to equip farmers with climate-adaptive practices</w:t>
+      </w:r>
+      <w:r>
+        <w:rPr>
+          <w:rFonts w:eastAsia="宋体" w:cs="Times New Roman" w:hint="eastAsia"/>
+          <w:lang w:eastAsia="zh-CN"/>
+        </w:rPr>
+        <w:t>.</w:t>
       </w:r>
     </w:p>
     <w:p>
       <w:pPr>
-        <w:pStyle w:val="ae"/>
-        <w:numPr>
-          <w:ilvl w:val="0"/>
-          <w:numId w:val="9"/>
-        </w:numPr>
-        <w:spacing w:before="100" w:beforeAutospacing="1" w:after="100" w:afterAutospacing="1" w:line="240" w:lineRule="auto"/>
-        <w:jc w:val="left"/>
-        <w:rPr>
-          <w:rFonts w:eastAsia="Times New Roman" w:cs="Times New Roman"/>
-          <w:szCs w:val="24"/>
-          <w:lang w:val="en-GB" w:eastAsia="zh-CN"/>
-        </w:rPr>
-      </w:pPr>
-      <w:r>
-        <w:rPr>
-          <w:rFonts w:eastAsia="Times New Roman" w:hAnsi="Symbol" w:cs="Times New Roman"/>
-          <w:szCs w:val="24"/>
-          <w:lang w:val="en-GB" w:eastAsia="zh-CN"/>
-        </w:rPr>
-        <w:t></w:t>
-      </w:r>
-      <w:r>
-        <w:rPr>
-          <w:rFonts w:eastAsia="Times New Roman" w:cs="Times New Roman"/>
-          <w:szCs w:val="24"/>
-          <w:lang w:val="en-GB" w:eastAsia="zh-CN"/>
-        </w:rPr>
-        <w:t xml:space="preserve">  </w:t>
-      </w:r>
-      <w:r>
-        <w:rPr>
-          <w:rFonts w:ascii="宋体" w:eastAsia="宋体" w:hAnsi="宋体" w:cs="宋体"/>
-          <w:b/>
-          <w:bCs/>
-          <w:szCs w:val="24"/>
-          <w:lang w:val="en-GB" w:eastAsia="zh-CN"/>
-        </w:rPr>
-        <w:t>完善短期</w:t>
-      </w:r>
-      <w:r>
-        <w:rPr>
-          <w:rFonts w:eastAsia="Times New Roman" w:cs="Times New Roman"/>
-          <w:b/>
-          <w:bCs/>
-          <w:szCs w:val="24"/>
-          <w:lang w:val="en-GB" w:eastAsia="zh-CN"/>
-        </w:rPr>
-        <w:t>/</w:t>
-      </w:r>
-      <w:r>
-        <w:rPr>
-          <w:rFonts w:ascii="宋体" w:eastAsia="宋体" w:hAnsi="宋体" w:cs="宋体"/>
-          <w:b/>
-          <w:bCs/>
-          <w:szCs w:val="24"/>
-          <w:lang w:val="en-GB" w:eastAsia="zh-CN"/>
-        </w:rPr>
-        <w:t>季节性迁移的监测体系</w:t>
-      </w:r>
-      <w:r>
-        <w:rPr>
-          <w:rFonts w:ascii="宋体" w:eastAsia="宋体" w:hAnsi="宋体" w:cs="宋体"/>
-          <w:szCs w:val="24"/>
-          <w:lang w:val="en-GB" w:eastAsia="zh-CN"/>
-        </w:rPr>
-        <w:t>，如结合手机信令、用电数据、临时户籍流动；</w:t>
+        <w:rPr>
+          <w:rFonts w:eastAsia="宋体" w:cs="Times New Roman"/>
+          <w:lang w:eastAsia="zh-CN"/>
+        </w:rPr>
+      </w:pPr>
+      <w:r>
+        <w:rPr>
+          <w:rFonts w:eastAsia="宋体" w:cs="Times New Roman"/>
+          <w:lang w:eastAsia="zh-CN"/>
+        </w:rPr>
+        <w:t xml:space="preserve">Second, for counties with persistently low agricultural productivity, proactive </w:t>
+      </w:r>
+      <w:proofErr w:type="spellStart"/>
+      <w:r>
+        <w:rPr>
+          <w:rFonts w:eastAsia="宋体" w:cs="Times New Roman"/>
+          <w:lang w:eastAsia="zh-CN"/>
+        </w:rPr>
+        <w:t>labour</w:t>
+      </w:r>
+      <w:proofErr w:type="spellEnd"/>
+      <w:r>
+        <w:rPr>
+          <w:rFonts w:eastAsia="宋体" w:cs="Times New Roman"/>
+          <w:lang w:eastAsia="zh-CN"/>
+        </w:rPr>
+        <w:t xml:space="preserve"> mobility strategies are needed. Rural migrants from these "marginal agricultural zones" should receive targeted vocational training and relocation support, ensuring they are not trapped in structurally unviable livelihoods </w:t>
+      </w:r>
+      <w:r>
+        <w:rPr>
+          <w:rFonts w:eastAsia="宋体" w:cs="Times New Roman"/>
+          <w:lang w:eastAsia="zh-CN"/>
+        </w:rPr>
+        <w:fldChar w:fldCharType="begin"/>
+      </w:r>
+      <w:r>
+        <w:rPr>
+          <w:rFonts w:eastAsia="宋体" w:cs="Times New Roman"/>
+          <w:lang w:eastAsia="zh-CN"/>
+        </w:rPr>
+        <w:instrText xml:space="preserve"> ADDIN ZOTERO_ITEM CSL_CITATION {"citationID":"VNiQw8d3","properties":{"formattedCitation":"({\\i{}The State of Food and Agriculture 2021: Making Agrifood Systems More Resilient to Shocks and Stresses}, 2021)","plainCitation":"(The State of Food and Agriculture 2021: Making Agrifood Systems More Resilient to Shocks and Stresses, 2021)","noteIndex":0},"citationItems":[{"id":1052,"uris":["http://zotero.org/users/local/l0I20NHz/items/43IGAZH7"],"itemData":{"id":1052,"type":"book","abstract":"The COVID-19 pandemic exposed the vulnerability of agri-food systems to shocks and stresses and led to increased global food insecurity and malnutrition. Action is needed to make agri-food systems more resilient, efficient, sustainable and inclusive. The State of Food and Agriculture 2021 presents country-level indicators of the resilience of agri-food systems. The indicators measure the robustness of primary production and food availability, as well as physical and economic access to food. They can thus help assess the capacity of national agri-food systems to absorb shocks and stresses, a key aspect of resilience. The report analyses the vulnerabilities of food supply chains and how rural households cope with risks and shocks. It discusses options to minimize trade-offs that building resilience may have with efficiency and inclusivity. The aim is to offer guidance on policies to enhance food supply chain resilience, support livelihoods in the agri-food system and, in the face of disruption, ensure sustainable access to sufficient, safe and nutritious food to all","event-place":"S.l.","ISBN":"978-92-5-134330-2","language":"en","note":"OCLC: 1476307528","publisher":"Food and Agriculture Organization of the United Nations","publisher-place":"S.l.","source":"Open WorldCat","title":"The State of Food and Agriculture 2021: Making Agrifood Systems More Resilient to Shocks and Stresses","title-short":"The State of Food and Agriculture 2021","issued":{"date-parts":[["2021"]]}}}],"schema":"https://github.com/citation-style-language/schema/raw/master/csl-citation.json"} </w:instrText>
+      </w:r>
+      <w:r>
+        <w:rPr>
+          <w:rFonts w:eastAsia="宋体" w:cs="Times New Roman"/>
+          <w:lang w:eastAsia="zh-CN"/>
+        </w:rPr>
+        <w:fldChar w:fldCharType="separate"/>
+      </w:r>
+      <w:r>
+        <w:rPr>
+          <w:rFonts w:cs="Times New Roman"/>
+        </w:rPr>
+        <w:t>(</w:t>
+      </w:r>
+      <w:r>
+        <w:rPr>
+          <w:rFonts w:cs="Times New Roman"/>
+          <w:i/>
+          <w:iCs/>
+        </w:rPr>
+        <w:t>The State of Food and Agriculture 2021: Making Agrifood Systems More Resilient to Shocks and Stresses</w:t>
+      </w:r>
+      <w:r>
+        <w:rPr>
+          <w:rFonts w:cs="Times New Roman"/>
+        </w:rPr>
+        <w:t>, 2021)</w:t>
+      </w:r>
+      <w:r>
+        <w:rPr>
+          <w:rFonts w:eastAsia="宋体" w:cs="Times New Roman"/>
+          <w:lang w:eastAsia="zh-CN"/>
+        </w:rPr>
+        <w:fldChar w:fldCharType="end"/>
+      </w:r>
+      <w:r>
+        <w:rPr>
+          <w:rFonts w:eastAsia="宋体" w:cs="Times New Roman" w:hint="eastAsia"/>
+          <w:lang w:eastAsia="zh-CN"/>
+        </w:rPr>
+        <w:t xml:space="preserve">. </w:t>
+      </w:r>
+      <w:proofErr w:type="spellStart"/>
+      <w:r>
+        <w:rPr>
+          <w:rFonts w:eastAsia="宋体" w:cs="Times New Roman"/>
+          <w:lang w:eastAsia="zh-CN"/>
+        </w:rPr>
+        <w:t>Programmes</w:t>
+      </w:r>
+      <w:proofErr w:type="spellEnd"/>
+      <w:r>
+        <w:rPr>
+          <w:rFonts w:eastAsia="宋体" w:cs="Times New Roman"/>
+          <w:lang w:eastAsia="zh-CN"/>
+        </w:rPr>
+        <w:t xml:space="preserve"> such as temporary employment schemes, previously used during the 2010 drought </w:t>
+      </w:r>
+      <w:r>
+        <w:rPr>
+          <w:rFonts w:eastAsia="宋体" w:cs="Times New Roman"/>
+          <w:lang w:eastAsia="zh-CN"/>
+        </w:rPr>
+        <w:fldChar w:fldCharType="begin"/>
+      </w:r>
+      <w:r>
+        <w:rPr>
+          <w:rFonts w:eastAsia="宋体" w:cs="Times New Roman"/>
+          <w:lang w:eastAsia="zh-CN"/>
+        </w:rPr>
+        <w:instrText xml:space="preserve"> ADDIN ZOTERO_ITEM CSL_CITATION {"citationID":"8pkegvuh","properties":{"formattedCitation":"(Yun, Jun and Hong, 2012)","plainCitation":"(Yun, Jun and Hong, 2012)","noteIndex":0},"citationItems":[{"id":990,"uris":["http://zotero.org/users/local/l0I20NHz/items/HMDVFSQB"],"itemData":{"id":990,"type":"article-journal","abstract":"Studies carried out on the drought process, which can be classed as a gradual disaster, can help us to understand the disaster mechanism and offer strategies for disaster prevention. This paper uses the example of the drought in the Qianxi’nan Prefecture of Guizhou Province from July 2009 to May 2010. Data have been collected from government gazetteers, meteorological monitoring data, and ﬁeld surveys to build up a sequence of meteorological drought indices. The categorization of the victims’ perception of drought impact, and the stages of drought responses of different subjects (government, social organizations, and the public), has also been examined by the same way. By contrasting the differences between the metrological drought indices, and victims’ perception of drought impact, researchers explored the drought cognition features of victims, social response features, and dynamic relationships between drought development and social responses. The results were as follows: The drought evolution process could be divided into 6 phases, and victims’ perception of drought impact could be divided into 7 phases. They were consistent in time period, and the victims’ perception of drought was subjective and based on their direct experiences. Their response has the characteristics of long term and concentration on a time. The responses of government and social organizations obviously fell behind those of victims, but they were effective and intensive in both timescale and effort. As the drought developed, responses shifted from individual to social responses and from practical to economic, political, and technological responses. On the basis of the results, the author has suggested methods of preparing stakeholders against possible drought risks.","container-title":"Natural Hazards","DOI":"10.1007/s11069-012-0274-6","ISSN":"0921-030X, 1573-0840","issue":"1","journalAbbreviation":"Nat Hazards","language":"en","license":"http://www.springer.com/tdm","page":"839-851","source":"DOI.org (Crossref)","title":"Social perception and response to the drought process: a case study of the drought during 2009–2010 in the Qianxi’nan Prefecture of Guizhou Province","title-short":"Social perception and response to the drought process","volume":"64","author":[{"family":"Yun","given":"Su"},{"family":"Jun","given":"Yin"},{"family":"Hong","given":"Shen"}],"issued":{"date-parts":[["2012",10]]}}}],"schema":"https://github.com/citation-style-language/schema/raw/master/csl-citation.json"} </w:instrText>
+      </w:r>
+      <w:r>
+        <w:rPr>
+          <w:rFonts w:eastAsia="宋体" w:cs="Times New Roman"/>
+          <w:lang w:eastAsia="zh-CN"/>
+        </w:rPr>
+        <w:fldChar w:fldCharType="separate"/>
+      </w:r>
+      <w:r>
+        <w:rPr>
+          <w:rFonts w:cs="Times New Roman"/>
+        </w:rPr>
+        <w:t>(Yun, Jun and Hong, 2012)</w:t>
+      </w:r>
+      <w:r>
+        <w:rPr>
+          <w:rFonts w:eastAsia="宋体" w:cs="Times New Roman"/>
+          <w:lang w:eastAsia="zh-CN"/>
+        </w:rPr>
+        <w:fldChar w:fldCharType="end"/>
+      </w:r>
+      <w:r>
+        <w:rPr>
+          <w:rFonts w:eastAsia="宋体" w:cs="Times New Roman"/>
+          <w:lang w:eastAsia="zh-CN"/>
+        </w:rPr>
+        <w:t xml:space="preserve">, could be </w:t>
+      </w:r>
+      <w:proofErr w:type="spellStart"/>
+      <w:r>
+        <w:rPr>
+          <w:rFonts w:eastAsia="宋体" w:cs="Times New Roman"/>
+          <w:lang w:eastAsia="zh-CN"/>
+        </w:rPr>
+        <w:t>formalised</w:t>
+      </w:r>
+      <w:proofErr w:type="spellEnd"/>
+      <w:r>
+        <w:rPr>
+          <w:rFonts w:eastAsia="宋体" w:cs="Times New Roman"/>
+          <w:lang w:eastAsia="zh-CN"/>
+        </w:rPr>
+        <w:t xml:space="preserve"> and scaled up.</w:t>
       </w:r>
     </w:p>
     <w:p>
       <w:pPr>
-        <w:pStyle w:val="ae"/>
-        <w:numPr>
-          <w:ilvl w:val="0"/>
-          <w:numId w:val="9"/>
-        </w:numPr>
-        <w:spacing w:before="100" w:beforeAutospacing="1" w:after="100" w:afterAutospacing="1" w:line="240" w:lineRule="auto"/>
-        <w:jc w:val="left"/>
-        <w:rPr>
-          <w:rFonts w:eastAsia="Times New Roman" w:cs="Times New Roman" w:hint="eastAsia"/>
-          <w:szCs w:val="24"/>
-          <w:lang w:val="en-GB" w:eastAsia="zh-CN"/>
-        </w:rPr>
-      </w:pPr>
-      <w:r>
-        <w:rPr>
-          <w:rFonts w:eastAsia="Times New Roman" w:hAnsi="Symbol" w:cs="Times New Roman"/>
-          <w:szCs w:val="24"/>
-          <w:lang w:val="en-GB" w:eastAsia="zh-CN"/>
-        </w:rPr>
-        <w:t></w:t>
-      </w:r>
-      <w:r>
-        <w:rPr>
-          <w:rFonts w:eastAsia="Times New Roman" w:cs="Times New Roman"/>
-          <w:szCs w:val="24"/>
-          <w:lang w:val="en-GB" w:eastAsia="zh-CN"/>
-        </w:rPr>
-        <w:t xml:space="preserve">  </w:t>
-      </w:r>
-      <w:r>
-        <w:rPr>
-          <w:rFonts w:ascii="宋体" w:eastAsia="宋体" w:hAnsi="宋体" w:cs="宋体"/>
-          <w:szCs w:val="24"/>
-          <w:lang w:val="en-GB" w:eastAsia="zh-CN"/>
-        </w:rPr>
-        <w:t>强化跨区域劳动力对接机制，使受灾地区劳力能在更短路径内实现就业转移。</w:t>
+        <w:rPr>
+          <w:rFonts w:eastAsia="宋体" w:cs="Times New Roman"/>
+          <w:lang w:eastAsia="zh-CN"/>
+        </w:rPr>
+      </w:pPr>
+      <w:r>
+        <w:rPr>
+          <w:rFonts w:eastAsia="宋体" w:cs="Times New Roman"/>
+          <w:lang w:eastAsia="zh-CN"/>
+        </w:rPr>
+        <w:t xml:space="preserve">Third, migration monitoring needs to evolve. Current migration statistics fail to capture short-term or seasonal movements, which are often central to adaptation. Combining mobile signal data, electricity consumption patterns, and temporary registration records may help identify emerging mobility trends </w:t>
+      </w:r>
+      <w:r>
+        <w:rPr>
+          <w:rFonts w:eastAsia="宋体" w:cs="Times New Roman"/>
+          <w:lang w:eastAsia="zh-CN"/>
+        </w:rPr>
+        <w:fldChar w:fldCharType="begin"/>
+      </w:r>
+      <w:r>
+        <w:rPr>
+          <w:rFonts w:eastAsia="宋体" w:cs="Times New Roman"/>
+          <w:lang w:eastAsia="zh-CN"/>
+        </w:rPr>
+        <w:instrText xml:space="preserve"> ADDIN ZOTERO_ITEM CSL_CITATION {"citationID":"jl9y49rq","properties":{"formattedCitation":"(Lu and Xia, 2016; Wang, Chen and Shen, 2024)","plainCitation":"(Lu and Xia, 2016; Wang, Chen and Shen, 2024)","noteIndex":0},"citationItems":[{"id":1058,"uris":["http://zotero.org/users/local/l0I20NHz/items/XA6HXMTF"],"itemData":{"id":1058,"type":"article-journal","abstract":"This report summarizes the characteristics of migration in the People’s Republic of China (PRC) after its reforms and opening up. Rapid urbanization in the PRC has resulted from recent decades of intense rural–urban migration. The scale of migration increased rapidly and long-term migration is the main characteristic. The population characteristics of migration are determined not only by a personal decision, but also a joint decision within households to send members with comparative advantages in manufacturing and services, usually male and young, to work in cities. Coastal regions where manufacturing and services are better developed, especially big cities, are the major destinations. The aspiration for higher-income and better job opportunities is the major force that drives migration, while public services and urban amenities also partly account for population flows. However, in the PRC, there are still major institutional barriers—especially the hukou system and related segmentation in the urban labor market, social security, and public services access—that hinder rural–urban and interregional migration. Facing the challenges of fast urbanization and growing urban diseases, local governments still rely on the current system to control the population flow into large cities. Controlling population growth by discriminative policies will lead to more social problems. Policy makers should reconsider the way to achieve efficient and harmonious urbanization by shifting to more pro-market policies and reducing the migration costs embedded in institutional constraints.","language":"en","source":"Zotero","title":"Migration in the People’s Republic of China","author":[{"family":"Lu","given":"Ming"},{"family":"Xia","given":"Yiran"}],"issued":{"date-parts":[["2016",9]]}}},{"id":914,"uris":["http://zotero.org/users/local/l0I20NHz/items/HFLWRT5Y"],"itemData":{"id":914,"type":"article-journal","abstract":"The recurrent occurrence of extreme weather events poses a significant threat to agricultural production, food security, and sustainable economic development. Understanding farmers' adaptive responses to cope with these challenges is pivotal for informing and implementing effective climate resilience policies. This study utilizes the Spatial Precipitation Index (SPI) to assess rainfall patterns and applies fixed effects methods to analyze extreme rainfall shocks' impact on rural households, using panel data from China's 2006–2015 National Rural Fixed Point Survey. Below are the results. Firstly, both drought and rainstorm shocks negatively affect agricultural yield and income, highlighting farmers' vulnerability to extreme rainfall events. Secondly, farmers respond to these shocks by reallocating labor from agriculture to non-agricultural sectors or migrating to urban areas, with these labor mobility patterns typically being temporary. Thirdly, there's notable heterogeneity linked to household affluence. Less affluent rural households experienced more pronounced declines in yield and income, compelling higher migration rates. Collectively, our findings shed light on how Chinese rural households strategically adjust their labor decisions to respond to extreme rainfall shocks through inter-sectoral and inter-regional labor mobility.","container-title":"Science of The Total Environment","DOI":"10.1016/j.scitotenv.2024.170866","ISSN":"00489697","journalAbbreviation":"Science of The Total Environment","language":"en","page":"170866","source":"DOI.org (Crossref)","title":"Extreme rainfall, farmer vulnerability, and labor mobility—Evidence from rural China","volume":"918","author":[{"family":"Wang","given":"Heer"},{"family":"Chen","given":"Bo"},{"family":"Shen","given":"Xuhang"}],"issued":{"date-parts":[["2024",3]]}}}],"schema":"https://github.com/citation-style-language/schema/raw/master/csl-citation.json"} </w:instrText>
+      </w:r>
+      <w:r>
+        <w:rPr>
+          <w:rFonts w:eastAsia="宋体" w:cs="Times New Roman"/>
+          <w:lang w:eastAsia="zh-CN"/>
+        </w:rPr>
+        <w:fldChar w:fldCharType="separate"/>
+      </w:r>
+      <w:r>
+        <w:rPr>
+          <w:rFonts w:cs="Times New Roman"/>
+        </w:rPr>
+        <w:t>(Lu and Xia, 2016; Wang, Chen and Shen, 2024)</w:t>
+      </w:r>
+      <w:r>
+        <w:rPr>
+          <w:rFonts w:eastAsia="宋体" w:cs="Times New Roman"/>
+          <w:lang w:eastAsia="zh-CN"/>
+        </w:rPr>
+        <w:fldChar w:fldCharType="end"/>
+      </w:r>
+      <w:r>
+        <w:rPr>
+          <w:rFonts w:eastAsia="宋体" w:cs="Times New Roman" w:hint="eastAsia"/>
+          <w:lang w:eastAsia="zh-CN"/>
+        </w:rPr>
+        <w:t>.</w:t>
       </w:r>
     </w:p>
     <w:p>
       <w:pPr>
         <w:rPr>
-          <w:rFonts w:eastAsia="宋体"/>
-          <w:lang w:val="en-GB" w:eastAsia="zh-CN"/>
-        </w:rPr>
-      </w:pPr>
-      <w:r>
-        <w:rPr>
-          <w:rFonts w:eastAsia="宋体"/>
-          <w:lang w:val="en-GB" w:eastAsia="zh-CN"/>
-        </w:rPr>
-        <w:t>- Strengthen agricultural resilience: drought-tolerant crops, water-saving irrigation, agricultural extension services.</w:t>
+          <w:rFonts w:eastAsia="宋体" w:cs="Times New Roman"/>
+          <w:lang w:eastAsia="zh-CN"/>
+        </w:rPr>
+      </w:pPr>
+      <w:r>
+        <w:rPr>
+          <w:rFonts w:eastAsia="宋体" w:cs="Times New Roman"/>
+          <w:lang w:eastAsia="zh-CN"/>
+        </w:rPr>
+        <w:t xml:space="preserve">Finally, cross-regional </w:t>
+      </w:r>
+      <w:proofErr w:type="spellStart"/>
+      <w:r>
+        <w:rPr>
+          <w:rFonts w:eastAsia="宋体" w:cs="Times New Roman"/>
+          <w:lang w:eastAsia="zh-CN"/>
+        </w:rPr>
+        <w:t>labour</w:t>
+      </w:r>
+      <w:proofErr w:type="spellEnd"/>
+      <w:r>
+        <w:rPr>
+          <w:rFonts w:eastAsia="宋体" w:cs="Times New Roman"/>
+          <w:lang w:eastAsia="zh-CN"/>
+        </w:rPr>
+        <w:t xml:space="preserve"> coordination should be strengthened. </w:t>
+      </w:r>
+      <w:r>
+        <w:rPr>
+          <w:rFonts w:eastAsia="宋体" w:cs="Times New Roman"/>
+          <w:i/>
+          <w:iCs/>
+          <w:lang w:eastAsia="zh-CN"/>
+        </w:rPr>
+        <w:t>National policies</w:t>
+      </w:r>
+      <w:r>
+        <w:rPr>
+          <w:rFonts w:eastAsia="宋体" w:cs="Times New Roman"/>
+          <w:i/>
+          <w:iCs/>
+          <w:lang w:eastAsia="zh-CN"/>
+        </w:rPr>
+        <w:t xml:space="preserve">, such as the 14th Five-Year Plan and the Rural </w:t>
+      </w:r>
+      <w:proofErr w:type="spellStart"/>
+      <w:r>
+        <w:rPr>
+          <w:rFonts w:eastAsia="宋体" w:cs="Times New Roman"/>
+          <w:i/>
+          <w:iCs/>
+          <w:lang w:eastAsia="zh-CN"/>
+        </w:rPr>
+        <w:t>Revitalisation</w:t>
+      </w:r>
+      <w:proofErr w:type="spellEnd"/>
+      <w:r>
+        <w:rPr>
+          <w:rFonts w:eastAsia="宋体" w:cs="Times New Roman"/>
+          <w:i/>
+          <w:iCs/>
+          <w:lang w:eastAsia="zh-CN"/>
+        </w:rPr>
+        <w:t xml:space="preserve"> Strategy </w:t>
+      </w:r>
+      <w:r>
+        <w:rPr>
+          <w:rFonts w:eastAsia="宋体" w:cs="Times New Roman"/>
+          <w:i/>
+          <w:iCs/>
+          <w:lang w:eastAsia="zh-CN"/>
+        </w:rPr>
+        <w:fldChar w:fldCharType="begin"/>
+      </w:r>
+      <w:r>
+        <w:rPr>
+          <w:rFonts w:eastAsia="宋体" w:cs="Times New Roman"/>
+          <w:i/>
+          <w:iCs/>
+          <w:lang w:eastAsia="zh-CN"/>
+        </w:rPr>
+        <w:instrText xml:space="preserve"> ADDIN ZOTERO_ITEM CSL_CITATION {"citationID":"tPZH91vq","properties":{"formattedCitation":"(2021)","plainCitation":"(2021)","noteIndex":0},"citationItems":[{"id":1141,"uris":["http://zotero.org/users/local/l0I20NHz/items/R8MYNWP6"],"itemData":{"id":1141,"type":"document","note":"publisher-place: Beijing, China\nPublished: National Development Plan","title":"Outline of the 14th Five-Year Plan for National Economic and Social Development and Long-Range Objectives for 2035","author":[{"literal":"Government of the People's Republic of China"}],"issued":{"date-parts":[["2021"]]}},"suppress-author":true}],"schema":"https://github.com/citation-style-language/schema/raw/master/csl-citation.json"} </w:instrText>
+      </w:r>
+      <w:r>
+        <w:rPr>
+          <w:rFonts w:eastAsia="宋体" w:cs="Times New Roman"/>
+          <w:i/>
+          <w:iCs/>
+          <w:lang w:eastAsia="zh-CN"/>
+        </w:rPr>
+        <w:fldChar w:fldCharType="separate"/>
+      </w:r>
+      <w:r>
+        <w:rPr>
+          <w:rFonts w:cs="Times New Roman"/>
+        </w:rPr>
+        <w:t>(2021)</w:t>
+      </w:r>
+      <w:r>
+        <w:rPr>
+          <w:rFonts w:eastAsia="宋体" w:cs="Times New Roman"/>
+          <w:i/>
+          <w:iCs/>
+          <w:lang w:eastAsia="zh-CN"/>
+        </w:rPr>
+        <w:fldChar w:fldCharType="end"/>
+      </w:r>
+      <w:r>
+        <w:rPr>
+          <w:rFonts w:eastAsia="宋体" w:cs="Times New Roman"/>
+          <w:lang w:eastAsia="zh-CN"/>
+        </w:rPr>
+        <w:t>, call for a</w:t>
+      </w:r>
+      <w:r>
+        <w:rPr>
+          <w:rFonts w:eastAsia="宋体" w:cs="Times New Roman"/>
+          <w:i/>
+          <w:iCs/>
+          <w:lang w:eastAsia="zh-CN"/>
+        </w:rPr>
+        <w:t xml:space="preserve"> </w:t>
+      </w:r>
+      <w:r>
+        <w:rPr>
+          <w:rFonts w:eastAsia="宋体" w:cs="Times New Roman"/>
+          <w:lang w:eastAsia="zh-CN"/>
+        </w:rPr>
+        <w:t xml:space="preserve">better matching of </w:t>
+      </w:r>
+      <w:proofErr w:type="spellStart"/>
+      <w:r>
+        <w:rPr>
+          <w:rFonts w:eastAsia="宋体" w:cs="Times New Roman"/>
+          <w:lang w:eastAsia="zh-CN"/>
+        </w:rPr>
+        <w:t>labour</w:t>
+      </w:r>
+      <w:proofErr w:type="spellEnd"/>
+      <w:r>
+        <w:rPr>
+          <w:rFonts w:eastAsia="宋体" w:cs="Times New Roman"/>
+          <w:lang w:eastAsia="zh-CN"/>
+        </w:rPr>
+        <w:t xml:space="preserve"> supply and demand across provinces, supported by public job platforms and regional coordination mechanisms</w:t>
+      </w:r>
+      <w:r>
+        <w:rPr>
+          <w:rFonts w:eastAsia="宋体" w:cs="Times New Roman" w:hint="eastAsia"/>
+          <w:lang w:eastAsia="zh-CN"/>
+        </w:rPr>
+        <w:t>.</w:t>
       </w:r>
     </w:p>
     <w:p>
       <w:pPr>
         <w:rPr>
-          <w:rFonts w:eastAsia="宋体"/>
-          <w:lang w:val="en-GB" w:eastAsia="zh-CN"/>
-        </w:rPr>
-      </w:pPr>
-      <w:r>
-        <w:rPr>
-          <w:rFonts w:eastAsia="宋体"/>
-          <w:lang w:val="en-GB" w:eastAsia="zh-CN"/>
-        </w:rPr>
-        <w:t>- Targeted support for high-altitude and ecologically fragile areas.</w:t>
-      </w:r>
-    </w:p>
-    <w:p>
-      <w:pPr>
-        <w:rPr>
-          <w:rFonts w:eastAsia="宋体"/>
-          <w:lang w:val="en-GB" w:eastAsia="zh-CN"/>
-        </w:rPr>
-      </w:pPr>
-      <w:r>
-        <w:rPr>
-          <w:rFonts w:eastAsia="宋体"/>
-          <w:lang w:val="en-GB" w:eastAsia="zh-CN"/>
-        </w:rPr>
-        <w:lastRenderedPageBreak/>
-        <w:t>- Improve migration and employment data collection to capture short-term and seasonal flows.</w:t>
+          <w:rFonts w:eastAsia="宋体" w:cs="Times New Roman" w:hint="eastAsia"/>
+          <w:lang w:eastAsia="zh-CN"/>
+        </w:rPr>
+      </w:pPr>
+      <w:r>
+        <w:rPr>
+          <w:rFonts w:eastAsia="宋体" w:cs="Times New Roman"/>
+          <w:lang w:eastAsia="zh-CN"/>
+        </w:rPr>
+        <w:t>In summary, these interventions can enhance climate resilience, expand adaptive options, and promote more equitable migration pathways in the face of future environmental pressures.</w:t>
       </w:r>
     </w:p>
     <w:p>
@@ -24538,79 +26595,517 @@
         </w:rPr>
       </w:pPr>
       <w:bookmarkStart w:id="394" w:name="_Toc206342958"/>
-      <w:r>
-        <w:rPr>
-          <w:rFonts w:eastAsia="宋体"/>
-          <w:lang w:eastAsia="zh-CN"/>
-        </w:rPr>
-        <w:t>Limitations and Future Research</w:t>
-      </w:r>
+      <w:bookmarkStart w:id="395" w:name="_Ref206509741"/>
+      <w:bookmarkStart w:id="396" w:name="_Ref206510008"/>
+      <w:r>
+        <w:rPr>
+          <w:rFonts w:eastAsia="宋体"/>
+          <w:lang w:eastAsia="zh-CN"/>
+        </w:rPr>
+        <w:t>Limitations and Future Researc</w:t>
+      </w:r>
+      <w:bookmarkEnd w:id="394"/>
+      <w:bookmarkEnd w:id="395"/>
+      <w:bookmarkEnd w:id="396"/>
       <w:r>
         <w:rPr>
           <w:rFonts w:eastAsia="宋体" w:hint="eastAsia"/>
           <w:lang w:eastAsia="zh-CN"/>
         </w:rPr>
-        <w:t xml:space="preserve"> (250-300 </w:t>
-      </w:r>
-      <w:r>
-        <w:rPr>
-          <w:rFonts w:eastAsia="宋体"/>
-          <w:lang w:eastAsia="zh-CN"/>
-        </w:rPr>
-        <w:t>words</w:t>
-      </w:r>
-      <w:r>
-        <w:rPr>
-          <w:rFonts w:eastAsia="宋体" w:hint="eastAsia"/>
-          <w:lang w:eastAsia="zh-CN"/>
-        </w:rPr>
-        <w:t>)</w:t>
-      </w:r>
-      <w:bookmarkEnd w:id="394"/>
+        <w:t>h</w:t>
+      </w:r>
+      <w:bookmarkStart w:id="397" w:name="_Toc206342959"/>
     </w:p>
     <w:p>
       <w:pPr>
         <w:rPr>
           <w:rFonts w:eastAsia="宋体"/>
-          <w:lang w:val="en-GB" w:eastAsia="zh-CN"/>
-        </w:rPr>
-      </w:pPr>
-      <w:r>
-        <w:rPr>
-          <w:rFonts w:eastAsia="宋体"/>
-          <w:lang w:val="en-GB" w:eastAsia="zh-CN"/>
-        </w:rPr>
-        <w:t>- Data limitations: county-level migration rates may underestimate short-term responses.</w:t>
+          <w:lang w:eastAsia="zh-CN"/>
+        </w:rPr>
+      </w:pPr>
+      <w:r>
+        <w:rPr>
+          <w:rFonts w:eastAsia="宋体"/>
+          <w:lang w:eastAsia="zh-CN"/>
+        </w:rPr>
+        <w:t>Although this study provides new insights into the relationship between drought and population mobility in southwestern China, there are several limitations that warrant attention and point to directions for future research.</w:t>
       </w:r>
     </w:p>
     <w:p>
       <w:pPr>
         <w:rPr>
           <w:rFonts w:eastAsia="宋体"/>
-          <w:lang w:val="en-GB" w:eastAsia="zh-CN"/>
-        </w:rPr>
-      </w:pPr>
-      <w:r>
-        <w:rPr>
-          <w:rFonts w:eastAsia="宋体"/>
-          <w:lang w:val="en-GB" w:eastAsia="zh-CN"/>
-        </w:rPr>
-        <w:t>- Temporal scope: relatively short study period (2008–2012); future research could examine longer-term patterns and multiple climate events.</w:t>
+          <w:lang w:eastAsia="zh-CN"/>
+        </w:rPr>
+      </w:pPr>
+      <w:r>
+        <w:rPr>
+          <w:rFonts w:eastAsia="宋体"/>
+          <w:lang w:eastAsia="zh-CN"/>
+        </w:rPr>
+        <w:t xml:space="preserve">First, the migration outcome variable—net migration per thousand people—is based on annual population registration data, which only covers permanent or semi-permanent migration. It ignores short-term, seasonal, and cyclical movements, which are common adaptive strategies in rural China </w:t>
+      </w:r>
+      <w:r>
+        <w:rPr>
+          <w:rFonts w:eastAsia="宋体"/>
+          <w:lang w:eastAsia="zh-CN"/>
+        </w:rPr>
+        <w:fldChar w:fldCharType="begin"/>
+      </w:r>
+      <w:r>
+        <w:rPr>
+          <w:rFonts w:eastAsia="宋体"/>
+          <w:lang w:eastAsia="zh-CN"/>
+        </w:rPr>
+        <w:instrText xml:space="preserve"> ADDIN ZOTERO_ITEM CSL_CITATION {"citationID":"evd0xMV9","properties":{"formattedCitation":"(Liang and Ma, 2004; Lu and Xia, 2016)","plainCitation":"(Liang and Ma, 2004; Lu and Xia, 2016)","noteIndex":0},"citationItems":[{"id":1056,"uris":["http://zotero.</w:instrText>
+      </w:r>
+      <w:r>
+        <w:rPr>
+          <w:rFonts w:eastAsia="宋体" w:hint="eastAsia"/>
+          <w:lang w:eastAsia="zh-CN"/>
+        </w:rPr>
+        <w:instrText>org/users/local/l0I20NHz/items/HEJBBUQ3"],"itemData":{"id":1056,"type":"article-journal","abstract":"This article uses tabulations from the 2000 Population Census of China along with a micro</w:instrText>
+      </w:r>
+      <w:r>
+        <w:rPr>
+          <w:rFonts w:eastAsia="宋体" w:hint="eastAsia"/>
+          <w:lang w:eastAsia="zh-CN"/>
+        </w:rPr>
+        <w:instrText>‐</w:instrText>
+      </w:r>
+      <w:r>
+        <w:rPr>
+          <w:rFonts w:eastAsia="宋体" w:hint="eastAsia"/>
+          <w:lang w:eastAsia="zh-CN"/>
+        </w:rPr>
+        <w:instrText>level data sample from the census to provide a picture of China'</w:instrText>
+      </w:r>
+      <w:r>
+        <w:rPr>
+          <w:rFonts w:eastAsia="宋体"/>
+          <w:lang w:eastAsia="zh-CN"/>
+        </w:rPr>
+        <w:instrText>s floating population: migrants without local household registration (\n              hukou\n              ), a status resulting in significant social and economic disadvantages. By 2000, the size of China's floating population had grown to nearly 79 mill</w:instrText>
+      </w:r>
+      <w:r>
+        <w:rPr>
+          <w:rFonts w:eastAsia="宋体" w:hint="eastAsia"/>
+          <w:lang w:eastAsia="zh-CN"/>
+        </w:rPr>
+        <w:instrText>ion, if that category is defined as migrants who moved between provinces or counties and resided at their destinations for six months or more. Intra</w:instrText>
+      </w:r>
+      <w:r>
+        <w:rPr>
+          <w:rFonts w:eastAsia="宋体" w:hint="eastAsia"/>
+          <w:lang w:eastAsia="zh-CN"/>
+        </w:rPr>
+        <w:instrText>‐</w:instrText>
+      </w:r>
+      <w:r>
+        <w:rPr>
+          <w:rFonts w:eastAsia="宋体" w:hint="eastAsia"/>
+          <w:lang w:eastAsia="zh-CN"/>
+        </w:rPr>
+        <w:instrText xml:space="preserve">county floating migration is similarly large, contributing another 66 million to the size of the floating </w:instrText>
+      </w:r>
+      <w:r>
+        <w:rPr>
+          <w:rFonts w:eastAsia="宋体"/>
+          <w:lang w:eastAsia="zh-CN"/>
+        </w:rPr>
+        <w:instrText xml:space="preserve">population. The article also discusses the geographic pattern of the floating population and the reasons for moving as reported by migrants. Policy implications are noted.","container-title":"Population and Development Review","DOI":"10.1111/j.1728-4457.2004.00024.x","ISSN":"0098-7921, 1728-4457","issue":"3","journalAbbreviation":"Population &amp; Development Rev","language":"en","license":"http://onlinelibrary.wiley.com/termsAndConditions#vor","page":"467-488","source":"DOI.org (Crossref)","title":"China's Floating Population: New Evidence from the 2000 Census","title-short":"China's Floating Population","volume":"30","author":[{"family":"Liang","given":"Zai"},{"family":"Ma","given":"Zhongdong"}],"issued":{"date-parts":[["2004",9]]}}},{"id":1058,"uris":["http://zotero.org/users/local/l0I20NHz/items/XA6HXMTF"],"itemData":{"id":1058,"type":"article-journal","abstract":"This report summarizes the characteristics of migration in the People’s Republic of China (PRC) after its reforms and opening up. Rapid urbanization in the PRC has resulted from recent decades of intense rural–urban migration. The scale of migration increased rapidly and long-term migration is the main characteristic. The population characteristics of migration are determined not only by a personal decision, but also a joint decision within households to send members with comparative advantages in manufacturing and services, usually male and young, to work in cities. Coastal regions where manufacturing and services are better developed, especially big cities, are the major destinations. The aspiration for higher-income and better job opportunities is the major force that drives migration, while public services and urban amenities also partly account for population flows. However, in the PRC, there are still major institutional barriers—especially the hukou system and related segmentation in the urban labor market, social security, and public services access—that hinder rural–urban and interregional migration. Facing the challenges of fast urbanization and growing urban diseases, local governments still rely on the current system to control the population flow into large cities. Controlling population growth by discriminative policies will lead to more social problems. Policy makers should reconsider the way to achieve efficient and harmonious urbanization by shifting to more pro-market policies and reducing the migration costs embedded in institutional constraints.","language":"en","source":"Zotero","title":"Migration in the People’s Republic of China","author":[{"family":"Lu","given":"Ming"},{"family":"Xia","given":"Yiran"}],"issued":{"date-parts":[["2016",9]]}}}],"schema":"https://github.com/citation-style-language/schema/raw/master/csl-citation.json"} </w:instrText>
+      </w:r>
+      <w:r>
+        <w:rPr>
+          <w:rFonts w:eastAsia="宋体"/>
+          <w:lang w:eastAsia="zh-CN"/>
+        </w:rPr>
+        <w:fldChar w:fldCharType="separate"/>
+      </w:r>
+      <w:r>
+        <w:rPr>
+          <w:rFonts w:cs="Times New Roman"/>
+        </w:rPr>
+        <w:t>(Liang and Ma, 2004; Lu and Xia, 2016)</w:t>
+      </w:r>
+      <w:r>
+        <w:rPr>
+          <w:rFonts w:eastAsia="宋体"/>
+          <w:lang w:eastAsia="zh-CN"/>
+        </w:rPr>
+        <w:fldChar w:fldCharType="end"/>
+      </w:r>
+      <w:r>
+        <w:rPr>
+          <w:rFonts w:eastAsia="宋体" w:hint="eastAsia"/>
+          <w:lang w:eastAsia="zh-CN"/>
+        </w:rPr>
+        <w:t xml:space="preserve">. </w:t>
+      </w:r>
+      <w:r>
+        <w:rPr>
+          <w:rFonts w:eastAsia="宋体"/>
+          <w:lang w:eastAsia="zh-CN"/>
+        </w:rPr>
+        <w:t>These unrecorded movements may be particularly important during climate shocks and may partially explain the observed weaker migration response. Future research should incorporate other data sources, such as mobile signal data, electricity consumption records, or household panel surveys, to capture more dynamic forms of migration.</w:t>
       </w:r>
     </w:p>
     <w:p>
       <w:pPr>
         <w:rPr>
           <w:rFonts w:eastAsia="宋体"/>
-          <w:lang w:val="en-GB" w:eastAsia="zh-CN"/>
-        </w:rPr>
-      </w:pPr>
-      <w:r>
-        <w:rPr>
-          <w:rFonts w:eastAsia="宋体"/>
-          <w:lang w:val="en-GB" w:eastAsia="zh-CN"/>
-        </w:rPr>
-        <w:t>- Methodological extensions: spatial spillover modelling, incorporation of social network effects, micro-survey validation.</w:t>
+          <w:lang w:eastAsia="zh-CN"/>
+        </w:rPr>
+      </w:pPr>
+      <w:r>
+        <w:rPr>
+          <w:rFonts w:eastAsia="宋体"/>
+          <w:lang w:eastAsia="zh-CN"/>
+        </w:rPr>
+        <w:t xml:space="preserve">Second, the impact of drought on agriculture is typically measured using the </w:t>
+      </w:r>
+      <w:proofErr w:type="spellStart"/>
+      <w:r>
+        <w:rPr>
+          <w:rFonts w:eastAsia="宋体"/>
+          <w:lang w:eastAsia="zh-CN"/>
+        </w:rPr>
+        <w:t>Normalised</w:t>
+      </w:r>
+      <w:proofErr w:type="spellEnd"/>
+      <w:r>
+        <w:rPr>
+          <w:rFonts w:eastAsia="宋体"/>
+          <w:lang w:eastAsia="zh-CN"/>
+        </w:rPr>
+        <w:t xml:space="preserve"> Difference Vegetation Index (NDVI). While NDVI is useful, it reflects surface greenness rather than actual crop yields or </w:t>
+      </w:r>
+      <w:proofErr w:type="spellStart"/>
+      <w:r>
+        <w:rPr>
+          <w:rFonts w:eastAsia="宋体"/>
+          <w:lang w:eastAsia="zh-CN"/>
+        </w:rPr>
+        <w:t>behavioural</w:t>
+      </w:r>
+      <w:proofErr w:type="spellEnd"/>
+      <w:r>
+        <w:rPr>
+          <w:rFonts w:eastAsia="宋体"/>
+          <w:lang w:eastAsia="zh-CN"/>
+        </w:rPr>
+        <w:t xml:space="preserve"> responses </w:t>
+      </w:r>
+      <w:r>
+        <w:rPr>
+          <w:rFonts w:eastAsia="宋体"/>
+          <w:lang w:eastAsia="zh-CN"/>
+        </w:rPr>
+        <w:fldChar w:fldCharType="begin"/>
+      </w:r>
+      <w:r>
+        <w:rPr>
+          <w:rFonts w:eastAsia="宋体"/>
+          <w:lang w:eastAsia="zh-CN"/>
+        </w:rPr>
+        <w:instrText xml:space="preserve"> ADDIN ZOTERO_ITEM CSL_CITATION {"citationID":"zDTa5j9c","properties":{"formattedCitation":"(Kogan, 2001; Tucker {\\i{}et al.}, 2005)","plainCitation":"(Kogan, 2001; Tucker et al., 2005)","noteIndex":0},"citationItems":[{"id":1127,"uris":["http://zotero.org/users/local/l0I20NHz/items/T24VTBKZ"],"itemData":{"id":1127,"type":"article-journal","abstract":"The main goal of global agriculture and the grain sector is to feed 6 billion people. Frequent droughts causing grain shortages, economic disturbances, famine, and losses of life limit the ability to fulfill this goal. To mitigate drought consequences requires a sound early warning system. The National Oceanic and Atmospheric Administration (NOAA) has recently developed a new numerical method of drought detection and impact assessment from the NOAA operational environmental satellites. The method was tested during the past eight years, adjusted based on users' responses, validated against conventional data in 20 countries, including all major agricultural producers, and was accepted as a tool for the diagnosis of grain production. Now, drought can be detected 4 - 6 weeks earlier than before, outlined more accurately, and the impact on grain reduction can be predicted long in advance of harvest, which is most vital for global food security and trade. This paper addresses all these issues and also discusses ENSO impacts on agriculture.","container-title":"Bulletin of the American Meteorological Society","DOI":"10.1175/1520-0477(2001)082&lt;1949:OSTFGV&gt;2.3.CO;2","ISSN":"0003-0007, 1520-0477","issue":"9","journalAbbreviation":"Bull. Amer. Meteor. Soc.","language":"en","page":"1949-1964","source":"DOI.org (Crossref)","title":"Operational Space Technology for Global Vegetation Assessment","volume":"82","author":[{"family":"Kogan","given":"Felix N."}],"issued":{"date-parts":[["2001",9]]}}},{"id":1129,"uris":["http://zotero.org/users/local/l0I20NHz/items/3UDEYA8T"],"itemData":{"id":1129,"type":"article-journal","container-title":"International Journal of Remote Sensin</w:instrText>
+      </w:r>
+      <w:r>
+        <w:rPr>
+          <w:rFonts w:eastAsia="宋体" w:hint="eastAsia"/>
+          <w:lang w:eastAsia="zh-CN"/>
+        </w:rPr>
+        <w:instrText>g","DOI":"10.1080/01431160500168686","ISSN":"0143-1161, 1366-5901","issue":"20","journalAbbreviation":"International Journal of Remote Sensing","language":"en","page":"4485-4498","source":"DOI.org (Crossref)","title":"An extended AVHRR 8</w:instrText>
+      </w:r>
+      <w:r>
+        <w:rPr>
+          <w:rFonts w:eastAsia="宋体" w:hint="eastAsia"/>
+          <w:lang w:eastAsia="zh-CN"/>
+        </w:rPr>
+        <w:instrText>‐</w:instrText>
+      </w:r>
+      <w:r>
+        <w:rPr>
+          <w:rFonts w:eastAsia="宋体" w:hint="eastAsia"/>
+          <w:lang w:eastAsia="zh-CN"/>
+        </w:rPr>
+        <w:instrText>km NDVI dataset c</w:instrText>
+      </w:r>
+      <w:r>
+        <w:rPr>
+          <w:rFonts w:eastAsia="宋体"/>
+          <w:lang w:eastAsia="zh-CN"/>
+        </w:rPr>
+        <w:instrText xml:space="preserve">ompatible with MODIS and SPOT vegetation NDVI data","volume":"26","author":[{"family":"Tucker","given":"Compton J."},{"family":"Pinzon","given":"Jorge E."},{"family":"Brown","given":"Molly E."},{"family":"Slayback","given":"Daniel A."},{"family":"Pak","given":"Edwin W."},{"family":"Mahoney","given":"Robert"},{"family":"Vermote","given":"Eric F."},{"family":"El Saleous","given":"Nazmi"}],"issued":{"date-parts":[["2005",10,20]]}}}],"schema":"https://github.com/citation-style-language/schema/raw/master/csl-citation.json"} </w:instrText>
+      </w:r>
+      <w:r>
+        <w:rPr>
+          <w:rFonts w:eastAsia="宋体"/>
+          <w:lang w:eastAsia="zh-CN"/>
+        </w:rPr>
+        <w:fldChar w:fldCharType="separate"/>
+      </w:r>
+      <w:r>
+        <w:rPr>
+          <w:rFonts w:cs="Times New Roman"/>
+        </w:rPr>
+        <w:t xml:space="preserve">(Kogan, 2001; Tucker </w:t>
+      </w:r>
+      <w:r>
+        <w:rPr>
+          <w:rFonts w:cs="Times New Roman"/>
+          <w:i/>
+          <w:iCs/>
+        </w:rPr>
+        <w:t>et al.</w:t>
+      </w:r>
+      <w:r>
+        <w:rPr>
+          <w:rFonts w:cs="Times New Roman"/>
+        </w:rPr>
+        <w:t>, 2005)</w:t>
+      </w:r>
+      <w:r>
+        <w:rPr>
+          <w:rFonts w:eastAsia="宋体"/>
+          <w:lang w:eastAsia="zh-CN"/>
+        </w:rPr>
+        <w:fldChar w:fldCharType="end"/>
+      </w:r>
+      <w:r>
+        <w:rPr>
+          <w:rFonts w:eastAsia="宋体" w:hint="eastAsia"/>
+          <w:lang w:eastAsia="zh-CN"/>
+        </w:rPr>
+        <w:t xml:space="preserve">. </w:t>
+      </w:r>
+      <w:r>
+        <w:rPr>
+          <w:rFonts w:eastAsia="宋体"/>
+          <w:lang w:eastAsia="zh-CN"/>
+        </w:rPr>
+        <w:lastRenderedPageBreak/>
+        <w:t xml:space="preserve">The NDVI cannot account for adjustments at the farm level, such as changes in cropping patterns, early harvesting, or </w:t>
+      </w:r>
+      <w:proofErr w:type="spellStart"/>
+      <w:r>
+        <w:rPr>
+          <w:rFonts w:eastAsia="宋体"/>
+          <w:lang w:eastAsia="zh-CN"/>
+        </w:rPr>
+        <w:t>labour</w:t>
+      </w:r>
+      <w:proofErr w:type="spellEnd"/>
+      <w:r>
+        <w:rPr>
+          <w:rFonts w:eastAsia="宋体"/>
+          <w:lang w:eastAsia="zh-CN"/>
+        </w:rPr>
+        <w:t xml:space="preserve"> reallocation </w:t>
+      </w:r>
+      <w:r>
+        <w:rPr>
+          <w:rFonts w:eastAsia="宋体"/>
+          <w:lang w:eastAsia="zh-CN"/>
+        </w:rPr>
+        <w:fldChar w:fldCharType="begin"/>
+      </w:r>
+      <w:r>
+        <w:rPr>
+          <w:rFonts w:eastAsia="宋体"/>
+          <w:lang w:eastAsia="zh-CN"/>
+        </w:rPr>
+        <w:instrText xml:space="preserve"> ADDIN ZOTERO_ITEM CSL_CITATION {"citationID":"tdtWIphn","properties":{"formattedCitation":"(Zheng {\\i{}et al.}, 2024)","plainCitation":"(Zheng et al., 2024)","noteIndex":0},"citationItems":[{"id":920,"uris":["http://zotero.org/users/local/l0I20NHz/items/Z8TZFUZB"],"itemData":{"id":920,"type":"article-journal","abstract":"There is growing interest in the impact of climate change on agricultural labor supply in China, rigorous empirical evidence for this issue is insufficient. This potentially important channel through which climate change may affect agricultural labor supply has not received attention. Using a panel survey data of 100 administrative villages and 2977 farmers in China, we find that temperature and precipitation do affect farmers’ labor allocation, 1˚C increase from the current average temperature will reduce agricultural labor supply by 0.252%, and 1mm increase from the current average rainfall will reduce agricultural labor supply by 0.001%. Climate change also leads to the decline of net agricultural income, which creates distorted incentives for households to over-supply labor to non-agriculture. Moreover, farmers with relatively lower risk tolerance preferred to reduce the current supply of agricultural labor when net agricultural income is projected to decrease under climate change scenarios.","container-title":"PLOS ONE","DOI":"10.1371/journal.pone.0306260","ISSN":"1932-6203","issue":"7","journalAbbreviation":"PLoS ONE","language":"en","page":"e0306260","source":"DOI.org (Crossref)","title":"Heterogeneous and short-term effects of a changing climate on farmers’ labor allocation: An empirical analysis of China","title-short":"Heterogeneous and short-term effects of a changing climate on farmers’ labor allocation","volume":"19","author":[{"family":"Zheng","given":"Wolin"},{"family":"Chen","given":"Xiaozhi"},{"family":"Xu","given":"Weiqi"},{"family":"Wu","given":"Zhidong"}],"editor":[{"family":"Mushtaq","given":"Zulqarnain"}],"issued":{"date-parts":[["2024",7,26]]}}}],"schema":"https://github.com/citation-style-language/schema/raw/master/csl-citation.json"} </w:instrText>
+      </w:r>
+      <w:r>
+        <w:rPr>
+          <w:rFonts w:eastAsia="宋体"/>
+          <w:lang w:eastAsia="zh-CN"/>
+        </w:rPr>
+        <w:fldChar w:fldCharType="separate"/>
+      </w:r>
+      <w:r>
+        <w:rPr>
+          <w:rFonts w:cs="Times New Roman"/>
+        </w:rPr>
+        <w:t xml:space="preserve">(Zheng </w:t>
+      </w:r>
+      <w:r>
+        <w:rPr>
+          <w:rFonts w:cs="Times New Roman"/>
+          <w:i/>
+          <w:iCs/>
+        </w:rPr>
+        <w:t>et al.</w:t>
+      </w:r>
+      <w:r>
+        <w:rPr>
+          <w:rFonts w:cs="Times New Roman"/>
+        </w:rPr>
+        <w:t>, 2024)</w:t>
+      </w:r>
+      <w:r>
+        <w:rPr>
+          <w:rFonts w:eastAsia="宋体"/>
+          <w:lang w:eastAsia="zh-CN"/>
+        </w:rPr>
+        <w:fldChar w:fldCharType="end"/>
+      </w:r>
+      <w:r>
+        <w:rPr>
+          <w:rFonts w:eastAsia="宋体" w:hint="eastAsia"/>
+          <w:lang w:eastAsia="zh-CN"/>
+        </w:rPr>
+        <w:t xml:space="preserve">. </w:t>
+      </w:r>
+      <w:r>
+        <w:rPr>
+          <w:rFonts w:eastAsia="宋体"/>
+          <w:lang w:eastAsia="zh-CN"/>
+        </w:rPr>
+        <w:t>More detailed analyses should combine remote sensing techniques with on-site agricultural surveys or yield estimates.</w:t>
+      </w:r>
+    </w:p>
+    <w:p>
+      <w:pPr>
+        <w:rPr>
+          <w:rFonts w:eastAsia="宋体"/>
+          <w:lang w:eastAsia="zh-CN"/>
+        </w:rPr>
+      </w:pPr>
+      <w:r>
+        <w:rPr>
+          <w:rFonts w:eastAsia="宋体"/>
+          <w:lang w:eastAsia="zh-CN"/>
+        </w:rPr>
+        <w:t xml:space="preserve">Third, the socio-economic conditions across counties in Guizhou are relatively homogeneous, which limits the ability to identify structural heterogeneity </w:t>
+      </w:r>
+      <w:r>
+        <w:rPr>
+          <w:rFonts w:eastAsia="宋体"/>
+          <w:lang w:eastAsia="zh-CN"/>
+        </w:rPr>
+        <w:fldChar w:fldCharType="begin"/>
+      </w:r>
+      <w:r>
+        <w:rPr>
+          <w:rFonts w:eastAsia="宋体"/>
+          <w:lang w:eastAsia="zh-CN"/>
+        </w:rPr>
+        <w:instrText xml:space="preserve"> ADDIN ZOTERO_ITEM CSL_CITATION {"citationID":"v450TbVV","properties":{"formattedCitation":"(Huang, 2012)","plainCitation":"(Huang, 2012)","noteIndex":0},"citationItems":[{"id":1085,"uris":["http://zotero.org/users/local/l0I20NHz/items/I2RC8KX9"],"itemData":{"id":1085,"type":"article-journal","container-title":"Contemporary Economics","issue":"8","page":"94-96","title":"Spatial changes of population and economic causes in Guizhou Province in the past decade","author":[{"family":"Huang","given":"Juan"}],"issued":{"date-parts":[["2012"]]}}}],"schema":"https://github.com/citation-style-language/schema/raw/master/csl-citation.json"} </w:instrText>
+      </w:r>
+      <w:r>
+        <w:rPr>
+          <w:rFonts w:eastAsia="宋体"/>
+          <w:lang w:eastAsia="zh-CN"/>
+        </w:rPr>
+        <w:fldChar w:fldCharType="separate"/>
+      </w:r>
+      <w:r>
+        <w:rPr>
+          <w:rFonts w:cs="Times New Roman"/>
+        </w:rPr>
+        <w:t>(Huang, 2012)</w:t>
+      </w:r>
+      <w:r>
+        <w:rPr>
+          <w:rFonts w:eastAsia="宋体"/>
+          <w:lang w:eastAsia="zh-CN"/>
+        </w:rPr>
+        <w:fldChar w:fldCharType="end"/>
+      </w:r>
+      <w:r>
+        <w:rPr>
+          <w:rFonts w:eastAsia="宋体"/>
+          <w:lang w:eastAsia="zh-CN"/>
+        </w:rPr>
+        <w:t xml:space="preserve">. Furthermore, key resilience-related variables (e.g., irrigation coverage, </w:t>
+      </w:r>
+      <w:proofErr w:type="spellStart"/>
+      <w:r>
+        <w:rPr>
+          <w:rFonts w:eastAsia="宋体"/>
+          <w:lang w:eastAsia="zh-CN"/>
+        </w:rPr>
+        <w:t>mechanisation</w:t>
+      </w:r>
+      <w:proofErr w:type="spellEnd"/>
+      <w:r>
+        <w:rPr>
+          <w:rFonts w:eastAsia="宋体"/>
+          <w:lang w:eastAsia="zh-CN"/>
+        </w:rPr>
+        <w:t xml:space="preserve"> levels, land tenure security, or accessibility to social safety nets) are not included in the dataset. As Akbari et al.</w:t>
+      </w:r>
+      <w:r>
+        <w:rPr>
+          <w:rFonts w:eastAsia="宋体" w:hint="eastAsia"/>
+          <w:lang w:eastAsia="zh-CN"/>
+        </w:rPr>
+        <w:t xml:space="preserve"> </w:t>
+      </w:r>
+      <w:r>
+        <w:rPr>
+          <w:rFonts w:eastAsia="宋体"/>
+          <w:lang w:eastAsia="zh-CN"/>
+        </w:rPr>
+        <w:fldChar w:fldCharType="begin"/>
+      </w:r>
+      <w:r>
+        <w:rPr>
+          <w:rFonts w:eastAsia="宋体"/>
+          <w:lang w:eastAsia="zh-CN"/>
+        </w:rPr>
+        <w:instrText xml:space="preserve"> ADDIN ZOTERO_ITEM CSL_CITATION {"citationID":"pIxhCxxl","properties":{"formattedCitation":"(2023)","plainCitation":"(2023)","noteIndex":0},"citationItems":[{"id":841,"uris":["http://zotero.org/users/local/l0I20NHz/items/2MKLWCVC"],"itemData":{"id":841,"type":"article-journal","abstract":"The growing interest in causal inference in recent years has led to new causal inference methodologies and their applications across disciplines and research domains. Yet, studies on\n              spatial\n              causal inference are still rare. Causal inference on spatial processes is faced with additional challenges, such as spatial dependency, spatial heterogeneity, and spatial effects. These challenges can lead to spurious results and subsequently, incorrect interpretations of the outcomes of causal analyses. Recognizing the growing importance of causal inference in the spatial domain, we conduct a systematic literature review on spatial causal inference based on a formal concept mapping. To identify how to assess and control for the adverse effects of spatial influences, we assess publications relevant to spatial causal inference based on criteria relating to application discipline, methods used, and techniques applied for managing issues related to spatial processes. We thus present a snapshot of state of the art in spatial causal inference and identify methodological gaps, weaknesses and challenges of current spatial inference studies, along with opportunities for future research.","container-title":"Geographical Analysis","DOI":"10.1111/gean.12312","ISSN":"0016-7363, 1538-4632","issue":"1","journalAbbreviation":"Geographical Analysis","language":"en","page":"56-89","source":"DOI.org (Crossref)","title":"Spatial Causality: A Systematic Review on Spatial Causal Inference","title-short":"Spatial Causality","volume":"55","author":[{"family":"Akbari","given":"Kamal"},{"family":"Winter","given":"Stephan"},{"family":"Tomko","given":"Martin"}],"issued":{"date-parts":[["2023",1]]}},"suppress-author":true}],"schema":"https://github.com/citation-style-language/schema/raw/master/csl-citation.json"} </w:instrText>
+      </w:r>
+      <w:r>
+        <w:rPr>
+          <w:rFonts w:eastAsia="宋体"/>
+          <w:lang w:eastAsia="zh-CN"/>
+        </w:rPr>
+        <w:fldChar w:fldCharType="separate"/>
+      </w:r>
+      <w:r>
+        <w:rPr>
+          <w:rFonts w:cs="Times New Roman"/>
+        </w:rPr>
+        <w:t>(2023)</w:t>
+      </w:r>
+      <w:r>
+        <w:rPr>
+          <w:rFonts w:eastAsia="宋体"/>
+          <w:lang w:eastAsia="zh-CN"/>
+        </w:rPr>
+        <w:fldChar w:fldCharType="end"/>
+      </w:r>
+      <w:r>
+        <w:rPr>
+          <w:rFonts w:eastAsia="宋体" w:hint="eastAsia"/>
+          <w:lang w:eastAsia="zh-CN"/>
+        </w:rPr>
+        <w:t xml:space="preserve"> </w:t>
+      </w:r>
+      <w:r>
+        <w:rPr>
+          <w:rFonts w:eastAsia="宋体"/>
+          <w:lang w:eastAsia="zh-CN"/>
+        </w:rPr>
+        <w:t>point out, ignoring these moderating variables may introduce bias into spatial causal inference and obscure conditional effects.</w:t>
+      </w:r>
+    </w:p>
+    <w:p>
+      <w:pPr>
+        <w:rPr>
+          <w:rFonts w:eastAsia="宋体" w:hint="eastAsia"/>
+          <w:lang w:eastAsia="zh-CN"/>
+        </w:rPr>
+      </w:pPr>
+      <w:r>
+        <w:rPr>
+          <w:rFonts w:eastAsia="宋体"/>
+          <w:lang w:eastAsia="zh-CN"/>
+        </w:rPr>
+        <w:t>Finally, future research could improve methods by considering longer time frames, identifying causality at the household level, or using mixed methods to explore whether, how, and why environmental changes affect migration in different contexts.</w:t>
       </w:r>
     </w:p>
     <w:p>
@@ -24620,23 +27115,17 @@
           <w:ilvl w:val="0"/>
           <w:numId w:val="8"/>
         </w:numPr>
-        <w:rPr>
-          <w:rFonts w:eastAsia="宋体"/>
-          <w:lang w:eastAsia="zh-CN"/>
-        </w:rPr>
-      </w:pPr>
-      <w:bookmarkStart w:id="395" w:name="_Toc206342959"/>
+      </w:pPr>
       <w:r>
         <w:t>Conclusion</w:t>
       </w:r>
       <w:r>
         <w:rPr>
-          <w:rFonts w:eastAsia="宋体" w:hint="eastAsia"/>
-          <w:lang w:eastAsia="zh-CN"/>
+          <w:rFonts w:hint="eastAsia"/>
         </w:rPr>
         <w:t xml:space="preserve"> (600-800 words)</w:t>
       </w:r>
-      <w:bookmarkEnd w:id="395"/>
+      <w:bookmarkEnd w:id="397"/>
     </w:p>
     <w:p>
       <w:pPr>
@@ -24655,11 +27144,11 @@
       <w:pPr>
         <w:pStyle w:val="1"/>
         <w:rPr>
-          <w:rFonts w:eastAsia="宋体" w:hint="eastAsia"/>
-          <w:lang w:eastAsia="zh-CN"/>
-        </w:rPr>
-      </w:pPr>
-      <w:bookmarkStart w:id="396" w:name="_Toc206342960"/>
+          <w:rFonts w:eastAsia="宋体"/>
+          <w:lang w:eastAsia="zh-CN"/>
+        </w:rPr>
+      </w:pPr>
+      <w:bookmarkStart w:id="398" w:name="_Toc206342960"/>
       <w:r>
         <w:rPr>
           <w:lang w:eastAsia="zh-CN"/>
@@ -24667,7 +27156,7 @@
         <w:lastRenderedPageBreak/>
         <w:t>Bibliography</w:t>
       </w:r>
-      <w:bookmarkEnd w:id="396"/>
+      <w:bookmarkEnd w:id="398"/>
     </w:p>
     <w:p>
       <w:pPr>
@@ -24697,7 +27186,23 @@
           <w:rFonts w:eastAsia="宋体"/>
           <w:lang w:val="en-GB" w:eastAsia="zh-CN"/>
         </w:rPr>
-        <w:t xml:space="preserve">. Wiley, 117 (2), pp. 723–767. doi: </w:t>
+        <w:t xml:space="preserve">. Wiley, 117 (2), pp. 723–767. </w:t>
+      </w:r>
+      <w:proofErr w:type="spellStart"/>
+      <w:r>
+        <w:rPr>
+          <w:rFonts w:eastAsia="宋体"/>
+          <w:lang w:val="en-GB" w:eastAsia="zh-CN"/>
+        </w:rPr>
+        <w:t>doi</w:t>
+      </w:r>
+      <w:proofErr w:type="spellEnd"/>
+      <w:r>
+        <w:rPr>
+          <w:rFonts w:eastAsia="宋体"/>
+          <w:lang w:val="en-GB" w:eastAsia="zh-CN"/>
+        </w:rPr>
+        <w:t xml:space="preserve">: </w:t>
       </w:r>
       <w:hyperlink r:id="rId20" w:history="1">
         <w:r>
@@ -24729,7 +27234,23 @@
           <w:rFonts w:eastAsia="宋体"/>
           <w:lang w:val="en-GB" w:eastAsia="zh-CN"/>
         </w:rPr>
-        <w:t xml:space="preserve">Black, R., Adger, W. N., Arnell, N. W., Dercon, S., Geddes, A. and Thomas, D. (2011). ‘The effect of environmental change on human migration’. </w:t>
+        <w:t xml:space="preserve">Black, R., Adger, W. N., Arnell, N. W., </w:t>
+      </w:r>
+      <w:proofErr w:type="spellStart"/>
+      <w:r>
+        <w:rPr>
+          <w:rFonts w:eastAsia="宋体"/>
+          <w:lang w:val="en-GB" w:eastAsia="zh-CN"/>
+        </w:rPr>
+        <w:t>Dercon</w:t>
+      </w:r>
+      <w:proofErr w:type="spellEnd"/>
+      <w:r>
+        <w:rPr>
+          <w:rFonts w:eastAsia="宋体"/>
+          <w:lang w:val="en-GB" w:eastAsia="zh-CN"/>
+        </w:rPr>
+        <w:t xml:space="preserve">, S., Geddes, A. and Thomas, D. (2011). ‘The effect of environmental change on human migration’. </w:t>
       </w:r>
       <w:r>
         <w:rPr>
@@ -24745,7 +27266,23 @@
           <w:rFonts w:eastAsia="宋体"/>
           <w:lang w:val="en-GB" w:eastAsia="zh-CN"/>
         </w:rPr>
-        <w:t xml:space="preserve">, 21, pp. S3–S11. doi: </w:t>
+        <w:t xml:space="preserve">, 21, pp. S3–S11. </w:t>
+      </w:r>
+      <w:proofErr w:type="spellStart"/>
+      <w:r>
+        <w:rPr>
+          <w:rFonts w:eastAsia="宋体"/>
+          <w:lang w:val="en-GB" w:eastAsia="zh-CN"/>
+        </w:rPr>
+        <w:t>doi</w:t>
+      </w:r>
+      <w:proofErr w:type="spellEnd"/>
+      <w:r>
+        <w:rPr>
+          <w:rFonts w:eastAsia="宋体"/>
+          <w:lang w:val="en-GB" w:eastAsia="zh-CN"/>
+        </w:rPr>
+        <w:t xml:space="preserve">: </w:t>
       </w:r>
       <w:hyperlink r:id="rId21" w:history="1">
         <w:r>
@@ -24793,7 +27330,23 @@
           <w:rFonts w:eastAsia="宋体"/>
           <w:lang w:val="en-GB" w:eastAsia="zh-CN"/>
         </w:rPr>
-        <w:t xml:space="preserve">, 38 (3), pp. 286–308. doi: </w:t>
+        <w:t xml:space="preserve">, 38 (3), pp. 286–308. </w:t>
+      </w:r>
+      <w:proofErr w:type="spellStart"/>
+      <w:r>
+        <w:rPr>
+          <w:rFonts w:eastAsia="宋体"/>
+          <w:lang w:val="en-GB" w:eastAsia="zh-CN"/>
+        </w:rPr>
+        <w:t>doi</w:t>
+      </w:r>
+      <w:proofErr w:type="spellEnd"/>
+      <w:r>
+        <w:rPr>
+          <w:rFonts w:eastAsia="宋体"/>
+          <w:lang w:val="en-GB" w:eastAsia="zh-CN"/>
+        </w:rPr>
+        <w:t xml:space="preserve">: </w:t>
       </w:r>
       <w:hyperlink r:id="rId22" w:history="1">
         <w:r>
@@ -24825,7 +27378,23 @@
           <w:rFonts w:eastAsia="宋体"/>
           <w:lang w:val="en-GB" w:eastAsia="zh-CN"/>
         </w:rPr>
-        <w:t xml:space="preserve">Cai, R., Feng, S., Oppenheimer, M. and Pytlikova, M. (2016). ‘Climate variability and international migration: The importance of the agricultural linkage’. </w:t>
+        <w:t xml:space="preserve">Cai, R., Feng, S., Oppenheimer, M. and </w:t>
+      </w:r>
+      <w:proofErr w:type="spellStart"/>
+      <w:r>
+        <w:rPr>
+          <w:rFonts w:eastAsia="宋体"/>
+          <w:lang w:val="en-GB" w:eastAsia="zh-CN"/>
+        </w:rPr>
+        <w:t>Pytlikova</w:t>
+      </w:r>
+      <w:proofErr w:type="spellEnd"/>
+      <w:r>
+        <w:rPr>
+          <w:rFonts w:eastAsia="宋体"/>
+          <w:lang w:val="en-GB" w:eastAsia="zh-CN"/>
+        </w:rPr>
+        <w:t xml:space="preserve">, M. (2016). ‘Climate variability and international migration: The importance of the agricultural linkage’. </w:t>
       </w:r>
       <w:r>
         <w:rPr>
@@ -24841,7 +27410,23 @@
           <w:rFonts w:eastAsia="宋体"/>
           <w:lang w:val="en-GB" w:eastAsia="zh-CN"/>
         </w:rPr>
-        <w:t xml:space="preserve">. Elsevier BV, 79, pp. 135–151. doi: </w:t>
+        <w:t xml:space="preserve">. Elsevier BV, 79, pp. 135–151. </w:t>
+      </w:r>
+      <w:proofErr w:type="spellStart"/>
+      <w:r>
+        <w:rPr>
+          <w:rFonts w:eastAsia="宋体"/>
+          <w:lang w:val="en-GB" w:eastAsia="zh-CN"/>
+        </w:rPr>
+        <w:t>doi</w:t>
+      </w:r>
+      <w:proofErr w:type="spellEnd"/>
+      <w:r>
+        <w:rPr>
+          <w:rFonts w:eastAsia="宋体"/>
+          <w:lang w:val="en-GB" w:eastAsia="zh-CN"/>
+        </w:rPr>
+        <w:t xml:space="preserve">: </w:t>
       </w:r>
       <w:hyperlink r:id="rId23" w:history="1">
         <w:r>
@@ -24873,7 +27458,55 @@
           <w:rFonts w:eastAsia="宋体"/>
           <w:lang w:val="en-GB" w:eastAsia="zh-CN"/>
         </w:rPr>
-        <w:t xml:space="preserve">Cattaneo, C., Beine, M., Fröhlich, C. J., Kniveton, D., Martinez-Zarzoso, I., Mastrorillo, M., Millock, K., Piguet, E. and Schraven, B. (2019). ‘Human Migration in the Era of Climate Change’. </w:t>
+        <w:t xml:space="preserve">Cattaneo, C., Beine, M., Fröhlich, C. J., </w:t>
+      </w:r>
+      <w:proofErr w:type="spellStart"/>
+      <w:r>
+        <w:rPr>
+          <w:rFonts w:eastAsia="宋体"/>
+          <w:lang w:val="en-GB" w:eastAsia="zh-CN"/>
+        </w:rPr>
+        <w:t>Kniveton</w:t>
+      </w:r>
+      <w:proofErr w:type="spellEnd"/>
+      <w:r>
+        <w:rPr>
+          <w:rFonts w:eastAsia="宋体"/>
+          <w:lang w:val="en-GB" w:eastAsia="zh-CN"/>
+        </w:rPr>
+        <w:t xml:space="preserve">, D., Martinez-Zarzoso, I., </w:t>
+      </w:r>
+      <w:proofErr w:type="spellStart"/>
+      <w:r>
+        <w:rPr>
+          <w:rFonts w:eastAsia="宋体"/>
+          <w:lang w:val="en-GB" w:eastAsia="zh-CN"/>
+        </w:rPr>
+        <w:t>Mastrorillo</w:t>
+      </w:r>
+      <w:proofErr w:type="spellEnd"/>
+      <w:r>
+        <w:rPr>
+          <w:rFonts w:eastAsia="宋体"/>
+          <w:lang w:val="en-GB" w:eastAsia="zh-CN"/>
+        </w:rPr>
+        <w:t xml:space="preserve">, M., </w:t>
+      </w:r>
+      <w:proofErr w:type="spellStart"/>
+      <w:r>
+        <w:rPr>
+          <w:rFonts w:eastAsia="宋体"/>
+          <w:lang w:val="en-GB" w:eastAsia="zh-CN"/>
+        </w:rPr>
+        <w:t>Millock</w:t>
+      </w:r>
+      <w:proofErr w:type="spellEnd"/>
+      <w:r>
+        <w:rPr>
+          <w:rFonts w:eastAsia="宋体"/>
+          <w:lang w:val="en-GB" w:eastAsia="zh-CN"/>
+        </w:rPr>
+        <w:t xml:space="preserve">, K., Piguet, E. and Schraven, B. (2019). ‘Human Migration in the Era of Climate Change’. </w:t>
       </w:r>
       <w:r>
         <w:rPr>
@@ -24889,7 +27522,23 @@
           <w:rFonts w:eastAsia="宋体"/>
           <w:lang w:val="en-GB" w:eastAsia="zh-CN"/>
         </w:rPr>
-        <w:t xml:space="preserve">, 13 (2), pp. 189–206. doi: </w:t>
+        <w:t xml:space="preserve">, 13 (2), pp. 189–206. </w:t>
+      </w:r>
+      <w:proofErr w:type="spellStart"/>
+      <w:r>
+        <w:rPr>
+          <w:rFonts w:eastAsia="宋体"/>
+          <w:lang w:val="en-GB" w:eastAsia="zh-CN"/>
+        </w:rPr>
+        <w:t>doi</w:t>
+      </w:r>
+      <w:proofErr w:type="spellEnd"/>
+      <w:r>
+        <w:rPr>
+          <w:rFonts w:eastAsia="宋体"/>
+          <w:lang w:val="en-GB" w:eastAsia="zh-CN"/>
+        </w:rPr>
+        <w:t xml:space="preserve">: </w:t>
       </w:r>
       <w:hyperlink r:id="rId24" w:history="1">
         <w:r>
@@ -24898,7 +27547,25 @@
             <w:rFonts w:eastAsia="宋体"/>
             <w:lang w:val="en-GB" w:eastAsia="zh-CN"/>
           </w:rPr>
-          <w:t>10.1093/reep/rez008</w:t>
+          <w:t>10.1093/</w:t>
+        </w:r>
+        <w:proofErr w:type="spellStart"/>
+        <w:r>
+          <w:rPr>
+            <w:rStyle w:val="affe"/>
+            <w:rFonts w:eastAsia="宋体"/>
+            <w:lang w:val="en-GB" w:eastAsia="zh-CN"/>
+          </w:rPr>
+          <w:t>reep</w:t>
+        </w:r>
+        <w:proofErr w:type="spellEnd"/>
+        <w:r>
+          <w:rPr>
+            <w:rStyle w:val="affe"/>
+            <w:rFonts w:eastAsia="宋体"/>
+            <w:lang w:val="en-GB" w:eastAsia="zh-CN"/>
+          </w:rPr>
+          <w:t>/rez008</w:t>
         </w:r>
       </w:hyperlink>
       <w:r>
@@ -24985,7 +27652,23 @@
           <w:rFonts w:eastAsia="宋体"/>
           <w:lang w:val="en-GB" w:eastAsia="zh-CN"/>
         </w:rPr>
-        <w:t xml:space="preserve">, 36 (2), pp. 357–364. doi: </w:t>
+        <w:t xml:space="preserve">, 36 (2), pp. 357–364. </w:t>
+      </w:r>
+      <w:proofErr w:type="spellStart"/>
+      <w:r>
+        <w:rPr>
+          <w:rFonts w:eastAsia="宋体"/>
+          <w:lang w:val="en-GB" w:eastAsia="zh-CN"/>
+        </w:rPr>
+        <w:t>doi</w:t>
+      </w:r>
+      <w:proofErr w:type="spellEnd"/>
+      <w:r>
+        <w:rPr>
+          <w:rFonts w:eastAsia="宋体"/>
+          <w:lang w:val="en-GB" w:eastAsia="zh-CN"/>
+        </w:rPr>
+        <w:t xml:space="preserve">: </w:t>
       </w:r>
       <w:hyperlink r:id="rId26" w:history="1">
         <w:r>
@@ -24994,8 +27677,18 @@
             <w:rFonts w:eastAsia="宋体"/>
             <w:lang w:val="en-GB" w:eastAsia="zh-CN"/>
           </w:rPr>
-          <w:t>10.1111/j.1728-4457.2010.00333.x</w:t>
+          <w:t>10.1111/j.1728-4457.</w:t>
         </w:r>
+        <w:proofErr w:type="gramStart"/>
+        <w:r>
+          <w:rPr>
+            <w:rStyle w:val="affe"/>
+            <w:rFonts w:eastAsia="宋体"/>
+            <w:lang w:val="en-GB" w:eastAsia="zh-CN"/>
+          </w:rPr>
+          <w:t>2010.00333.x</w:t>
+        </w:r>
+        <w:proofErr w:type="gramEnd"/>
       </w:hyperlink>
       <w:r>
         <w:rPr>
@@ -25033,7 +27726,23 @@
           <w:rFonts w:eastAsia="宋体"/>
           <w:lang w:val="en-GB" w:eastAsia="zh-CN"/>
         </w:rPr>
-        <w:t xml:space="preserve">. Springer Science and Business Media LLC, 9 (1). doi: </w:t>
+        <w:t xml:space="preserve">. Springer Science and Business Media LLC, 9 (1). </w:t>
+      </w:r>
+      <w:proofErr w:type="spellStart"/>
+      <w:r>
+        <w:rPr>
+          <w:rFonts w:eastAsia="宋体"/>
+          <w:lang w:val="en-GB" w:eastAsia="zh-CN"/>
+        </w:rPr>
+        <w:t>doi</w:t>
+      </w:r>
+      <w:proofErr w:type="spellEnd"/>
+      <w:r>
+        <w:rPr>
+          <w:rFonts w:eastAsia="宋体"/>
+          <w:lang w:val="en-GB" w:eastAsia="zh-CN"/>
+        </w:rPr>
+        <w:t xml:space="preserve">: </w:t>
       </w:r>
       <w:hyperlink r:id="rId27" w:history="1">
         <w:r>
@@ -25081,7 +27790,23 @@
           <w:rFonts w:eastAsia="宋体"/>
           <w:lang w:val="en-GB" w:eastAsia="zh-CN"/>
         </w:rPr>
-        <w:t xml:space="preserve">. Elsevier BV, 40 (1), pp. 134–145. doi: </w:t>
+        <w:t xml:space="preserve">. Elsevier BV, 40 (1), pp. 134–145. </w:t>
+      </w:r>
+      <w:proofErr w:type="spellStart"/>
+      <w:r>
+        <w:rPr>
+          <w:rFonts w:eastAsia="宋体"/>
+          <w:lang w:val="en-GB" w:eastAsia="zh-CN"/>
+        </w:rPr>
+        <w:t>doi</w:t>
+      </w:r>
+      <w:proofErr w:type="spellEnd"/>
+      <w:r>
+        <w:rPr>
+          <w:rFonts w:eastAsia="宋体"/>
+          <w:lang w:val="en-GB" w:eastAsia="zh-CN"/>
+        </w:rPr>
+        <w:t xml:space="preserve">: </w:t>
       </w:r>
       <w:hyperlink r:id="rId28" w:history="1">
         <w:r>
@@ -25161,7 +27886,23 @@
           <w:rFonts w:eastAsia="宋体"/>
           <w:lang w:val="en-GB" w:eastAsia="zh-CN"/>
         </w:rPr>
-        <w:t xml:space="preserve">. doi: </w:t>
+        <w:t xml:space="preserve">. </w:t>
+      </w:r>
+      <w:proofErr w:type="spellStart"/>
+      <w:r>
+        <w:rPr>
+          <w:rFonts w:eastAsia="宋体"/>
+          <w:lang w:val="en-GB" w:eastAsia="zh-CN"/>
+        </w:rPr>
+        <w:t>doi</w:t>
+      </w:r>
+      <w:proofErr w:type="spellEnd"/>
+      <w:r>
+        <w:rPr>
+          <w:rFonts w:eastAsia="宋体"/>
+          <w:lang w:val="en-GB" w:eastAsia="zh-CN"/>
+        </w:rPr>
+        <w:t xml:space="preserve">: </w:t>
       </w:r>
       <w:hyperlink r:id="rId29" w:history="1">
         <w:r>
@@ -25193,7 +27934,23 @@
           <w:rFonts w:eastAsia="宋体"/>
           <w:lang w:val="en-GB" w:eastAsia="zh-CN"/>
         </w:rPr>
-        <w:t xml:space="preserve">Hoffmann, R., Abel, G., Malpede, M., Muttarak, R. and Percoco, M. (2024). ‘Drought and aridity influence internal migration worldwide’. </w:t>
+        <w:t xml:space="preserve">Hoffmann, R., Abel, G., Malpede, M., </w:t>
+      </w:r>
+      <w:proofErr w:type="spellStart"/>
+      <w:r>
+        <w:rPr>
+          <w:rFonts w:eastAsia="宋体"/>
+          <w:lang w:val="en-GB" w:eastAsia="zh-CN"/>
+        </w:rPr>
+        <w:t>Muttarak</w:t>
+      </w:r>
+      <w:proofErr w:type="spellEnd"/>
+      <w:r>
+        <w:rPr>
+          <w:rFonts w:eastAsia="宋体"/>
+          <w:lang w:val="en-GB" w:eastAsia="zh-CN"/>
+        </w:rPr>
+        <w:t xml:space="preserve">, R. and Percoco, M. (2024). ‘Drought and aridity influence internal migration worldwide’. </w:t>
       </w:r>
       <w:r>
         <w:rPr>
@@ -25209,7 +27966,23 @@
           <w:rFonts w:eastAsia="宋体"/>
           <w:lang w:val="en-GB" w:eastAsia="zh-CN"/>
         </w:rPr>
-        <w:t xml:space="preserve">. Springer Science and Business Media LLC, 14 (12), pp. 1245–1253. doi: </w:t>
+        <w:t xml:space="preserve">. Springer Science and Business Media LLC, 14 (12), pp. 1245–1253. </w:t>
+      </w:r>
+      <w:proofErr w:type="spellStart"/>
+      <w:r>
+        <w:rPr>
+          <w:rFonts w:eastAsia="宋体"/>
+          <w:lang w:val="en-GB" w:eastAsia="zh-CN"/>
+        </w:rPr>
+        <w:t>doi</w:t>
+      </w:r>
+      <w:proofErr w:type="spellEnd"/>
+      <w:r>
+        <w:rPr>
+          <w:rFonts w:eastAsia="宋体"/>
+          <w:lang w:val="en-GB" w:eastAsia="zh-CN"/>
+        </w:rPr>
+        <w:t xml:space="preserve">: </w:t>
       </w:r>
       <w:hyperlink r:id="rId30" w:history="1">
         <w:r>
@@ -25272,7 +28045,39 @@
           <w:rFonts w:eastAsia="宋体"/>
           <w:lang w:val="en-GB" w:eastAsia="zh-CN"/>
         </w:rPr>
-        <w:t xml:space="preserve">Intergovernmental Panel On Climate Change (Ipcc). (2023). </w:t>
+        <w:t xml:space="preserve">Intergovernmental Panel </w:t>
+      </w:r>
+      <w:proofErr w:type="gramStart"/>
+      <w:r>
+        <w:rPr>
+          <w:rFonts w:eastAsia="宋体"/>
+          <w:lang w:val="en-GB" w:eastAsia="zh-CN"/>
+        </w:rPr>
+        <w:t>On</w:t>
+      </w:r>
+      <w:proofErr w:type="gramEnd"/>
+      <w:r>
+        <w:rPr>
+          <w:rFonts w:eastAsia="宋体"/>
+          <w:lang w:val="en-GB" w:eastAsia="zh-CN"/>
+        </w:rPr>
+        <w:t xml:space="preserve"> Climate Change (</w:t>
+      </w:r>
+      <w:proofErr w:type="spellStart"/>
+      <w:r>
+        <w:rPr>
+          <w:rFonts w:eastAsia="宋体"/>
+          <w:lang w:val="en-GB" w:eastAsia="zh-CN"/>
+        </w:rPr>
+        <w:t>Ipcc</w:t>
+      </w:r>
+      <w:proofErr w:type="spellEnd"/>
+      <w:r>
+        <w:rPr>
+          <w:rFonts w:eastAsia="宋体"/>
+          <w:lang w:val="en-GB" w:eastAsia="zh-CN"/>
+        </w:rPr>
+        <w:t xml:space="preserve">). (2023). </w:t>
       </w:r>
       <w:r>
         <w:rPr>
@@ -25288,7 +28093,39 @@
           <w:rFonts w:eastAsia="宋体"/>
           <w:lang w:val="en-GB" w:eastAsia="zh-CN"/>
         </w:rPr>
-        <w:t xml:space="preserve">. 1st edn. Cambridge University Press. doi: </w:t>
+        <w:t xml:space="preserve">. 1st </w:t>
+      </w:r>
+      <w:proofErr w:type="spellStart"/>
+      <w:r>
+        <w:rPr>
+          <w:rFonts w:eastAsia="宋体"/>
+          <w:lang w:val="en-GB" w:eastAsia="zh-CN"/>
+        </w:rPr>
+        <w:t>edn</w:t>
+      </w:r>
+      <w:proofErr w:type="spellEnd"/>
+      <w:r>
+        <w:rPr>
+          <w:rFonts w:eastAsia="宋体"/>
+          <w:lang w:val="en-GB" w:eastAsia="zh-CN"/>
+        </w:rPr>
+        <w:t xml:space="preserve">. Cambridge University Press. </w:t>
+      </w:r>
+      <w:proofErr w:type="spellStart"/>
+      <w:r>
+        <w:rPr>
+          <w:rFonts w:eastAsia="宋体"/>
+          <w:lang w:val="en-GB" w:eastAsia="zh-CN"/>
+        </w:rPr>
+        <w:t>doi</w:t>
+      </w:r>
+      <w:proofErr w:type="spellEnd"/>
+      <w:r>
+        <w:rPr>
+          <w:rFonts w:eastAsia="宋体"/>
+          <w:lang w:val="en-GB" w:eastAsia="zh-CN"/>
+        </w:rPr>
+        <w:t xml:space="preserve">: </w:t>
       </w:r>
       <w:hyperlink r:id="rId31" w:history="1">
         <w:r>
@@ -25336,7 +28173,23 @@
           <w:rFonts w:eastAsia="宋体"/>
           <w:lang w:val="en-GB" w:eastAsia="zh-CN"/>
         </w:rPr>
-        <w:t xml:space="preserve">, 16 (6), p. 064008. doi: </w:t>
+        <w:t xml:space="preserve">, 16 (6), p. 064008. </w:t>
+      </w:r>
+      <w:proofErr w:type="spellStart"/>
+      <w:r>
+        <w:rPr>
+          <w:rFonts w:eastAsia="宋体"/>
+          <w:lang w:val="en-GB" w:eastAsia="zh-CN"/>
+        </w:rPr>
+        <w:t>doi</w:t>
+      </w:r>
+      <w:proofErr w:type="spellEnd"/>
+      <w:r>
+        <w:rPr>
+          <w:rFonts w:eastAsia="宋体"/>
+          <w:lang w:val="en-GB" w:eastAsia="zh-CN"/>
+        </w:rPr>
+        <w:t xml:space="preserve">: </w:t>
       </w:r>
       <w:hyperlink r:id="rId32" w:history="1">
         <w:r>
@@ -25384,7 +28237,23 @@
           <w:rFonts w:eastAsia="宋体"/>
           <w:lang w:val="en-GB" w:eastAsia="zh-CN"/>
         </w:rPr>
-        <w:t xml:space="preserve">, 30 (3), pp. 467–488. doi: </w:t>
+        <w:t xml:space="preserve">, 30 (3), pp. 467–488. </w:t>
+      </w:r>
+      <w:proofErr w:type="spellStart"/>
+      <w:r>
+        <w:rPr>
+          <w:rFonts w:eastAsia="宋体"/>
+          <w:lang w:val="en-GB" w:eastAsia="zh-CN"/>
+        </w:rPr>
+        <w:t>doi</w:t>
+      </w:r>
+      <w:proofErr w:type="spellEnd"/>
+      <w:r>
+        <w:rPr>
+          <w:rFonts w:eastAsia="宋体"/>
+          <w:lang w:val="en-GB" w:eastAsia="zh-CN"/>
+        </w:rPr>
+        <w:t xml:space="preserve">: </w:t>
       </w:r>
       <w:hyperlink r:id="rId33" w:history="1">
         <w:r>
@@ -25393,8 +28262,18 @@
             <w:rFonts w:eastAsia="宋体"/>
             <w:lang w:val="en-GB" w:eastAsia="zh-CN"/>
           </w:rPr>
-          <w:t>10.1111/j.1728-4457.2004.00024.x</w:t>
+          <w:t>10.1111/j.1728-4457.</w:t>
         </w:r>
+        <w:proofErr w:type="gramStart"/>
+        <w:r>
+          <w:rPr>
+            <w:rStyle w:val="affe"/>
+            <w:rFonts w:eastAsia="宋体"/>
+            <w:lang w:val="en-GB" w:eastAsia="zh-CN"/>
+          </w:rPr>
+          <w:t>2004.00024.x</w:t>
+        </w:r>
+        <w:proofErr w:type="gramEnd"/>
       </w:hyperlink>
       <w:r>
         <w:rPr>
@@ -25431,7 +28310,23 @@
           <w:rFonts w:eastAsia="宋体"/>
           <w:lang w:val="en-GB" w:eastAsia="zh-CN"/>
         </w:rPr>
-        <w:t xml:space="preserve">Luo, Y., Tian, M., Wu, H., Wang, C. and Zhang, J. (2019). ‘Spatio-temporal distribution and climatic background of agricultural drought in Guizhou Province’. </w:t>
+        <w:t>Luo, Y., Tian, M., Wu, H., Wang, C. and Zhang, J. (2019). ‘</w:t>
+      </w:r>
+      <w:proofErr w:type="spellStart"/>
+      <w:r>
+        <w:rPr>
+          <w:rFonts w:eastAsia="宋体"/>
+          <w:lang w:val="en-GB" w:eastAsia="zh-CN"/>
+        </w:rPr>
+        <w:t>Spatio</w:t>
+      </w:r>
+      <w:proofErr w:type="spellEnd"/>
+      <w:r>
+        <w:rPr>
+          <w:rFonts w:eastAsia="宋体"/>
+          <w:lang w:val="en-GB" w:eastAsia="zh-CN"/>
+        </w:rPr>
+        <w:t xml:space="preserve">-temporal distribution and climatic background of agricultural drought in Guizhou Province’. </w:t>
       </w:r>
       <w:r>
         <w:rPr>
@@ -25447,7 +28342,23 @@
           <w:rFonts w:eastAsia="宋体"/>
           <w:lang w:val="en-GB" w:eastAsia="zh-CN"/>
         </w:rPr>
-        <w:t xml:space="preserve">, (10), pp. 108–112. doi: </w:t>
+        <w:t xml:space="preserve">, (10), pp. 108–112. </w:t>
+      </w:r>
+      <w:proofErr w:type="spellStart"/>
+      <w:r>
+        <w:rPr>
+          <w:rFonts w:eastAsia="宋体"/>
+          <w:lang w:val="en-GB" w:eastAsia="zh-CN"/>
+        </w:rPr>
+        <w:t>doi</w:t>
+      </w:r>
+      <w:proofErr w:type="spellEnd"/>
+      <w:r>
+        <w:rPr>
+          <w:rFonts w:eastAsia="宋体"/>
+          <w:lang w:val="en-GB" w:eastAsia="zh-CN"/>
+        </w:rPr>
+        <w:t xml:space="preserve">: </w:t>
       </w:r>
       <w:hyperlink r:id="rId34" w:history="1">
         <w:r>
@@ -25474,12 +28385,21 @@
           <w:lang w:val="en-GB" w:eastAsia="zh-CN"/>
         </w:rPr>
       </w:pPr>
-      <w:r>
-        <w:rPr>
-          <w:rFonts w:eastAsia="宋体"/>
-          <w:lang w:val="en-GB" w:eastAsia="zh-CN"/>
-        </w:rPr>
-        <w:t xml:space="preserve">McLeman, R. (2018). ‘Thresholds in climate migration’. </w:t>
+      <w:proofErr w:type="spellStart"/>
+      <w:r>
+        <w:rPr>
+          <w:rFonts w:eastAsia="宋体"/>
+          <w:lang w:val="en-GB" w:eastAsia="zh-CN"/>
+        </w:rPr>
+        <w:t>McLeman</w:t>
+      </w:r>
+      <w:proofErr w:type="spellEnd"/>
+      <w:r>
+        <w:rPr>
+          <w:rFonts w:eastAsia="宋体"/>
+          <w:lang w:val="en-GB" w:eastAsia="zh-CN"/>
+        </w:rPr>
+        <w:t xml:space="preserve">, R. (2018). ‘Thresholds in climate migration’. </w:t>
       </w:r>
       <w:r>
         <w:rPr>
@@ -25495,7 +28415,23 @@
           <w:rFonts w:eastAsia="宋体"/>
           <w:lang w:val="en-GB" w:eastAsia="zh-CN"/>
         </w:rPr>
-        <w:t xml:space="preserve">. Springer Science and Business Media LLC, 39 (4), pp. 319–338. doi: </w:t>
+        <w:t xml:space="preserve">. Springer Science and Business Media LLC, 39 (4), pp. 319–338. </w:t>
+      </w:r>
+      <w:proofErr w:type="spellStart"/>
+      <w:r>
+        <w:rPr>
+          <w:rFonts w:eastAsia="宋体"/>
+          <w:lang w:val="en-GB" w:eastAsia="zh-CN"/>
+        </w:rPr>
+        <w:t>doi</w:t>
+      </w:r>
+      <w:proofErr w:type="spellEnd"/>
+      <w:r>
+        <w:rPr>
+          <w:rFonts w:eastAsia="宋体"/>
+          <w:lang w:val="en-GB" w:eastAsia="zh-CN"/>
+        </w:rPr>
+        <w:t xml:space="preserve">: </w:t>
       </w:r>
       <w:hyperlink r:id="rId35" w:history="1">
         <w:r>
@@ -25543,7 +28479,23 @@
           <w:rFonts w:eastAsia="宋体"/>
           <w:lang w:val="en-GB" w:eastAsia="zh-CN"/>
         </w:rPr>
-        <w:t xml:space="preserve">. Springer Science and Business Media LLC, 4 (3), pp. 182–185. doi: </w:t>
+        <w:t xml:space="preserve">. Springer Science and Business Media LLC, 4 (3), pp. 182–185. </w:t>
+      </w:r>
+      <w:proofErr w:type="spellStart"/>
+      <w:r>
+        <w:rPr>
+          <w:rFonts w:eastAsia="宋体"/>
+          <w:lang w:val="en-GB" w:eastAsia="zh-CN"/>
+        </w:rPr>
+        <w:t>doi</w:t>
+      </w:r>
+      <w:proofErr w:type="spellEnd"/>
+      <w:r>
+        <w:rPr>
+          <w:rFonts w:eastAsia="宋体"/>
+          <w:lang w:val="en-GB" w:eastAsia="zh-CN"/>
+        </w:rPr>
+        <w:t xml:space="preserve">: </w:t>
       </w:r>
       <w:hyperlink r:id="rId36" w:history="1">
         <w:r>
@@ -25575,7 +28527,23 @@
           <w:rFonts w:eastAsia="宋体"/>
           <w:lang w:val="en-GB" w:eastAsia="zh-CN"/>
         </w:rPr>
-        <w:t xml:space="preserve">National Climate Center, C. M. A. (2025). </w:t>
+        <w:t xml:space="preserve">National Climate </w:t>
+      </w:r>
+      <w:proofErr w:type="spellStart"/>
+      <w:r>
+        <w:rPr>
+          <w:rFonts w:eastAsia="宋体"/>
+          <w:lang w:val="en-GB" w:eastAsia="zh-CN"/>
+        </w:rPr>
+        <w:t>Center</w:t>
+      </w:r>
+      <w:proofErr w:type="spellEnd"/>
+      <w:r>
+        <w:rPr>
+          <w:rFonts w:eastAsia="宋体"/>
+          <w:lang w:val="en-GB" w:eastAsia="zh-CN"/>
+        </w:rPr>
+        <w:t xml:space="preserve">, C. M. A. (2025). </w:t>
       </w:r>
       <w:r>
         <w:rPr>
@@ -25622,7 +28590,23 @@
           <w:rFonts w:eastAsia="宋体"/>
           <w:lang w:val="en-GB" w:eastAsia="zh-CN"/>
         </w:rPr>
-        <w:t xml:space="preserve">, 45 (4), p. 25. doi: </w:t>
+        <w:t xml:space="preserve">, 45 (4), p. 25. </w:t>
+      </w:r>
+      <w:proofErr w:type="spellStart"/>
+      <w:r>
+        <w:rPr>
+          <w:rFonts w:eastAsia="宋体"/>
+          <w:lang w:val="en-GB" w:eastAsia="zh-CN"/>
+        </w:rPr>
+        <w:t>doi</w:t>
+      </w:r>
+      <w:proofErr w:type="spellEnd"/>
+      <w:r>
+        <w:rPr>
+          <w:rFonts w:eastAsia="宋体"/>
+          <w:lang w:val="en-GB" w:eastAsia="zh-CN"/>
+        </w:rPr>
+        <w:t xml:space="preserve">: </w:t>
       </w:r>
       <w:hyperlink r:id="rId37" w:history="1">
         <w:r>
@@ -25664,7 +28648,23 @@
           <w:rFonts w:eastAsia="宋体"/>
           <w:lang w:val="en-GB" w:eastAsia="zh-CN"/>
         </w:rPr>
-        <w:t>. (2021). S.l.: Food and Agriculture Organization of the United Nations.</w:t>
+        <w:t xml:space="preserve">. (2021). </w:t>
+      </w:r>
+      <w:proofErr w:type="spellStart"/>
+      <w:r>
+        <w:rPr>
+          <w:rFonts w:eastAsia="宋体"/>
+          <w:lang w:val="en-GB" w:eastAsia="zh-CN"/>
+        </w:rPr>
+        <w:t>S.l.</w:t>
+      </w:r>
+      <w:proofErr w:type="spellEnd"/>
+      <w:r>
+        <w:rPr>
+          <w:rFonts w:eastAsia="宋体"/>
+          <w:lang w:val="en-GB" w:eastAsia="zh-CN"/>
+        </w:rPr>
+        <w:t>: Food and Agriculture Organization of the United Nations.</w:t>
       </w:r>
     </w:p>
     <w:p>
@@ -25679,7 +28679,39 @@
           <w:rFonts w:eastAsia="宋体"/>
           <w:lang w:val="en-GB" w:eastAsia="zh-CN"/>
         </w:rPr>
-        <w:t xml:space="preserve">Vicente-Serrano, S. M., Beguería, S. and López-Moreno, J. I. (2010). ‘A Multiscalar Drought Index Sensitive to Global Warming: The Standardized Precipitation Evapotranspiration Index’. </w:t>
+        <w:t xml:space="preserve">Vicente-Serrano, S. M., </w:t>
+      </w:r>
+      <w:proofErr w:type="spellStart"/>
+      <w:r>
+        <w:rPr>
+          <w:rFonts w:eastAsia="宋体"/>
+          <w:lang w:val="en-GB" w:eastAsia="zh-CN"/>
+        </w:rPr>
+        <w:t>Beguería</w:t>
+      </w:r>
+      <w:proofErr w:type="spellEnd"/>
+      <w:r>
+        <w:rPr>
+          <w:rFonts w:eastAsia="宋体"/>
+          <w:lang w:val="en-GB" w:eastAsia="zh-CN"/>
+        </w:rPr>
+        <w:t xml:space="preserve">, S. and López-Moreno, J. I. (2010). ‘A </w:t>
+      </w:r>
+      <w:proofErr w:type="spellStart"/>
+      <w:r>
+        <w:rPr>
+          <w:rFonts w:eastAsia="宋体"/>
+          <w:lang w:val="en-GB" w:eastAsia="zh-CN"/>
+        </w:rPr>
+        <w:t>Multiscalar</w:t>
+      </w:r>
+      <w:proofErr w:type="spellEnd"/>
+      <w:r>
+        <w:rPr>
+          <w:rFonts w:eastAsia="宋体"/>
+          <w:lang w:val="en-GB" w:eastAsia="zh-CN"/>
+        </w:rPr>
+        <w:t xml:space="preserve"> Drought Index Sensitive to Global Warming: The Standardized Precipitation Evapotranspiration Index’. </w:t>
       </w:r>
       <w:r>
         <w:rPr>
@@ -25695,7 +28727,23 @@
           <w:rFonts w:eastAsia="宋体"/>
           <w:lang w:val="en-GB" w:eastAsia="zh-CN"/>
         </w:rPr>
-        <w:t xml:space="preserve">, 23 (7), pp. 1696–1718. doi: </w:t>
+        <w:t xml:space="preserve">, 23 (7), pp. 1696–1718. </w:t>
+      </w:r>
+      <w:proofErr w:type="spellStart"/>
+      <w:r>
+        <w:rPr>
+          <w:rFonts w:eastAsia="宋体"/>
+          <w:lang w:val="en-GB" w:eastAsia="zh-CN"/>
+        </w:rPr>
+        <w:t>doi</w:t>
+      </w:r>
+      <w:proofErr w:type="spellEnd"/>
+      <w:r>
+        <w:rPr>
+          <w:rFonts w:eastAsia="宋体"/>
+          <w:lang w:val="en-GB" w:eastAsia="zh-CN"/>
+        </w:rPr>
+        <w:t xml:space="preserve">: </w:t>
       </w:r>
       <w:hyperlink r:id="rId38" w:history="1">
         <w:r>
@@ -25727,7 +28775,23 @@
           <w:rFonts w:eastAsia="宋体"/>
           <w:lang w:val="en-GB" w:eastAsia="zh-CN"/>
         </w:rPr>
-        <w:t xml:space="preserve">Wang, H., Chen, B. and Shen, X. (2024). ‘Extreme rainfall, farmer vulnerability, and labor mobility—Evidence from rural China’. </w:t>
+        <w:t xml:space="preserve">Wang, H., Chen, B. and Shen, X. (2024). ‘Extreme rainfall, farmer vulnerability, and </w:t>
+      </w:r>
+      <w:proofErr w:type="spellStart"/>
+      <w:r>
+        <w:rPr>
+          <w:rFonts w:eastAsia="宋体"/>
+          <w:lang w:val="en-GB" w:eastAsia="zh-CN"/>
+        </w:rPr>
+        <w:t>labor</w:t>
+      </w:r>
+      <w:proofErr w:type="spellEnd"/>
+      <w:r>
+        <w:rPr>
+          <w:rFonts w:eastAsia="宋体"/>
+          <w:lang w:val="en-GB" w:eastAsia="zh-CN"/>
+        </w:rPr>
+        <w:t xml:space="preserve"> mobility—Evidence from rural China’. </w:t>
       </w:r>
       <w:r>
         <w:rPr>
@@ -25743,7 +28807,23 @@
           <w:rFonts w:eastAsia="宋体"/>
           <w:lang w:val="en-GB" w:eastAsia="zh-CN"/>
         </w:rPr>
-        <w:t xml:space="preserve">, 918, p. 170866. doi: </w:t>
+        <w:t xml:space="preserve">, 918, p. 170866. </w:t>
+      </w:r>
+      <w:proofErr w:type="spellStart"/>
+      <w:r>
+        <w:rPr>
+          <w:rFonts w:eastAsia="宋体"/>
+          <w:lang w:val="en-GB" w:eastAsia="zh-CN"/>
+        </w:rPr>
+        <w:t>doi</w:t>
+      </w:r>
+      <w:proofErr w:type="spellEnd"/>
+      <w:r>
+        <w:rPr>
+          <w:rFonts w:eastAsia="宋体"/>
+          <w:lang w:val="en-GB" w:eastAsia="zh-CN"/>
+        </w:rPr>
+        <w:t xml:space="preserve">: </w:t>
       </w:r>
       <w:hyperlink r:id="rId39" w:history="1">
         <w:r>
@@ -25791,7 +28871,23 @@
           <w:rFonts w:eastAsia="宋体"/>
           <w:lang w:val="en-GB" w:eastAsia="zh-CN"/>
         </w:rPr>
-        <w:t xml:space="preserve">, 21 (1), pp. 107–126. doi: </w:t>
+        <w:t xml:space="preserve">, 21 (1), pp. 107–126. </w:t>
+      </w:r>
+      <w:proofErr w:type="spellStart"/>
+      <w:r>
+        <w:rPr>
+          <w:rFonts w:eastAsia="宋体"/>
+          <w:lang w:val="en-GB" w:eastAsia="zh-CN"/>
+        </w:rPr>
+        <w:t>doi</w:t>
+      </w:r>
+      <w:proofErr w:type="spellEnd"/>
+      <w:r>
+        <w:rPr>
+          <w:rFonts w:eastAsia="宋体"/>
+          <w:lang w:val="en-GB" w:eastAsia="zh-CN"/>
+        </w:rPr>
+        <w:t xml:space="preserve">: </w:t>
       </w:r>
       <w:hyperlink r:id="rId40" w:history="1">
         <w:r>
@@ -25800,8 +28896,18 @@
             <w:rFonts w:eastAsia="宋体"/>
             <w:lang w:val="en-GB" w:eastAsia="zh-CN"/>
           </w:rPr>
-          <w:t>10.1111/j.1749-124X.2013.12011.x</w:t>
+          <w:t>10.1111/j.1749-124X.</w:t>
         </w:r>
+        <w:proofErr w:type="gramStart"/>
+        <w:r>
+          <w:rPr>
+            <w:rStyle w:val="affe"/>
+            <w:rFonts w:eastAsia="宋体"/>
+            <w:lang w:val="en-GB" w:eastAsia="zh-CN"/>
+          </w:rPr>
+          <w:t>2013.12011.x</w:t>
+        </w:r>
+        <w:proofErr w:type="gramEnd"/>
       </w:hyperlink>
       <w:r>
         <w:rPr>
@@ -25823,7 +28929,23 @@
           <w:rFonts w:eastAsia="宋体"/>
           <w:lang w:val="en-GB" w:eastAsia="zh-CN"/>
         </w:rPr>
-        <w:t xml:space="preserve">Wei, W. and Li, X. (2021). ‘Changes of NDVI in Beipan River Basin of Guizhou Province and its relationship with terrain gradient and population distribution during 2000–2018’. </w:t>
+        <w:t xml:space="preserve">Wei, W. and Li, X. (2021). ‘Changes of NDVI in </w:t>
+      </w:r>
+      <w:proofErr w:type="spellStart"/>
+      <w:r>
+        <w:rPr>
+          <w:rFonts w:eastAsia="宋体"/>
+          <w:lang w:val="en-GB" w:eastAsia="zh-CN"/>
+        </w:rPr>
+        <w:t>Beipan</w:t>
+      </w:r>
+      <w:proofErr w:type="spellEnd"/>
+      <w:r>
+        <w:rPr>
+          <w:rFonts w:eastAsia="宋体"/>
+          <w:lang w:val="en-GB" w:eastAsia="zh-CN"/>
+        </w:rPr>
+        <w:t xml:space="preserve"> River Basin of Guizhou Province and its relationship with terrain gradient and population distribution during 2000–2018’. </w:t>
       </w:r>
       <w:r>
         <w:rPr>
@@ -25839,7 +28961,23 @@
           <w:rFonts w:eastAsia="宋体"/>
           <w:lang w:val="en-GB" w:eastAsia="zh-CN"/>
         </w:rPr>
-        <w:t xml:space="preserve">, 41 (6), pp. 361–368. doi: </w:t>
+        <w:t xml:space="preserve">, 41 (6), pp. 361–368. </w:t>
+      </w:r>
+      <w:proofErr w:type="spellStart"/>
+      <w:r>
+        <w:rPr>
+          <w:rFonts w:eastAsia="宋体"/>
+          <w:lang w:val="en-GB" w:eastAsia="zh-CN"/>
+        </w:rPr>
+        <w:t>doi</w:t>
+      </w:r>
+      <w:proofErr w:type="spellEnd"/>
+      <w:r>
+        <w:rPr>
+          <w:rFonts w:eastAsia="宋体"/>
+          <w:lang w:val="en-GB" w:eastAsia="zh-CN"/>
+        </w:rPr>
+        <w:t xml:space="preserve">: </w:t>
       </w:r>
       <w:hyperlink r:id="rId41" w:history="1">
         <w:r>
@@ -25871,7 +29009,23 @@
           <w:rFonts w:eastAsia="宋体"/>
           <w:lang w:val="en-GB" w:eastAsia="zh-CN"/>
         </w:rPr>
-        <w:t xml:space="preserve">Yun, S., Jun, Y. and Hong, S. (2012). ‘Social perception and response to the drought process: a case study of the drought during 2009–2010 in the Qianxi’nan Prefecture of Guizhou Province’. </w:t>
+        <w:t xml:space="preserve">Yun, S., Jun, Y. and Hong, S. (2012). ‘Social perception and response to the drought process: a case study of the drought during 2009–2010 in the </w:t>
+      </w:r>
+      <w:proofErr w:type="spellStart"/>
+      <w:r>
+        <w:rPr>
+          <w:rFonts w:eastAsia="宋体"/>
+          <w:lang w:val="en-GB" w:eastAsia="zh-CN"/>
+        </w:rPr>
+        <w:t>Qianxi’nan</w:t>
+      </w:r>
+      <w:proofErr w:type="spellEnd"/>
+      <w:r>
+        <w:rPr>
+          <w:rFonts w:eastAsia="宋体"/>
+          <w:lang w:val="en-GB" w:eastAsia="zh-CN"/>
+        </w:rPr>
+        <w:t xml:space="preserve"> Prefecture of Guizhou Province’. </w:t>
       </w:r>
       <w:r>
         <w:rPr>
@@ -25887,7 +29041,23 @@
           <w:rFonts w:eastAsia="宋体"/>
           <w:lang w:val="en-GB" w:eastAsia="zh-CN"/>
         </w:rPr>
-        <w:t xml:space="preserve">, 64 (1), pp. 839–851. doi: </w:t>
+        <w:t xml:space="preserve">, 64 (1), pp. 839–851. </w:t>
+      </w:r>
+      <w:proofErr w:type="spellStart"/>
+      <w:r>
+        <w:rPr>
+          <w:rFonts w:eastAsia="宋体"/>
+          <w:lang w:val="en-GB" w:eastAsia="zh-CN"/>
+        </w:rPr>
+        <w:t>doi</w:t>
+      </w:r>
+      <w:proofErr w:type="spellEnd"/>
+      <w:r>
+        <w:rPr>
+          <w:rFonts w:eastAsia="宋体"/>
+          <w:lang w:val="en-GB" w:eastAsia="zh-CN"/>
+        </w:rPr>
+        <w:t xml:space="preserve">: </w:t>
       </w:r>
       <w:hyperlink r:id="rId42" w:history="1">
         <w:r>
@@ -25919,7 +29089,23 @@
           <w:rFonts w:eastAsia="宋体"/>
           <w:lang w:val="en-GB" w:eastAsia="zh-CN"/>
         </w:rPr>
-        <w:t xml:space="preserve">Zheng, W., Chen, X., Xu, W. and Wu, Z. (2024). ‘Heterogeneous and short-term effects of a changing climate on farmers’ labor allocation: An empirical analysis of China’. </w:t>
+        <w:t xml:space="preserve">Zheng, W., Chen, X., Xu, W. and Wu, Z. (2024). ‘Heterogeneous and short-term effects of a changing climate on farmers’ </w:t>
+      </w:r>
+      <w:proofErr w:type="spellStart"/>
+      <w:r>
+        <w:rPr>
+          <w:rFonts w:eastAsia="宋体"/>
+          <w:lang w:val="en-GB" w:eastAsia="zh-CN"/>
+        </w:rPr>
+        <w:t>labor</w:t>
+      </w:r>
+      <w:proofErr w:type="spellEnd"/>
+      <w:r>
+        <w:rPr>
+          <w:rFonts w:eastAsia="宋体"/>
+          <w:lang w:val="en-GB" w:eastAsia="zh-CN"/>
+        </w:rPr>
+        <w:t xml:space="preserve"> allocation: An empirical analysis of China’. </w:t>
       </w:r>
       <w:r>
         <w:rPr>
@@ -25935,7 +29121,23 @@
           <w:rFonts w:eastAsia="宋体"/>
           <w:lang w:val="en-GB" w:eastAsia="zh-CN"/>
         </w:rPr>
-        <w:t xml:space="preserve">. Edited by Z. Mushtaq, 19 (7), p. e0306260. doi: </w:t>
+        <w:t xml:space="preserve">. Edited by Z. Mushtaq, 19 (7), p. e0306260. </w:t>
+      </w:r>
+      <w:proofErr w:type="spellStart"/>
+      <w:r>
+        <w:rPr>
+          <w:rFonts w:eastAsia="宋体"/>
+          <w:lang w:val="en-GB" w:eastAsia="zh-CN"/>
+        </w:rPr>
+        <w:t>doi</w:t>
+      </w:r>
+      <w:proofErr w:type="spellEnd"/>
+      <w:r>
+        <w:rPr>
+          <w:rFonts w:eastAsia="宋体"/>
+          <w:lang w:val="en-GB" w:eastAsia="zh-CN"/>
+        </w:rPr>
+        <w:t xml:space="preserve">: </w:t>
       </w:r>
       <w:hyperlink r:id="rId43" w:history="1">
         <w:r>
@@ -25978,12 +29180,12 @@
           <w:lang w:eastAsia="zh-CN"/>
         </w:rPr>
       </w:pPr>
-      <w:bookmarkStart w:id="397" w:name="_Toc206342961"/>
+      <w:bookmarkStart w:id="399" w:name="_Toc206342961"/>
       <w:r>
         <w:lastRenderedPageBreak/>
         <w:t>Appendices</w:t>
       </w:r>
-      <w:bookmarkEnd w:id="397"/>
+      <w:bookmarkEnd w:id="399"/>
     </w:p>
     <w:p>
       <w:pPr>
@@ -25997,7 +29199,7 @@
           <w:lang w:eastAsia="zh-CN"/>
         </w:rPr>
       </w:pPr>
-      <w:bookmarkStart w:id="398" w:name="_Toc206342962"/>
+      <w:bookmarkStart w:id="400" w:name="_Toc206342962"/>
       <w:r>
         <w:rPr>
           <w:rFonts w:eastAsia="宋体" w:hint="eastAsia"/>
@@ -26005,7 +29207,7 @@
         </w:rPr>
         <w:t>Data and Variables</w:t>
       </w:r>
-      <w:bookmarkEnd w:id="398"/>
+      <w:bookmarkEnd w:id="400"/>
     </w:p>
     <w:p>
       <w:pPr>
@@ -26018,8 +29220,8 @@
           <w:lang w:eastAsia="zh-CN"/>
         </w:rPr>
       </w:pPr>
-      <w:bookmarkStart w:id="399" w:name="_Ref206336382"/>
-      <w:bookmarkStart w:id="400" w:name="_Toc206342963"/>
+      <w:bookmarkStart w:id="401" w:name="_Ref206336382"/>
+      <w:bookmarkStart w:id="402" w:name="_Toc206342963"/>
       <w:r>
         <w:rPr>
           <w:rFonts w:hint="eastAsia"/>
@@ -26033,8 +29235,8 @@
         </w:rPr>
         <w:t>Definitions</w:t>
       </w:r>
-      <w:bookmarkEnd w:id="399"/>
-      <w:bookmarkEnd w:id="400"/>
+      <w:bookmarkEnd w:id="401"/>
+      <w:bookmarkEnd w:id="402"/>
     </w:p>
     <w:p>
       <w:pPr>
@@ -26047,7 +29249,7 @@
           <w:lang w:eastAsia="zh-CN"/>
         </w:rPr>
       </w:pPr>
-      <w:bookmarkStart w:id="401" w:name="_Toc206258295"/>
+      <w:bookmarkStart w:id="403" w:name="_Toc206258295"/>
       <w:r>
         <w:rPr>
           <w:sz w:val="22"/>
@@ -26151,7 +29353,7 @@
         </w:rPr>
         <w:t>Description of Variables Used in the Study</w:t>
       </w:r>
-      <w:bookmarkEnd w:id="401"/>
+      <w:bookmarkEnd w:id="403"/>
     </w:p>
     <w:tbl>
       <w:tblPr>
@@ -26497,6 +29699,7 @@
                 <w:lang w:val="en-GB" w:eastAsia="zh-CN"/>
               </w:rPr>
             </w:pPr>
+            <w:proofErr w:type="spellStart"/>
             <w:r>
               <w:rPr>
                 <w:rFonts w:ascii="Courier New" w:hAnsi="Courier New" w:cs="Courier New"/>
@@ -26505,6 +29708,7 @@
               </w:rPr>
               <w:t>pop_total</w:t>
             </w:r>
+            <w:proofErr w:type="spellEnd"/>
           </w:p>
         </w:tc>
         <w:tc>
@@ -26589,6 +29793,7 @@
                 <w:lang w:val="en-GB" w:eastAsia="zh-CN"/>
               </w:rPr>
             </w:pPr>
+            <w:proofErr w:type="spellStart"/>
             <w:r>
               <w:rPr>
                 <w:rFonts w:ascii="Courier New" w:hAnsi="Courier New" w:cs="Courier New"/>
@@ -26597,6 +29802,7 @@
               </w:rPr>
               <w:t>pop_agri</w:t>
             </w:r>
+            <w:proofErr w:type="spellEnd"/>
           </w:p>
         </w:tc>
         <w:tc>
@@ -26681,6 +29887,7 @@
                 <w:lang w:val="en-GB" w:eastAsia="zh-CN"/>
               </w:rPr>
             </w:pPr>
+            <w:proofErr w:type="spellStart"/>
             <w:r>
               <w:rPr>
                 <w:rFonts w:ascii="Courier New" w:hAnsi="Courier New" w:cs="Courier New"/>
@@ -26689,6 +29896,7 @@
               </w:rPr>
               <w:t>pop_density</w:t>
             </w:r>
+            <w:proofErr w:type="spellEnd"/>
           </w:p>
         </w:tc>
         <w:tc>
@@ -26773,6 +29981,7 @@
                 <w:lang w:val="en-GB" w:eastAsia="zh-CN"/>
               </w:rPr>
             </w:pPr>
+            <w:proofErr w:type="spellStart"/>
             <w:r>
               <w:rPr>
                 <w:rFonts w:ascii="Courier New" w:hAnsi="Courier New" w:cs="Courier New"/>
@@ -26781,6 +29990,7 @@
               </w:rPr>
               <w:t>urban_core</w:t>
             </w:r>
+            <w:proofErr w:type="spellEnd"/>
           </w:p>
         </w:tc>
         <w:tc>
@@ -26865,6 +30075,7 @@
                 <w:lang w:val="en-GB" w:eastAsia="zh-CN"/>
               </w:rPr>
             </w:pPr>
+            <w:proofErr w:type="spellStart"/>
             <w:r>
               <w:rPr>
                 <w:rFonts w:ascii="Courier New" w:hAnsi="Courier New" w:cs="Courier New"/>
@@ -26873,6 +30084,7 @@
               </w:rPr>
               <w:t>net_migration</w:t>
             </w:r>
+            <w:proofErr w:type="spellEnd"/>
           </w:p>
         </w:tc>
         <w:tc>
@@ -26937,7 +30149,23 @@
                 <w:sz w:val="22"/>
                 <w:lang w:val="en-GB" w:eastAsia="zh-CN"/>
               </w:rPr>
-              <w:t>Estimated as Δpop_total − (births − deaths)</w:t>
+              <w:t xml:space="preserve">Estimated as </w:t>
+            </w:r>
+            <w:proofErr w:type="spellStart"/>
+            <w:r>
+              <w:rPr>
+                <w:sz w:val="22"/>
+                <w:lang w:val="en-GB" w:eastAsia="zh-CN"/>
+              </w:rPr>
+              <w:t>Δpop_total</w:t>
+            </w:r>
+            <w:proofErr w:type="spellEnd"/>
+            <w:r>
+              <w:rPr>
+                <w:sz w:val="22"/>
+                <w:lang w:val="en-GB" w:eastAsia="zh-CN"/>
+              </w:rPr>
+              <w:t xml:space="preserve"> − (births − deaths)</w:t>
             </w:r>
           </w:p>
         </w:tc>
@@ -27234,6 +30462,7 @@
                 <w:lang w:val="en-GB" w:eastAsia="zh-CN"/>
               </w:rPr>
             </w:pPr>
+            <w:proofErr w:type="spellStart"/>
             <w:r>
               <w:rPr>
                 <w:rFonts w:ascii="Courier New" w:hAnsi="Courier New" w:cs="Courier New"/>
@@ -27242,6 +30471,7 @@
               </w:rPr>
               <w:t>births_source</w:t>
             </w:r>
+            <w:proofErr w:type="spellEnd"/>
           </w:p>
         </w:tc>
         <w:tc>
@@ -27326,6 +30556,7 @@
                 <w:lang w:val="en-GB" w:eastAsia="zh-CN"/>
               </w:rPr>
             </w:pPr>
+            <w:proofErr w:type="spellStart"/>
             <w:r>
               <w:rPr>
                 <w:rFonts w:ascii="Courier New" w:hAnsi="Courier New" w:cs="Courier New"/>
@@ -27334,6 +30565,7 @@
               </w:rPr>
               <w:t>deaths_source</w:t>
             </w:r>
+            <w:proofErr w:type="spellEnd"/>
           </w:p>
         </w:tc>
         <w:tc>
@@ -27418,6 +30650,7 @@
                 <w:lang w:val="en-GB" w:eastAsia="zh-CN"/>
               </w:rPr>
             </w:pPr>
+            <w:proofErr w:type="spellStart"/>
             <w:r>
               <w:rPr>
                 <w:rFonts w:ascii="Courier New" w:hAnsi="Courier New" w:cs="Courier New"/>
@@ -27426,6 +30659,7 @@
               </w:rPr>
               <w:t>ndvi_crop</w:t>
             </w:r>
+            <w:proofErr w:type="spellEnd"/>
           </w:p>
         </w:tc>
         <w:tc>
@@ -27510,6 +30744,7 @@
                 <w:lang w:val="en-GB" w:eastAsia="zh-CN"/>
               </w:rPr>
             </w:pPr>
+            <w:proofErr w:type="spellStart"/>
             <w:r>
               <w:rPr>
                 <w:rFonts w:ascii="Courier New" w:hAnsi="Courier New" w:cs="Courier New"/>
@@ -27518,6 +30753,7 @@
               </w:rPr>
               <w:t>drought_pixel_rate</w:t>
             </w:r>
+            <w:proofErr w:type="spellEnd"/>
           </w:p>
         </w:tc>
         <w:tc>
@@ -27577,12 +30813,21 @@
                 <w:lang w:val="en-GB" w:eastAsia="zh-CN"/>
               </w:rPr>
             </w:pPr>
+            <w:proofErr w:type="spellStart"/>
             <w:r>
               <w:rPr>
                 <w:sz w:val="22"/>
                 <w:lang w:val="en-GB" w:eastAsia="zh-CN"/>
               </w:rPr>
-              <w:t>SPEIbase v2.10 (SPEI &lt; −1.5), pixel-level mean</w:t>
+              <w:t>SPEIbase</w:t>
+            </w:r>
+            <w:proofErr w:type="spellEnd"/>
+            <w:r>
+              <w:rPr>
+                <w:sz w:val="22"/>
+                <w:lang w:val="en-GB" w:eastAsia="zh-CN"/>
+              </w:rPr>
+              <w:t xml:space="preserve"> v2.10 (SPEI &lt; −1.5), pixel-level mean</w:t>
             </w:r>
           </w:p>
         </w:tc>
@@ -27602,6 +30847,7 @@
                 <w:lang w:val="en-GB" w:eastAsia="zh-CN"/>
               </w:rPr>
             </w:pPr>
+            <w:proofErr w:type="spellStart"/>
             <w:r>
               <w:rPr>
                 <w:rFonts w:ascii="Courier New" w:hAnsi="Courier New" w:cs="Courier New"/>
@@ -27610,6 +30856,7 @@
               </w:rPr>
               <w:t>drought_class</w:t>
             </w:r>
+            <w:proofErr w:type="spellEnd"/>
           </w:p>
         </w:tc>
         <w:tc>
@@ -27674,8 +30921,17 @@
                 <w:sz w:val="22"/>
                 <w:lang w:val="en-GB" w:eastAsia="zh-CN"/>
               </w:rPr>
-              <w:t>Based on quartiles of drought_pixel_rate</w:t>
-            </w:r>
+              <w:t xml:space="preserve">Based on quartiles of </w:t>
+            </w:r>
+            <w:proofErr w:type="spellStart"/>
+            <w:r>
+              <w:rPr>
+                <w:sz w:val="22"/>
+                <w:lang w:val="en-GB" w:eastAsia="zh-CN"/>
+              </w:rPr>
+              <w:t>drought_pixel_rate</w:t>
+            </w:r>
+            <w:proofErr w:type="spellEnd"/>
           </w:p>
         </w:tc>
       </w:tr>
@@ -27786,6 +31042,7 @@
                 <w:lang w:val="en-GB" w:eastAsia="zh-CN"/>
               </w:rPr>
             </w:pPr>
+            <w:proofErr w:type="spellStart"/>
             <w:r>
               <w:rPr>
                 <w:rFonts w:ascii="Courier New" w:hAnsi="Courier New" w:cs="Courier New"/>
@@ -27794,6 +31051,7 @@
               </w:rPr>
               <w:t>cropland_pct</w:t>
             </w:r>
+            <w:proofErr w:type="spellEnd"/>
           </w:p>
         </w:tc>
         <w:tc>
@@ -27878,6 +31136,7 @@
                 <w:lang w:val="en-GB" w:eastAsia="zh-CN"/>
               </w:rPr>
             </w:pPr>
+            <w:proofErr w:type="spellStart"/>
             <w:r>
               <w:rPr>
                 <w:rFonts w:ascii="Courier New" w:hAnsi="Courier New" w:cs="Courier New"/>
@@ -27886,6 +31145,7 @@
               </w:rPr>
               <w:t>elev_mean</w:t>
             </w:r>
+            <w:proofErr w:type="spellEnd"/>
           </w:p>
         </w:tc>
         <w:tc>
@@ -27970,6 +31230,7 @@
                 <w:lang w:val="en-GB" w:eastAsia="zh-CN"/>
               </w:rPr>
             </w:pPr>
+            <w:proofErr w:type="spellStart"/>
             <w:r>
               <w:rPr>
                 <w:rFonts w:ascii="Courier New" w:hAnsi="Courier New" w:cs="Courier New"/>
@@ -27978,6 +31239,7 @@
               </w:rPr>
               <w:t>high_elevation</w:t>
             </w:r>
+            <w:proofErr w:type="spellEnd"/>
           </w:p>
         </w:tc>
         <w:tc>
@@ -27998,7 +31260,23 @@
                 <w:sz w:val="22"/>
                 <w:lang w:val="en-GB" w:eastAsia="zh-CN"/>
               </w:rPr>
-              <w:t>High-elevation dummy (≥ 75th percentile of elev_mean)</w:t>
+              <w:t xml:space="preserve">High-elevation dummy (≥ 75th percentile of </w:t>
+            </w:r>
+            <w:proofErr w:type="spellStart"/>
+            <w:r>
+              <w:rPr>
+                <w:sz w:val="22"/>
+                <w:lang w:val="en-GB" w:eastAsia="zh-CN"/>
+              </w:rPr>
+              <w:t>elev_mean</w:t>
+            </w:r>
+            <w:proofErr w:type="spellEnd"/>
+            <w:r>
+              <w:rPr>
+                <w:sz w:val="22"/>
+                <w:lang w:val="en-GB" w:eastAsia="zh-CN"/>
+              </w:rPr>
+              <w:t>)</w:t>
             </w:r>
           </w:p>
         </w:tc>
@@ -28149,8 +31427,17 @@
                 <w:sz w:val="22"/>
                 <w:lang w:val="en-GB" w:eastAsia="zh-CN"/>
               </w:rPr>
-              <w:t>of drought_pixel_rate</w:t>
-            </w:r>
+              <w:t xml:space="preserve">of </w:t>
+            </w:r>
+            <w:proofErr w:type="spellStart"/>
+            <w:r>
+              <w:rPr>
+                <w:sz w:val="22"/>
+                <w:lang w:val="en-GB" w:eastAsia="zh-CN"/>
+              </w:rPr>
+              <w:t>drought_pixel_rate</w:t>
+            </w:r>
+            <w:proofErr w:type="spellEnd"/>
           </w:p>
         </w:tc>
       </w:tr>
@@ -28262,6 +31549,7 @@
                 <w:lang w:val="en-GB" w:eastAsia="zh-CN"/>
               </w:rPr>
             </w:pPr>
+            <w:proofErr w:type="spellStart"/>
             <w:r>
               <w:rPr>
                 <w:rFonts w:ascii="Courier New" w:hAnsi="Courier New" w:cs="Courier New"/>
@@ -28270,6 +31558,7 @@
               </w:rPr>
               <w:t>drought_post</w:t>
             </w:r>
+            <w:proofErr w:type="spellEnd"/>
           </w:p>
         </w:tc>
         <w:tc>
@@ -28285,12 +31574,21 @@
                 <w:lang w:val="en-GB" w:eastAsia="zh-CN"/>
               </w:rPr>
             </w:pPr>
+            <w:proofErr w:type="spellStart"/>
             <w:r>
               <w:rPr>
                 <w:sz w:val="22"/>
                 <w:lang w:val="en-GB" w:eastAsia="zh-CN"/>
               </w:rPr>
-              <w:t>DiD interaction: treated × post</w:t>
+              <w:t>DiD</w:t>
+            </w:r>
+            <w:proofErr w:type="spellEnd"/>
+            <w:r>
+              <w:rPr>
+                <w:sz w:val="22"/>
+                <w:lang w:val="en-GB" w:eastAsia="zh-CN"/>
+              </w:rPr>
+              <w:t xml:space="preserve"> interaction: treated × post</w:t>
             </w:r>
           </w:p>
         </w:tc>
@@ -28354,6 +31652,7 @@
                 <w:lang w:val="en-GB" w:eastAsia="zh-CN"/>
               </w:rPr>
             </w:pPr>
+            <w:proofErr w:type="spellStart"/>
             <w:r>
               <w:rPr>
                 <w:rFonts w:ascii="Courier New" w:hAnsi="Courier New" w:cs="Courier New"/>
@@ -28362,6 +31661,7 @@
               </w:rPr>
               <w:t>agri_employ_ratio</w:t>
             </w:r>
+            <w:proofErr w:type="spellEnd"/>
           </w:p>
         </w:tc>
         <w:tc>
@@ -28446,6 +31746,7 @@
                 <w:lang w:val="en-GB" w:eastAsia="zh-CN"/>
               </w:rPr>
             </w:pPr>
+            <w:proofErr w:type="spellStart"/>
             <w:r>
               <w:rPr>
                 <w:rFonts w:ascii="Courier New" w:hAnsi="Courier New" w:cs="Courier New"/>
@@ -28454,6 +31755,7 @@
               </w:rPr>
               <w:t>agri_gdp_ratio</w:t>
             </w:r>
+            <w:proofErr w:type="spellEnd"/>
           </w:p>
         </w:tc>
         <w:tc>
@@ -28538,6 +31840,7 @@
                 <w:lang w:val="en-GB" w:eastAsia="zh-CN"/>
               </w:rPr>
             </w:pPr>
+            <w:proofErr w:type="spellStart"/>
             <w:r>
               <w:rPr>
                 <w:rFonts w:ascii="Courier New" w:hAnsi="Courier New" w:cs="Courier New"/>
@@ -28546,6 +31849,7 @@
               </w:rPr>
               <w:t>income_rural</w:t>
             </w:r>
+            <w:proofErr w:type="spellEnd"/>
           </w:p>
         </w:tc>
         <w:tc>
@@ -28633,6 +31937,7 @@
                 <w:lang w:val="en-GB" w:eastAsia="zh-CN"/>
               </w:rPr>
             </w:pPr>
+            <w:proofErr w:type="spellStart"/>
             <w:r>
               <w:rPr>
                 <w:rFonts w:ascii="Courier New" w:hAnsi="Courier New" w:cs="Courier New"/>
@@ -28641,6 +31946,7 @@
               </w:rPr>
               <w:t>gdp_pc</w:t>
             </w:r>
+            <w:proofErr w:type="spellEnd"/>
           </w:p>
         </w:tc>
         <w:tc>
@@ -28731,14 +32037,14 @@
           <w:lang w:eastAsia="zh-CN"/>
         </w:rPr>
       </w:pPr>
-      <w:bookmarkStart w:id="402" w:name="_Toc206342964"/>
+      <w:bookmarkStart w:id="404" w:name="_Toc206342964"/>
       <w:r>
         <w:rPr>
           <w:lang w:eastAsia="zh-CN"/>
         </w:rPr>
         <w:t>Data Sources</w:t>
       </w:r>
-      <w:bookmarkEnd w:id="402"/>
+      <w:bookmarkEnd w:id="404"/>
     </w:p>
     <w:p>
       <w:pPr>
@@ -28752,7 +32058,7 @@
           <w:lang w:eastAsia="zh-CN"/>
         </w:rPr>
       </w:pPr>
-      <w:bookmarkStart w:id="403" w:name="_Toc206258296"/>
+      <w:bookmarkStart w:id="405" w:name="_Toc206258296"/>
       <w:r>
         <w:rPr>
           <w:sz w:val="22"/>
@@ -28848,7 +32154,7 @@
         </w:rPr>
         <w:t xml:space="preserve"> Data Source Summary</w:t>
       </w:r>
-      <w:bookmarkEnd w:id="403"/>
+      <w:bookmarkEnd w:id="405"/>
     </w:p>
     <w:tbl>
       <w:tblPr>
@@ -29086,13 +32392,23 @@
                 <w:lang w:val="en-GB" w:eastAsia="zh-CN"/>
               </w:rPr>
             </w:pPr>
+            <w:proofErr w:type="spellStart"/>
             <w:r>
               <w:rPr>
                 <w:rFonts w:eastAsia="宋体"/>
                 <w:sz w:val="22"/>
                 <w:lang w:val="en-GB" w:eastAsia="zh-CN"/>
               </w:rPr>
-              <w:t>SPEIbase v2.10 (Vicente-Serrano et al., 2010)</w:t>
+              <w:t>SPEIbase</w:t>
+            </w:r>
+            <w:proofErr w:type="spellEnd"/>
+            <w:r>
+              <w:rPr>
+                <w:rFonts w:eastAsia="宋体"/>
+                <w:sz w:val="22"/>
+                <w:lang w:val="en-GB" w:eastAsia="zh-CN"/>
+              </w:rPr>
+              <w:t xml:space="preserve"> v2.10 (Vicente-Serrano et al., 2010)</w:t>
             </w:r>
           </w:p>
         </w:tc>
@@ -29564,7 +32880,25 @@
                 <w:sz w:val="22"/>
                 <w:lang w:val="en-GB" w:eastAsia="zh-CN"/>
               </w:rPr>
-              <w:t>Net migration estimated as Δpopulation − (births − deaths), standardised per 1,000 persons; provincial crude rates used if county-level birth/death data missing</w:t>
+              <w:t xml:space="preserve">Net migration estimated as </w:t>
+            </w:r>
+            <w:proofErr w:type="spellStart"/>
+            <w:r>
+              <w:rPr>
+                <w:rFonts w:eastAsia="宋体"/>
+                <w:sz w:val="22"/>
+                <w:lang w:val="en-GB" w:eastAsia="zh-CN"/>
+              </w:rPr>
+              <w:t>Δpopulation</w:t>
+            </w:r>
+            <w:proofErr w:type="spellEnd"/>
+            <w:r>
+              <w:rPr>
+                <w:rFonts w:eastAsia="宋体"/>
+                <w:sz w:val="22"/>
+                <w:lang w:val="en-GB" w:eastAsia="zh-CN"/>
+              </w:rPr>
+              <w:t xml:space="preserve"> − (births − deaths), standardised per 1,000 persons; provincial crude rates used if county-level birth/death data missing</w:t>
             </w:r>
           </w:p>
         </w:tc>
@@ -29843,7 +33177,25 @@
                 <w:sz w:val="22"/>
                 <w:lang w:val="en-GB" w:eastAsia="zh-CN"/>
               </w:rPr>
-              <w:t>Data aligned by county name and year; ≤1 year gaps interpolated; structural gaps retained; processing in Google Earth Engine (spatial) + Python (cleaning, merging, regression)</w:t>
+              <w:t>Data aligned by county name and year; ≤</w:t>
+            </w:r>
+            <w:proofErr w:type="gramStart"/>
+            <w:r>
+              <w:rPr>
+                <w:rFonts w:eastAsia="宋体"/>
+                <w:sz w:val="22"/>
+                <w:lang w:val="en-GB" w:eastAsia="zh-CN"/>
+              </w:rPr>
+              <w:t>1 year</w:t>
+            </w:r>
+            <w:proofErr w:type="gramEnd"/>
+            <w:r>
+              <w:rPr>
+                <w:rFonts w:eastAsia="宋体"/>
+                <w:sz w:val="22"/>
+                <w:lang w:val="en-GB" w:eastAsia="zh-CN"/>
+              </w:rPr>
+              <w:t xml:space="preserve"> gaps interpolated; structural gaps retained; processing in Google Earth Engine (spatial) + Python (cleaning, merging, regression)</w:t>
             </w:r>
           </w:p>
         </w:tc>
@@ -29861,14 +33213,14 @@
           <w:lang w:eastAsia="zh-CN"/>
         </w:rPr>
       </w:pPr>
-      <w:bookmarkStart w:id="404" w:name="_Toc206342965"/>
+      <w:bookmarkStart w:id="406" w:name="_Toc206342965"/>
       <w:r>
         <w:rPr>
           <w:lang w:eastAsia="zh-CN"/>
         </w:rPr>
         <w:t>Methodological Details / Codebook</w:t>
       </w:r>
-      <w:bookmarkEnd w:id="404"/>
+      <w:bookmarkEnd w:id="406"/>
     </w:p>
     <w:p>
       <w:pPr>
@@ -30067,6 +33419,7 @@
         </w:rPr>
         <w:t xml:space="preserve">Purpose: To construct the pixel drought frequency for SPEI&lt;–1.5 from February to June 2010 and aggregate it to the county level; quartile classification is </w:t>
       </w:r>
+      <w:proofErr w:type="spellStart"/>
       <w:r>
         <w:rPr>
           <w:rFonts w:ascii="Courier New" w:eastAsia="宋体" w:hAnsi="Courier New" w:cs="Courier New"/>
@@ -30074,6 +33427,7 @@
         </w:rPr>
         <w:t>drought_class</w:t>
       </w:r>
+      <w:proofErr w:type="spellEnd"/>
       <w:r>
         <w:rPr>
           <w:rFonts w:eastAsia="宋体"/>
@@ -30135,6 +33489,7 @@
         </w:rPr>
         <w:t xml:space="preserve">Output fields: median (county-level median drought frequency), </w:t>
       </w:r>
+      <w:proofErr w:type="spellStart"/>
       <w:r>
         <w:rPr>
           <w:rFonts w:ascii="Courier New" w:eastAsia="宋体" w:hAnsi="Courier New" w:cs="Courier New"/>
@@ -30142,6 +33497,7 @@
         </w:rPr>
         <w:t>drought_pixel_rate</w:t>
       </w:r>
+      <w:proofErr w:type="spellEnd"/>
       <w:r>
         <w:rPr>
           <w:rFonts w:eastAsia="宋体"/>
@@ -30149,6 +33505,7 @@
         </w:rPr>
         <w:t xml:space="preserve">, </w:t>
       </w:r>
+      <w:proofErr w:type="spellStart"/>
       <w:r>
         <w:rPr>
           <w:rFonts w:ascii="Courier New" w:eastAsia="宋体" w:hAnsi="Courier New" w:cs="Courier New"/>
@@ -30156,6 +33513,7 @@
         </w:rPr>
         <w:t>drought_class</w:t>
       </w:r>
+      <w:proofErr w:type="spellEnd"/>
       <w:r>
         <w:rPr>
           <w:rFonts w:eastAsia="宋体"/>
@@ -30225,6 +33583,7 @@
         </w:rPr>
         <w:t>Purpose: To calculate the county-level average NDVI (</w:t>
       </w:r>
+      <w:proofErr w:type="spellStart"/>
       <w:r>
         <w:rPr>
           <w:rFonts w:ascii="Courier New" w:eastAsia="宋体" w:hAnsi="Courier New" w:cs="Courier New"/>
@@ -30232,6 +33591,7 @@
         </w:rPr>
         <w:t>ndvi_cropland</w:t>
       </w:r>
+      <w:proofErr w:type="spellEnd"/>
       <w:r>
         <w:rPr>
           <w:rFonts w:eastAsia="宋体"/>
@@ -30257,7 +33617,23 @@
           <w:rFonts w:eastAsia="宋体"/>
           <w:lang w:val="en-GB" w:eastAsia="zh-CN"/>
         </w:rPr>
-        <w:t>Input: MODIS/006/MOD13Q1 (NDVI × 0.0001), MODIS/006/MCD12Q1 (2010; IGBP=12 mask)</w:t>
+        <w:t xml:space="preserve">Input: MODIS/006/MOD13Q1 (NDVI × 0.0001), MODIS/006/MCD12Q1 (2010; IGBP=12 </w:t>
+      </w:r>
+      <w:proofErr w:type="spellStart"/>
+      <w:r>
+        <w:rPr>
+          <w:rFonts w:eastAsia="宋体"/>
+          <w:lang w:val="en-GB" w:eastAsia="zh-CN"/>
+        </w:rPr>
+        <w:t>mask</w:t>
+      </w:r>
+      <w:proofErr w:type="spellEnd"/>
+      <w:r>
+        <w:rPr>
+          <w:rFonts w:eastAsia="宋体"/>
+          <w:lang w:val="en-GB" w:eastAsia="zh-CN"/>
+        </w:rPr>
+        <w:t>)</w:t>
       </w:r>
     </w:p>
     <w:p>
@@ -30279,6 +33655,7 @@
         </w:rPr>
         <w:t xml:space="preserve">Output fields: </w:t>
       </w:r>
+      <w:proofErr w:type="spellStart"/>
       <w:r>
         <w:rPr>
           <w:rFonts w:ascii="Courier New" w:eastAsia="宋体" w:hAnsi="Courier New" w:cs="Courier New"/>
@@ -30286,6 +33663,7 @@
         </w:rPr>
         <w:t>ndvi_cropland</w:t>
       </w:r>
+      <w:proofErr w:type="spellEnd"/>
       <w:r>
         <w:rPr>
           <w:rFonts w:eastAsia="宋体"/>
@@ -30370,6 +33748,7 @@
         </w:rPr>
         <w:t>Purpose: Calculate cumulative precipitation (</w:t>
       </w:r>
+      <w:proofErr w:type="spellStart"/>
       <w:r>
         <w:rPr>
           <w:rFonts w:ascii="Courier New" w:eastAsia="Times New Roman" w:hAnsi="Courier New" w:cs="Courier New"/>
@@ -30378,6 +33757,7 @@
         </w:rPr>
         <w:t>rain_gs</w:t>
       </w:r>
+      <w:proofErr w:type="spellEnd"/>
       <w:r>
         <w:rPr>
           <w:rFonts w:eastAsia="Times New Roman" w:cs="Times New Roman"/>
@@ -30434,13 +33814,23 @@
         </w:rPr>
         <w:t xml:space="preserve">Output fields: </w:t>
       </w:r>
+      <w:proofErr w:type="spellStart"/>
       <w:r>
         <w:rPr>
           <w:rFonts w:ascii="Courier New" w:eastAsia="Times New Roman" w:hAnsi="Courier New" w:cs="Courier New"/>
           <w:szCs w:val="24"/>
           <w:lang w:val="en-GB" w:eastAsia="zh-CN"/>
         </w:rPr>
-        <w:t>rain_gs,</w:t>
+        <w:t>rain_gs</w:t>
+      </w:r>
+      <w:proofErr w:type="spellEnd"/>
+      <w:r>
+        <w:rPr>
+          <w:rFonts w:ascii="Courier New" w:eastAsia="Times New Roman" w:hAnsi="Courier New" w:cs="Courier New"/>
+          <w:szCs w:val="24"/>
+          <w:lang w:val="en-GB" w:eastAsia="zh-CN"/>
+        </w:rPr>
+        <w:t>,</w:t>
       </w:r>
       <w:r>
         <w:rPr>
@@ -30534,6 +33924,7 @@
         <w:lastRenderedPageBreak/>
         <w:t>Purpose: Calculate the proportion of cropland at the county level in 2010 (</w:t>
       </w:r>
+      <w:proofErr w:type="spellStart"/>
       <w:r>
         <w:rPr>
           <w:rFonts w:ascii="Courier New" w:eastAsia="宋体" w:hAnsi="Courier New" w:cs="Courier New"/>
@@ -30541,6 +33932,7 @@
         </w:rPr>
         <w:t>cropland_pct</w:t>
       </w:r>
+      <w:proofErr w:type="spellEnd"/>
       <w:r>
         <w:rPr>
           <w:rFonts w:eastAsia="宋体"/>
@@ -30588,6 +33980,7 @@
         </w:rPr>
         <w:t xml:space="preserve">Output field: </w:t>
       </w:r>
+      <w:proofErr w:type="spellStart"/>
       <w:r>
         <w:rPr>
           <w:rFonts w:ascii="Courier New" w:eastAsia="宋体" w:hAnsi="Courier New" w:cs="Courier New"/>
@@ -30595,6 +33988,7 @@
         </w:rPr>
         <w:t>cropland_pct</w:t>
       </w:r>
+      <w:proofErr w:type="spellEnd"/>
     </w:p>
     <w:p>
       <w:pPr>
@@ -30765,7 +34159,7 @@
           <w:lang w:val="en-GB" w:eastAsia="zh-CN"/>
         </w:rPr>
       </w:pPr>
-      <w:bookmarkStart w:id="405" w:name="_Toc206342966"/>
+      <w:bookmarkStart w:id="407" w:name="_Toc206342966"/>
       <w:r>
         <w:rPr>
           <w:rFonts w:eastAsia="宋体" w:hint="eastAsia"/>
@@ -30773,7 +34167,7 @@
         </w:rPr>
         <w:t>Research Log</w:t>
       </w:r>
-      <w:bookmarkEnd w:id="405"/>
+      <w:bookmarkEnd w:id="407"/>
     </w:p>
     <w:p>
       <w:pPr>
@@ -30942,7 +34336,23 @@
           <w:rFonts w:eastAsia="宋体"/>
           <w:lang w:val="en-GB" w:eastAsia="zh-CN"/>
         </w:rPr>
-        <w:t>Outlined methodology: DiD, event study, spatial heterogeneity.</w:t>
+        <w:t xml:space="preserve">Outlined methodology: </w:t>
+      </w:r>
+      <w:proofErr w:type="spellStart"/>
+      <w:r>
+        <w:rPr>
+          <w:rFonts w:eastAsia="宋体"/>
+          <w:lang w:val="en-GB" w:eastAsia="zh-CN"/>
+        </w:rPr>
+        <w:t>DiD</w:t>
+      </w:r>
+      <w:proofErr w:type="spellEnd"/>
+      <w:r>
+        <w:rPr>
+          <w:rFonts w:eastAsia="宋体"/>
+          <w:lang w:val="en-GB" w:eastAsia="zh-CN"/>
+        </w:rPr>
+        <w:t>, event study, spatial heterogeneity.</w:t>
       </w:r>
     </w:p>
     <w:p>
@@ -33948,6 +37358,119 @@
     </w:lvl>
   </w:abstractNum>
   <w:abstractNum w:abstractNumId="29" w15:restartNumberingAfterBreak="0">
+    <w:nsid w:val="6EB201E9"/>
+    <w:multiLevelType w:val="multilevel"/>
+    <w:tmpl w:val="7C24D3E0"/>
+    <w:lvl w:ilvl="0">
+      <w:start w:val="1"/>
+      <w:numFmt w:val="decimal"/>
+      <w:lvlText w:val="%1"/>
+      <w:lvlJc w:val="left"/>
+      <w:pPr>
+        <w:ind w:left="390" w:hanging="390"/>
+      </w:pPr>
+      <w:rPr>
+        <w:rFonts w:eastAsiaTheme="majorEastAsia" w:hint="default"/>
+      </w:rPr>
+    </w:lvl>
+    <w:lvl w:ilvl="1">
+      <w:start w:val="1"/>
+      <w:numFmt w:val="decimal"/>
+      <w:lvlText w:val="%1.%2"/>
+      <w:lvlJc w:val="left"/>
+      <w:pPr>
+        <w:ind w:left="390" w:hanging="390"/>
+      </w:pPr>
+      <w:rPr>
+        <w:rFonts w:eastAsiaTheme="majorEastAsia" w:hint="default"/>
+      </w:rPr>
+    </w:lvl>
+    <w:lvl w:ilvl="2">
+      <w:start w:val="1"/>
+      <w:numFmt w:val="decimal"/>
+      <w:lvlText w:val="%1.%2.%3"/>
+      <w:lvlJc w:val="left"/>
+      <w:pPr>
+        <w:ind w:left="720" w:hanging="720"/>
+      </w:pPr>
+      <w:rPr>
+        <w:rFonts w:eastAsiaTheme="majorEastAsia" w:hint="default"/>
+      </w:rPr>
+    </w:lvl>
+    <w:lvl w:ilvl="3">
+      <w:start w:val="1"/>
+      <w:numFmt w:val="decimal"/>
+      <w:lvlText w:val="%1.%2.%3.%4"/>
+      <w:lvlJc w:val="left"/>
+      <w:pPr>
+        <w:ind w:left="1080" w:hanging="1080"/>
+      </w:pPr>
+      <w:rPr>
+        <w:rFonts w:eastAsiaTheme="majorEastAsia" w:hint="default"/>
+      </w:rPr>
+    </w:lvl>
+    <w:lvl w:ilvl="4">
+      <w:start w:val="1"/>
+      <w:numFmt w:val="decimal"/>
+      <w:lvlText w:val="%1.%2.%3.%4.%5"/>
+      <w:lvlJc w:val="left"/>
+      <w:pPr>
+        <w:ind w:left="1080" w:hanging="1080"/>
+      </w:pPr>
+      <w:rPr>
+        <w:rFonts w:eastAsiaTheme="majorEastAsia" w:hint="default"/>
+      </w:rPr>
+    </w:lvl>
+    <w:lvl w:ilvl="5">
+      <w:start w:val="1"/>
+      <w:numFmt w:val="decimal"/>
+      <w:lvlText w:val="%1.%2.%3.%4.%5.%6"/>
+      <w:lvlJc w:val="left"/>
+      <w:pPr>
+        <w:ind w:left="1440" w:hanging="1440"/>
+      </w:pPr>
+      <w:rPr>
+        <w:rFonts w:eastAsiaTheme="majorEastAsia" w:hint="default"/>
+      </w:rPr>
+    </w:lvl>
+    <w:lvl w:ilvl="6">
+      <w:start w:val="1"/>
+      <w:numFmt w:val="decimal"/>
+      <w:lvlText w:val="%1.%2.%3.%4.%5.%6.%7"/>
+      <w:lvlJc w:val="left"/>
+      <w:pPr>
+        <w:ind w:left="1440" w:hanging="1440"/>
+      </w:pPr>
+      <w:rPr>
+        <w:rFonts w:eastAsiaTheme="majorEastAsia" w:hint="default"/>
+      </w:rPr>
+    </w:lvl>
+    <w:lvl w:ilvl="7">
+      <w:start w:val="1"/>
+      <w:numFmt w:val="decimal"/>
+      <w:lvlText w:val="%1.%2.%3.%4.%5.%6.%7.%8"/>
+      <w:lvlJc w:val="left"/>
+      <w:pPr>
+        <w:ind w:left="1800" w:hanging="1800"/>
+      </w:pPr>
+      <w:rPr>
+        <w:rFonts w:eastAsiaTheme="majorEastAsia" w:hint="default"/>
+      </w:rPr>
+    </w:lvl>
+    <w:lvl w:ilvl="8">
+      <w:start w:val="1"/>
+      <w:numFmt w:val="decimal"/>
+      <w:lvlText w:val="%1.%2.%3.%4.%5.%6.%7.%8.%9"/>
+      <w:lvlJc w:val="left"/>
+      <w:pPr>
+        <w:ind w:left="1800" w:hanging="1800"/>
+      </w:pPr>
+      <w:rPr>
+        <w:rFonts w:eastAsiaTheme="majorEastAsia" w:hint="default"/>
+      </w:rPr>
+    </w:lvl>
+  </w:abstractNum>
+  <w:abstractNum w:abstractNumId="30" w15:restartNumberingAfterBreak="0">
     <w:nsid w:val="6FC7633D"/>
     <w:multiLevelType w:val="hybridMultilevel"/>
     <w:tmpl w:val="AF1AE548"/>
@@ -34036,7 +37559,7 @@
       </w:pPr>
     </w:lvl>
   </w:abstractNum>
-  <w:abstractNum w:abstractNumId="30" w15:restartNumberingAfterBreak="0">
+  <w:abstractNum w:abstractNumId="31" w15:restartNumberingAfterBreak="0">
     <w:nsid w:val="77BC2A6B"/>
     <w:multiLevelType w:val="multilevel"/>
     <w:tmpl w:val="447CA23E"/>
@@ -34149,7 +37672,7 @@
       </w:rPr>
     </w:lvl>
   </w:abstractNum>
-  <w:abstractNum w:abstractNumId="31" w15:restartNumberingAfterBreak="0">
+  <w:abstractNum w:abstractNumId="32" w15:restartNumberingAfterBreak="0">
     <w:nsid w:val="7CBF7B76"/>
     <w:multiLevelType w:val="multilevel"/>
     <w:tmpl w:val="7C24D3E0"/>
@@ -34262,7 +37785,7 @@
       </w:rPr>
     </w:lvl>
   </w:abstractNum>
-  <w:abstractNum w:abstractNumId="32" w15:restartNumberingAfterBreak="0">
+  <w:abstractNum w:abstractNumId="33" w15:restartNumberingAfterBreak="0">
     <w:nsid w:val="7F8308CB"/>
     <w:multiLevelType w:val="hybridMultilevel"/>
     <w:tmpl w:val="B3E27854"/>
@@ -34370,13 +37893,13 @@
     <w:abstractNumId w:val="0"/>
   </w:num>
   <w:num w:numId="7" w16cid:durableId="609508087">
-    <w:abstractNumId w:val="31"/>
+    <w:abstractNumId w:val="32"/>
   </w:num>
   <w:num w:numId="8" w16cid:durableId="1327243263">
     <w:abstractNumId w:val="16"/>
   </w:num>
   <w:num w:numId="9" w16cid:durableId="890074786">
-    <w:abstractNumId w:val="30"/>
+    <w:abstractNumId w:val="31"/>
   </w:num>
   <w:num w:numId="10" w16cid:durableId="76902165">
     <w:abstractNumId w:val="22"/>
@@ -34412,7 +37935,7 @@
     <w:abstractNumId w:val="24"/>
   </w:num>
   <w:num w:numId="21" w16cid:durableId="984432289">
-    <w:abstractNumId w:val="29"/>
+    <w:abstractNumId w:val="30"/>
   </w:num>
   <w:num w:numId="22" w16cid:durableId="2144106606">
     <w:abstractNumId w:val="26"/>
@@ -34436,7 +37959,7 @@
     <w:abstractNumId w:val="11"/>
   </w:num>
   <w:num w:numId="29" w16cid:durableId="1538665546">
-    <w:abstractNumId w:val="32"/>
+    <w:abstractNumId w:val="33"/>
   </w:num>
   <w:num w:numId="30" w16cid:durableId="1452090504">
     <w:abstractNumId w:val="13"/>
@@ -34449,6 +37972,9 @@
   </w:num>
   <w:num w:numId="33" w16cid:durableId="166098608">
     <w:abstractNumId w:val="12"/>
+  </w:num>
+  <w:num w:numId="34" w16cid:durableId="1979454664">
+    <w:abstractNumId w:val="29"/>
   </w:num>
   <w:numIdMacAtCleanup w:val="33"/>
 </w:numbering>
